--- a/Level5/Object_Oriented_Programming/Summary_Report.docx
+++ b/Level5/Object_Oriented_Programming/Summary_Report.docx
@@ -11,6 +11,9 @@
       <w:r>
         <w:t>Leave Booking System API</w:t>
       </w:r>
+      <w:r>
+        <w:t xml:space="preserve"> – SOLID and GRASP Principals Summary Report</w:t>
+      </w:r>
     </w:p>
     <w:p>
       <w:pPr>
@@ -97,9 +100,8 @@
         <w:rPr>
           <w:rFonts w:asciiTheme="minorHAnsi" w:hAnsiTheme="minorHAnsi" w:cs="Calibri"/>
           <w:sz w:val="28"/>
-          <w:highlight w:val="yellow"/>
-        </w:rPr>
-        <w:t>Tutor Name</w:t>
+        </w:rPr>
+        <w:t>Nathan Gajewski</w:t>
       </w:r>
     </w:p>
     <w:p>
@@ -228,6 +230,15 @@
     </w:p>
     <w:sdt>
       <w:sdtPr>
+        <w:rPr>
+          <w:rFonts w:asciiTheme="minorHAnsi" w:eastAsiaTheme="minorHAnsi" w:hAnsiTheme="minorHAnsi" w:cstheme="minorBidi"/>
+          <w:color w:val="auto"/>
+          <w:kern w:val="2"/>
+          <w:sz w:val="22"/>
+          <w:szCs w:val="22"/>
+          <w:lang w:val="en-GB"/>
+          <w14:ligatures w14:val="standardContextual"/>
+        </w:rPr>
         <w:id w:val="-262534846"/>
         <w:docPartObj>
           <w:docPartGallery w:val="Table of Contents"/>
@@ -236,16 +247,9 @@
       </w:sdtPr>
       <w:sdtEndPr>
         <w:rPr>
-          <w:rFonts w:asciiTheme="minorHAnsi" w:eastAsiaTheme="minorHAnsi" w:hAnsiTheme="minorHAnsi" w:cstheme="minorBidi"/>
           <w:b/>
           <w:bCs/>
           <w:noProof/>
-          <w:color w:val="auto"/>
-          <w:kern w:val="2"/>
-          <w:sz w:val="22"/>
-          <w:szCs w:val="22"/>
-          <w:lang w:val="en-GB"/>
-          <w14:ligatures w14:val="standardContextual"/>
         </w:rPr>
       </w:sdtEndPr>
       <w:sdtContent>
@@ -258,6 +262,19 @@
           </w:r>
         </w:p>
         <w:p>
+          <w:pPr>
+            <w:pStyle w:val="TOC1"/>
+            <w:tabs>
+              <w:tab w:val="right" w:leader="dot" w:pos="9016"/>
+            </w:tabs>
+            <w:rPr>
+              <w:rFonts w:eastAsiaTheme="minorEastAsia"/>
+              <w:noProof/>
+              <w:sz w:val="24"/>
+              <w:szCs w:val="24"/>
+              <w:lang w:eastAsia="en-GB"/>
+            </w:rPr>
+          </w:pPr>
           <w:r>
             <w:fldChar w:fldCharType="begin"/>
           </w:r>
@@ -267,15 +284,1289 @@
           <w:r>
             <w:fldChar w:fldCharType="separate"/>
           </w:r>
-          <w:r>
+          <w:hyperlink w:anchor="_Toc222906891" w:history="1">
+            <w:r>
+              <w:rPr>
+                <w:rStyle w:val="Hyperlink"/>
+                <w:noProof/>
+              </w:rPr>
+              <w:t>Introduction</w:t>
+            </w:r>
+            <w:r>
+              <w:rPr>
+                <w:noProof/>
+                <w:webHidden/>
+              </w:rPr>
+              <w:tab/>
+            </w:r>
+            <w:r>
+              <w:rPr>
+                <w:noProof/>
+                <w:webHidden/>
+              </w:rPr>
+              <w:fldChar w:fldCharType="begin"/>
+            </w:r>
+            <w:r>
+              <w:rPr>
+                <w:noProof/>
+                <w:webHidden/>
+              </w:rPr>
+              <w:instrText xml:space="preserve"> PAGEREF _Toc222906891 \h </w:instrText>
+            </w:r>
+            <w:r>
+              <w:rPr>
+                <w:noProof/>
+                <w:webHidden/>
+              </w:rPr>
+            </w:r>
+            <w:r>
+              <w:rPr>
+                <w:noProof/>
+                <w:webHidden/>
+              </w:rPr>
+              <w:fldChar w:fldCharType="separate"/>
+            </w:r>
+            <w:r>
+              <w:rPr>
+                <w:noProof/>
+                <w:webHidden/>
+              </w:rPr>
+              <w:t>2</w:t>
+            </w:r>
+            <w:r>
+              <w:rPr>
+                <w:noProof/>
+                <w:webHidden/>
+              </w:rPr>
+              <w:fldChar w:fldCharType="end"/>
+            </w:r>
+          </w:hyperlink>
+        </w:p>
+        <w:p>
+          <w:pPr>
+            <w:pStyle w:val="TOC1"/>
+            <w:tabs>
+              <w:tab w:val="right" w:leader="dot" w:pos="9016"/>
+            </w:tabs>
             <w:rPr>
-              <w:b/>
-              <w:bCs/>
+              <w:rFonts w:eastAsiaTheme="minorEastAsia"/>
               <w:noProof/>
-              <w:lang w:val="en-US"/>
+              <w:sz w:val="24"/>
+              <w:szCs w:val="24"/>
+              <w:lang w:eastAsia="en-GB"/>
             </w:rPr>
-            <w:t>No table of contents entries found.</w:t>
-          </w:r>
+          </w:pPr>
+          <w:hyperlink w:anchor="_Toc222906892" w:history="1">
+            <w:r>
+              <w:rPr>
+                <w:rStyle w:val="Hyperlink"/>
+                <w:noProof/>
+              </w:rPr>
+              <w:t>SOLID Principles</w:t>
+            </w:r>
+            <w:r>
+              <w:rPr>
+                <w:noProof/>
+                <w:webHidden/>
+              </w:rPr>
+              <w:tab/>
+            </w:r>
+            <w:r>
+              <w:rPr>
+                <w:noProof/>
+                <w:webHidden/>
+              </w:rPr>
+              <w:fldChar w:fldCharType="begin"/>
+            </w:r>
+            <w:r>
+              <w:rPr>
+                <w:noProof/>
+                <w:webHidden/>
+              </w:rPr>
+              <w:instrText xml:space="preserve"> PAGEREF _Toc222906892 \h </w:instrText>
+            </w:r>
+            <w:r>
+              <w:rPr>
+                <w:noProof/>
+                <w:webHidden/>
+              </w:rPr>
+            </w:r>
+            <w:r>
+              <w:rPr>
+                <w:noProof/>
+                <w:webHidden/>
+              </w:rPr>
+              <w:fldChar w:fldCharType="separate"/>
+            </w:r>
+            <w:r>
+              <w:rPr>
+                <w:noProof/>
+                <w:webHidden/>
+              </w:rPr>
+              <w:t>2</w:t>
+            </w:r>
+            <w:r>
+              <w:rPr>
+                <w:noProof/>
+                <w:webHidden/>
+              </w:rPr>
+              <w:fldChar w:fldCharType="end"/>
+            </w:r>
+          </w:hyperlink>
+        </w:p>
+        <w:p>
+          <w:pPr>
+            <w:pStyle w:val="TOC2"/>
+            <w:tabs>
+              <w:tab w:val="right" w:leader="dot" w:pos="9016"/>
+            </w:tabs>
+            <w:rPr>
+              <w:rFonts w:eastAsiaTheme="minorEastAsia"/>
+              <w:noProof/>
+              <w:sz w:val="24"/>
+              <w:szCs w:val="24"/>
+              <w:lang w:eastAsia="en-GB"/>
+            </w:rPr>
+          </w:pPr>
+          <w:hyperlink w:anchor="_Toc222906893" w:history="1">
+            <w:r>
+              <w:rPr>
+                <w:rStyle w:val="Hyperlink"/>
+                <w:noProof/>
+              </w:rPr>
+              <w:t>Implementation of the Single Responsibility Principle</w:t>
+            </w:r>
+            <w:r>
+              <w:rPr>
+                <w:noProof/>
+                <w:webHidden/>
+              </w:rPr>
+              <w:tab/>
+            </w:r>
+            <w:r>
+              <w:rPr>
+                <w:noProof/>
+                <w:webHidden/>
+              </w:rPr>
+              <w:fldChar w:fldCharType="begin"/>
+            </w:r>
+            <w:r>
+              <w:rPr>
+                <w:noProof/>
+                <w:webHidden/>
+              </w:rPr>
+              <w:instrText xml:space="preserve"> PAGEREF _Toc222906893 \h </w:instrText>
+            </w:r>
+            <w:r>
+              <w:rPr>
+                <w:noProof/>
+                <w:webHidden/>
+              </w:rPr>
+            </w:r>
+            <w:r>
+              <w:rPr>
+                <w:noProof/>
+                <w:webHidden/>
+              </w:rPr>
+              <w:fldChar w:fldCharType="separate"/>
+            </w:r>
+            <w:r>
+              <w:rPr>
+                <w:noProof/>
+                <w:webHidden/>
+              </w:rPr>
+              <w:t>4</w:t>
+            </w:r>
+            <w:r>
+              <w:rPr>
+                <w:noProof/>
+                <w:webHidden/>
+              </w:rPr>
+              <w:fldChar w:fldCharType="end"/>
+            </w:r>
+          </w:hyperlink>
+        </w:p>
+        <w:p>
+          <w:pPr>
+            <w:pStyle w:val="TOC2"/>
+            <w:tabs>
+              <w:tab w:val="right" w:leader="dot" w:pos="9016"/>
+            </w:tabs>
+            <w:rPr>
+              <w:rFonts w:eastAsiaTheme="minorEastAsia"/>
+              <w:noProof/>
+              <w:sz w:val="24"/>
+              <w:szCs w:val="24"/>
+              <w:lang w:eastAsia="en-GB"/>
+            </w:rPr>
+          </w:pPr>
+          <w:hyperlink w:anchor="_Toc222906894" w:history="1">
+            <w:r>
+              <w:rPr>
+                <w:rStyle w:val="Hyperlink"/>
+                <w:noProof/>
+              </w:rPr>
+              <w:t>Implementation of the Open-Closed Principle</w:t>
+            </w:r>
+            <w:r>
+              <w:rPr>
+                <w:noProof/>
+                <w:webHidden/>
+              </w:rPr>
+              <w:tab/>
+            </w:r>
+            <w:r>
+              <w:rPr>
+                <w:noProof/>
+                <w:webHidden/>
+              </w:rPr>
+              <w:fldChar w:fldCharType="begin"/>
+            </w:r>
+            <w:r>
+              <w:rPr>
+                <w:noProof/>
+                <w:webHidden/>
+              </w:rPr>
+              <w:instrText xml:space="preserve"> PAGEREF _Toc222906894 \h </w:instrText>
+            </w:r>
+            <w:r>
+              <w:rPr>
+                <w:noProof/>
+                <w:webHidden/>
+              </w:rPr>
+            </w:r>
+            <w:r>
+              <w:rPr>
+                <w:noProof/>
+                <w:webHidden/>
+              </w:rPr>
+              <w:fldChar w:fldCharType="separate"/>
+            </w:r>
+            <w:r>
+              <w:rPr>
+                <w:noProof/>
+                <w:webHidden/>
+              </w:rPr>
+              <w:t>4</w:t>
+            </w:r>
+            <w:r>
+              <w:rPr>
+                <w:noProof/>
+                <w:webHidden/>
+              </w:rPr>
+              <w:fldChar w:fldCharType="end"/>
+            </w:r>
+          </w:hyperlink>
+        </w:p>
+        <w:p>
+          <w:pPr>
+            <w:pStyle w:val="TOC2"/>
+            <w:tabs>
+              <w:tab w:val="right" w:leader="dot" w:pos="9016"/>
+            </w:tabs>
+            <w:rPr>
+              <w:rFonts w:eastAsiaTheme="minorEastAsia"/>
+              <w:noProof/>
+              <w:sz w:val="24"/>
+              <w:szCs w:val="24"/>
+              <w:lang w:eastAsia="en-GB"/>
+            </w:rPr>
+          </w:pPr>
+          <w:hyperlink w:anchor="_Toc222906895" w:history="1">
+            <w:r>
+              <w:rPr>
+                <w:rStyle w:val="Hyperlink"/>
+                <w:noProof/>
+              </w:rPr>
+              <w:t>Implementation of the Liskov Substitution Principle</w:t>
+            </w:r>
+            <w:r>
+              <w:rPr>
+                <w:noProof/>
+                <w:webHidden/>
+              </w:rPr>
+              <w:tab/>
+            </w:r>
+            <w:r>
+              <w:rPr>
+                <w:noProof/>
+                <w:webHidden/>
+              </w:rPr>
+              <w:fldChar w:fldCharType="begin"/>
+            </w:r>
+            <w:r>
+              <w:rPr>
+                <w:noProof/>
+                <w:webHidden/>
+              </w:rPr>
+              <w:instrText xml:space="preserve"> PAGEREF _Toc222906895 \h </w:instrText>
+            </w:r>
+            <w:r>
+              <w:rPr>
+                <w:noProof/>
+                <w:webHidden/>
+              </w:rPr>
+            </w:r>
+            <w:r>
+              <w:rPr>
+                <w:noProof/>
+                <w:webHidden/>
+              </w:rPr>
+              <w:fldChar w:fldCharType="separate"/>
+            </w:r>
+            <w:r>
+              <w:rPr>
+                <w:noProof/>
+                <w:webHidden/>
+              </w:rPr>
+              <w:t>4</w:t>
+            </w:r>
+            <w:r>
+              <w:rPr>
+                <w:noProof/>
+                <w:webHidden/>
+              </w:rPr>
+              <w:fldChar w:fldCharType="end"/>
+            </w:r>
+          </w:hyperlink>
+        </w:p>
+        <w:p>
+          <w:pPr>
+            <w:pStyle w:val="TOC2"/>
+            <w:tabs>
+              <w:tab w:val="right" w:leader="dot" w:pos="9016"/>
+            </w:tabs>
+            <w:rPr>
+              <w:rFonts w:eastAsiaTheme="minorEastAsia"/>
+              <w:noProof/>
+              <w:sz w:val="24"/>
+              <w:szCs w:val="24"/>
+              <w:lang w:eastAsia="en-GB"/>
+            </w:rPr>
+          </w:pPr>
+          <w:hyperlink w:anchor="_Toc222906896" w:history="1">
+            <w:r>
+              <w:rPr>
+                <w:rStyle w:val="Hyperlink"/>
+                <w:noProof/>
+              </w:rPr>
+              <w:t>Implementation of the Interface Segregation Principle</w:t>
+            </w:r>
+            <w:r>
+              <w:rPr>
+                <w:noProof/>
+                <w:webHidden/>
+              </w:rPr>
+              <w:tab/>
+            </w:r>
+            <w:r>
+              <w:rPr>
+                <w:noProof/>
+                <w:webHidden/>
+              </w:rPr>
+              <w:fldChar w:fldCharType="begin"/>
+            </w:r>
+            <w:r>
+              <w:rPr>
+                <w:noProof/>
+                <w:webHidden/>
+              </w:rPr>
+              <w:instrText xml:space="preserve"> PAGEREF _Toc222906896 \h </w:instrText>
+            </w:r>
+            <w:r>
+              <w:rPr>
+                <w:noProof/>
+                <w:webHidden/>
+              </w:rPr>
+            </w:r>
+            <w:r>
+              <w:rPr>
+                <w:noProof/>
+                <w:webHidden/>
+              </w:rPr>
+              <w:fldChar w:fldCharType="separate"/>
+            </w:r>
+            <w:r>
+              <w:rPr>
+                <w:noProof/>
+                <w:webHidden/>
+              </w:rPr>
+              <w:t>4</w:t>
+            </w:r>
+            <w:r>
+              <w:rPr>
+                <w:noProof/>
+                <w:webHidden/>
+              </w:rPr>
+              <w:fldChar w:fldCharType="end"/>
+            </w:r>
+          </w:hyperlink>
+        </w:p>
+        <w:p>
+          <w:pPr>
+            <w:pStyle w:val="TOC2"/>
+            <w:tabs>
+              <w:tab w:val="right" w:leader="dot" w:pos="9016"/>
+            </w:tabs>
+            <w:rPr>
+              <w:rFonts w:eastAsiaTheme="minorEastAsia"/>
+              <w:noProof/>
+              <w:sz w:val="24"/>
+              <w:szCs w:val="24"/>
+              <w:lang w:eastAsia="en-GB"/>
+            </w:rPr>
+          </w:pPr>
+          <w:hyperlink w:anchor="_Toc222906897" w:history="1">
+            <w:r>
+              <w:rPr>
+                <w:rStyle w:val="Hyperlink"/>
+                <w:noProof/>
+              </w:rPr>
+              <w:t>Implementation of the Dependency Inversion Principle</w:t>
+            </w:r>
+            <w:r>
+              <w:rPr>
+                <w:noProof/>
+                <w:webHidden/>
+              </w:rPr>
+              <w:tab/>
+            </w:r>
+            <w:r>
+              <w:rPr>
+                <w:noProof/>
+                <w:webHidden/>
+              </w:rPr>
+              <w:fldChar w:fldCharType="begin"/>
+            </w:r>
+            <w:r>
+              <w:rPr>
+                <w:noProof/>
+                <w:webHidden/>
+              </w:rPr>
+              <w:instrText xml:space="preserve"> PAGEREF _Toc222906897 \h </w:instrText>
+            </w:r>
+            <w:r>
+              <w:rPr>
+                <w:noProof/>
+                <w:webHidden/>
+              </w:rPr>
+            </w:r>
+            <w:r>
+              <w:rPr>
+                <w:noProof/>
+                <w:webHidden/>
+              </w:rPr>
+              <w:fldChar w:fldCharType="separate"/>
+            </w:r>
+            <w:r>
+              <w:rPr>
+                <w:noProof/>
+                <w:webHidden/>
+              </w:rPr>
+              <w:t>4</w:t>
+            </w:r>
+            <w:r>
+              <w:rPr>
+                <w:noProof/>
+                <w:webHidden/>
+              </w:rPr>
+              <w:fldChar w:fldCharType="end"/>
+            </w:r>
+          </w:hyperlink>
+        </w:p>
+        <w:p>
+          <w:pPr>
+            <w:pStyle w:val="TOC1"/>
+            <w:tabs>
+              <w:tab w:val="right" w:leader="dot" w:pos="9016"/>
+            </w:tabs>
+            <w:rPr>
+              <w:rFonts w:eastAsiaTheme="minorEastAsia"/>
+              <w:noProof/>
+              <w:sz w:val="24"/>
+              <w:szCs w:val="24"/>
+              <w:lang w:eastAsia="en-GB"/>
+            </w:rPr>
+          </w:pPr>
+          <w:hyperlink w:anchor="_Toc222906898" w:history="1">
+            <w:r>
+              <w:rPr>
+                <w:rStyle w:val="Hyperlink"/>
+                <w:noProof/>
+              </w:rPr>
+              <w:t>GRASP Principles and Patterns</w:t>
+            </w:r>
+            <w:r>
+              <w:rPr>
+                <w:noProof/>
+                <w:webHidden/>
+              </w:rPr>
+              <w:tab/>
+            </w:r>
+            <w:r>
+              <w:rPr>
+                <w:noProof/>
+                <w:webHidden/>
+              </w:rPr>
+              <w:fldChar w:fldCharType="begin"/>
+            </w:r>
+            <w:r>
+              <w:rPr>
+                <w:noProof/>
+                <w:webHidden/>
+              </w:rPr>
+              <w:instrText xml:space="preserve"> PAGEREF _Toc222906898 \h </w:instrText>
+            </w:r>
+            <w:r>
+              <w:rPr>
+                <w:noProof/>
+                <w:webHidden/>
+              </w:rPr>
+            </w:r>
+            <w:r>
+              <w:rPr>
+                <w:noProof/>
+                <w:webHidden/>
+              </w:rPr>
+              <w:fldChar w:fldCharType="separate"/>
+            </w:r>
+            <w:r>
+              <w:rPr>
+                <w:noProof/>
+                <w:webHidden/>
+              </w:rPr>
+              <w:t>4</w:t>
+            </w:r>
+            <w:r>
+              <w:rPr>
+                <w:noProof/>
+                <w:webHidden/>
+              </w:rPr>
+              <w:fldChar w:fldCharType="end"/>
+            </w:r>
+          </w:hyperlink>
+        </w:p>
+        <w:p>
+          <w:pPr>
+            <w:pStyle w:val="TOC2"/>
+            <w:tabs>
+              <w:tab w:val="right" w:leader="dot" w:pos="9016"/>
+            </w:tabs>
+            <w:rPr>
+              <w:rFonts w:eastAsiaTheme="minorEastAsia"/>
+              <w:noProof/>
+              <w:sz w:val="24"/>
+              <w:szCs w:val="24"/>
+              <w:lang w:eastAsia="en-GB"/>
+            </w:rPr>
+          </w:pPr>
+          <w:hyperlink w:anchor="_Toc222906899" w:history="1">
+            <w:r>
+              <w:rPr>
+                <w:rStyle w:val="Hyperlink"/>
+                <w:noProof/>
+              </w:rPr>
+              <w:t>Implementation of the Information Export Pattern</w:t>
+            </w:r>
+            <w:r>
+              <w:rPr>
+                <w:noProof/>
+                <w:webHidden/>
+              </w:rPr>
+              <w:tab/>
+            </w:r>
+            <w:r>
+              <w:rPr>
+                <w:noProof/>
+                <w:webHidden/>
+              </w:rPr>
+              <w:fldChar w:fldCharType="begin"/>
+            </w:r>
+            <w:r>
+              <w:rPr>
+                <w:noProof/>
+                <w:webHidden/>
+              </w:rPr>
+              <w:instrText xml:space="preserve"> PAGEREF _Toc222906899 \h </w:instrText>
+            </w:r>
+            <w:r>
+              <w:rPr>
+                <w:noProof/>
+                <w:webHidden/>
+              </w:rPr>
+            </w:r>
+            <w:r>
+              <w:rPr>
+                <w:noProof/>
+                <w:webHidden/>
+              </w:rPr>
+              <w:fldChar w:fldCharType="separate"/>
+            </w:r>
+            <w:r>
+              <w:rPr>
+                <w:noProof/>
+                <w:webHidden/>
+              </w:rPr>
+              <w:t>7</w:t>
+            </w:r>
+            <w:r>
+              <w:rPr>
+                <w:noProof/>
+                <w:webHidden/>
+              </w:rPr>
+              <w:fldChar w:fldCharType="end"/>
+            </w:r>
+          </w:hyperlink>
+        </w:p>
+        <w:p>
+          <w:pPr>
+            <w:pStyle w:val="TOC2"/>
+            <w:tabs>
+              <w:tab w:val="right" w:leader="dot" w:pos="9016"/>
+            </w:tabs>
+            <w:rPr>
+              <w:rFonts w:eastAsiaTheme="minorEastAsia"/>
+              <w:noProof/>
+              <w:sz w:val="24"/>
+              <w:szCs w:val="24"/>
+              <w:lang w:eastAsia="en-GB"/>
+            </w:rPr>
+          </w:pPr>
+          <w:hyperlink w:anchor="_Toc222906900" w:history="1">
+            <w:r>
+              <w:rPr>
+                <w:rStyle w:val="Hyperlink"/>
+                <w:noProof/>
+              </w:rPr>
+              <w:t>Implementation of the Creator Pattern</w:t>
+            </w:r>
+            <w:r>
+              <w:rPr>
+                <w:noProof/>
+                <w:webHidden/>
+              </w:rPr>
+              <w:tab/>
+            </w:r>
+            <w:r>
+              <w:rPr>
+                <w:noProof/>
+                <w:webHidden/>
+              </w:rPr>
+              <w:fldChar w:fldCharType="begin"/>
+            </w:r>
+            <w:r>
+              <w:rPr>
+                <w:noProof/>
+                <w:webHidden/>
+              </w:rPr>
+              <w:instrText xml:space="preserve"> PAGEREF _Toc222906900 \h </w:instrText>
+            </w:r>
+            <w:r>
+              <w:rPr>
+                <w:noProof/>
+                <w:webHidden/>
+              </w:rPr>
+            </w:r>
+            <w:r>
+              <w:rPr>
+                <w:noProof/>
+                <w:webHidden/>
+              </w:rPr>
+              <w:fldChar w:fldCharType="separate"/>
+            </w:r>
+            <w:r>
+              <w:rPr>
+                <w:noProof/>
+                <w:webHidden/>
+              </w:rPr>
+              <w:t>7</w:t>
+            </w:r>
+            <w:r>
+              <w:rPr>
+                <w:noProof/>
+                <w:webHidden/>
+              </w:rPr>
+              <w:fldChar w:fldCharType="end"/>
+            </w:r>
+          </w:hyperlink>
+        </w:p>
+        <w:p>
+          <w:pPr>
+            <w:pStyle w:val="TOC2"/>
+            <w:tabs>
+              <w:tab w:val="right" w:leader="dot" w:pos="9016"/>
+            </w:tabs>
+            <w:rPr>
+              <w:rFonts w:eastAsiaTheme="minorEastAsia"/>
+              <w:noProof/>
+              <w:sz w:val="24"/>
+              <w:szCs w:val="24"/>
+              <w:lang w:eastAsia="en-GB"/>
+            </w:rPr>
+          </w:pPr>
+          <w:hyperlink w:anchor="_Toc222906901" w:history="1">
+            <w:r>
+              <w:rPr>
+                <w:rStyle w:val="Hyperlink"/>
+                <w:noProof/>
+              </w:rPr>
+              <w:t>Implementation of the Controller Pattern</w:t>
+            </w:r>
+            <w:r>
+              <w:rPr>
+                <w:noProof/>
+                <w:webHidden/>
+              </w:rPr>
+              <w:tab/>
+            </w:r>
+            <w:r>
+              <w:rPr>
+                <w:noProof/>
+                <w:webHidden/>
+              </w:rPr>
+              <w:fldChar w:fldCharType="begin"/>
+            </w:r>
+            <w:r>
+              <w:rPr>
+                <w:noProof/>
+                <w:webHidden/>
+              </w:rPr>
+              <w:instrText xml:space="preserve"> PAGEREF _Toc222906901 \h </w:instrText>
+            </w:r>
+            <w:r>
+              <w:rPr>
+                <w:noProof/>
+                <w:webHidden/>
+              </w:rPr>
+            </w:r>
+            <w:r>
+              <w:rPr>
+                <w:noProof/>
+                <w:webHidden/>
+              </w:rPr>
+              <w:fldChar w:fldCharType="separate"/>
+            </w:r>
+            <w:r>
+              <w:rPr>
+                <w:noProof/>
+                <w:webHidden/>
+              </w:rPr>
+              <w:t>7</w:t>
+            </w:r>
+            <w:r>
+              <w:rPr>
+                <w:noProof/>
+                <w:webHidden/>
+              </w:rPr>
+              <w:fldChar w:fldCharType="end"/>
+            </w:r>
+          </w:hyperlink>
+        </w:p>
+        <w:p>
+          <w:pPr>
+            <w:pStyle w:val="TOC2"/>
+            <w:tabs>
+              <w:tab w:val="right" w:leader="dot" w:pos="9016"/>
+            </w:tabs>
+            <w:rPr>
+              <w:rFonts w:eastAsiaTheme="minorEastAsia"/>
+              <w:noProof/>
+              <w:sz w:val="24"/>
+              <w:szCs w:val="24"/>
+              <w:lang w:eastAsia="en-GB"/>
+            </w:rPr>
+          </w:pPr>
+          <w:hyperlink w:anchor="_Toc222906902" w:history="1">
+            <w:r>
+              <w:rPr>
+                <w:rStyle w:val="Hyperlink"/>
+                <w:noProof/>
+              </w:rPr>
+              <w:t>Implementation of the Indirection Principle</w:t>
+            </w:r>
+            <w:r>
+              <w:rPr>
+                <w:noProof/>
+                <w:webHidden/>
+              </w:rPr>
+              <w:tab/>
+            </w:r>
+            <w:r>
+              <w:rPr>
+                <w:noProof/>
+                <w:webHidden/>
+              </w:rPr>
+              <w:fldChar w:fldCharType="begin"/>
+            </w:r>
+            <w:r>
+              <w:rPr>
+                <w:noProof/>
+                <w:webHidden/>
+              </w:rPr>
+              <w:instrText xml:space="preserve"> PAGEREF _Toc222906902 \h </w:instrText>
+            </w:r>
+            <w:r>
+              <w:rPr>
+                <w:noProof/>
+                <w:webHidden/>
+              </w:rPr>
+            </w:r>
+            <w:r>
+              <w:rPr>
+                <w:noProof/>
+                <w:webHidden/>
+              </w:rPr>
+              <w:fldChar w:fldCharType="separate"/>
+            </w:r>
+            <w:r>
+              <w:rPr>
+                <w:noProof/>
+                <w:webHidden/>
+              </w:rPr>
+              <w:t>7</w:t>
+            </w:r>
+            <w:r>
+              <w:rPr>
+                <w:noProof/>
+                <w:webHidden/>
+              </w:rPr>
+              <w:fldChar w:fldCharType="end"/>
+            </w:r>
+          </w:hyperlink>
+        </w:p>
+        <w:p>
+          <w:pPr>
+            <w:pStyle w:val="TOC2"/>
+            <w:tabs>
+              <w:tab w:val="right" w:leader="dot" w:pos="9016"/>
+            </w:tabs>
+            <w:rPr>
+              <w:rFonts w:eastAsiaTheme="minorEastAsia"/>
+              <w:noProof/>
+              <w:sz w:val="24"/>
+              <w:szCs w:val="24"/>
+              <w:lang w:eastAsia="en-GB"/>
+            </w:rPr>
+          </w:pPr>
+          <w:hyperlink w:anchor="_Toc222906903" w:history="1">
+            <w:r>
+              <w:rPr>
+                <w:rStyle w:val="Hyperlink"/>
+                <w:noProof/>
+              </w:rPr>
+              <w:t>Implementation of the Low Coupling Principle</w:t>
+            </w:r>
+            <w:r>
+              <w:rPr>
+                <w:noProof/>
+                <w:webHidden/>
+              </w:rPr>
+              <w:tab/>
+            </w:r>
+            <w:r>
+              <w:rPr>
+                <w:noProof/>
+                <w:webHidden/>
+              </w:rPr>
+              <w:fldChar w:fldCharType="begin"/>
+            </w:r>
+            <w:r>
+              <w:rPr>
+                <w:noProof/>
+                <w:webHidden/>
+              </w:rPr>
+              <w:instrText xml:space="preserve"> PAGEREF _Toc222906903 \h </w:instrText>
+            </w:r>
+            <w:r>
+              <w:rPr>
+                <w:noProof/>
+                <w:webHidden/>
+              </w:rPr>
+            </w:r>
+            <w:r>
+              <w:rPr>
+                <w:noProof/>
+                <w:webHidden/>
+              </w:rPr>
+              <w:fldChar w:fldCharType="separate"/>
+            </w:r>
+            <w:r>
+              <w:rPr>
+                <w:noProof/>
+                <w:webHidden/>
+              </w:rPr>
+              <w:t>7</w:t>
+            </w:r>
+            <w:r>
+              <w:rPr>
+                <w:noProof/>
+                <w:webHidden/>
+              </w:rPr>
+              <w:fldChar w:fldCharType="end"/>
+            </w:r>
+          </w:hyperlink>
+        </w:p>
+        <w:p>
+          <w:pPr>
+            <w:pStyle w:val="TOC2"/>
+            <w:tabs>
+              <w:tab w:val="right" w:leader="dot" w:pos="9016"/>
+            </w:tabs>
+            <w:rPr>
+              <w:rFonts w:eastAsiaTheme="minorEastAsia"/>
+              <w:noProof/>
+              <w:sz w:val="24"/>
+              <w:szCs w:val="24"/>
+              <w:lang w:eastAsia="en-GB"/>
+            </w:rPr>
+          </w:pPr>
+          <w:hyperlink w:anchor="_Toc222906904" w:history="1">
+            <w:r>
+              <w:rPr>
+                <w:rStyle w:val="Hyperlink"/>
+                <w:noProof/>
+              </w:rPr>
+              <w:t>Implementation of the High Cohesion Principle</w:t>
+            </w:r>
+            <w:r>
+              <w:rPr>
+                <w:noProof/>
+                <w:webHidden/>
+              </w:rPr>
+              <w:tab/>
+            </w:r>
+            <w:r>
+              <w:rPr>
+                <w:noProof/>
+                <w:webHidden/>
+              </w:rPr>
+              <w:fldChar w:fldCharType="begin"/>
+            </w:r>
+            <w:r>
+              <w:rPr>
+                <w:noProof/>
+                <w:webHidden/>
+              </w:rPr>
+              <w:instrText xml:space="preserve"> PAGEREF _Toc222906904 \h </w:instrText>
+            </w:r>
+            <w:r>
+              <w:rPr>
+                <w:noProof/>
+                <w:webHidden/>
+              </w:rPr>
+            </w:r>
+            <w:r>
+              <w:rPr>
+                <w:noProof/>
+                <w:webHidden/>
+              </w:rPr>
+              <w:fldChar w:fldCharType="separate"/>
+            </w:r>
+            <w:r>
+              <w:rPr>
+                <w:noProof/>
+                <w:webHidden/>
+              </w:rPr>
+              <w:t>7</w:t>
+            </w:r>
+            <w:r>
+              <w:rPr>
+                <w:noProof/>
+                <w:webHidden/>
+              </w:rPr>
+              <w:fldChar w:fldCharType="end"/>
+            </w:r>
+          </w:hyperlink>
+        </w:p>
+        <w:p>
+          <w:pPr>
+            <w:pStyle w:val="TOC2"/>
+            <w:tabs>
+              <w:tab w:val="right" w:leader="dot" w:pos="9016"/>
+            </w:tabs>
+            <w:rPr>
+              <w:rFonts w:eastAsiaTheme="minorEastAsia"/>
+              <w:noProof/>
+              <w:sz w:val="24"/>
+              <w:szCs w:val="24"/>
+              <w:lang w:eastAsia="en-GB"/>
+            </w:rPr>
+          </w:pPr>
+          <w:hyperlink w:anchor="_Toc222906905" w:history="1">
+            <w:r>
+              <w:rPr>
+                <w:rStyle w:val="Hyperlink"/>
+                <w:noProof/>
+              </w:rPr>
+              <w:t>Implementation of the Polymorphism Principle</w:t>
+            </w:r>
+            <w:r>
+              <w:rPr>
+                <w:noProof/>
+                <w:webHidden/>
+              </w:rPr>
+              <w:tab/>
+            </w:r>
+            <w:r>
+              <w:rPr>
+                <w:noProof/>
+                <w:webHidden/>
+              </w:rPr>
+              <w:fldChar w:fldCharType="begin"/>
+            </w:r>
+            <w:r>
+              <w:rPr>
+                <w:noProof/>
+                <w:webHidden/>
+              </w:rPr>
+              <w:instrText xml:space="preserve"> PAGEREF _Toc222906905 \h </w:instrText>
+            </w:r>
+            <w:r>
+              <w:rPr>
+                <w:noProof/>
+                <w:webHidden/>
+              </w:rPr>
+            </w:r>
+            <w:r>
+              <w:rPr>
+                <w:noProof/>
+                <w:webHidden/>
+              </w:rPr>
+              <w:fldChar w:fldCharType="separate"/>
+            </w:r>
+            <w:r>
+              <w:rPr>
+                <w:noProof/>
+                <w:webHidden/>
+              </w:rPr>
+              <w:t>7</w:t>
+            </w:r>
+            <w:r>
+              <w:rPr>
+                <w:noProof/>
+                <w:webHidden/>
+              </w:rPr>
+              <w:fldChar w:fldCharType="end"/>
+            </w:r>
+          </w:hyperlink>
+        </w:p>
+        <w:p>
+          <w:pPr>
+            <w:pStyle w:val="TOC2"/>
+            <w:tabs>
+              <w:tab w:val="right" w:leader="dot" w:pos="9016"/>
+            </w:tabs>
+            <w:rPr>
+              <w:rFonts w:eastAsiaTheme="minorEastAsia"/>
+              <w:noProof/>
+              <w:sz w:val="24"/>
+              <w:szCs w:val="24"/>
+              <w:lang w:eastAsia="en-GB"/>
+            </w:rPr>
+          </w:pPr>
+          <w:hyperlink w:anchor="_Toc222906906" w:history="1">
+            <w:r>
+              <w:rPr>
+                <w:rStyle w:val="Hyperlink"/>
+                <w:noProof/>
+              </w:rPr>
+              <w:t>Implementation of the Protected Variations Principle</w:t>
+            </w:r>
+            <w:r>
+              <w:rPr>
+                <w:noProof/>
+                <w:webHidden/>
+              </w:rPr>
+              <w:tab/>
+            </w:r>
+            <w:r>
+              <w:rPr>
+                <w:noProof/>
+                <w:webHidden/>
+              </w:rPr>
+              <w:fldChar w:fldCharType="begin"/>
+            </w:r>
+            <w:r>
+              <w:rPr>
+                <w:noProof/>
+                <w:webHidden/>
+              </w:rPr>
+              <w:instrText xml:space="preserve"> PAGEREF _Toc222906906 \h </w:instrText>
+            </w:r>
+            <w:r>
+              <w:rPr>
+                <w:noProof/>
+                <w:webHidden/>
+              </w:rPr>
+            </w:r>
+            <w:r>
+              <w:rPr>
+                <w:noProof/>
+                <w:webHidden/>
+              </w:rPr>
+              <w:fldChar w:fldCharType="separate"/>
+            </w:r>
+            <w:r>
+              <w:rPr>
+                <w:noProof/>
+                <w:webHidden/>
+              </w:rPr>
+              <w:t>7</w:t>
+            </w:r>
+            <w:r>
+              <w:rPr>
+                <w:noProof/>
+                <w:webHidden/>
+              </w:rPr>
+              <w:fldChar w:fldCharType="end"/>
+            </w:r>
+          </w:hyperlink>
+        </w:p>
+        <w:p>
+          <w:pPr>
+            <w:pStyle w:val="TOC2"/>
+            <w:tabs>
+              <w:tab w:val="right" w:leader="dot" w:pos="9016"/>
+            </w:tabs>
+            <w:rPr>
+              <w:rFonts w:eastAsiaTheme="minorEastAsia"/>
+              <w:noProof/>
+              <w:sz w:val="24"/>
+              <w:szCs w:val="24"/>
+              <w:lang w:eastAsia="en-GB"/>
+            </w:rPr>
+          </w:pPr>
+          <w:hyperlink w:anchor="_Toc222906907" w:history="1">
+            <w:r>
+              <w:rPr>
+                <w:rStyle w:val="Hyperlink"/>
+                <w:noProof/>
+              </w:rPr>
+              <w:t>Implementation of the Pure Fabrication Pattern</w:t>
+            </w:r>
+            <w:r>
+              <w:rPr>
+                <w:noProof/>
+                <w:webHidden/>
+              </w:rPr>
+              <w:tab/>
+            </w:r>
+            <w:r>
+              <w:rPr>
+                <w:noProof/>
+                <w:webHidden/>
+              </w:rPr>
+              <w:fldChar w:fldCharType="begin"/>
+            </w:r>
+            <w:r>
+              <w:rPr>
+                <w:noProof/>
+                <w:webHidden/>
+              </w:rPr>
+              <w:instrText xml:space="preserve"> PAGEREF _Toc222906907 \h </w:instrText>
+            </w:r>
+            <w:r>
+              <w:rPr>
+                <w:noProof/>
+                <w:webHidden/>
+              </w:rPr>
+            </w:r>
+            <w:r>
+              <w:rPr>
+                <w:noProof/>
+                <w:webHidden/>
+              </w:rPr>
+              <w:fldChar w:fldCharType="separate"/>
+            </w:r>
+            <w:r>
+              <w:rPr>
+                <w:noProof/>
+                <w:webHidden/>
+              </w:rPr>
+              <w:t>7</w:t>
+            </w:r>
+            <w:r>
+              <w:rPr>
+                <w:noProof/>
+                <w:webHidden/>
+              </w:rPr>
+              <w:fldChar w:fldCharType="end"/>
+            </w:r>
+          </w:hyperlink>
+        </w:p>
+        <w:p>
+          <w:pPr>
+            <w:pStyle w:val="TOC1"/>
+            <w:tabs>
+              <w:tab w:val="right" w:leader="dot" w:pos="9016"/>
+            </w:tabs>
+            <w:rPr>
+              <w:rFonts w:eastAsiaTheme="minorEastAsia"/>
+              <w:noProof/>
+              <w:sz w:val="24"/>
+              <w:szCs w:val="24"/>
+              <w:lang w:eastAsia="en-GB"/>
+            </w:rPr>
+          </w:pPr>
+          <w:hyperlink w:anchor="_Toc222906908" w:history="1">
+            <w:r>
+              <w:rPr>
+                <w:rStyle w:val="Hyperlink"/>
+                <w:noProof/>
+              </w:rPr>
+              <w:t>References</w:t>
+            </w:r>
+            <w:r>
+              <w:rPr>
+                <w:noProof/>
+                <w:webHidden/>
+              </w:rPr>
+              <w:tab/>
+            </w:r>
+            <w:r>
+              <w:rPr>
+                <w:noProof/>
+                <w:webHidden/>
+              </w:rPr>
+              <w:fldChar w:fldCharType="begin"/>
+            </w:r>
+            <w:r>
+              <w:rPr>
+                <w:noProof/>
+                <w:webHidden/>
+              </w:rPr>
+              <w:instrText xml:space="preserve"> PAGEREF _Toc222906908 \h </w:instrText>
+            </w:r>
+            <w:r>
+              <w:rPr>
+                <w:noProof/>
+                <w:webHidden/>
+              </w:rPr>
+            </w:r>
+            <w:r>
+              <w:rPr>
+                <w:noProof/>
+                <w:webHidden/>
+              </w:rPr>
+              <w:fldChar w:fldCharType="separate"/>
+            </w:r>
+            <w:r>
+              <w:rPr>
+                <w:noProof/>
+                <w:webHidden/>
+              </w:rPr>
+              <w:t>7</w:t>
+            </w:r>
+            <w:r>
+              <w:rPr>
+                <w:noProof/>
+                <w:webHidden/>
+              </w:rPr>
+              <w:fldChar w:fldCharType="end"/>
+            </w:r>
+          </w:hyperlink>
+        </w:p>
+        <w:p>
           <w:r>
             <w:rPr>
               <w:b/>
@@ -297,6 +1588,2370 @@
         </w:rPr>
       </w:pPr>
     </w:p>
+    <w:p>
+      <w:pPr>
+        <w:pStyle w:val="Heading1"/>
+        <w:jc w:val="center"/>
+        <w:rPr>
+          <w:u w:val="single"/>
+        </w:rPr>
+      </w:pPr>
+      <w:bookmarkStart w:id="0" w:name="_Toc222906891"/>
+      <w:r>
+        <w:rPr>
+          <w:u w:val="single"/>
+        </w:rPr>
+        <w:t>Introduction</w:t>
+      </w:r>
+      <w:bookmarkEnd w:id="0"/>
+    </w:p>
+    <w:p>
+      <w:r>
+        <w:t>The purpose of this report is to identify examples of SOLID and GRASP principles found in the Leave Booking System API.</w:t>
+      </w:r>
+    </w:p>
+    <w:p/>
+    <w:p>
+      <w:r>
+        <w:rPr>
+          <w:highlight w:val="yellow"/>
+        </w:rPr>
+        <w:t>References to include:</w:t>
+      </w:r>
+      <w:r>
+        <w:br/>
+      </w:r>
+    </w:p>
+    <w:p>
+      <w:pPr>
+        <w:pStyle w:val="Heading1"/>
+        <w:jc w:val="center"/>
+        <w:rPr>
+          <w:u w:val="single"/>
+        </w:rPr>
+      </w:pPr>
+      <w:bookmarkStart w:id="1" w:name="_Toc222906892"/>
+      <w:r>
+        <w:rPr>
+          <w:u w:val="single"/>
+        </w:rPr>
+        <w:t>SOLID Principles</w:t>
+      </w:r>
+      <w:bookmarkEnd w:id="1"/>
+    </w:p>
+    <w:p>
+      <w:r>
+        <w:t>The SOLID principles are a set of five principles that are intended to make software</w:t>
+      </w:r>
+      <w:r>
+        <w:t xml:space="preserve"> </w:t>
+      </w:r>
+      <w:r>
+        <w:t xml:space="preserve">less rigid, fragile, immobile. </w:t>
+      </w:r>
+      <w:r>
+        <w:t>a</w:t>
+      </w:r>
+      <w:r>
+        <w:t xml:space="preserve">nd viscous </w:t>
+      </w:r>
+      <w:sdt>
+        <w:sdtPr>
+          <w:id w:val="-1844005016"/>
+          <w:citation/>
+        </w:sdtPr>
+        <w:sdtContent>
+          <w:r>
+            <w:fldChar w:fldCharType="begin"/>
+          </w:r>
+          <w:r>
+            <w:instrText xml:space="preserve"> CITATION Mar \l 2057 </w:instrText>
+          </w:r>
+          <w:r>
+            <w:fldChar w:fldCharType="separate"/>
+          </w:r>
+          <w:r>
+            <w:rPr>
+              <w:noProof/>
+            </w:rPr>
+            <w:t>(Martin, 2000)</w:t>
+          </w:r>
+          <w:r>
+            <w:fldChar w:fldCharType="end"/>
+          </w:r>
+        </w:sdtContent>
+      </w:sdt>
+      <w:r>
+        <w:t xml:space="preserve"> </w:t>
+      </w:r>
+      <w:r>
+        <w:t xml:space="preserve">at the architectural level of modules and their interconnections. Modules </w:t>
+      </w:r>
+      <w:r>
+        <w:t xml:space="preserve">here are defined as the level between overall software architecture and </w:t>
+      </w:r>
+      <w:r>
+        <w:t>lower-level</w:t>
+      </w:r>
+      <w:r>
+        <w:t xml:space="preserve"> components such as single functions</w:t>
+      </w:r>
+      <w:r>
+        <w:t xml:space="preserve">. It is the level of “design patterns, packages, components and classes” </w:t>
+      </w:r>
+      <w:sdt>
+        <w:sdtPr>
+          <w:id w:val="-1054085321"/>
+          <w:citation/>
+        </w:sdtPr>
+        <w:sdtContent>
+          <w:r>
+            <w:fldChar w:fldCharType="begin"/>
+          </w:r>
+          <w:r>
+            <w:instrText xml:space="preserve">CITATION Mar \l 2057 </w:instrText>
+          </w:r>
+          <w:r>
+            <w:fldChar w:fldCharType="separate"/>
+          </w:r>
+          <w:r>
+            <w:rPr>
+              <w:noProof/>
+            </w:rPr>
+            <w:t>(Martin, 2000)</w:t>
+          </w:r>
+          <w:r>
+            <w:fldChar w:fldCharType="end"/>
+          </w:r>
+        </w:sdtContent>
+      </w:sdt>
+      <w:r>
+        <w:t>.</w:t>
+      </w:r>
+    </w:p>
+    <w:tbl>
+      <w:tblPr>
+        <w:tblStyle w:val="TableGrid"/>
+        <w:tblW w:w="0" w:type="auto"/>
+        <w:tblLook w:val="04A0" w:firstRow="1" w:lastRow="0" w:firstColumn="1" w:lastColumn="0" w:noHBand="0" w:noVBand="1"/>
+      </w:tblPr>
+      <w:tblGrid>
+        <w:gridCol w:w="4508"/>
+        <w:gridCol w:w="4508"/>
+      </w:tblGrid>
+      <w:tr>
+        <w:tc>
+          <w:tcPr>
+            <w:tcW w:w="4508" w:type="dxa"/>
+          </w:tcPr>
+          <w:p>
+            <w:pPr>
+              <w:jc w:val="center"/>
+              <w:rPr>
+                <w:b/>
+                <w:bCs/>
+              </w:rPr>
+            </w:pPr>
+            <w:r>
+              <w:rPr>
+                <w:b/>
+                <w:bCs/>
+              </w:rPr>
+              <w:lastRenderedPageBreak/>
+              <w:t>SOLID Principle</w:t>
+            </w:r>
+          </w:p>
+        </w:tc>
+        <w:tc>
+          <w:tcPr>
+            <w:tcW w:w="4508" w:type="dxa"/>
+          </w:tcPr>
+          <w:p>
+            <w:pPr>
+              <w:jc w:val="center"/>
+              <w:rPr>
+                <w:b/>
+                <w:bCs/>
+              </w:rPr>
+            </w:pPr>
+            <w:r>
+              <w:rPr>
+                <w:b/>
+                <w:bCs/>
+              </w:rPr>
+              <w:t>Definition</w:t>
+            </w:r>
+          </w:p>
+        </w:tc>
+      </w:tr>
+      <w:tr>
+        <w:tc>
+          <w:tcPr>
+            <w:tcW w:w="4508" w:type="dxa"/>
+          </w:tcPr>
+          <w:p>
+            <w:pPr>
+              <w:jc w:val="center"/>
+            </w:pPr>
+            <w:r>
+              <w:t>Single Responsibility Principle</w:t>
+            </w:r>
+          </w:p>
+        </w:tc>
+        <w:tc>
+          <w:tcPr>
+            <w:tcW w:w="4508" w:type="dxa"/>
+          </w:tcPr>
+          <w:p>
+            <w:r>
+              <w:t xml:space="preserve">The Single Responsibility Principle states that: “A module should be responsible to one, and only one, actor” </w:t>
+            </w:r>
+            <w:sdt>
+              <w:sdtPr>
+                <w:id w:val="-1601720073"/>
+                <w:citation/>
+              </w:sdtPr>
+              <w:sdtContent>
+                <w:r>
+                  <w:fldChar w:fldCharType="begin"/>
+                </w:r>
+                <w:r>
+                  <w:instrText xml:space="preserve"> CITATION Mar25 \l 2057 </w:instrText>
+                </w:r>
+                <w:r>
+                  <w:fldChar w:fldCharType="separate"/>
+                </w:r>
+                <w:r>
+                  <w:rPr>
+                    <w:noProof/>
+                  </w:rPr>
+                  <w:t>(Martin, 2025)</w:t>
+                </w:r>
+                <w:r>
+                  <w:fldChar w:fldCharType="end"/>
+                </w:r>
+              </w:sdtContent>
+            </w:sdt>
+            <w:r>
+              <w:t xml:space="preserve">. The term module refers to a set of shared functions and data </w:t>
+            </w:r>
+            <w:proofErr w:type="gramStart"/>
+            <w:r>
+              <w:t>structures</w:t>
+            </w:r>
+            <w:proofErr w:type="gramEnd"/>
+            <w:r>
+              <w:t xml:space="preserve"> and the term actor refers to a person or group of people who could want the software to change in some way. </w:t>
+            </w:r>
+            <w:r>
+              <w:rPr>
+                <w:highlight w:val="yellow"/>
+              </w:rPr>
+              <w:t>(should this be elaborated upon?)</w:t>
+            </w:r>
+          </w:p>
+        </w:tc>
+      </w:tr>
+      <w:tr>
+        <w:tc>
+          <w:tcPr>
+            <w:tcW w:w="4508" w:type="dxa"/>
+          </w:tcPr>
+          <w:p>
+            <w:pPr>
+              <w:jc w:val="center"/>
+            </w:pPr>
+            <w:r>
+              <w:t>Open-Closed Principle</w:t>
+            </w:r>
+          </w:p>
+        </w:tc>
+        <w:tc>
+          <w:tcPr>
+            <w:tcW w:w="4508" w:type="dxa"/>
+          </w:tcPr>
+          <w:p>
+            <w:r>
+              <w:t xml:space="preserve">The Open-Closed Principle states: “Modules should be both open and closed” </w:t>
+            </w:r>
+            <w:sdt>
+              <w:sdtPr>
+                <w:id w:val="1613172693"/>
+                <w:citation/>
+              </w:sdtPr>
+              <w:sdtContent>
+                <w:r>
+                  <w:fldChar w:fldCharType="begin"/>
+                </w:r>
+                <w:r>
+                  <w:instrText xml:space="preserve"> CITATION Mey97 \l 2057 </w:instrText>
+                </w:r>
+                <w:r>
+                  <w:fldChar w:fldCharType="separate"/>
+                </w:r>
+                <w:r>
+                  <w:rPr>
+                    <w:noProof/>
+                  </w:rPr>
+                  <w:t>(Meyer, 1997)</w:t>
+                </w:r>
+                <w:r>
+                  <w:fldChar w:fldCharType="end"/>
+                </w:r>
+              </w:sdtContent>
+            </w:sdt>
+            <w:r>
+              <w:t>. Whilst this may seem contradictory, what this means is that it should be possible to add functionality or data structures to a module without ever modifying existing, tested code. This is because the potential to break the existing, tested code increases as more modifications are made to it.</w:t>
+            </w:r>
+          </w:p>
+          <w:p/>
+        </w:tc>
+      </w:tr>
+      <w:tr>
+        <w:tc>
+          <w:tcPr>
+            <w:tcW w:w="4508" w:type="dxa"/>
+          </w:tcPr>
+          <w:p>
+            <w:pPr>
+              <w:jc w:val="center"/>
+            </w:pPr>
+            <w:r>
+              <w:t>Liskov Substitution Principle</w:t>
+            </w:r>
+          </w:p>
+        </w:tc>
+        <w:tc>
+          <w:tcPr>
+            <w:tcW w:w="4508" w:type="dxa"/>
+          </w:tcPr>
+          <w:p>
+            <w:r>
+              <w:t xml:space="preserve">The Liskov Substitution Principle states: “If for each object o1 of type S there is an object o2 of type T such that for all programs P defined in terms of T, the behaviour of P is unchanged when o1 is substituted for o2 then S is a subtype of T” </w:t>
+            </w:r>
+            <w:sdt>
+              <w:sdtPr>
+                <w:id w:val="-620144023"/>
+                <w:citation/>
+              </w:sdtPr>
+              <w:sdtContent>
+                <w:r>
+                  <w:fldChar w:fldCharType="begin"/>
+                </w:r>
+                <w:r>
+                  <w:instrText xml:space="preserve"> CITATION Mar25 \l 2057 </w:instrText>
+                </w:r>
+                <w:r>
+                  <w:fldChar w:fldCharType="separate"/>
+                </w:r>
+                <w:r>
+                  <w:rPr>
+                    <w:noProof/>
+                  </w:rPr>
+                  <w:t>(Martin, 2025)</w:t>
+                </w:r>
+                <w:r>
+                  <w:fldChar w:fldCharType="end"/>
+                </w:r>
+              </w:sdtContent>
+            </w:sdt>
+            <w:r>
+              <w:t xml:space="preserve">. What this means less formally is that a client that calls upon a base class should be able to call upon any of the base classes subclasses so that the program in the client class should not change. In practice, if a </w:t>
+            </w:r>
+            <w:proofErr w:type="gramStart"/>
+            <w:r>
+              <w:t>client class calls</w:t>
+            </w:r>
+            <w:proofErr w:type="gramEnd"/>
+            <w:r>
+              <w:t xml:space="preserve"> can call upon a </w:t>
+            </w:r>
+            <w:proofErr w:type="spellStart"/>
+            <w:r>
+              <w:t>DatabaseSaver</w:t>
+            </w:r>
+            <w:proofErr w:type="spellEnd"/>
+            <w:r>
+              <w:t xml:space="preserve"> class or a </w:t>
+            </w:r>
+            <w:proofErr w:type="spellStart"/>
+            <w:r>
+              <w:t>SpecificDatabaseSaver</w:t>
+            </w:r>
+            <w:proofErr w:type="spellEnd"/>
+            <w:r>
+              <w:t xml:space="preserve"> class to save data to databases, using the exact same code, then the Liskov Substitution Principle has been satisfied.</w:t>
+            </w:r>
+          </w:p>
+        </w:tc>
+      </w:tr>
+      <w:tr>
+        <w:tc>
+          <w:tcPr>
+            <w:tcW w:w="4508" w:type="dxa"/>
+          </w:tcPr>
+          <w:p>
+            <w:pPr>
+              <w:jc w:val="center"/>
+            </w:pPr>
+            <w:r>
+              <w:t>Interface Segregation Principle</w:t>
+            </w:r>
+          </w:p>
+        </w:tc>
+        <w:tc>
+          <w:tcPr>
+            <w:tcW w:w="4508" w:type="dxa"/>
+          </w:tcPr>
+          <w:p>
+            <w:r>
+              <w:t>The Interface Segregation Principle states: “</w:t>
+            </w:r>
+            <w:r>
+              <w:t>clients should not be forced to depend on interfaces they don't use</w:t>
+            </w:r>
+            <w:r>
+              <w:t xml:space="preserve">” </w:t>
+            </w:r>
+            <w:sdt>
+              <w:sdtPr>
+                <w:id w:val="-23395743"/>
+                <w:citation/>
+              </w:sdtPr>
+              <w:sdtContent>
+                <w:r>
+                  <w:fldChar w:fldCharType="begin"/>
+                </w:r>
+                <w:r>
+                  <w:instrText xml:space="preserve"> CITATION Gir16 \l 2057 </w:instrText>
+                </w:r>
+                <w:r>
+                  <w:fldChar w:fldCharType="separate"/>
+                </w:r>
+                <w:r>
+                  <w:rPr>
+                    <w:noProof/>
+                  </w:rPr>
+                  <w:t>(Giridhar &amp; Zlobin, 2016)</w:t>
+                </w:r>
+                <w:r>
+                  <w:fldChar w:fldCharType="end"/>
+                </w:r>
+              </w:sdtContent>
+            </w:sdt>
+            <w:r>
+              <w:t xml:space="preserve">. This means that clients should not be forced to implement interfaces that have functionality they do not want. For example, if a </w:t>
+            </w:r>
+            <w:proofErr w:type="gramStart"/>
+            <w:r>
+              <w:t>User</w:t>
+            </w:r>
+            <w:proofErr w:type="gramEnd"/>
+            <w:r>
+              <w:t xml:space="preserve"> class implements an </w:t>
+            </w:r>
+            <w:proofErr w:type="spellStart"/>
+            <w:r>
+              <w:t>IUser</w:t>
+            </w:r>
+            <w:proofErr w:type="spellEnd"/>
+            <w:r>
+              <w:t xml:space="preserve"> interface that contains the methods </w:t>
+            </w:r>
+            <w:proofErr w:type="spellStart"/>
+            <w:r>
+              <w:t>SaveWork</w:t>
+            </w:r>
+            <w:proofErr w:type="spellEnd"/>
+            <w:r>
+              <w:t xml:space="preserve"> and </w:t>
+            </w:r>
+            <w:proofErr w:type="spellStart"/>
+            <w:r>
+              <w:t>ChangeDetails</w:t>
+            </w:r>
+            <w:proofErr w:type="spellEnd"/>
+            <w:r>
+              <w:t xml:space="preserve"> but has no need for the </w:t>
+            </w:r>
+            <w:proofErr w:type="spellStart"/>
+            <w:r>
+              <w:t>SaveWork</w:t>
+            </w:r>
+            <w:proofErr w:type="spellEnd"/>
+            <w:r>
+              <w:t xml:space="preserve"> method then it would be better to split the interface into two separate interfaces: one that contains a method for saving work and one that contains a method for changing details.</w:t>
+            </w:r>
+          </w:p>
+        </w:tc>
+      </w:tr>
+      <w:tr>
+        <w:tc>
+          <w:tcPr>
+            <w:tcW w:w="4508" w:type="dxa"/>
+          </w:tcPr>
+          <w:p>
+            <w:pPr>
+              <w:jc w:val="center"/>
+            </w:pPr>
+            <w:r>
+              <w:t>Dependency Inversion Principle</w:t>
+            </w:r>
+          </w:p>
+        </w:tc>
+        <w:tc>
+          <w:tcPr>
+            <w:tcW w:w="4508" w:type="dxa"/>
+          </w:tcPr>
+          <w:p>
+            <w:r>
+              <w:t>The Dependency Inversion Principle states: “</w:t>
+            </w:r>
+            <w:r>
+              <w:t xml:space="preserve">high-level components should not depend </w:t>
+            </w:r>
+            <w:r>
+              <w:lastRenderedPageBreak/>
+              <w:t>on our low-level components; rather, they should </w:t>
+            </w:r>
+            <w:r>
+              <w:rPr>
+                <w:i/>
+                <w:iCs/>
+              </w:rPr>
+              <w:t>both</w:t>
+            </w:r>
+            <w:r>
+              <w:t> depend on abstractions</w:t>
+            </w:r>
+            <w:r>
+              <w:t xml:space="preserve">” </w:t>
+            </w:r>
+            <w:sdt>
+              <w:sdtPr>
+                <w:id w:val="645403011"/>
+                <w:citation/>
+              </w:sdtPr>
+              <w:sdtContent>
+                <w:r>
+                  <w:fldChar w:fldCharType="begin"/>
+                </w:r>
+                <w:r>
+                  <w:instrText xml:space="preserve"> CITATION Fre20 \l 2057 </w:instrText>
+                </w:r>
+                <w:r>
+                  <w:fldChar w:fldCharType="separate"/>
+                </w:r>
+                <w:r>
+                  <w:rPr>
+                    <w:noProof/>
+                  </w:rPr>
+                  <w:t>(Freeman &amp; Robson, 2020)</w:t>
+                </w:r>
+                <w:r>
+                  <w:fldChar w:fldCharType="end"/>
+                </w:r>
+              </w:sdtContent>
+            </w:sdt>
+            <w:r>
+              <w:t xml:space="preserve">. </w:t>
+            </w:r>
+          </w:p>
+          <w:p>
+            <w:r>
+              <w:t xml:space="preserve">Instead of higher-level modules depending on lower-level modules, the use of interfaces should allow for lower-level modules to depend on higher-level modules. </w:t>
+            </w:r>
+            <w:r>
+              <w:rPr>
+                <w:highlight w:val="yellow"/>
+              </w:rPr>
+              <w:t>(explain better)</w:t>
+            </w:r>
+          </w:p>
+        </w:tc>
+      </w:tr>
+    </w:tbl>
+    <w:p/>
+    <w:p/>
+    <w:p>
+      <w:pPr>
+        <w:pStyle w:val="Heading2"/>
+        <w:jc w:val="center"/>
+        <w:rPr>
+          <w:u w:val="single"/>
+        </w:rPr>
+      </w:pPr>
+      <w:bookmarkStart w:id="2" w:name="_Toc222906893"/>
+      <w:r>
+        <w:rPr>
+          <w:u w:val="single"/>
+        </w:rPr>
+        <w:t>Implementation of the Single Responsibility Principle</w:t>
+      </w:r>
+      <w:bookmarkEnd w:id="2"/>
+    </w:p>
+    <w:p>
+      <w:pPr>
+        <w:pStyle w:val="Heading2"/>
+        <w:jc w:val="center"/>
+        <w:rPr>
+          <w:u w:val="single"/>
+        </w:rPr>
+      </w:pPr>
+      <w:bookmarkStart w:id="3" w:name="_Toc222906894"/>
+      <w:r>
+        <w:rPr>
+          <w:u w:val="single"/>
+        </w:rPr>
+        <w:t>Implementation of the Open-Closed Principle</w:t>
+      </w:r>
+      <w:bookmarkEnd w:id="3"/>
+    </w:p>
+    <w:p>
+      <w:pPr>
+        <w:pStyle w:val="Heading2"/>
+        <w:jc w:val="center"/>
+        <w:rPr>
+          <w:u w:val="single"/>
+        </w:rPr>
+      </w:pPr>
+      <w:bookmarkStart w:id="4" w:name="_Toc222906895"/>
+      <w:r>
+        <w:rPr>
+          <w:u w:val="single"/>
+        </w:rPr>
+        <w:t>Implementation of the Liskov Substitution Principle</w:t>
+      </w:r>
+      <w:bookmarkEnd w:id="4"/>
+    </w:p>
+    <w:p>
+      <w:pPr>
+        <w:pStyle w:val="Heading2"/>
+        <w:jc w:val="center"/>
+        <w:rPr>
+          <w:u w:val="single"/>
+        </w:rPr>
+      </w:pPr>
+      <w:bookmarkStart w:id="5" w:name="_Toc222906896"/>
+      <w:r>
+        <w:rPr>
+          <w:u w:val="single"/>
+        </w:rPr>
+        <w:t>Implementation of the Interface Segregation Principle</w:t>
+      </w:r>
+      <w:bookmarkEnd w:id="5"/>
+    </w:p>
+    <w:p>
+      <w:pPr>
+        <w:pStyle w:val="Heading2"/>
+        <w:jc w:val="center"/>
+        <w:rPr>
+          <w:u w:val="single"/>
+        </w:rPr>
+      </w:pPr>
+      <w:bookmarkStart w:id="6" w:name="_Toc222906897"/>
+      <w:r>
+        <w:rPr>
+          <w:u w:val="single"/>
+        </w:rPr>
+        <w:t>Implementation of the Dependency Inversion Principle</w:t>
+      </w:r>
+      <w:bookmarkEnd w:id="6"/>
+    </w:p>
+    <w:p>
+      <w:pPr>
+        <w:pStyle w:val="Heading1"/>
+        <w:jc w:val="center"/>
+        <w:rPr>
+          <w:u w:val="single"/>
+        </w:rPr>
+      </w:pPr>
+      <w:bookmarkStart w:id="7" w:name="_Toc222906898"/>
+      <w:r>
+        <w:rPr>
+          <w:u w:val="single"/>
+        </w:rPr>
+        <w:t>GRASP Principles</w:t>
+      </w:r>
+      <w:r>
+        <w:rPr>
+          <w:u w:val="single"/>
+        </w:rPr>
+        <w:t xml:space="preserve"> and Patterns</w:t>
+      </w:r>
+      <w:bookmarkEnd w:id="7"/>
+    </w:p>
+    <w:p>
+      <w:r>
+        <w:t>The GRASP principles are a set of nine principles</w:t>
+      </w:r>
+      <w:r>
+        <w:t xml:space="preserve"> or patterns</w:t>
+      </w:r>
+      <w:r>
+        <w:t xml:space="preserve"> for object-oriented design and responsibility assignment</w:t>
+      </w:r>
+      <w:r>
+        <w:t xml:space="preserve"> that “are a learning aid to help you understand essential object design and apply design reasoning in a methodical, rational, explainable way” </w:t>
+      </w:r>
+      <w:sdt>
+        <w:sdtPr>
+          <w:id w:val="-1641336060"/>
+          <w:citation/>
+        </w:sdtPr>
+        <w:sdtContent>
+          <w:r>
+            <w:fldChar w:fldCharType="begin"/>
+          </w:r>
+          <w:r>
+            <w:instrText xml:space="preserve">CITATION Lar04 \l 2057 </w:instrText>
+          </w:r>
+          <w:r>
+            <w:fldChar w:fldCharType="separate"/>
+          </w:r>
+          <w:r>
+            <w:rPr>
+              <w:noProof/>
+            </w:rPr>
+            <w:t>(Larman, 2004)</w:t>
+          </w:r>
+          <w:r>
+            <w:fldChar w:fldCharType="end"/>
+          </w:r>
+        </w:sdtContent>
+      </w:sdt>
+      <w:r>
+        <w:t>.</w:t>
+      </w:r>
+    </w:p>
+    <w:tbl>
+      <w:tblPr>
+        <w:tblStyle w:val="TableGrid"/>
+        <w:tblW w:w="0" w:type="auto"/>
+        <w:tblLook w:val="04A0" w:firstRow="1" w:lastRow="0" w:firstColumn="1" w:lastColumn="0" w:noHBand="0" w:noVBand="1"/>
+      </w:tblPr>
+      <w:tblGrid>
+        <w:gridCol w:w="2972"/>
+        <w:gridCol w:w="6044"/>
+      </w:tblGrid>
+      <w:tr>
+        <w:tc>
+          <w:tcPr>
+            <w:tcW w:w="2972" w:type="dxa"/>
+          </w:tcPr>
+          <w:p>
+            <w:pPr>
+              <w:jc w:val="center"/>
+              <w:rPr>
+                <w:b/>
+                <w:bCs/>
+              </w:rPr>
+            </w:pPr>
+            <w:r>
+              <w:rPr>
+                <w:b/>
+                <w:bCs/>
+              </w:rPr>
+              <w:t>GRASP Principle or Pattern</w:t>
+            </w:r>
+          </w:p>
+        </w:tc>
+        <w:tc>
+          <w:tcPr>
+            <w:tcW w:w="6044" w:type="dxa"/>
+          </w:tcPr>
+          <w:p>
+            <w:pPr>
+              <w:jc w:val="center"/>
+              <w:rPr>
+                <w:b/>
+                <w:bCs/>
+              </w:rPr>
+            </w:pPr>
+            <w:r>
+              <w:rPr>
+                <w:b/>
+                <w:bCs/>
+              </w:rPr>
+              <w:t>Definition</w:t>
+            </w:r>
+          </w:p>
+        </w:tc>
+      </w:tr>
+      <w:tr>
+        <w:tc>
+          <w:tcPr>
+            <w:tcW w:w="2972" w:type="dxa"/>
+          </w:tcPr>
+          <w:p>
+            <w:pPr>
+              <w:jc w:val="center"/>
+            </w:pPr>
+            <w:r>
+              <w:t>Information Expert</w:t>
+            </w:r>
+          </w:p>
+        </w:tc>
+        <w:tc>
+          <w:tcPr>
+            <w:tcW w:w="6044" w:type="dxa"/>
+          </w:tcPr>
+          <w:p>
+            <w:r>
+              <w:t xml:space="preserve">An Information Expert is a class that fulfils a responsibility and has the “information necessary to fulfil that responsibility” </w:t>
+            </w:r>
+            <w:sdt>
+              <w:sdtPr>
+                <w:id w:val="1140621251"/>
+                <w:citation/>
+              </w:sdtPr>
+              <w:sdtContent>
+                <w:r>
+                  <w:fldChar w:fldCharType="begin"/>
+                </w:r>
+                <w:r>
+                  <w:instrText xml:space="preserve"> CITATION Lar04 \l 2057 </w:instrText>
+                </w:r>
+                <w:r>
+                  <w:fldChar w:fldCharType="separate"/>
+                </w:r>
+                <w:r>
+                  <w:rPr>
+                    <w:noProof/>
+                  </w:rPr>
+                  <w:t>(Larman, 2004)</w:t>
+                </w:r>
+                <w:r>
+                  <w:fldChar w:fldCharType="end"/>
+                </w:r>
+              </w:sdtContent>
+            </w:sdt>
+            <w:r>
+              <w:t xml:space="preserve">. For example, if a Team object had an array of Players in it and a method to log all the players to a console was desired, then the Team object should be the place where the method is put. This is because each Player object may know its own Name property, but not the Name properties of the other Player </w:t>
+            </w:r>
+            <w:proofErr w:type="gramStart"/>
+            <w:r>
+              <w:t>objects</w:t>
+            </w:r>
+            <w:proofErr w:type="gramEnd"/>
+            <w:r>
+              <w:t xml:space="preserve"> in the Team.</w:t>
+            </w:r>
+          </w:p>
+        </w:tc>
+      </w:tr>
+      <w:tr>
+        <w:tc>
+          <w:tcPr>
+            <w:tcW w:w="2972" w:type="dxa"/>
+          </w:tcPr>
+          <w:p>
+            <w:pPr>
+              <w:jc w:val="center"/>
+            </w:pPr>
+            <w:r>
+              <w:t>Creator</w:t>
+            </w:r>
+          </w:p>
+        </w:tc>
+        <w:tc>
+          <w:tcPr>
+            <w:tcW w:w="6044" w:type="dxa"/>
+          </w:tcPr>
+          <w:p>
+            <w:r>
+              <w:t>The Creator pattern is a guide for what should be assigned the responsibility of object creation in an object-oriented framework. Larman defines the following guidelines on whether an object should be a Creator:</w:t>
+            </w:r>
+          </w:p>
+          <w:p>
+            <w:pPr>
+              <w:numPr>
+                <w:ilvl w:val="0"/>
+                <w:numId w:val="1"/>
+              </w:numPr>
+              <w:tabs>
+                <w:tab w:val="clear" w:pos="720"/>
+                <w:tab w:val="num" w:pos="1080"/>
+              </w:tabs>
+              <w:spacing w:after="160" w:line="259" w:lineRule="auto"/>
+              <w:ind w:left="1080"/>
+            </w:pPr>
+            <w:r>
+              <w:t>B “contains” or compositely aggregates A.</w:t>
+            </w:r>
+          </w:p>
+          <w:p>
+            <w:pPr>
+              <w:numPr>
+                <w:ilvl w:val="0"/>
+                <w:numId w:val="1"/>
+              </w:numPr>
+              <w:tabs>
+                <w:tab w:val="clear" w:pos="720"/>
+                <w:tab w:val="num" w:pos="1080"/>
+              </w:tabs>
+              <w:spacing w:after="160" w:line="259" w:lineRule="auto"/>
+              <w:ind w:left="1080"/>
+            </w:pPr>
+            <w:r>
+              <w:t>B records A.</w:t>
+            </w:r>
+          </w:p>
+          <w:p>
+            <w:pPr>
+              <w:numPr>
+                <w:ilvl w:val="0"/>
+                <w:numId w:val="1"/>
+              </w:numPr>
+              <w:tabs>
+                <w:tab w:val="clear" w:pos="720"/>
+                <w:tab w:val="num" w:pos="1080"/>
+              </w:tabs>
+              <w:spacing w:after="160" w:line="259" w:lineRule="auto"/>
+              <w:ind w:left="1080"/>
+            </w:pPr>
+            <w:r>
+              <w:t>B closely uses A.</w:t>
+            </w:r>
+          </w:p>
+          <w:p>
+            <w:pPr>
+              <w:numPr>
+                <w:ilvl w:val="0"/>
+                <w:numId w:val="1"/>
+              </w:numPr>
+              <w:tabs>
+                <w:tab w:val="clear" w:pos="720"/>
+                <w:tab w:val="num" w:pos="1080"/>
+              </w:tabs>
+              <w:ind w:left="1080"/>
+            </w:pPr>
+            <w:r>
+              <w:t xml:space="preserve">B has the initializing data for A that will be passed to A when it is created. </w:t>
+            </w:r>
+            <w:proofErr w:type="gramStart"/>
+            <w:r>
+              <w:t>Thus</w:t>
+            </w:r>
+            <w:proofErr w:type="gramEnd"/>
+            <w:r>
+              <w:t xml:space="preserve"> B is an Expert with respect to creating A.</w:t>
+            </w:r>
+          </w:p>
+          <w:p>
+            <w:pPr>
+              <w:pStyle w:val="NormalWeb"/>
+              <w:shd w:val="clear" w:color="auto" w:fill="FFFFFF"/>
+              <w:spacing w:before="0" w:beforeAutospacing="0" w:after="360" w:afterAutospacing="0"/>
+              <w:ind w:left="720"/>
+              <w:rPr>
+                <w:rFonts w:asciiTheme="minorHAnsi" w:hAnsiTheme="minorHAnsi" w:cs="Noto Serif"/>
+                <w:color w:val="3D3B49"/>
+                <w:sz w:val="22"/>
+                <w:szCs w:val="22"/>
+              </w:rPr>
+            </w:pPr>
+            <w:r>
+              <w:rPr>
+                <w:rFonts w:asciiTheme="minorHAnsi" w:hAnsiTheme="minorHAnsi" w:cs="Noto Serif"/>
+                <w:color w:val="3D3B49"/>
+                <w:sz w:val="22"/>
+                <w:szCs w:val="22"/>
+              </w:rPr>
+              <w:lastRenderedPageBreak/>
+              <w:t>B is a </w:t>
+            </w:r>
+            <w:r>
+              <w:rPr>
+                <w:rStyle w:val="Emphasis"/>
+                <w:rFonts w:asciiTheme="minorHAnsi" w:eastAsiaTheme="majorEastAsia" w:hAnsiTheme="minorHAnsi" w:cs="Noto Serif"/>
+                <w:color w:val="3D3B49"/>
+                <w:sz w:val="22"/>
+                <w:szCs w:val="22"/>
+              </w:rPr>
+              <w:t>creator</w:t>
+            </w:r>
+            <w:r>
+              <w:rPr>
+                <w:rFonts w:asciiTheme="minorHAnsi" w:hAnsiTheme="minorHAnsi" w:cs="Noto Serif"/>
+                <w:color w:val="3D3B49"/>
+                <w:sz w:val="22"/>
+                <w:szCs w:val="22"/>
+              </w:rPr>
+              <w:t> of A objects.</w:t>
+            </w:r>
+          </w:p>
+          <w:p>
+            <w:pPr>
+              <w:pStyle w:val="NormalWeb"/>
+              <w:shd w:val="clear" w:color="auto" w:fill="FFFFFF"/>
+              <w:spacing w:before="0" w:beforeAutospacing="0" w:after="360" w:afterAutospacing="0"/>
+              <w:ind w:left="720"/>
+              <w:rPr>
+                <w:rFonts w:asciiTheme="minorHAnsi" w:hAnsiTheme="minorHAnsi" w:cs="Noto Serif"/>
+                <w:color w:val="3D3B49"/>
+                <w:sz w:val="22"/>
+                <w:szCs w:val="22"/>
+              </w:rPr>
+            </w:pPr>
+            <w:r>
+              <w:rPr>
+                <w:rFonts w:asciiTheme="minorHAnsi" w:hAnsiTheme="minorHAnsi" w:cs="Noto Serif"/>
+                <w:color w:val="3D3B49"/>
+                <w:sz w:val="22"/>
+                <w:szCs w:val="22"/>
+              </w:rPr>
+              <w:t>If more than one option applies, usually prefer a class B which </w:t>
+            </w:r>
+            <w:r>
+              <w:rPr>
+                <w:rStyle w:val="Emphasis"/>
+                <w:rFonts w:asciiTheme="minorHAnsi" w:eastAsiaTheme="majorEastAsia" w:hAnsiTheme="minorHAnsi" w:cs="Noto Serif"/>
+                <w:color w:val="3D3B49"/>
+                <w:sz w:val="22"/>
+                <w:szCs w:val="22"/>
+              </w:rPr>
+              <w:t>aggregates</w:t>
+            </w:r>
+            <w:r>
+              <w:rPr>
+                <w:rFonts w:asciiTheme="minorHAnsi" w:hAnsiTheme="minorHAnsi" w:cs="Noto Serif"/>
+                <w:color w:val="3D3B49"/>
+                <w:sz w:val="22"/>
+                <w:szCs w:val="22"/>
+              </w:rPr>
+              <w:t> or </w:t>
+            </w:r>
+            <w:r>
+              <w:rPr>
+                <w:rStyle w:val="Emphasis"/>
+                <w:rFonts w:asciiTheme="minorHAnsi" w:eastAsiaTheme="majorEastAsia" w:hAnsiTheme="minorHAnsi" w:cs="Noto Serif"/>
+                <w:color w:val="3D3B49"/>
+                <w:sz w:val="22"/>
+                <w:szCs w:val="22"/>
+              </w:rPr>
+              <w:t>contains</w:t>
+            </w:r>
+            <w:r>
+              <w:rPr>
+                <w:rFonts w:asciiTheme="minorHAnsi" w:hAnsiTheme="minorHAnsi" w:cs="Noto Serif"/>
+                <w:color w:val="3D3B49"/>
+                <w:sz w:val="22"/>
+                <w:szCs w:val="22"/>
+              </w:rPr>
+              <w:t> class A.</w:t>
+            </w:r>
+            <w:sdt>
+              <w:sdtPr>
+                <w:rPr>
+                  <w:rFonts w:asciiTheme="minorHAnsi" w:hAnsiTheme="minorHAnsi" w:cs="Noto Serif"/>
+                  <w:color w:val="3D3B49"/>
+                  <w:sz w:val="22"/>
+                  <w:szCs w:val="22"/>
+                </w:rPr>
+                <w:id w:val="2022053964"/>
+                <w:citation/>
+              </w:sdtPr>
+              <w:sdtContent>
+                <w:r>
+                  <w:rPr>
+                    <w:rFonts w:asciiTheme="minorHAnsi" w:hAnsiTheme="minorHAnsi" w:cs="Noto Serif"/>
+                    <w:color w:val="3D3B49"/>
+                    <w:sz w:val="22"/>
+                    <w:szCs w:val="22"/>
+                  </w:rPr>
+                  <w:fldChar w:fldCharType="begin"/>
+                </w:r>
+                <w:r>
+                  <w:rPr>
+                    <w:rFonts w:asciiTheme="minorHAnsi" w:hAnsiTheme="minorHAnsi" w:cs="Noto Serif"/>
+                    <w:color w:val="3D3B49"/>
+                    <w:sz w:val="22"/>
+                    <w:szCs w:val="22"/>
+                  </w:rPr>
+                  <w:instrText xml:space="preserve"> CITATION Lar04 \l 2057 </w:instrText>
+                </w:r>
+                <w:r>
+                  <w:rPr>
+                    <w:rFonts w:asciiTheme="minorHAnsi" w:hAnsiTheme="minorHAnsi" w:cs="Noto Serif"/>
+                    <w:color w:val="3D3B49"/>
+                    <w:sz w:val="22"/>
+                    <w:szCs w:val="22"/>
+                  </w:rPr>
+                  <w:fldChar w:fldCharType="separate"/>
+                </w:r>
+                <w:r>
+                  <w:rPr>
+                    <w:rFonts w:asciiTheme="minorHAnsi" w:hAnsiTheme="minorHAnsi" w:cs="Noto Serif"/>
+                    <w:noProof/>
+                    <w:color w:val="3D3B49"/>
+                    <w:sz w:val="22"/>
+                    <w:szCs w:val="22"/>
+                  </w:rPr>
+                  <w:t xml:space="preserve"> </w:t>
+                </w:r>
+                <w:r>
+                  <w:rPr>
+                    <w:rFonts w:asciiTheme="minorHAnsi" w:hAnsiTheme="minorHAnsi" w:cs="Noto Serif"/>
+                    <w:noProof/>
+                    <w:color w:val="3D3B49"/>
+                    <w:sz w:val="22"/>
+                    <w:szCs w:val="22"/>
+                  </w:rPr>
+                  <w:t>(Larman, 2004)</w:t>
+                </w:r>
+                <w:r>
+                  <w:rPr>
+                    <w:rFonts w:asciiTheme="minorHAnsi" w:hAnsiTheme="minorHAnsi" w:cs="Noto Serif"/>
+                    <w:color w:val="3D3B49"/>
+                    <w:sz w:val="22"/>
+                    <w:szCs w:val="22"/>
+                  </w:rPr>
+                  <w:fldChar w:fldCharType="end"/>
+                </w:r>
+              </w:sdtContent>
+            </w:sdt>
+          </w:p>
+        </w:tc>
+      </w:tr>
+      <w:tr>
+        <w:tc>
+          <w:tcPr>
+            <w:tcW w:w="2972" w:type="dxa"/>
+          </w:tcPr>
+          <w:p>
+            <w:pPr>
+              <w:jc w:val="center"/>
+            </w:pPr>
+            <w:r>
+              <w:lastRenderedPageBreak/>
+              <w:t>Controller</w:t>
+            </w:r>
+          </w:p>
+        </w:tc>
+        <w:tc>
+          <w:tcPr>
+            <w:tcW w:w="6044" w:type="dxa"/>
+          </w:tcPr>
+          <w:p>
+            <w:r>
+              <w:t>The Controller pattern describes “</w:t>
+            </w:r>
+            <w:r>
+              <w:t>the first object beyond the UI layer that is responsible for receiving or handling a system operation message</w:t>
+            </w:r>
+            <w:r>
+              <w:t xml:space="preserve">” </w:t>
+            </w:r>
+            <w:sdt>
+              <w:sdtPr>
+                <w:id w:val="-342089579"/>
+                <w:citation/>
+              </w:sdtPr>
+              <w:sdtContent>
+                <w:r>
+                  <w:fldChar w:fldCharType="begin"/>
+                </w:r>
+                <w:r>
+                  <w:instrText xml:space="preserve"> CITATION Lar04 \l 2057 </w:instrText>
+                </w:r>
+                <w:r>
+                  <w:fldChar w:fldCharType="separate"/>
+                </w:r>
+                <w:r>
+                  <w:rPr>
+                    <w:noProof/>
+                  </w:rPr>
+                  <w:t>(Larman, 2004)</w:t>
+                </w:r>
+                <w:r>
+                  <w:fldChar w:fldCharType="end"/>
+                </w:r>
+              </w:sdtContent>
+            </w:sdt>
+            <w:r>
+              <w:t xml:space="preserve">. This means that it handles all the underlaying logic, including where which other objects to designate lower-level responsibilities to. </w:t>
+            </w:r>
+            <w:r>
+              <w:rPr>
+                <w:highlight w:val="yellow"/>
+              </w:rPr>
+              <w:t xml:space="preserve">An </w:t>
+            </w:r>
+            <w:proofErr w:type="spellStart"/>
+            <w:r>
+              <w:rPr>
+                <w:highlight w:val="yellow"/>
+              </w:rPr>
+              <w:t>ASP.NetCoreController</w:t>
+            </w:r>
+            <w:proofErr w:type="spellEnd"/>
+            <w:r>
+              <w:rPr>
+                <w:highlight w:val="yellow"/>
+              </w:rPr>
+              <w:t xml:space="preserve"> is NOT an example of a GRASP controller, but if it was to hand off to another controller afterwards, it would be.</w:t>
+            </w:r>
+            <w:r>
+              <w:t xml:space="preserve"> </w:t>
+            </w:r>
+            <w:r>
+              <w:rPr>
+                <w:highlight w:val="yellow"/>
+              </w:rPr>
+              <w:t>Better explanation needed</w:t>
+            </w:r>
+          </w:p>
+        </w:tc>
+      </w:tr>
+      <w:tr>
+        <w:tc>
+          <w:tcPr>
+            <w:tcW w:w="2972" w:type="dxa"/>
+          </w:tcPr>
+          <w:p>
+            <w:pPr>
+              <w:jc w:val="center"/>
+            </w:pPr>
+            <w:r>
+              <w:t>Indirection</w:t>
+            </w:r>
+          </w:p>
+        </w:tc>
+        <w:tc>
+          <w:tcPr>
+            <w:tcW w:w="6044" w:type="dxa"/>
+          </w:tcPr>
+          <w:p>
+            <w:r>
+              <w:t>Indirection is a GRASP principle that states that in order to de-couple objects you should: “</w:t>
+            </w:r>
+            <w:r>
+              <w:t>Assign the responsibility to an intermediate object to mediate between other components or services so that they are not directly coupled</w:t>
+            </w:r>
+            <w:r>
+              <w:t xml:space="preserve">” </w:t>
+            </w:r>
+            <w:sdt>
+              <w:sdtPr>
+                <w:id w:val="-303547826"/>
+                <w:citation/>
+              </w:sdtPr>
+              <w:sdtContent>
+                <w:r>
+                  <w:fldChar w:fldCharType="begin"/>
+                </w:r>
+                <w:r>
+                  <w:instrText xml:space="preserve"> CITATION Lar041 \l 2057 </w:instrText>
+                </w:r>
+                <w:r>
+                  <w:fldChar w:fldCharType="separate"/>
+                </w:r>
+                <w:r>
+                  <w:rPr>
+                    <w:noProof/>
+                  </w:rPr>
+                  <w:t>(Larman, 2004)</w:t>
+                </w:r>
+                <w:r>
+                  <w:fldChar w:fldCharType="end"/>
+                </w:r>
+              </w:sdtContent>
+            </w:sdt>
+            <w:r>
+              <w:t>. In practice, this means using objects such as adapters to protect the inner designs of your code against variations in external interfaces, such as external APIs over which you do not have control.</w:t>
+            </w:r>
+          </w:p>
+        </w:tc>
+      </w:tr>
+      <w:tr>
+        <w:tc>
+          <w:tcPr>
+            <w:tcW w:w="2972" w:type="dxa"/>
+          </w:tcPr>
+          <w:p>
+            <w:pPr>
+              <w:jc w:val="center"/>
+            </w:pPr>
+            <w:r>
+              <w:t>Low Coupling</w:t>
+            </w:r>
+          </w:p>
+        </w:tc>
+        <w:tc>
+          <w:tcPr>
+            <w:tcW w:w="6044" w:type="dxa"/>
+          </w:tcPr>
+          <w:p>
+            <w:r>
+              <w:t>Low Coupling is a GRASP principle that attempts to reduce coupling, which is defined as the “</w:t>
+            </w:r>
+            <w:r>
+              <w:t>measure of how strongly one element is connected to, has knowledge of, or relies on other elements</w:t>
+            </w:r>
+            <w:r>
+              <w:t xml:space="preserve">” </w:t>
+            </w:r>
+            <w:sdt>
+              <w:sdtPr>
+                <w:id w:val="-671402831"/>
+                <w:citation/>
+              </w:sdtPr>
+              <w:sdtContent>
+                <w:r>
+                  <w:fldChar w:fldCharType="begin"/>
+                </w:r>
+                <w:r>
+                  <w:instrText xml:space="preserve"> CITATION Lar04 \l 2057 </w:instrText>
+                </w:r>
+                <w:r>
+                  <w:fldChar w:fldCharType="separate"/>
+                </w:r>
+                <w:r>
+                  <w:rPr>
+                    <w:noProof/>
+                  </w:rPr>
+                  <w:t>(Larman, 2004)</w:t>
+                </w:r>
+                <w:r>
+                  <w:fldChar w:fldCharType="end"/>
+                </w:r>
+              </w:sdtContent>
+            </w:sdt>
+            <w:r>
+              <w:t>. Low Coupling is an evaluative principle, where it is best to reduce coupling as much as reasonably possible. Coupling between stable elements that are unlikely to change (a programming language’s standard library, for example) are not inherently a problem. Low Coupling is a principle that should be used with discernment and not as a metric unto itself.</w:t>
+            </w:r>
+          </w:p>
+        </w:tc>
+      </w:tr>
+      <w:tr>
+        <w:tc>
+          <w:tcPr>
+            <w:tcW w:w="2972" w:type="dxa"/>
+          </w:tcPr>
+          <w:p>
+            <w:pPr>
+              <w:jc w:val="center"/>
+            </w:pPr>
+            <w:r>
+              <w:t>High Cohesion</w:t>
+            </w:r>
+          </w:p>
+        </w:tc>
+        <w:tc>
+          <w:tcPr>
+            <w:tcW w:w="6044" w:type="dxa"/>
+          </w:tcPr>
+          <w:p>
+            <w:r>
+              <w:t>Cohesion in software module, class or component is defined as: “</w:t>
+            </w:r>
+            <w:r>
+              <w:t>the extent to which a module’s parts should be contained within the same module. In other words, it measures how related the parts are to one another</w:t>
+            </w:r>
+            <w:r>
+              <w:t xml:space="preserve">” </w:t>
+            </w:r>
+            <w:sdt>
+              <w:sdtPr>
+                <w:id w:val="-1300533816"/>
+                <w:citation/>
+              </w:sdtPr>
+              <w:sdtContent>
+                <w:r>
+                  <w:fldChar w:fldCharType="begin"/>
+                </w:r>
+                <w:r>
+                  <w:instrText xml:space="preserve"> CITATION Ric25 \l 2057 </w:instrText>
+                </w:r>
+                <w:r>
+                  <w:fldChar w:fldCharType="separate"/>
+                </w:r>
+                <w:r>
+                  <w:rPr>
+                    <w:noProof/>
+                  </w:rPr>
+                  <w:t>(Richards &amp; Ford, 2025)</w:t>
+                </w:r>
+                <w:r>
+                  <w:fldChar w:fldCharType="end"/>
+                </w:r>
+              </w:sdtContent>
+            </w:sdt>
+            <w:r>
+              <w:t xml:space="preserve">. Therefore, the GRASP principle of High Cohesion suggests that the responsibilities of a software element should be “strongly related and focused” </w:t>
+            </w:r>
+            <w:sdt>
+              <w:sdtPr>
+                <w:id w:val="-129939954"/>
+                <w:citation/>
+              </w:sdtPr>
+              <w:sdtContent>
+                <w:r>
+                  <w:fldChar w:fldCharType="begin"/>
+                </w:r>
+                <w:r>
+                  <w:instrText xml:space="preserve"> CITATION Lar04 \l 2057 </w:instrText>
+                </w:r>
+                <w:r>
+                  <w:fldChar w:fldCharType="separate"/>
+                </w:r>
+                <w:r>
+                  <w:rPr>
+                    <w:noProof/>
+                  </w:rPr>
+                  <w:t>(Larman, 2004)</w:t>
+                </w:r>
+                <w:r>
+                  <w:fldChar w:fldCharType="end"/>
+                </w:r>
+              </w:sdtContent>
+            </w:sdt>
+            <w:r>
+              <w:t xml:space="preserve"> and that “every aspect of the component is tied to the component’s single purpose” </w:t>
+            </w:r>
+            <w:sdt>
+              <w:sdtPr>
+                <w:id w:val="-561705726"/>
+                <w:citation/>
+              </w:sdtPr>
+              <w:sdtContent>
+                <w:r>
+                  <w:fldChar w:fldCharType="begin"/>
+                </w:r>
+                <w:r>
+                  <w:instrText xml:space="preserve"> CITATION Pfl23 \l 2057 </w:instrText>
+                </w:r>
+                <w:r>
+                  <w:fldChar w:fldCharType="separate"/>
+                </w:r>
+                <w:r>
+                  <w:rPr>
+                    <w:noProof/>
+                  </w:rPr>
+                  <w:t>(Pfleeger, et al., 2023)</w:t>
+                </w:r>
+                <w:r>
+                  <w:fldChar w:fldCharType="end"/>
+                </w:r>
+              </w:sdtContent>
+            </w:sdt>
+            <w:r>
+              <w:t>. This principle is intimately related to the Single Responsibility Principle of the SOLID principles.</w:t>
+            </w:r>
+          </w:p>
+        </w:tc>
+      </w:tr>
+      <w:tr>
+        <w:tc>
+          <w:tcPr>
+            <w:tcW w:w="2972" w:type="dxa"/>
+          </w:tcPr>
+          <w:p>
+            <w:pPr>
+              <w:jc w:val="center"/>
+            </w:pPr>
+            <w:r>
+              <w:t>Polymorphism</w:t>
+            </w:r>
+          </w:p>
+        </w:tc>
+        <w:tc>
+          <w:tcPr>
+            <w:tcW w:w="6044" w:type="dxa"/>
+          </w:tcPr>
+          <w:p>
+            <w:r>
+              <w:t xml:space="preserve">Polymorphism is a Greek word meaning “many-shaped” </w:t>
+            </w:r>
+            <w:sdt>
+              <w:sdtPr>
+                <w:id w:val="-1999261645"/>
+                <w:citation/>
+              </w:sdtPr>
+              <w:sdtContent>
+                <w:r>
+                  <w:fldChar w:fldCharType="begin"/>
+                </w:r>
+                <w:r>
+                  <w:instrText xml:space="preserve"> CITATION Mic262 \l 2057 </w:instrText>
+                </w:r>
+                <w:r>
+                  <w:fldChar w:fldCharType="separate"/>
+                </w:r>
+                <w:r>
+                  <w:rPr>
+                    <w:noProof/>
+                  </w:rPr>
+                  <w:t>(Microsoft Learn, 2026)</w:t>
+                </w:r>
+                <w:r>
+                  <w:fldChar w:fldCharType="end"/>
+                </w:r>
+              </w:sdtContent>
+            </w:sdt>
+            <w:r>
+              <w:t xml:space="preserve">. In relation to the GRASP principles, Polymorphism is used to answer the question: “How do you create pluggable software components when external components may change?” The answer Polymorphism gives as a principle is to vary behaviour based on type, rather than use extensive if-else conditionals. This way, code can remain unchanged, and objects of different subclasses, each derived </w:t>
+            </w:r>
+            <w:r>
+              <w:lastRenderedPageBreak/>
+              <w:t xml:space="preserve">from a base class, may be substituted for each other when external conditions change. Another benefit of Polymorphism is the ability to have varying behaviour in a collection of type A (A being the base class), where individual objects of the collection may be of different types of derived classes from type A. This principle is intimately related to the Liskov Substitution Principle of the SOLID principles. </w:t>
+            </w:r>
+            <w:r>
+              <w:rPr>
+                <w:highlight w:val="yellow"/>
+              </w:rPr>
+              <w:t>(do I need another reference here?)</w:t>
+            </w:r>
+          </w:p>
+        </w:tc>
+      </w:tr>
+      <w:tr>
+        <w:tc>
+          <w:tcPr>
+            <w:tcW w:w="2972" w:type="dxa"/>
+          </w:tcPr>
+          <w:p>
+            <w:pPr>
+              <w:jc w:val="center"/>
+            </w:pPr>
+            <w:r>
+              <w:lastRenderedPageBreak/>
+              <w:t>Protected Variations</w:t>
+            </w:r>
+          </w:p>
+        </w:tc>
+        <w:tc>
+          <w:tcPr>
+            <w:tcW w:w="6044" w:type="dxa"/>
+          </w:tcPr>
+          <w:p>
+            <w:r>
+              <w:t>Protected Variation is a GRASP principle that states you should “</w:t>
+            </w:r>
+            <w:r>
+              <w:t>Identify points of predicted variation or instability; assign responsibilities to create a stable interface around them</w:t>
+            </w:r>
+            <w:r>
+              <w:t xml:space="preserve">” </w:t>
+            </w:r>
+            <w:sdt>
+              <w:sdtPr>
+                <w:id w:val="1608768744"/>
+                <w:citation/>
+              </w:sdtPr>
+              <w:sdtContent>
+                <w:r>
+                  <w:fldChar w:fldCharType="begin"/>
+                </w:r>
+                <w:r>
+                  <w:instrText xml:space="preserve"> CITATION Lar041 \l 2057 </w:instrText>
+                </w:r>
+                <w:r>
+                  <w:fldChar w:fldCharType="separate"/>
+                </w:r>
+                <w:r>
+                  <w:rPr>
+                    <w:noProof/>
+                  </w:rPr>
+                  <w:t>(Larman, 2004)</w:t>
+                </w:r>
+                <w:r>
+                  <w:fldChar w:fldCharType="end"/>
+                </w:r>
+              </w:sdtContent>
+            </w:sdt>
+            <w:r>
+              <w:t>. In this context, interface refers to an access view around the point of predicted instability, not necessarily the programming language-specific definition of an interface. This can be achieved in many ways, with Polymorphism and Indirection being principles that can help achieve this, as Protected Variations is a “</w:t>
+            </w:r>
+            <w:r>
+              <w:rPr>
+                <w:i/>
+                <w:iCs/>
+              </w:rPr>
+              <w:t>very</w:t>
+            </w:r>
+            <w:r>
+              <w:t> important, fundamental principle of software design!</w:t>
+            </w:r>
+            <w:r>
+              <w:t xml:space="preserve">” </w:t>
+            </w:r>
+            <w:sdt>
+              <w:sdtPr>
+                <w:id w:val="221795854"/>
+                <w:citation/>
+              </w:sdtPr>
+              <w:sdtContent>
+                <w:r>
+                  <w:fldChar w:fldCharType="begin"/>
+                </w:r>
+                <w:r>
+                  <w:instrText xml:space="preserve"> CITATION Lar041 \l 2057 </w:instrText>
+                </w:r>
+                <w:r>
+                  <w:fldChar w:fldCharType="separate"/>
+                </w:r>
+                <w:r>
+                  <w:rPr>
+                    <w:noProof/>
+                  </w:rPr>
+                  <w:t>(Larman, 2004)</w:t>
+                </w:r>
+                <w:r>
+                  <w:fldChar w:fldCharType="end"/>
+                </w:r>
+              </w:sdtContent>
+            </w:sdt>
+            <w:r>
+              <w:t xml:space="preserve">. </w:t>
+            </w:r>
+            <w:r>
+              <w:rPr>
+                <w:highlight w:val="yellow"/>
+              </w:rPr>
+              <w:t>(maybe needs more explanation?)</w:t>
+            </w:r>
+          </w:p>
+        </w:tc>
+      </w:tr>
+      <w:tr>
+        <w:tc>
+          <w:tcPr>
+            <w:tcW w:w="2972" w:type="dxa"/>
+          </w:tcPr>
+          <w:p>
+            <w:pPr>
+              <w:jc w:val="center"/>
+            </w:pPr>
+            <w:r>
+              <w:t>Pure Fabrication</w:t>
+            </w:r>
+          </w:p>
+        </w:tc>
+        <w:tc>
+          <w:tcPr>
+            <w:tcW w:w="6044" w:type="dxa"/>
+          </w:tcPr>
+          <w:p>
+            <w:r>
+              <w:t>Pure Fabrication is a GRASP p</w:t>
+            </w:r>
+            <w:r>
+              <w:t>attern</w:t>
+            </w:r>
+            <w:r>
+              <w:t xml:space="preserve"> that is used to handle poor cohesion or coupling by assigning a “</w:t>
+            </w:r>
+            <w:r>
+              <w:t>highly cohesive set of responsibilities to an artificial or convenience class that does not represent a problem domain concept—something made up, to support high cohesion, low coupling, and reuse</w:t>
+            </w:r>
+            <w:r>
+              <w:t xml:space="preserve">” </w:t>
+            </w:r>
+            <w:sdt>
+              <w:sdtPr>
+                <w:id w:val="498923710"/>
+                <w:citation/>
+              </w:sdtPr>
+              <w:sdtContent>
+                <w:r>
+                  <w:fldChar w:fldCharType="begin"/>
+                </w:r>
+                <w:r>
+                  <w:instrText xml:space="preserve"> CITATION Lar041 \l 2057 </w:instrText>
+                </w:r>
+                <w:r>
+                  <w:fldChar w:fldCharType="separate"/>
+                </w:r>
+                <w:r>
+                  <w:rPr>
+                    <w:noProof/>
+                  </w:rPr>
+                  <w:t>(Larman, 2004)</w:t>
+                </w:r>
+                <w:r>
+                  <w:fldChar w:fldCharType="end"/>
+                </w:r>
+              </w:sdtContent>
+            </w:sdt>
+            <w:r>
+              <w:t>.</w:t>
+            </w:r>
+          </w:p>
+          <w:p>
+            <w:r>
+              <w:t>An example of this would be the creation of a builder object, the purpose of which is to “</w:t>
+            </w:r>
+            <w:r>
+              <w:t>Separate the construction of a complex object from its representation so that the same construction process can create different representations</w:t>
+            </w:r>
+            <w:r>
+              <w:t xml:space="preserve">” </w:t>
+            </w:r>
+            <w:sdt>
+              <w:sdtPr>
+                <w:id w:val="-156924558"/>
+                <w:citation/>
+              </w:sdtPr>
+              <w:sdtContent>
+                <w:r>
+                  <w:fldChar w:fldCharType="begin"/>
+                </w:r>
+                <w:r>
+                  <w:instrText xml:space="preserve"> CITATION Gam94 \l 2057 </w:instrText>
+                </w:r>
+                <w:r>
+                  <w:fldChar w:fldCharType="separate"/>
+                </w:r>
+                <w:r>
+                  <w:rPr>
+                    <w:noProof/>
+                  </w:rPr>
+                  <w:t>(Gamma, et al., 1994)</w:t>
+                </w:r>
+                <w:r>
+                  <w:fldChar w:fldCharType="end"/>
+                </w:r>
+              </w:sdtContent>
+            </w:sdt>
+            <w:r>
+              <w:t xml:space="preserve">. For instance, using a </w:t>
+            </w:r>
+            <w:proofErr w:type="spellStart"/>
+            <w:r>
+              <w:t>UserBuilder</w:t>
+            </w:r>
+            <w:proofErr w:type="spellEnd"/>
+            <w:r>
+              <w:t xml:space="preserve"> to construct User objects with numerous complex rules allows the User class to focus solely on domain logic. This increases the cohesion of the User class, despite the </w:t>
+            </w:r>
+            <w:proofErr w:type="spellStart"/>
+            <w:r>
+              <w:t>UserBuilder</w:t>
+            </w:r>
+            <w:proofErr w:type="spellEnd"/>
+            <w:r>
+              <w:t xml:space="preserve"> being a Pure Fabrication and not part of the problem domain itself.</w:t>
+            </w:r>
+          </w:p>
+        </w:tc>
+      </w:tr>
+    </w:tbl>
+    <w:p/>
+    <w:p>
+      <w:pPr>
+        <w:pStyle w:val="Heading2"/>
+        <w:jc w:val="center"/>
+        <w:rPr>
+          <w:u w:val="single"/>
+        </w:rPr>
+      </w:pPr>
+      <w:bookmarkStart w:id="8" w:name="_Toc222906899"/>
+      <w:r>
+        <w:rPr>
+          <w:u w:val="single"/>
+        </w:rPr>
+        <w:lastRenderedPageBreak/>
+        <w:t>Implementation of the Information Export Pattern</w:t>
+      </w:r>
+      <w:bookmarkEnd w:id="8"/>
+    </w:p>
+    <w:p>
+      <w:pPr>
+        <w:pStyle w:val="Heading2"/>
+        <w:jc w:val="center"/>
+        <w:rPr>
+          <w:u w:val="single"/>
+        </w:rPr>
+      </w:pPr>
+      <w:bookmarkStart w:id="9" w:name="_Toc222906900"/>
+      <w:r>
+        <w:rPr>
+          <w:u w:val="single"/>
+        </w:rPr>
+        <w:t>Implementation of the Creator Pattern</w:t>
+      </w:r>
+      <w:bookmarkEnd w:id="9"/>
+    </w:p>
+    <w:p>
+      <w:pPr>
+        <w:pStyle w:val="Heading2"/>
+        <w:jc w:val="center"/>
+        <w:rPr>
+          <w:u w:val="single"/>
+        </w:rPr>
+      </w:pPr>
+      <w:bookmarkStart w:id="10" w:name="_Toc222906901"/>
+      <w:r>
+        <w:rPr>
+          <w:u w:val="single"/>
+        </w:rPr>
+        <w:t>Implementation of the Controller Pattern</w:t>
+      </w:r>
+      <w:bookmarkEnd w:id="10"/>
+    </w:p>
+    <w:p>
+      <w:pPr>
+        <w:pStyle w:val="Heading2"/>
+        <w:jc w:val="center"/>
+        <w:rPr>
+          <w:u w:val="single"/>
+        </w:rPr>
+      </w:pPr>
+      <w:bookmarkStart w:id="11" w:name="_Toc222906902"/>
+      <w:r>
+        <w:rPr>
+          <w:u w:val="single"/>
+        </w:rPr>
+        <w:t>Implementation of the Indirection Principle</w:t>
+      </w:r>
+      <w:bookmarkEnd w:id="11"/>
+    </w:p>
+    <w:p>
+      <w:pPr>
+        <w:pStyle w:val="Heading2"/>
+        <w:jc w:val="center"/>
+        <w:rPr>
+          <w:u w:val="single"/>
+        </w:rPr>
+      </w:pPr>
+      <w:bookmarkStart w:id="12" w:name="_Toc222906903"/>
+      <w:r>
+        <w:rPr>
+          <w:u w:val="single"/>
+        </w:rPr>
+        <w:t>Implementation of the Low Coupling Principle</w:t>
+      </w:r>
+      <w:bookmarkEnd w:id="12"/>
+    </w:p>
+    <w:p>
+      <w:pPr>
+        <w:pStyle w:val="Heading2"/>
+        <w:jc w:val="center"/>
+        <w:rPr>
+          <w:u w:val="single"/>
+        </w:rPr>
+      </w:pPr>
+      <w:bookmarkStart w:id="13" w:name="_Toc222906904"/>
+      <w:r>
+        <w:rPr>
+          <w:u w:val="single"/>
+        </w:rPr>
+        <w:t>Implementation of the High Cohesion Principle</w:t>
+      </w:r>
+      <w:bookmarkEnd w:id="13"/>
+    </w:p>
+    <w:p>
+      <w:pPr>
+        <w:pStyle w:val="Heading2"/>
+        <w:jc w:val="center"/>
+        <w:rPr>
+          <w:u w:val="single"/>
+        </w:rPr>
+      </w:pPr>
+      <w:bookmarkStart w:id="14" w:name="_Toc222906905"/>
+      <w:r>
+        <w:rPr>
+          <w:u w:val="single"/>
+        </w:rPr>
+        <w:t>Implementation of the Polymorphism Principle</w:t>
+      </w:r>
+      <w:bookmarkEnd w:id="14"/>
+    </w:p>
+    <w:p>
+      <w:pPr>
+        <w:pStyle w:val="Heading2"/>
+        <w:jc w:val="center"/>
+        <w:rPr>
+          <w:u w:val="single"/>
+        </w:rPr>
+      </w:pPr>
+      <w:bookmarkStart w:id="15" w:name="_Toc222906906"/>
+      <w:r>
+        <w:rPr>
+          <w:u w:val="single"/>
+        </w:rPr>
+        <w:t>Implementation of the Protected Variations Principle</w:t>
+      </w:r>
+      <w:bookmarkEnd w:id="15"/>
+    </w:p>
+    <w:p>
+      <w:pPr>
+        <w:pStyle w:val="Heading2"/>
+        <w:jc w:val="center"/>
+        <w:rPr>
+          <w:u w:val="single"/>
+        </w:rPr>
+      </w:pPr>
+      <w:bookmarkStart w:id="16" w:name="_Toc222906907"/>
+      <w:r>
+        <w:rPr>
+          <w:u w:val="single"/>
+        </w:rPr>
+        <w:t>Implementation of the Pure Fabrication Pattern</w:t>
+      </w:r>
+      <w:bookmarkEnd w:id="16"/>
+    </w:p>
+    <w:p>
+      <w:pPr>
+        <w:jc w:val="center"/>
+        <w:rPr>
+          <w:u w:val="single"/>
+        </w:rPr>
+      </w:pPr>
+    </w:p>
+    <w:p>
+      <w:r>
+        <w:rPr>
+          <w:highlight w:val="yellow"/>
+        </w:rPr>
+        <w:t>Might need references to be changed to As and Bs</w:t>
+      </w:r>
+      <w:r>
+        <w:rPr>
+          <w:highlight w:val="yellow"/>
+        </w:rPr>
+        <w:t xml:space="preserve"> for some references</w:t>
+      </w:r>
+      <w:r>
+        <w:rPr>
+          <w:highlight w:val="yellow"/>
+        </w:rPr>
+        <w:t>?</w:t>
+      </w:r>
+    </w:p>
+    <w:p>
+      <w:r>
+        <w:rPr>
+          <w:highlight w:val="yellow"/>
+        </w:rPr>
+        <w:t>Add captions to tables</w:t>
+      </w:r>
+    </w:p>
+    <w:bookmarkStart w:id="17" w:name="_Toc222906908" w:displacedByCustomXml="next"/>
+    <w:sdt>
+      <w:sdtPr>
+        <w:rPr>
+          <w:rFonts w:asciiTheme="minorHAnsi" w:eastAsiaTheme="minorHAnsi" w:hAnsiTheme="minorHAnsi" w:cstheme="minorBidi"/>
+          <w:color w:val="auto"/>
+          <w:sz w:val="22"/>
+          <w:szCs w:val="22"/>
+        </w:rPr>
+        <w:id w:val="-1719117811"/>
+        <w:docPartObj>
+          <w:docPartGallery w:val="Bibliographies"/>
+          <w:docPartUnique/>
+        </w:docPartObj>
+      </w:sdtPr>
+      <w:sdtContent>
+        <w:p>
+          <w:pPr>
+            <w:pStyle w:val="Heading1"/>
+          </w:pPr>
+          <w:r>
+            <w:t>References</w:t>
+          </w:r>
+          <w:bookmarkEnd w:id="17"/>
+        </w:p>
+        <w:sdt>
+          <w:sdtPr>
+            <w:id w:val="-573587230"/>
+            <w:bibliography/>
+          </w:sdtPr>
+          <w:sdtContent>
+            <w:p>
+              <w:pPr>
+                <w:pStyle w:val="Bibliography"/>
+                <w:rPr>
+                  <w:noProof/>
+                  <w:kern w:val="0"/>
+                  <w:sz w:val="24"/>
+                  <w:szCs w:val="24"/>
+                  <w14:ligatures w14:val="none"/>
+                </w:rPr>
+              </w:pPr>
+              <w:r>
+                <w:fldChar w:fldCharType="begin"/>
+              </w:r>
+              <w:r>
+                <w:instrText xml:space="preserve"> BIBLIOGRAPHY </w:instrText>
+              </w:r>
+              <w:r>
+                <w:fldChar w:fldCharType="separate"/>
+              </w:r>
+              <w:r>
+                <w:rPr>
+                  <w:noProof/>
+                </w:rPr>
+                <w:t xml:space="preserve">Freeman, E. &amp; Robson, E., 2020. </w:t>
+              </w:r>
+              <w:r>
+                <w:rPr>
+                  <w:i/>
+                  <w:iCs/>
+                  <w:noProof/>
+                </w:rPr>
+                <w:t xml:space="preserve">Head First Design Patterns, 4. Baking with OO Goodness: The Factory Pattern. </w:t>
+              </w:r>
+              <w:r>
+                <w:rPr>
+                  <w:noProof/>
+                </w:rPr>
+                <w:t>2nd ed. s.l.:O'Reilly Media, Inc..</w:t>
+              </w:r>
+            </w:p>
+            <w:p>
+              <w:pPr>
+                <w:pStyle w:val="Bibliography"/>
+                <w:rPr>
+                  <w:noProof/>
+                </w:rPr>
+              </w:pPr>
+              <w:r>
+                <w:rPr>
+                  <w:noProof/>
+                </w:rPr>
+                <w:t xml:space="preserve">Gamma, E., Helm, R., Johnson, R. &amp; Vlissides, J., 1994. </w:t>
+              </w:r>
+              <w:r>
+                <w:rPr>
+                  <w:i/>
+                  <w:iCs/>
+                  <w:noProof/>
+                </w:rPr>
+                <w:t xml:space="preserve">Design Patterns: Elements of Reusable Object-Oriented Software. </w:t>
+              </w:r>
+              <w:r>
+                <w:rPr>
+                  <w:noProof/>
+                </w:rPr>
+                <w:t>s.l.:Addison-Wesley Professional.</w:t>
+              </w:r>
+            </w:p>
+            <w:p>
+              <w:pPr>
+                <w:pStyle w:val="Bibliography"/>
+                <w:rPr>
+                  <w:noProof/>
+                </w:rPr>
+              </w:pPr>
+              <w:r>
+                <w:rPr>
+                  <w:noProof/>
+                </w:rPr>
+                <w:t xml:space="preserve">Giridhar, C. &amp; Zlobin, G., 2016. </w:t>
+              </w:r>
+              <w:r>
+                <w:rPr>
+                  <w:i/>
+                  <w:iCs/>
+                  <w:noProof/>
+                </w:rPr>
+                <w:t xml:space="preserve">Learning Python Design Patterns, 1. Introduciton to Design Patterns. </w:t>
+              </w:r>
+              <w:r>
+                <w:rPr>
+                  <w:noProof/>
+                </w:rPr>
+                <w:t>2nd ed. s.l.:Packt Publishing.</w:t>
+              </w:r>
+            </w:p>
+            <w:p>
+              <w:pPr>
+                <w:pStyle w:val="Bibliography"/>
+                <w:rPr>
+                  <w:noProof/>
+                </w:rPr>
+              </w:pPr>
+              <w:r>
+                <w:rPr>
+                  <w:noProof/>
+                </w:rPr>
+                <w:t xml:space="preserve">Larman, C., 2004. </w:t>
+              </w:r>
+              <w:r>
+                <w:rPr>
+                  <w:i/>
+                  <w:iCs/>
+                  <w:noProof/>
+                </w:rPr>
+                <w:t xml:space="preserve">Applying UML and Patterns: An Introduction to Object-Oriented Analysis and Design and Iterative Development, 17. GRASP: Designing Objects with Responsibilities. </w:t>
+              </w:r>
+              <w:r>
+                <w:rPr>
+                  <w:noProof/>
+                </w:rPr>
+                <w:t>3rd ed. s.l.:Pearson.</w:t>
+              </w:r>
+            </w:p>
+            <w:p>
+              <w:pPr>
+                <w:pStyle w:val="Bibliography"/>
+                <w:rPr>
+                  <w:noProof/>
+                </w:rPr>
+              </w:pPr>
+              <w:r>
+                <w:rPr>
+                  <w:noProof/>
+                </w:rPr>
+                <w:t xml:space="preserve">Larman, C., 2004. </w:t>
+              </w:r>
+              <w:r>
+                <w:rPr>
+                  <w:i/>
+                  <w:iCs/>
+                  <w:noProof/>
+                </w:rPr>
+                <w:t xml:space="preserve">Applying UML and Patterns: An Introduction to Object-Oriented Analysis and Design and Iterative Development, 25. GRASP: More Objects with Responsibilities. </w:t>
+              </w:r>
+              <w:r>
+                <w:rPr>
+                  <w:noProof/>
+                </w:rPr>
+                <w:t>3rd ed. s.l.:Pearson.</w:t>
+              </w:r>
+            </w:p>
+            <w:p>
+              <w:pPr>
+                <w:pStyle w:val="Bibliography"/>
+                <w:rPr>
+                  <w:noProof/>
+                </w:rPr>
+              </w:pPr>
+              <w:r>
+                <w:rPr>
+                  <w:noProof/>
+                </w:rPr>
+                <w:t xml:space="preserve">Martin, R. C., 2000. </w:t>
+              </w:r>
+              <w:r>
+                <w:rPr>
+                  <w:i/>
+                  <w:iCs/>
+                  <w:noProof/>
+                </w:rPr>
+                <w:t xml:space="preserve">Design Principles and Design Patterns. </w:t>
+              </w:r>
+              <w:r>
+                <w:rPr>
+                  <w:noProof/>
+                </w:rPr>
+                <w:t xml:space="preserve">[Online] </w:t>
+              </w:r>
+              <w:r>
+                <w:rPr>
+                  <w:noProof/>
+                </w:rPr>
+                <w:br/>
+                <w:t xml:space="preserve">Available at: </w:t>
+              </w:r>
+              <w:r>
+                <w:rPr>
+                  <w:noProof/>
+                  <w:u w:val="single"/>
+                </w:rPr>
+                <w:t>https://www.fil.univ-lille.fr/~routier/enseignement/licence/coo/cours/Principles_and_Patterns.pdf</w:t>
+              </w:r>
+            </w:p>
+            <w:p>
+              <w:pPr>
+                <w:pStyle w:val="Bibliography"/>
+                <w:rPr>
+                  <w:noProof/>
+                </w:rPr>
+              </w:pPr>
+              <w:r>
+                <w:rPr>
+                  <w:noProof/>
+                </w:rPr>
+                <w:t xml:space="preserve">Martin, R. C., 2025. </w:t>
+              </w:r>
+              <w:r>
+                <w:rPr>
+                  <w:i/>
+                  <w:iCs/>
+                  <w:noProof/>
+                </w:rPr>
+                <w:t xml:space="preserve">Clean Code: A Handbook of Agile Software Craftsmanship, Chapter 19. </w:t>
+              </w:r>
+              <w:r>
+                <w:rPr>
+                  <w:noProof/>
+                </w:rPr>
+                <w:t>s.l.:Addison-Wesley Professional.</w:t>
+              </w:r>
+            </w:p>
+            <w:p>
+              <w:pPr>
+                <w:pStyle w:val="Bibliography"/>
+                <w:rPr>
+                  <w:noProof/>
+                </w:rPr>
+              </w:pPr>
+              <w:r>
+                <w:rPr>
+                  <w:noProof/>
+                </w:rPr>
+                <w:lastRenderedPageBreak/>
+                <w:t xml:space="preserve">Meyer, B., 1997. </w:t>
+              </w:r>
+              <w:r>
+                <w:rPr>
+                  <w:i/>
+                  <w:iCs/>
+                  <w:noProof/>
+                </w:rPr>
+                <w:t xml:space="preserve">Object-Oriented Software Construction, Second Edition, pg. 57. </w:t>
+              </w:r>
+              <w:r>
+                <w:rPr>
+                  <w:noProof/>
+                </w:rPr>
+                <w:t xml:space="preserve">[Online] </w:t>
+              </w:r>
+              <w:r>
+                <w:rPr>
+                  <w:noProof/>
+                </w:rPr>
+                <w:br/>
+                <w:t xml:space="preserve">Available at: </w:t>
+              </w:r>
+              <w:r>
+                <w:rPr>
+                  <w:noProof/>
+                  <w:u w:val="single"/>
+                </w:rPr>
+                <w:t>https://bertrandmeyer.com/wp-content/upLoads/OOSC2.pdf</w:t>
+              </w:r>
+              <w:r>
+                <w:rPr>
+                  <w:noProof/>
+                </w:rPr>
+                <w:br/>
+                <w:t>[Accessed 16th February 2026].</w:t>
+              </w:r>
+            </w:p>
+            <w:p>
+              <w:pPr>
+                <w:pStyle w:val="Bibliography"/>
+                <w:rPr>
+                  <w:noProof/>
+                </w:rPr>
+              </w:pPr>
+              <w:r>
+                <w:rPr>
+                  <w:noProof/>
+                </w:rPr>
+                <w:t xml:space="preserve">Microsoft Learn, 2026. </w:t>
+              </w:r>
+              <w:r>
+                <w:rPr>
+                  <w:i/>
+                  <w:iCs/>
+                  <w:noProof/>
+                </w:rPr>
+                <w:t xml:space="preserve">Polymorphism. </w:t>
+              </w:r>
+              <w:r>
+                <w:rPr>
+                  <w:noProof/>
+                </w:rPr>
+                <w:t xml:space="preserve">[Online] </w:t>
+              </w:r>
+              <w:r>
+                <w:rPr>
+                  <w:noProof/>
+                </w:rPr>
+                <w:br/>
+                <w:t xml:space="preserve">Available at: </w:t>
+              </w:r>
+              <w:r>
+                <w:rPr>
+                  <w:noProof/>
+                  <w:u w:val="single"/>
+                </w:rPr>
+                <w:t>https://learn.microsoft.com/en-us/dotnet/csharp/fundamentals/object-oriented/polymorphism</w:t>
+              </w:r>
+              <w:r>
+                <w:rPr>
+                  <w:noProof/>
+                </w:rPr>
+                <w:br/>
+                <w:t>[Accessed 21st February 2026].</w:t>
+              </w:r>
+            </w:p>
+            <w:p>
+              <w:pPr>
+                <w:pStyle w:val="Bibliography"/>
+                <w:rPr>
+                  <w:noProof/>
+                </w:rPr>
+              </w:pPr>
+              <w:r>
+                <w:rPr>
+                  <w:noProof/>
+                </w:rPr>
+                <w:t xml:space="preserve">Pfleeger, C., Lawrence Pfleeger, S. &amp; Coles-Kemp, L., 2023. </w:t>
+              </w:r>
+              <w:r>
+                <w:rPr>
+                  <w:i/>
+                  <w:iCs/>
+                  <w:noProof/>
+                </w:rPr>
+                <w:t xml:space="preserve">Security in Computing. </w:t>
+              </w:r>
+              <w:r>
+                <w:rPr>
+                  <w:noProof/>
+                </w:rPr>
+                <w:t>6th ed. s.l.:Addison-Wesley Professional.</w:t>
+              </w:r>
+            </w:p>
+            <w:p>
+              <w:pPr>
+                <w:pStyle w:val="Bibliography"/>
+                <w:rPr>
+                  <w:noProof/>
+                </w:rPr>
+              </w:pPr>
+              <w:r>
+                <w:rPr>
+                  <w:noProof/>
+                </w:rPr>
+                <w:t xml:space="preserve">Richards, M. &amp; Ford, N., 2025. </w:t>
+              </w:r>
+              <w:r>
+                <w:rPr>
+                  <w:i/>
+                  <w:iCs/>
+                  <w:noProof/>
+                </w:rPr>
+                <w:t xml:space="preserve">Fundamentals of Software Architecture. </w:t>
+              </w:r>
+              <w:r>
+                <w:rPr>
+                  <w:noProof/>
+                </w:rPr>
+                <w:t>2nd ed. s.l.:O'Reilly Media, Inc..</w:t>
+              </w:r>
+            </w:p>
+            <w:p>
+              <w:r>
+                <w:rPr>
+                  <w:b/>
+                  <w:bCs/>
+                  <w:noProof/>
+                </w:rPr>
+                <w:fldChar w:fldCharType="end"/>
+              </w:r>
+            </w:p>
+          </w:sdtContent>
+        </w:sdt>
+      </w:sdtContent>
+    </w:sdt>
     <w:p/>
     <w:sectPr>
       <w:pgSz w:w="11906" w:h="16838"/>
@@ -306,6 +3961,163 @@
     </w:sectPr>
   </w:body>
 </w:document>
+</file>
+
+<file path=word/numbering.xml><?xml version="1.0" encoding="utf-8"?>
+<w:numbering xmlns:wpc="http://schemas.microsoft.com/office/word/2010/wordprocessingCanvas" xmlns:cx="http://schemas.microsoft.com/office/drawing/2014/chartex" xmlns:cx1="http://schemas.microsoft.com/office/drawing/2015/9/8/chartex" xmlns:cx2="http://schemas.microsoft.com/office/drawing/2015/10/21/chartex" xmlns:cx3="http://schemas.microsoft.com/office/drawing/2016/5/9/chartex" xmlns:cx4="http://schemas.microsoft.com/office/drawing/2016/5/10/chartex" xmlns:cx5="http://schemas.microsoft.com/office/drawing/2016/5/11/chartex" xmlns:cx6="http://schemas.microsoft.com/office/drawing/2016/5/12/chartex" xmlns:cx7="http://schemas.microsoft.com/office/drawing/2016/5/13/chartex" xmlns:cx8="http://schemas.microsoft.com/office/drawing/2016/5/14/chartex" xmlns:mc="http://schemas.openxmlformats.org/markup-compatibility/2006" xmlns:aink="http://schemas.microsoft.com/office/drawing/2016/ink" xmlns:am3d="http://schemas.microsoft.com/office/drawing/2017/model3d" xmlns:o="urn:schemas-microsoft-com:office:office" xmlns:oel="http://schemas.microsoft.com/office/2019/extlst" xmlns:r="http://schemas.openxmlformats.org/officeDocument/2006/relationships" xmlns:m="http://schemas.openxmlformats.org/officeDocument/2006/math" xmlns:v="urn:schemas-microsoft-com:vml" xmlns:wp14="http://schemas.microsoft.com/office/word/2010/wordprocessingDrawing" xmlns:wp="http://schemas.openxmlformats.org/drawingml/2006/wordprocessingDrawing" xmlns:w10="urn:schemas-microsoft-com:office:word" xmlns:w="http://schemas.openxmlformats.org/wordprocessingml/2006/main" xmlns:w14="http://schemas.microsoft.com/office/word/2010/wordml" xmlns:w15="http://schemas.microsoft.com/office/word/2012/wordml" xmlns:w16cex="http://schemas.microsoft.com/office/word/2018/wordml/cex" xmlns:w16cid="http://schemas.microsoft.com/office/word/2016/wordml/cid" xmlns:w16="http://schemas.microsoft.com/office/word/2018/wordml" xmlns:w16du="http://schemas.microsoft.com/office/word/2023/wordml/word16du" xmlns:w16sdtdh="http://schemas.microsoft.com/office/word/2020/wordml/sdtdatahash" xmlns:w16sdtfl="http://schemas.microsoft.com/office/word/2024/wordml/sdtformatlock" xmlns:w16se="http://schemas.microsoft.com/office/word/2015/wordml/symex" xmlns:wpg="http://schemas.microsoft.com/office/word/2010/wordprocessingGroup" xmlns:wpi="http://schemas.microsoft.com/office/word/2010/wordprocessingInk" xmlns:wne="http://schemas.microsoft.com/office/word/2006/wordml" xmlns:wps="http://schemas.microsoft.com/office/word/2010/wordprocessingShape" mc:Ignorable="w14 w15 w16se w16cid w16 w16cex w16sdtdh w16sdtfl w16du wp14">
+  <w:abstractNum w:abstractNumId="0" w15:restartNumberingAfterBreak="0">
+    <w:nsid w:val="6C0244A4"/>
+    <w:multiLevelType w:val="multilevel"/>
+    <w:tmpl w:val="0ED8D386"/>
+    <w:lvl w:ilvl="0">
+      <w:start w:val="1"/>
+      <w:numFmt w:val="bullet"/>
+      <w:lvlText w:val=""/>
+      <w:lvlJc w:val="left"/>
+      <w:pPr>
+        <w:tabs>
+          <w:tab w:val="num" w:pos="720"/>
+        </w:tabs>
+        <w:ind w:left="720" w:hanging="360"/>
+      </w:pPr>
+      <w:rPr>
+        <w:rFonts w:ascii="Symbol" w:hAnsi="Symbol" w:hint="default"/>
+        <w:sz w:val="20"/>
+      </w:rPr>
+    </w:lvl>
+    <w:lvl w:ilvl="1" w:tentative="1">
+      <w:start w:val="1"/>
+      <w:numFmt w:val="bullet"/>
+      <w:lvlText w:val="o"/>
+      <w:lvlJc w:val="left"/>
+      <w:pPr>
+        <w:tabs>
+          <w:tab w:val="num" w:pos="1440"/>
+        </w:tabs>
+        <w:ind w:left="1440" w:hanging="360"/>
+      </w:pPr>
+      <w:rPr>
+        <w:rFonts w:ascii="Courier New" w:hAnsi="Courier New" w:hint="default"/>
+        <w:sz w:val="20"/>
+      </w:rPr>
+    </w:lvl>
+    <w:lvl w:ilvl="2" w:tentative="1">
+      <w:start w:val="1"/>
+      <w:numFmt w:val="bullet"/>
+      <w:lvlText w:val=""/>
+      <w:lvlJc w:val="left"/>
+      <w:pPr>
+        <w:tabs>
+          <w:tab w:val="num" w:pos="2160"/>
+        </w:tabs>
+        <w:ind w:left="2160" w:hanging="360"/>
+      </w:pPr>
+      <w:rPr>
+        <w:rFonts w:ascii="Wingdings" w:hAnsi="Wingdings" w:hint="default"/>
+        <w:sz w:val="20"/>
+      </w:rPr>
+    </w:lvl>
+    <w:lvl w:ilvl="3" w:tentative="1">
+      <w:start w:val="1"/>
+      <w:numFmt w:val="bullet"/>
+      <w:lvlText w:val=""/>
+      <w:lvlJc w:val="left"/>
+      <w:pPr>
+        <w:tabs>
+          <w:tab w:val="num" w:pos="2880"/>
+        </w:tabs>
+        <w:ind w:left="2880" w:hanging="360"/>
+      </w:pPr>
+      <w:rPr>
+        <w:rFonts w:ascii="Wingdings" w:hAnsi="Wingdings" w:hint="default"/>
+        <w:sz w:val="20"/>
+      </w:rPr>
+    </w:lvl>
+    <w:lvl w:ilvl="4" w:tentative="1">
+      <w:start w:val="1"/>
+      <w:numFmt w:val="bullet"/>
+      <w:lvlText w:val=""/>
+      <w:lvlJc w:val="left"/>
+      <w:pPr>
+        <w:tabs>
+          <w:tab w:val="num" w:pos="3600"/>
+        </w:tabs>
+        <w:ind w:left="3600" w:hanging="360"/>
+      </w:pPr>
+      <w:rPr>
+        <w:rFonts w:ascii="Wingdings" w:hAnsi="Wingdings" w:hint="default"/>
+        <w:sz w:val="20"/>
+      </w:rPr>
+    </w:lvl>
+    <w:lvl w:ilvl="5" w:tentative="1">
+      <w:start w:val="1"/>
+      <w:numFmt w:val="bullet"/>
+      <w:lvlText w:val=""/>
+      <w:lvlJc w:val="left"/>
+      <w:pPr>
+        <w:tabs>
+          <w:tab w:val="num" w:pos="4320"/>
+        </w:tabs>
+        <w:ind w:left="4320" w:hanging="360"/>
+      </w:pPr>
+      <w:rPr>
+        <w:rFonts w:ascii="Wingdings" w:hAnsi="Wingdings" w:hint="default"/>
+        <w:sz w:val="20"/>
+      </w:rPr>
+    </w:lvl>
+    <w:lvl w:ilvl="6" w:tentative="1">
+      <w:start w:val="1"/>
+      <w:numFmt w:val="bullet"/>
+      <w:lvlText w:val=""/>
+      <w:lvlJc w:val="left"/>
+      <w:pPr>
+        <w:tabs>
+          <w:tab w:val="num" w:pos="5040"/>
+        </w:tabs>
+        <w:ind w:left="5040" w:hanging="360"/>
+      </w:pPr>
+      <w:rPr>
+        <w:rFonts w:ascii="Wingdings" w:hAnsi="Wingdings" w:hint="default"/>
+        <w:sz w:val="20"/>
+      </w:rPr>
+    </w:lvl>
+    <w:lvl w:ilvl="7" w:tentative="1">
+      <w:start w:val="1"/>
+      <w:numFmt w:val="bullet"/>
+      <w:lvlText w:val=""/>
+      <w:lvlJc w:val="left"/>
+      <w:pPr>
+        <w:tabs>
+          <w:tab w:val="num" w:pos="5760"/>
+        </w:tabs>
+        <w:ind w:left="5760" w:hanging="360"/>
+      </w:pPr>
+      <w:rPr>
+        <w:rFonts w:ascii="Wingdings" w:hAnsi="Wingdings" w:hint="default"/>
+        <w:sz w:val="20"/>
+      </w:rPr>
+    </w:lvl>
+    <w:lvl w:ilvl="8" w:tentative="1">
+      <w:start w:val="1"/>
+      <w:numFmt w:val="bullet"/>
+      <w:lvlText w:val=""/>
+      <w:lvlJc w:val="left"/>
+      <w:pPr>
+        <w:tabs>
+          <w:tab w:val="num" w:pos="6480"/>
+        </w:tabs>
+        <w:ind w:left="6480" w:hanging="360"/>
+      </w:pPr>
+      <w:rPr>
+        <w:rFonts w:ascii="Wingdings" w:hAnsi="Wingdings" w:hint="default"/>
+        <w:sz w:val="20"/>
+      </w:rPr>
+    </w:lvl>
+  </w:abstractNum>
+  <w:num w:numId="1" w16cid:durableId="551111255">
+    <w:abstractNumId w:val="0"/>
+  </w:num>
+</w:numbering>
 </file>
 
 <file path=word/styles.xml><?xml version="1.0" encoding="utf-8"?>
@@ -708,6 +4520,7 @@
   <w:style w:type="paragraph" w:default="1" w:styleId="Normal">
     <w:name w:val="Normal"/>
     <w:qFormat/>
+    <w:rsid w:val="009F10E8"/>
   </w:style>
   <w:style w:type="paragraph" w:styleId="Heading1">
     <w:name w:val="heading 1"/>
@@ -736,7 +4549,6 @@
     <w:next w:val="Normal"/>
     <w:link w:val="Heading2Char"/>
     <w:uiPriority w:val="9"/>
-    <w:semiHidden/>
     <w:unhideWhenUsed/>
     <w:qFormat/>
     <w:rsid w:val="00D323CB"/>
@@ -759,7 +4571,6 @@
     <w:next w:val="Normal"/>
     <w:link w:val="Heading3Char"/>
     <w:uiPriority w:val="9"/>
-    <w:semiHidden/>
     <w:unhideWhenUsed/>
     <w:qFormat/>
     <w:rsid w:val="00D323CB"/>
@@ -952,7 +4763,6 @@
     <w:basedOn w:val="DefaultParagraphFont"/>
     <w:link w:val="Heading2"/>
     <w:uiPriority w:val="9"/>
-    <w:semiHidden/>
     <w:rsid w:val="00D323CB"/>
     <w:rPr>
       <w:rFonts w:asciiTheme="majorHAnsi" w:eastAsiaTheme="majorEastAsia" w:hAnsiTheme="majorHAnsi" w:cstheme="majorBidi"/>
@@ -966,7 +4776,6 @@
     <w:basedOn w:val="DefaultParagraphFont"/>
     <w:link w:val="Heading3"/>
     <w:uiPriority w:val="9"/>
-    <w:semiHidden/>
     <w:rsid w:val="00D323CB"/>
     <w:rPr>
       <w:rFonts w:eastAsiaTheme="majorEastAsia" w:cstheme="majorBidi"/>
@@ -1276,6 +5085,123 @@
       <w14:ligatures w14:val="none"/>
     </w:rPr>
   </w:style>
+  <w:style w:type="paragraph" w:styleId="TOC1">
+    <w:name w:val="toc 1"/>
+    <w:basedOn w:val="Normal"/>
+    <w:next w:val="Normal"/>
+    <w:autoRedefine/>
+    <w:uiPriority w:val="39"/>
+    <w:unhideWhenUsed/>
+    <w:rsid w:val="008F2A81"/>
+    <w:pPr>
+      <w:spacing w:after="100"/>
+    </w:pPr>
+  </w:style>
+  <w:style w:type="paragraph" w:styleId="TOC2">
+    <w:name w:val="toc 2"/>
+    <w:basedOn w:val="Normal"/>
+    <w:next w:val="Normal"/>
+    <w:autoRedefine/>
+    <w:uiPriority w:val="39"/>
+    <w:unhideWhenUsed/>
+    <w:rsid w:val="008F2A81"/>
+    <w:pPr>
+      <w:spacing w:after="100"/>
+      <w:ind w:left="220"/>
+    </w:pPr>
+  </w:style>
+  <w:style w:type="paragraph" w:styleId="TOC3">
+    <w:name w:val="toc 3"/>
+    <w:basedOn w:val="Normal"/>
+    <w:next w:val="Normal"/>
+    <w:autoRedefine/>
+    <w:uiPriority w:val="39"/>
+    <w:unhideWhenUsed/>
+    <w:rsid w:val="008F2A81"/>
+    <w:pPr>
+      <w:spacing w:after="100"/>
+      <w:ind w:left="440"/>
+    </w:pPr>
+  </w:style>
+  <w:style w:type="character" w:styleId="Hyperlink">
+    <w:name w:val="Hyperlink"/>
+    <w:basedOn w:val="DefaultParagraphFont"/>
+    <w:uiPriority w:val="99"/>
+    <w:unhideWhenUsed/>
+    <w:rsid w:val="008F2A81"/>
+    <w:rPr>
+      <w:color w:val="467886" w:themeColor="hyperlink"/>
+      <w:u w:val="single"/>
+    </w:rPr>
+  </w:style>
+  <w:style w:type="character" w:styleId="UnresolvedMention">
+    <w:name w:val="Unresolved Mention"/>
+    <w:basedOn w:val="DefaultParagraphFont"/>
+    <w:uiPriority w:val="99"/>
+    <w:semiHidden/>
+    <w:unhideWhenUsed/>
+    <w:rsid w:val="007339A6"/>
+    <w:rPr>
+      <w:color w:val="605E5C"/>
+      <w:shd w:val="clear" w:color="auto" w:fill="E1DFDD"/>
+    </w:rPr>
+  </w:style>
+  <w:style w:type="paragraph" w:styleId="Bibliography">
+    <w:name w:val="Bibliography"/>
+    <w:basedOn w:val="Normal"/>
+    <w:next w:val="Normal"/>
+    <w:uiPriority w:val="37"/>
+    <w:unhideWhenUsed/>
+    <w:rsid w:val="000A0EA5"/>
+  </w:style>
+  <w:style w:type="paragraph" w:styleId="NormalWeb">
+    <w:name w:val="Normal (Web)"/>
+    <w:basedOn w:val="Normal"/>
+    <w:uiPriority w:val="99"/>
+    <w:unhideWhenUsed/>
+    <w:rsid w:val="00B44EF8"/>
+    <w:pPr>
+      <w:spacing w:before="100" w:beforeAutospacing="1" w:after="100" w:afterAutospacing="1" w:line="240" w:lineRule="auto"/>
+    </w:pPr>
+    <w:rPr>
+      <w:rFonts w:ascii="Times New Roman" w:eastAsia="Times New Roman" w:hAnsi="Times New Roman" w:cs="Times New Roman"/>
+      <w:kern w:val="0"/>
+      <w:sz w:val="24"/>
+      <w:szCs w:val="24"/>
+      <w:lang w:eastAsia="en-GB"/>
+      <w14:ligatures w14:val="none"/>
+    </w:rPr>
+  </w:style>
+  <w:style w:type="character" w:styleId="Emphasis">
+    <w:name w:val="Emphasis"/>
+    <w:basedOn w:val="DefaultParagraphFont"/>
+    <w:uiPriority w:val="20"/>
+    <w:qFormat/>
+    <w:rsid w:val="00B44EF8"/>
+    <w:rPr>
+      <w:i/>
+      <w:iCs/>
+    </w:rPr>
+  </w:style>
+  <w:style w:type="table" w:styleId="TableGrid">
+    <w:name w:val="Table Grid"/>
+    <w:basedOn w:val="TableNormal"/>
+    <w:uiPriority w:val="39"/>
+    <w:rsid w:val="00191F5B"/>
+    <w:pPr>
+      <w:spacing w:after="0" w:line="240" w:lineRule="auto"/>
+    </w:pPr>
+    <w:tblPr>
+      <w:tblBorders>
+        <w:top w:val="single" w:sz="4" w:space="0" w:color="auto"/>
+        <w:left w:val="single" w:sz="4" w:space="0" w:color="auto"/>
+        <w:bottom w:val="single" w:sz="4" w:space="0" w:color="auto"/>
+        <w:right w:val="single" w:sz="4" w:space="0" w:color="auto"/>
+        <w:insideH w:val="single" w:sz="4" w:space="0" w:color="auto"/>
+        <w:insideV w:val="single" w:sz="4" w:space="0" w:color="auto"/>
+      </w:tblBorders>
+    </w:tblPr>
+  </w:style>
 </w:styles>
 </file>
 
@@ -1575,11 +5501,263 @@
 </file>
 
 <file path=customXml/item1.xml><?xml version="1.0" encoding="utf-8"?>
-<b:Sources xmlns:b="http://schemas.openxmlformats.org/officeDocument/2006/bibliography" xmlns="http://schemas.openxmlformats.org/officeDocument/2006/bibliography" SelectedStyle="\APASixthEditionOfficeOnline.xsl" StyleName="APA" Version="6"/>
+<b:Sources xmlns:b="http://schemas.openxmlformats.org/officeDocument/2006/bibliography" xmlns="http://schemas.openxmlformats.org/officeDocument/2006/bibliography" SelectedStyle="\HarvardAnglia2008OfficeOnline.xsl" StyleName="Harvard - Anglia" Version="2008">
+  <b:Source>
+    <b:Tag>Mar</b:Tag>
+    <b:SourceType>DocumentFromInternetSite</b:SourceType>
+    <b:Guid>{CC9A3B33-A776-4CDB-B931-9B7341BA658D}</b:Guid>
+    <b:Author>
+      <b:Author>
+        <b:NameList>
+          <b:Person>
+            <b:Last>Martin</b:Last>
+            <b:First>R.</b:First>
+            <b:Middle>C.</b:Middle>
+          </b:Person>
+        </b:NameList>
+      </b:Author>
+    </b:Author>
+    <b:Title>Design Principles and Design Patterns</b:Title>
+    <b:InternetSiteTitle>Université de Lille</b:InternetSiteTitle>
+    <b:Year>2000</b:Year>
+    <b:URL>https://www.fil.univ-lille.fr/~routier/enseignement/licence/coo/cours/Principles_and_Patterns.pdf</b:URL>
+    <b:RefOrder>1</b:RefOrder>
+  </b:Source>
+  <b:Source>
+    <b:Tag>Mar25</b:Tag>
+    <b:SourceType>Book</b:SourceType>
+    <b:Guid>{A95688D5-BB66-441F-ADD4-2FD79C22983A}</b:Guid>
+    <b:Author>
+      <b:Author>
+        <b:NameList>
+          <b:Person>
+            <b:Last>Martin</b:Last>
+            <b:First>R.</b:First>
+            <b:Middle>C.</b:Middle>
+          </b:Person>
+        </b:NameList>
+      </b:Author>
+    </b:Author>
+    <b:Title>Clean Code: A Handbook of Agile Software Craftsmanship, Chapter 19</b:Title>
+    <b:Year>2025</b:Year>
+    <b:Publisher>Addison-Wesley Professional</b:Publisher>
+    <b:RefOrder>2</b:RefOrder>
+  </b:Source>
+  <b:Source>
+    <b:Tag>Mey97</b:Tag>
+    <b:SourceType>DocumentFromInternetSite</b:SourceType>
+    <b:Guid>{764951FD-F828-4277-9DA1-A402EBD90C15}</b:Guid>
+    <b:Author>
+      <b:Author>
+        <b:NameList>
+          <b:Person>
+            <b:Last>Meyer</b:Last>
+            <b:First>Bertrand</b:First>
+          </b:Person>
+        </b:NameList>
+      </b:Author>
+    </b:Author>
+    <b:Title>Object-Oriented Software Construction, Second Edition, pg. 57</b:Title>
+    <b:Year>1997</b:Year>
+    <b:YearAccessed>2026</b:YearAccessed>
+    <b:MonthAccessed>February</b:MonthAccessed>
+    <b:DayAccessed>16th</b:DayAccessed>
+    <b:URL>https://bertrandmeyer.com/wp-content/upLoads/OOSC2.pdf</b:URL>
+    <b:RefOrder>3</b:RefOrder>
+  </b:Source>
+  <b:Source>
+    <b:Tag>Gir16</b:Tag>
+    <b:SourceType>Book</b:SourceType>
+    <b:Guid>{AACA70A9-3836-4F7F-847B-D0131152E327}</b:Guid>
+    <b:Author>
+      <b:Author>
+        <b:NameList>
+          <b:Person>
+            <b:Last>Giridhar</b:Last>
+            <b:First>Chetan</b:First>
+          </b:Person>
+          <b:Person>
+            <b:Last>Zlobin</b:Last>
+            <b:First>Gennadiy</b:First>
+          </b:Person>
+        </b:NameList>
+      </b:Author>
+    </b:Author>
+    <b:Title>Learning Python Design Patterns, 1. Introduciton to Design Patterns</b:Title>
+    <b:Year>2016</b:Year>
+    <b:Publisher>Packt Publishing</b:Publisher>
+    <b:Edition>2nd</b:Edition>
+    <b:RefOrder>4</b:RefOrder>
+  </b:Source>
+  <b:Source>
+    <b:Tag>Fre20</b:Tag>
+    <b:SourceType>Book</b:SourceType>
+    <b:Guid>{B923AB67-28D3-4E06-B451-61CC0C583899}</b:Guid>
+    <b:Author>
+      <b:Author>
+        <b:NameList>
+          <b:Person>
+            <b:Last>Freeman</b:Last>
+            <b:First>Eric</b:First>
+          </b:Person>
+          <b:Person>
+            <b:Last>Robson</b:Last>
+            <b:First>Elisabeth</b:First>
+          </b:Person>
+        </b:NameList>
+      </b:Author>
+    </b:Author>
+    <b:Title>Head First Design Patterns, 4. Baking with OO Goodness: The Factory Pattern</b:Title>
+    <b:Year>2020</b:Year>
+    <b:Publisher>O'Reilly Media, Inc.</b:Publisher>
+    <b:Edition>2nd</b:Edition>
+    <b:RefOrder>5</b:RefOrder>
+  </b:Source>
+  <b:Source>
+    <b:Tag>Lar04</b:Tag>
+    <b:SourceType>Book</b:SourceType>
+    <b:Guid>{F5E10B83-2224-481B-84AA-C9FE4DF9961E}</b:Guid>
+    <b:Author>
+      <b:Author>
+        <b:NameList>
+          <b:Person>
+            <b:Last>Larman</b:Last>
+            <b:First>Craig</b:First>
+          </b:Person>
+        </b:NameList>
+      </b:Author>
+    </b:Author>
+    <b:Title>Applying UML and Patterns: An Introduction to Object-Oriented Analysis and Design and Iterative Development, 17. GRASP: Designing Objects with Responsibilities</b:Title>
+    <b:Year>2004</b:Year>
+    <b:Publisher>Pearson</b:Publisher>
+    <b:Edition>3rd</b:Edition>
+    <b:RefOrder>6</b:RefOrder>
+  </b:Source>
+  <b:Source>
+    <b:Tag>Lar041</b:Tag>
+    <b:SourceType>Book</b:SourceType>
+    <b:Guid>{22B13E06-48A8-4C0E-B198-4CFCF775A26A}</b:Guid>
+    <b:Author>
+      <b:Author>
+        <b:NameList>
+          <b:Person>
+            <b:Last>Larman</b:Last>
+            <b:First>Craig</b:First>
+          </b:Person>
+        </b:NameList>
+      </b:Author>
+    </b:Author>
+    <b:Title>Applying UML and Patterns: An Introduction to Object-Oriented Analysis and Design and Iterative Development, 25. GRASP: More Objects with Responsibilities</b:Title>
+    <b:Year>2004</b:Year>
+    <b:Publisher>Pearson</b:Publisher>
+    <b:Edition>3rd</b:Edition>
+    <b:RefOrder>7</b:RefOrder>
+  </b:Source>
+  <b:Source>
+    <b:Tag>Ric25</b:Tag>
+    <b:SourceType>Book</b:SourceType>
+    <b:Guid>{409B5021-5776-4C29-BEC4-C01E6998A1D4}</b:Guid>
+    <b:Author>
+      <b:Author>
+        <b:NameList>
+          <b:Person>
+            <b:Last>Richards</b:Last>
+            <b:First>Mark</b:First>
+          </b:Person>
+          <b:Person>
+            <b:Last>Ford</b:Last>
+            <b:First>Neal</b:First>
+          </b:Person>
+        </b:NameList>
+      </b:Author>
+    </b:Author>
+    <b:Title>Fundamentals of Software Architecture</b:Title>
+    <b:Year>2025</b:Year>
+    <b:Publisher>O'Reilly Media, Inc.</b:Publisher>
+    <b:Edition>2nd</b:Edition>
+    <b:RefOrder>8</b:RefOrder>
+  </b:Source>
+  <b:Source>
+    <b:Tag>Pfl23</b:Tag>
+    <b:SourceType>Book</b:SourceType>
+    <b:Guid>{4D0A20C1-483D-44EF-A0A1-FC6E495B2902}</b:Guid>
+    <b:Author>
+      <b:Author>
+        <b:NameList>
+          <b:Person>
+            <b:Last>Pfleeger</b:Last>
+            <b:First>Charles</b:First>
+          </b:Person>
+          <b:Person>
+            <b:Last>Lawrence Pfleeger</b:Last>
+            <b:First>Shari</b:First>
+          </b:Person>
+          <b:Person>
+            <b:Last>Coles-Kemp</b:Last>
+            <b:First>Lizzie</b:First>
+          </b:Person>
+        </b:NameList>
+      </b:Author>
+    </b:Author>
+    <b:Title>Security in Computing</b:Title>
+    <b:Year>2023</b:Year>
+    <b:Publisher>Addison-Wesley Professional</b:Publisher>
+    <b:Edition>6th</b:Edition>
+    <b:RefOrder>9</b:RefOrder>
+  </b:Source>
+  <b:Source>
+    <b:Tag>Mic262</b:Tag>
+    <b:SourceType>InternetSite</b:SourceType>
+    <b:Guid>{D2AE58BD-88F6-4D9E-B528-A104D7227A30}</b:Guid>
+    <b:Author>
+      <b:Author>
+        <b:Corporate>Microsoft Learn</b:Corporate>
+      </b:Author>
+    </b:Author>
+    <b:Title>Polymorphism</b:Title>
+    <b:Year>2026</b:Year>
+    <b:YearAccessed>2026</b:YearAccessed>
+    <b:MonthAccessed>February</b:MonthAccessed>
+    <b:DayAccessed>21st</b:DayAccessed>
+    <b:URL>https://learn.microsoft.com/en-us/dotnet/csharp/fundamentals/object-oriented/polymorphism</b:URL>
+    <b:RefOrder>10</b:RefOrder>
+  </b:Source>
+  <b:Source>
+    <b:Tag>Gam94</b:Tag>
+    <b:SourceType>Book</b:SourceType>
+    <b:Guid>{AD5F63D0-B6F7-4CE0-B59F-4367BE26B1F7}</b:Guid>
+    <b:Title>Design Patterns: Elements of Reusable Object-Oriented Software</b:Title>
+    <b:Year>1994</b:Year>
+    <b:Publisher>Addison-Wesley Professional</b:Publisher>
+    <b:Author>
+      <b:Author>
+        <b:NameList>
+          <b:Person>
+            <b:Last>Gamma</b:Last>
+            <b:First>Eric</b:First>
+          </b:Person>
+          <b:Person>
+            <b:Last>Helm</b:Last>
+            <b:First>Richard</b:First>
+          </b:Person>
+          <b:Person>
+            <b:Last>Johnson</b:Last>
+            <b:First>Ralph</b:First>
+          </b:Person>
+          <b:Person>
+            <b:Last>Vlissides</b:Last>
+            <b:First>John</b:First>
+          </b:Person>
+        </b:NameList>
+      </b:Author>
+    </b:Author>
+    <b:RefOrder>11</b:RefOrder>
+  </b:Source>
+</b:Sources>
 </file>
 
 <file path=customXml/itemProps1.xml><?xml version="1.0" encoding="utf-8"?>
-<ds:datastoreItem xmlns:ds="http://schemas.openxmlformats.org/officeDocument/2006/customXml" ds:itemID="{133ECC87-D1C9-4286-833C-97BEA1412073}">
+<ds:datastoreItem xmlns:ds="http://schemas.openxmlformats.org/officeDocument/2006/customXml" ds:itemID="{45A5ABB1-9F37-4821-9362-5240251BB71E}">
   <ds:schemaRefs>
     <ds:schemaRef ds:uri="http://schemas.openxmlformats.org/officeDocument/2006/bibliography"/>
   </ds:schemaRefs>

--- a/Level5/Object_Oriented_Programming/Summary_Report.docx
+++ b/Level5/Object_Oriented_Programming/Summary_Report.docx
@@ -175,6 +175,13 @@
         </w:rPr>
         <w:t xml:space="preserve">Total Word Count: </w:t>
       </w:r>
+      <w:r>
+        <w:rPr>
+          <w:rFonts w:ascii="Calibri" w:hAnsi="Calibri" w:cs="Calibri"/>
+          <w:sz w:val="28"/>
+        </w:rPr>
+        <w:t>4439</w:t>
+      </w:r>
     </w:p>
     <w:p>
       <w:pPr>
@@ -192,6 +199,13 @@
         </w:rPr>
         <w:t xml:space="preserve">Total Word Count for Main Content: </w:t>
       </w:r>
+      <w:r>
+        <w:rPr>
+          <w:rFonts w:ascii="Calibri" w:hAnsi="Calibri" w:cs="Calibri"/>
+          <w:sz w:val="28"/>
+        </w:rPr>
+        <w:t>3604</w:t>
+      </w:r>
     </w:p>
     <w:p>
       <w:pPr>
@@ -208,6 +222,13 @@
           <w:sz w:val="28"/>
         </w:rPr>
         <w:t xml:space="preserve">Total Word Count for Main Content Excluding Tables: </w:t>
+      </w:r>
+      <w:r>
+        <w:rPr>
+          <w:rFonts w:ascii="Calibri" w:hAnsi="Calibri" w:cs="Calibri"/>
+          <w:sz w:val="28"/>
+        </w:rPr>
+        <w:t>2076</w:t>
       </w:r>
     </w:p>
     <w:p>
@@ -284,7 +305,7 @@
           <w:r>
             <w:fldChar w:fldCharType="separate"/>
           </w:r>
-          <w:hyperlink w:anchor="_Toc222906891" w:history="1">
+          <w:hyperlink w:anchor="_Toc229819139" w:history="1">
             <w:r>
               <w:rPr>
                 <w:rStyle w:val="Hyperlink"/>
@@ -311,7 +332,7 @@
                 <w:noProof/>
                 <w:webHidden/>
               </w:rPr>
-              <w:instrText xml:space="preserve"> PAGEREF _Toc222906891 \h </w:instrText>
+              <w:instrText xml:space="preserve"> PAGEREF _Toc229819139 \h </w:instrText>
             </w:r>
             <w:r>
               <w:rPr>
@@ -331,7 +352,7 @@
                 <w:noProof/>
                 <w:webHidden/>
               </w:rPr>
-              <w:t>2</w:t>
+              <w:t>4</w:t>
             </w:r>
             <w:r>
               <w:rPr>
@@ -356,12 +377,84 @@
               <w:lang w:eastAsia="en-GB"/>
             </w:rPr>
           </w:pPr>
-          <w:hyperlink w:anchor="_Toc222906892" w:history="1">
+          <w:hyperlink w:anchor="_Toc229819140" w:history="1">
             <w:r>
               <w:rPr>
                 <w:rStyle w:val="Hyperlink"/>
                 <w:noProof/>
               </w:rPr>
+              <w:t>Leave Booking System API Architecture</w:t>
+            </w:r>
+            <w:r>
+              <w:rPr>
+                <w:noProof/>
+                <w:webHidden/>
+              </w:rPr>
+              <w:tab/>
+            </w:r>
+            <w:r>
+              <w:rPr>
+                <w:noProof/>
+                <w:webHidden/>
+              </w:rPr>
+              <w:fldChar w:fldCharType="begin"/>
+            </w:r>
+            <w:r>
+              <w:rPr>
+                <w:noProof/>
+                <w:webHidden/>
+              </w:rPr>
+              <w:instrText xml:space="preserve"> PAGEREF _Toc229819140 \h </w:instrText>
+            </w:r>
+            <w:r>
+              <w:rPr>
+                <w:noProof/>
+                <w:webHidden/>
+              </w:rPr>
+            </w:r>
+            <w:r>
+              <w:rPr>
+                <w:noProof/>
+                <w:webHidden/>
+              </w:rPr>
+              <w:fldChar w:fldCharType="separate"/>
+            </w:r>
+            <w:r>
+              <w:rPr>
+                <w:noProof/>
+                <w:webHidden/>
+              </w:rPr>
+              <w:t>4</w:t>
+            </w:r>
+            <w:r>
+              <w:rPr>
+                <w:noProof/>
+                <w:webHidden/>
+              </w:rPr>
+              <w:fldChar w:fldCharType="end"/>
+            </w:r>
+          </w:hyperlink>
+        </w:p>
+        <w:p>
+          <w:pPr>
+            <w:pStyle w:val="TOC1"/>
+            <w:tabs>
+              <w:tab w:val="right" w:leader="dot" w:pos="9016"/>
+            </w:tabs>
+            <w:rPr>
+              <w:rFonts w:eastAsiaTheme="minorEastAsia"/>
+              <w:noProof/>
+              <w:sz w:val="24"/>
+              <w:szCs w:val="24"/>
+              <w:lang w:eastAsia="en-GB"/>
+            </w:rPr>
+          </w:pPr>
+          <w:hyperlink w:anchor="_Toc229819141" w:history="1">
+            <w:r>
+              <w:rPr>
+                <w:rStyle w:val="Hyperlink"/>
+                <w:noProof/>
+              </w:rPr>
               <w:t>SOLID Principles</w:t>
             </w:r>
             <w:r>
@@ -383,7 +476,7 @@
                 <w:noProof/>
                 <w:webHidden/>
               </w:rPr>
-              <w:instrText xml:space="preserve"> PAGEREF _Toc222906892 \h </w:instrText>
+              <w:instrText xml:space="preserve"> PAGEREF _Toc229819141 \h </w:instrText>
             </w:r>
             <w:r>
               <w:rPr>
@@ -403,7 +496,79 @@
                 <w:noProof/>
                 <w:webHidden/>
               </w:rPr>
-              <w:t>2</w:t>
+              <w:t>5</w:t>
+            </w:r>
+            <w:r>
+              <w:rPr>
+                <w:noProof/>
+                <w:webHidden/>
+              </w:rPr>
+              <w:fldChar w:fldCharType="end"/>
+            </w:r>
+          </w:hyperlink>
+        </w:p>
+        <w:p>
+          <w:pPr>
+            <w:pStyle w:val="TOC1"/>
+            <w:tabs>
+              <w:tab w:val="right" w:leader="dot" w:pos="9016"/>
+            </w:tabs>
+            <w:rPr>
+              <w:rFonts w:eastAsiaTheme="minorEastAsia"/>
+              <w:noProof/>
+              <w:sz w:val="24"/>
+              <w:szCs w:val="24"/>
+              <w:lang w:eastAsia="en-GB"/>
+            </w:rPr>
+          </w:pPr>
+          <w:hyperlink w:anchor="_Toc229819142" w:history="1">
+            <w:r>
+              <w:rPr>
+                <w:rStyle w:val="Hyperlink"/>
+                <w:noProof/>
+              </w:rPr>
+              <w:t>SOLID Principles Implementation</w:t>
+            </w:r>
+            <w:r>
+              <w:rPr>
+                <w:noProof/>
+                <w:webHidden/>
+              </w:rPr>
+              <w:tab/>
+            </w:r>
+            <w:r>
+              <w:rPr>
+                <w:noProof/>
+                <w:webHidden/>
+              </w:rPr>
+              <w:fldChar w:fldCharType="begin"/>
+            </w:r>
+            <w:r>
+              <w:rPr>
+                <w:noProof/>
+                <w:webHidden/>
+              </w:rPr>
+              <w:instrText xml:space="preserve"> PAGEREF _Toc229819142 \h </w:instrText>
+            </w:r>
+            <w:r>
+              <w:rPr>
+                <w:noProof/>
+                <w:webHidden/>
+              </w:rPr>
+            </w:r>
+            <w:r>
+              <w:rPr>
+                <w:noProof/>
+                <w:webHidden/>
+              </w:rPr>
+              <w:fldChar w:fldCharType="separate"/>
+            </w:r>
+            <w:r>
+              <w:rPr>
+                <w:noProof/>
+                <w:webHidden/>
+              </w:rPr>
+              <w:t>7</w:t>
             </w:r>
             <w:r>
               <w:rPr>
@@ -428,13 +593,13 @@
               <w:lang w:eastAsia="en-GB"/>
             </w:rPr>
           </w:pPr>
-          <w:hyperlink w:anchor="_Toc222906893" w:history="1">
+          <w:hyperlink w:anchor="_Toc229819143" w:history="1">
             <w:r>
               <w:rPr>
                 <w:rStyle w:val="Hyperlink"/>
                 <w:noProof/>
               </w:rPr>
-              <w:t>Implementation of the Single Responsibility Principle</w:t>
+              <w:t>Single Responsibility</w:t>
             </w:r>
             <w:r>
               <w:rPr>
@@ -455,7 +620,7 @@
                 <w:noProof/>
                 <w:webHidden/>
               </w:rPr>
-              <w:instrText xml:space="preserve"> PAGEREF _Toc222906893 \h </w:instrText>
+              <w:instrText xml:space="preserve"> PAGEREF _Toc229819143 \h </w:instrText>
             </w:r>
             <w:r>
               <w:rPr>
@@ -475,7 +640,7 @@
                 <w:noProof/>
                 <w:webHidden/>
               </w:rPr>
-              <w:t>4</w:t>
+              <w:t>7</w:t>
             </w:r>
             <w:r>
               <w:rPr>
@@ -500,13 +665,13 @@
               <w:lang w:eastAsia="en-GB"/>
             </w:rPr>
           </w:pPr>
-          <w:hyperlink w:anchor="_Toc222906894" w:history="1">
+          <w:hyperlink w:anchor="_Toc229819144" w:history="1">
             <w:r>
               <w:rPr>
                 <w:rStyle w:val="Hyperlink"/>
                 <w:noProof/>
               </w:rPr>
-              <w:t>Implementation of the Open-Closed Principle</w:t>
+              <w:t>Open-Closed</w:t>
             </w:r>
             <w:r>
               <w:rPr>
@@ -527,7 +692,7 @@
                 <w:noProof/>
                 <w:webHidden/>
               </w:rPr>
-              <w:instrText xml:space="preserve"> PAGEREF _Toc222906894 \h </w:instrText>
+              <w:instrText xml:space="preserve"> PAGEREF _Toc229819144 \h </w:instrText>
             </w:r>
             <w:r>
               <w:rPr>
@@ -547,7 +712,7 @@
                 <w:noProof/>
                 <w:webHidden/>
               </w:rPr>
-              <w:t>4</w:t>
+              <w:t>9</w:t>
             </w:r>
             <w:r>
               <w:rPr>
@@ -572,13 +737,13 @@
               <w:lang w:eastAsia="en-GB"/>
             </w:rPr>
           </w:pPr>
-          <w:hyperlink w:anchor="_Toc222906895" w:history="1">
+          <w:hyperlink w:anchor="_Toc229819145" w:history="1">
             <w:r>
               <w:rPr>
                 <w:rStyle w:val="Hyperlink"/>
                 <w:noProof/>
               </w:rPr>
-              <w:t>Implementation of the Liskov Substitution Principle</w:t>
+              <w:t>Liskov Substitution</w:t>
             </w:r>
             <w:r>
               <w:rPr>
@@ -599,7 +764,7 @@
                 <w:noProof/>
                 <w:webHidden/>
               </w:rPr>
-              <w:instrText xml:space="preserve"> PAGEREF _Toc222906895 \h </w:instrText>
+              <w:instrText xml:space="preserve"> PAGEREF _Toc229819145 \h </w:instrText>
             </w:r>
             <w:r>
               <w:rPr>
@@ -619,7 +784,7 @@
                 <w:noProof/>
                 <w:webHidden/>
               </w:rPr>
-              <w:t>4</w:t>
+              <w:t>9</w:t>
             </w:r>
             <w:r>
               <w:rPr>
@@ -644,13 +809,13 @@
               <w:lang w:eastAsia="en-GB"/>
             </w:rPr>
           </w:pPr>
-          <w:hyperlink w:anchor="_Toc222906896" w:history="1">
+          <w:hyperlink w:anchor="_Toc229819146" w:history="1">
             <w:r>
               <w:rPr>
                 <w:rStyle w:val="Hyperlink"/>
                 <w:noProof/>
               </w:rPr>
-              <w:t>Implementation of the Interface Segregation Principle</w:t>
+              <w:t>Interface Segregation</w:t>
             </w:r>
             <w:r>
               <w:rPr>
@@ -671,7 +836,7 @@
                 <w:noProof/>
                 <w:webHidden/>
               </w:rPr>
-              <w:instrText xml:space="preserve"> PAGEREF _Toc222906896 \h </w:instrText>
+              <w:instrText xml:space="preserve"> PAGEREF _Toc229819146 \h </w:instrText>
             </w:r>
             <w:r>
               <w:rPr>
@@ -691,7 +856,7 @@
                 <w:noProof/>
                 <w:webHidden/>
               </w:rPr>
-              <w:t>4</w:t>
+              <w:t>11</w:t>
             </w:r>
             <w:r>
               <w:rPr>
@@ -716,13 +881,13 @@
               <w:lang w:eastAsia="en-GB"/>
             </w:rPr>
           </w:pPr>
-          <w:hyperlink w:anchor="_Toc222906897" w:history="1">
+          <w:hyperlink w:anchor="_Toc229819147" w:history="1">
             <w:r>
               <w:rPr>
                 <w:rStyle w:val="Hyperlink"/>
                 <w:noProof/>
               </w:rPr>
-              <w:t>Implementation of the Dependency Inversion Principle</w:t>
+              <w:t>Dependency Inversion</w:t>
             </w:r>
             <w:r>
               <w:rPr>
@@ -743,7 +908,7 @@
                 <w:noProof/>
                 <w:webHidden/>
               </w:rPr>
-              <w:instrText xml:space="preserve"> PAGEREF _Toc222906897 \h </w:instrText>
+              <w:instrText xml:space="preserve"> PAGEREF _Toc229819147 \h </w:instrText>
             </w:r>
             <w:r>
               <w:rPr>
@@ -763,7 +928,7 @@
                 <w:noProof/>
                 <w:webHidden/>
               </w:rPr>
-              <w:t>4</w:t>
+              <w:t>11</w:t>
             </w:r>
             <w:r>
               <w:rPr>
@@ -788,7 +953,7 @@
               <w:lang w:eastAsia="en-GB"/>
             </w:rPr>
           </w:pPr>
-          <w:hyperlink w:anchor="_Toc222906898" w:history="1">
+          <w:hyperlink w:anchor="_Toc229819148" w:history="1">
             <w:r>
               <w:rPr>
                 <w:rStyle w:val="Hyperlink"/>
@@ -815,7 +980,7 @@
                 <w:noProof/>
                 <w:webHidden/>
               </w:rPr>
-              <w:instrText xml:space="preserve"> PAGEREF _Toc222906898 \h </w:instrText>
+              <w:instrText xml:space="preserve"> PAGEREF _Toc229819148 \h </w:instrText>
             </w:r>
             <w:r>
               <w:rPr>
@@ -835,7 +1000,79 @@
                 <w:noProof/>
                 <w:webHidden/>
               </w:rPr>
-              <w:t>4</w:t>
+              <w:t>12</w:t>
+            </w:r>
+            <w:r>
+              <w:rPr>
+                <w:noProof/>
+                <w:webHidden/>
+              </w:rPr>
+              <w:fldChar w:fldCharType="end"/>
+            </w:r>
+          </w:hyperlink>
+        </w:p>
+        <w:p>
+          <w:pPr>
+            <w:pStyle w:val="TOC1"/>
+            <w:tabs>
+              <w:tab w:val="right" w:leader="dot" w:pos="9016"/>
+            </w:tabs>
+            <w:rPr>
+              <w:rFonts w:eastAsiaTheme="minorEastAsia"/>
+              <w:noProof/>
+              <w:sz w:val="24"/>
+              <w:szCs w:val="24"/>
+              <w:lang w:eastAsia="en-GB"/>
+            </w:rPr>
+          </w:pPr>
+          <w:hyperlink w:anchor="_Toc229819149" w:history="1">
+            <w:r>
+              <w:rPr>
+                <w:rStyle w:val="Hyperlink"/>
+                <w:noProof/>
+              </w:rPr>
+              <w:t>GRASP Principles Implementation</w:t>
+            </w:r>
+            <w:r>
+              <w:rPr>
+                <w:noProof/>
+                <w:webHidden/>
+              </w:rPr>
+              <w:tab/>
+            </w:r>
+            <w:r>
+              <w:rPr>
+                <w:noProof/>
+                <w:webHidden/>
+              </w:rPr>
+              <w:fldChar w:fldCharType="begin"/>
+            </w:r>
+            <w:r>
+              <w:rPr>
+                <w:noProof/>
+                <w:webHidden/>
+              </w:rPr>
+              <w:instrText xml:space="preserve"> PAGEREF _Toc229819149 \h </w:instrText>
+            </w:r>
+            <w:r>
+              <w:rPr>
+                <w:noProof/>
+                <w:webHidden/>
+              </w:rPr>
+            </w:r>
+            <w:r>
+              <w:rPr>
+                <w:noProof/>
+                <w:webHidden/>
+              </w:rPr>
+              <w:fldChar w:fldCharType="separate"/>
+            </w:r>
+            <w:r>
+              <w:rPr>
+                <w:noProof/>
+                <w:webHidden/>
+              </w:rPr>
+              <w:t>15</w:t>
             </w:r>
             <w:r>
               <w:rPr>
@@ -860,13 +1097,13 @@
               <w:lang w:eastAsia="en-GB"/>
             </w:rPr>
           </w:pPr>
-          <w:hyperlink w:anchor="_Toc222906899" w:history="1">
+          <w:hyperlink w:anchor="_Toc229819150" w:history="1">
             <w:r>
               <w:rPr>
                 <w:rStyle w:val="Hyperlink"/>
                 <w:noProof/>
               </w:rPr>
-              <w:t>Implementation of the Information Export Pattern</w:t>
+              <w:t>Information Expert</w:t>
             </w:r>
             <w:r>
               <w:rPr>
@@ -887,7 +1124,7 @@
                 <w:noProof/>
                 <w:webHidden/>
               </w:rPr>
-              <w:instrText xml:space="preserve"> PAGEREF _Toc222906899 \h </w:instrText>
+              <w:instrText xml:space="preserve"> PAGEREF _Toc229819150 \h </w:instrText>
             </w:r>
             <w:r>
               <w:rPr>
@@ -907,7 +1144,7 @@
                 <w:noProof/>
                 <w:webHidden/>
               </w:rPr>
-              <w:t>7</w:t>
+              <w:t>15</w:t>
             </w:r>
             <w:r>
               <w:rPr>
@@ -932,13 +1169,13 @@
               <w:lang w:eastAsia="en-GB"/>
             </w:rPr>
           </w:pPr>
-          <w:hyperlink w:anchor="_Toc222906900" w:history="1">
+          <w:hyperlink w:anchor="_Toc229819151" w:history="1">
             <w:r>
               <w:rPr>
                 <w:rStyle w:val="Hyperlink"/>
                 <w:noProof/>
               </w:rPr>
-              <w:t>Implementation of the Creator Pattern</w:t>
+              <w:t>Creator</w:t>
             </w:r>
             <w:r>
               <w:rPr>
@@ -959,7 +1196,7 @@
                 <w:noProof/>
                 <w:webHidden/>
               </w:rPr>
-              <w:instrText xml:space="preserve"> PAGEREF _Toc222906900 \h </w:instrText>
+              <w:instrText xml:space="preserve"> PAGEREF _Toc229819151 \h </w:instrText>
             </w:r>
             <w:r>
               <w:rPr>
@@ -979,7 +1216,7 @@
                 <w:noProof/>
                 <w:webHidden/>
               </w:rPr>
-              <w:t>7</w:t>
+              <w:t>17</w:t>
             </w:r>
             <w:r>
               <w:rPr>
@@ -1004,13 +1241,13 @@
               <w:lang w:eastAsia="en-GB"/>
             </w:rPr>
           </w:pPr>
-          <w:hyperlink w:anchor="_Toc222906901" w:history="1">
+          <w:hyperlink w:anchor="_Toc229819152" w:history="1">
             <w:r>
               <w:rPr>
                 <w:rStyle w:val="Hyperlink"/>
                 <w:noProof/>
               </w:rPr>
-              <w:t>Implementation of the Controller Pattern</w:t>
+              <w:t>Controller</w:t>
             </w:r>
             <w:r>
               <w:rPr>
@@ -1031,7 +1268,7 @@
                 <w:noProof/>
                 <w:webHidden/>
               </w:rPr>
-              <w:instrText xml:space="preserve"> PAGEREF _Toc222906901 \h </w:instrText>
+              <w:instrText xml:space="preserve"> PAGEREF _Toc229819152 \h </w:instrText>
             </w:r>
             <w:r>
               <w:rPr>
@@ -1051,7 +1288,7 @@
                 <w:noProof/>
                 <w:webHidden/>
               </w:rPr>
-              <w:t>7</w:t>
+              <w:t>17</w:t>
             </w:r>
             <w:r>
               <w:rPr>
@@ -1076,13 +1313,13 @@
               <w:lang w:eastAsia="en-GB"/>
             </w:rPr>
           </w:pPr>
-          <w:hyperlink w:anchor="_Toc222906902" w:history="1">
+          <w:hyperlink w:anchor="_Toc229819153" w:history="1">
             <w:r>
               <w:rPr>
                 <w:rStyle w:val="Hyperlink"/>
                 <w:noProof/>
               </w:rPr>
-              <w:t>Implementation of the Indirection Principle</w:t>
+              <w:t>Protected Variations</w:t>
             </w:r>
             <w:r>
               <w:rPr>
@@ -1103,7 +1340,7 @@
                 <w:noProof/>
                 <w:webHidden/>
               </w:rPr>
-              <w:instrText xml:space="preserve"> PAGEREF _Toc222906902 \h </w:instrText>
+              <w:instrText xml:space="preserve"> PAGEREF _Toc229819153 \h </w:instrText>
             </w:r>
             <w:r>
               <w:rPr>
@@ -1123,7 +1360,7 @@
                 <w:noProof/>
                 <w:webHidden/>
               </w:rPr>
-              <w:t>7</w:t>
+              <w:t>18</w:t>
             </w:r>
             <w:r>
               <w:rPr>
@@ -1148,13 +1385,13 @@
               <w:lang w:eastAsia="en-GB"/>
             </w:rPr>
           </w:pPr>
-          <w:hyperlink w:anchor="_Toc222906903" w:history="1">
+          <w:hyperlink w:anchor="_Toc229819154" w:history="1">
             <w:r>
               <w:rPr>
                 <w:rStyle w:val="Hyperlink"/>
                 <w:noProof/>
               </w:rPr>
-              <w:t>Implementation of the Low Coupling Principle</w:t>
+              <w:t>Low Coupling</w:t>
             </w:r>
             <w:r>
               <w:rPr>
@@ -1175,7 +1412,7 @@
                 <w:noProof/>
                 <w:webHidden/>
               </w:rPr>
-              <w:instrText xml:space="preserve"> PAGEREF _Toc222906903 \h </w:instrText>
+              <w:instrText xml:space="preserve"> PAGEREF _Toc229819154 \h </w:instrText>
             </w:r>
             <w:r>
               <w:rPr>
@@ -1195,7 +1432,7 @@
                 <w:noProof/>
                 <w:webHidden/>
               </w:rPr>
-              <w:t>7</w:t>
+              <w:t>20</w:t>
             </w:r>
             <w:r>
               <w:rPr>
@@ -1220,13 +1457,13 @@
               <w:lang w:eastAsia="en-GB"/>
             </w:rPr>
           </w:pPr>
-          <w:hyperlink w:anchor="_Toc222906904" w:history="1">
+          <w:hyperlink w:anchor="_Toc229819155" w:history="1">
             <w:r>
               <w:rPr>
                 <w:rStyle w:val="Hyperlink"/>
                 <w:noProof/>
               </w:rPr>
-              <w:t>Implementation of the High Cohesion Principle</w:t>
+              <w:t>High Cohesion</w:t>
             </w:r>
             <w:r>
               <w:rPr>
@@ -1247,7 +1484,7 @@
                 <w:noProof/>
                 <w:webHidden/>
               </w:rPr>
-              <w:instrText xml:space="preserve"> PAGEREF _Toc222906904 \h </w:instrText>
+              <w:instrText xml:space="preserve"> PAGEREF _Toc229819155 \h </w:instrText>
             </w:r>
             <w:r>
               <w:rPr>
@@ -1267,7 +1504,7 @@
                 <w:noProof/>
                 <w:webHidden/>
               </w:rPr>
-              <w:t>7</w:t>
+              <w:t>21</w:t>
             </w:r>
             <w:r>
               <w:rPr>
@@ -1292,13 +1529,13 @@
               <w:lang w:eastAsia="en-GB"/>
             </w:rPr>
           </w:pPr>
-          <w:hyperlink w:anchor="_Toc222906905" w:history="1">
+          <w:hyperlink w:anchor="_Toc229819156" w:history="1">
             <w:r>
               <w:rPr>
                 <w:rStyle w:val="Hyperlink"/>
                 <w:noProof/>
               </w:rPr>
-              <w:t>Implementation of the Polymorphism Principle</w:t>
+              <w:t>Polymorphism</w:t>
             </w:r>
             <w:r>
               <w:rPr>
@@ -1319,7 +1556,7 @@
                 <w:noProof/>
                 <w:webHidden/>
               </w:rPr>
-              <w:instrText xml:space="preserve"> PAGEREF _Toc222906905 \h </w:instrText>
+              <w:instrText xml:space="preserve"> PAGEREF _Toc229819156 \h </w:instrText>
             </w:r>
             <w:r>
               <w:rPr>
@@ -1339,7 +1576,7 @@
                 <w:noProof/>
                 <w:webHidden/>
               </w:rPr>
-              <w:t>7</w:t>
+              <w:t>21</w:t>
             </w:r>
             <w:r>
               <w:rPr>
@@ -1364,13 +1601,13 @@
               <w:lang w:eastAsia="en-GB"/>
             </w:rPr>
           </w:pPr>
-          <w:hyperlink w:anchor="_Toc222906906" w:history="1">
+          <w:hyperlink w:anchor="_Toc229819157" w:history="1">
             <w:r>
               <w:rPr>
                 <w:rStyle w:val="Hyperlink"/>
                 <w:noProof/>
               </w:rPr>
-              <w:t>Implementation of the Protected Variations Principle</w:t>
+              <w:t>Indirection</w:t>
             </w:r>
             <w:r>
               <w:rPr>
@@ -1391,7 +1628,7 @@
                 <w:noProof/>
                 <w:webHidden/>
               </w:rPr>
-              <w:instrText xml:space="preserve"> PAGEREF _Toc222906906 \h </w:instrText>
+              <w:instrText xml:space="preserve"> PAGEREF _Toc229819157 \h </w:instrText>
             </w:r>
             <w:r>
               <w:rPr>
@@ -1411,7 +1648,7 @@
                 <w:noProof/>
                 <w:webHidden/>
               </w:rPr>
-              <w:t>7</w:t>
+              <w:t>23</w:t>
             </w:r>
             <w:r>
               <w:rPr>
@@ -1436,13 +1673,13 @@
               <w:lang w:eastAsia="en-GB"/>
             </w:rPr>
           </w:pPr>
-          <w:hyperlink w:anchor="_Toc222906907" w:history="1">
+          <w:hyperlink w:anchor="_Toc229819158" w:history="1">
             <w:r>
               <w:rPr>
                 <w:rStyle w:val="Hyperlink"/>
                 <w:noProof/>
               </w:rPr>
-              <w:t>Implementation of the Pure Fabrication Pattern</w:t>
+              <w:t>Pure Fabrication</w:t>
             </w:r>
             <w:r>
               <w:rPr>
@@ -1463,7 +1700,7 @@
                 <w:noProof/>
                 <w:webHidden/>
               </w:rPr>
-              <w:instrText xml:space="preserve"> PAGEREF _Toc222906907 \h </w:instrText>
+              <w:instrText xml:space="preserve"> PAGEREF _Toc229819158 \h </w:instrText>
             </w:r>
             <w:r>
               <w:rPr>
@@ -1483,7 +1720,7 @@
                 <w:noProof/>
                 <w:webHidden/>
               </w:rPr>
-              <w:t>7</w:t>
+              <w:t>23</w:t>
             </w:r>
             <w:r>
               <w:rPr>
@@ -1508,7 +1745,7 @@
               <w:lang w:eastAsia="en-GB"/>
             </w:rPr>
           </w:pPr>
-          <w:hyperlink w:anchor="_Toc222906908" w:history="1">
+          <w:hyperlink w:anchor="_Toc229819159" w:history="1">
             <w:r>
               <w:rPr>
                 <w:rStyle w:val="Hyperlink"/>
@@ -1535,7 +1772,7 @@
                 <w:noProof/>
                 <w:webHidden/>
               </w:rPr>
-              <w:instrText xml:space="preserve"> PAGEREF _Toc222906908 \h </w:instrText>
+              <w:instrText xml:space="preserve"> PAGEREF _Toc229819159 \h </w:instrText>
             </w:r>
             <w:r>
               <w:rPr>
@@ -1555,7 +1792,79 @@
                 <w:noProof/>
                 <w:webHidden/>
               </w:rPr>
-              <w:t>7</w:t>
+              <w:t>25</w:t>
+            </w:r>
+            <w:r>
+              <w:rPr>
+                <w:noProof/>
+                <w:webHidden/>
+              </w:rPr>
+              <w:fldChar w:fldCharType="end"/>
+            </w:r>
+          </w:hyperlink>
+        </w:p>
+        <w:p>
+          <w:pPr>
+            <w:pStyle w:val="TOC1"/>
+            <w:tabs>
+              <w:tab w:val="right" w:leader="dot" w:pos="9016"/>
+            </w:tabs>
+            <w:rPr>
+              <w:rFonts w:eastAsiaTheme="minorEastAsia"/>
+              <w:noProof/>
+              <w:sz w:val="24"/>
+              <w:szCs w:val="24"/>
+              <w:lang w:eastAsia="en-GB"/>
+            </w:rPr>
+          </w:pPr>
+          <w:hyperlink w:anchor="_Toc229819160" w:history="1">
+            <w:r>
+              <w:rPr>
+                <w:rStyle w:val="Hyperlink"/>
+                <w:noProof/>
+              </w:rPr>
+              <w:t>Use of AI in This Assignment</w:t>
+            </w:r>
+            <w:r>
+              <w:rPr>
+                <w:noProof/>
+                <w:webHidden/>
+              </w:rPr>
+              <w:tab/>
+            </w:r>
+            <w:r>
+              <w:rPr>
+                <w:noProof/>
+                <w:webHidden/>
+              </w:rPr>
+              <w:fldChar w:fldCharType="begin"/>
+            </w:r>
+            <w:r>
+              <w:rPr>
+                <w:noProof/>
+                <w:webHidden/>
+              </w:rPr>
+              <w:instrText xml:space="preserve"> PAGEREF _Toc229819160 \h </w:instrText>
+            </w:r>
+            <w:r>
+              <w:rPr>
+                <w:noProof/>
+                <w:webHidden/>
+              </w:rPr>
+            </w:r>
+            <w:r>
+              <w:rPr>
+                <w:noProof/>
+                <w:webHidden/>
+              </w:rPr>
+              <w:fldChar w:fldCharType="separate"/>
+            </w:r>
+            <w:r>
+              <w:rPr>
+                <w:noProof/>
+                <w:webHidden/>
+              </w:rPr>
+              <w:t>26</w:t>
             </w:r>
             <w:r>
               <w:rPr>
@@ -1580,6 +1889,1357 @@
     </w:sdt>
     <w:p>
       <w:pPr>
+        <w:pStyle w:val="TOCHeading"/>
+      </w:pPr>
+      <w:r>
+        <w:t>List of Figure</w:t>
+      </w:r>
+      <w:r>
+        <w:t>s</w:t>
+      </w:r>
+    </w:p>
+    <w:p>
+      <w:pPr>
+        <w:pStyle w:val="TableofFigures"/>
+        <w:tabs>
+          <w:tab w:val="right" w:leader="dot" w:pos="9016"/>
+        </w:tabs>
+        <w:rPr>
+          <w:rFonts w:eastAsiaTheme="minorEastAsia"/>
+          <w:noProof/>
+          <w:sz w:val="24"/>
+          <w:szCs w:val="24"/>
+          <w:lang w:eastAsia="en-GB"/>
+        </w:rPr>
+      </w:pPr>
+      <w:r>
+        <w:rPr>
+          <w:rFonts w:ascii="Calibri" w:hAnsi="Calibri" w:cs="Calibri"/>
+          <w:sz w:val="28"/>
+        </w:rPr>
+        <w:fldChar w:fldCharType="begin"/>
+      </w:r>
+      <w:r>
+        <w:rPr>
+          <w:rFonts w:ascii="Calibri" w:hAnsi="Calibri" w:cs="Calibri"/>
+          <w:sz w:val="28"/>
+        </w:rPr>
+        <w:instrText xml:space="preserve"> TOC \h \z \c "Figure" </w:instrText>
+      </w:r>
+      <w:r>
+        <w:rPr>
+          <w:rFonts w:ascii="Calibri" w:hAnsi="Calibri" w:cs="Calibri"/>
+          <w:sz w:val="28"/>
+        </w:rPr>
+        <w:fldChar w:fldCharType="separate"/>
+      </w:r>
+      <w:hyperlink w:anchor="_Toc229819161" w:history="1">
+        <w:r>
+          <w:rPr>
+            <w:rStyle w:val="Hyperlink"/>
+            <w:noProof/>
+          </w:rPr>
+          <w:t>Figure 1 - Leave Booking System API Architecture</w:t>
+        </w:r>
+        <w:r>
+          <w:rPr>
+            <w:noProof/>
+            <w:webHidden/>
+          </w:rPr>
+          <w:tab/>
+        </w:r>
+        <w:r>
+          <w:rPr>
+            <w:noProof/>
+            <w:webHidden/>
+          </w:rPr>
+          <w:fldChar w:fldCharType="begin"/>
+        </w:r>
+        <w:r>
+          <w:rPr>
+            <w:noProof/>
+            <w:webHidden/>
+          </w:rPr>
+          <w:instrText xml:space="preserve"> PAGEREF _Toc229819161 \h </w:instrText>
+        </w:r>
+        <w:r>
+          <w:rPr>
+            <w:noProof/>
+            <w:webHidden/>
+          </w:rPr>
+        </w:r>
+        <w:r>
+          <w:rPr>
+            <w:noProof/>
+            <w:webHidden/>
+          </w:rPr>
+          <w:fldChar w:fldCharType="separate"/>
+        </w:r>
+        <w:r>
+          <w:rPr>
+            <w:noProof/>
+            <w:webHidden/>
+          </w:rPr>
+          <w:t>4</w:t>
+        </w:r>
+        <w:r>
+          <w:rPr>
+            <w:noProof/>
+            <w:webHidden/>
+          </w:rPr>
+          <w:fldChar w:fldCharType="end"/>
+        </w:r>
+      </w:hyperlink>
+    </w:p>
+    <w:p>
+      <w:pPr>
+        <w:pStyle w:val="TableofFigures"/>
+        <w:tabs>
+          <w:tab w:val="right" w:leader="dot" w:pos="9016"/>
+        </w:tabs>
+        <w:rPr>
+          <w:rFonts w:eastAsiaTheme="minorEastAsia"/>
+          <w:noProof/>
+          <w:sz w:val="24"/>
+          <w:szCs w:val="24"/>
+          <w:lang w:eastAsia="en-GB"/>
+        </w:rPr>
+      </w:pPr>
+      <w:hyperlink w:anchor="_Toc229819162" w:history="1">
+        <w:r>
+          <w:rPr>
+            <w:rStyle w:val="Hyperlink"/>
+            <w:noProof/>
+          </w:rPr>
+          <w:t>Figure 2 – Routers</w:t>
+        </w:r>
+        <w:r>
+          <w:rPr>
+            <w:noProof/>
+            <w:webHidden/>
+          </w:rPr>
+          <w:tab/>
+        </w:r>
+        <w:r>
+          <w:rPr>
+            <w:noProof/>
+            <w:webHidden/>
+          </w:rPr>
+          <w:fldChar w:fldCharType="begin"/>
+        </w:r>
+        <w:r>
+          <w:rPr>
+            <w:noProof/>
+            <w:webHidden/>
+          </w:rPr>
+          <w:instrText xml:space="preserve"> PAGEREF _Toc229819162 \h </w:instrText>
+        </w:r>
+        <w:r>
+          <w:rPr>
+            <w:noProof/>
+            <w:webHidden/>
+          </w:rPr>
+        </w:r>
+        <w:r>
+          <w:rPr>
+            <w:noProof/>
+            <w:webHidden/>
+          </w:rPr>
+          <w:fldChar w:fldCharType="separate"/>
+        </w:r>
+        <w:r>
+          <w:rPr>
+            <w:noProof/>
+            <w:webHidden/>
+          </w:rPr>
+          <w:t>7</w:t>
+        </w:r>
+        <w:r>
+          <w:rPr>
+            <w:noProof/>
+            <w:webHidden/>
+          </w:rPr>
+          <w:fldChar w:fldCharType="end"/>
+        </w:r>
+      </w:hyperlink>
+    </w:p>
+    <w:p>
+      <w:pPr>
+        <w:pStyle w:val="TableofFigures"/>
+        <w:tabs>
+          <w:tab w:val="right" w:leader="dot" w:pos="9016"/>
+        </w:tabs>
+        <w:rPr>
+          <w:rFonts w:eastAsiaTheme="minorEastAsia"/>
+          <w:noProof/>
+          <w:sz w:val="24"/>
+          <w:szCs w:val="24"/>
+          <w:lang w:eastAsia="en-GB"/>
+        </w:rPr>
+      </w:pPr>
+      <w:hyperlink w:anchor="_Toc229819163" w:history="1">
+        <w:r>
+          <w:rPr>
+            <w:rStyle w:val="Hyperlink"/>
+            <w:noProof/>
+          </w:rPr>
+          <w:t>Figure 3 - AdminRequestRouter Resolution</w:t>
+        </w:r>
+        <w:r>
+          <w:rPr>
+            <w:noProof/>
+            <w:webHidden/>
+          </w:rPr>
+          <w:tab/>
+        </w:r>
+        <w:r>
+          <w:rPr>
+            <w:noProof/>
+            <w:webHidden/>
+          </w:rPr>
+          <w:fldChar w:fldCharType="begin"/>
+        </w:r>
+        <w:r>
+          <w:rPr>
+            <w:noProof/>
+            <w:webHidden/>
+          </w:rPr>
+          <w:instrText xml:space="preserve"> PAGEREF _Toc229819163 \h </w:instrText>
+        </w:r>
+        <w:r>
+          <w:rPr>
+            <w:noProof/>
+            <w:webHidden/>
+          </w:rPr>
+        </w:r>
+        <w:r>
+          <w:rPr>
+            <w:noProof/>
+            <w:webHidden/>
+          </w:rPr>
+          <w:fldChar w:fldCharType="separate"/>
+        </w:r>
+        <w:r>
+          <w:rPr>
+            <w:noProof/>
+            <w:webHidden/>
+          </w:rPr>
+          <w:t>8</w:t>
+        </w:r>
+        <w:r>
+          <w:rPr>
+            <w:noProof/>
+            <w:webHidden/>
+          </w:rPr>
+          <w:fldChar w:fldCharType="end"/>
+        </w:r>
+      </w:hyperlink>
+    </w:p>
+    <w:p>
+      <w:pPr>
+        <w:pStyle w:val="TableofFigures"/>
+        <w:tabs>
+          <w:tab w:val="right" w:leader="dot" w:pos="9016"/>
+        </w:tabs>
+        <w:rPr>
+          <w:rFonts w:eastAsiaTheme="minorEastAsia"/>
+          <w:noProof/>
+          <w:sz w:val="24"/>
+          <w:szCs w:val="24"/>
+          <w:lang w:eastAsia="en-GB"/>
+        </w:rPr>
+      </w:pPr>
+      <w:hyperlink w:anchor="_Toc229819164" w:history="1">
+        <w:r>
+          <w:rPr>
+            <w:rStyle w:val="Hyperlink"/>
+            <w:noProof/>
+          </w:rPr>
+          <w:t>Figure 4 – responseLogger() Function</w:t>
+        </w:r>
+        <w:r>
+          <w:rPr>
+            <w:noProof/>
+            <w:webHidden/>
+          </w:rPr>
+          <w:tab/>
+        </w:r>
+        <w:r>
+          <w:rPr>
+            <w:noProof/>
+            <w:webHidden/>
+          </w:rPr>
+          <w:fldChar w:fldCharType="begin"/>
+        </w:r>
+        <w:r>
+          <w:rPr>
+            <w:noProof/>
+            <w:webHidden/>
+          </w:rPr>
+          <w:instrText xml:space="preserve"> PAGEREF _Toc229819164 \h </w:instrText>
+        </w:r>
+        <w:r>
+          <w:rPr>
+            <w:noProof/>
+            <w:webHidden/>
+          </w:rPr>
+        </w:r>
+        <w:r>
+          <w:rPr>
+            <w:noProof/>
+            <w:webHidden/>
+          </w:rPr>
+          <w:fldChar w:fldCharType="separate"/>
+        </w:r>
+        <w:r>
+          <w:rPr>
+            <w:noProof/>
+            <w:webHidden/>
+          </w:rPr>
+          <w:t>10</w:t>
+        </w:r>
+        <w:r>
+          <w:rPr>
+            <w:noProof/>
+            <w:webHidden/>
+          </w:rPr>
+          <w:fldChar w:fldCharType="end"/>
+        </w:r>
+      </w:hyperlink>
+    </w:p>
+    <w:p>
+      <w:pPr>
+        <w:pStyle w:val="TableofFigures"/>
+        <w:tabs>
+          <w:tab w:val="right" w:leader="dot" w:pos="9016"/>
+        </w:tabs>
+        <w:rPr>
+          <w:rFonts w:eastAsiaTheme="minorEastAsia"/>
+          <w:noProof/>
+          <w:sz w:val="24"/>
+          <w:szCs w:val="24"/>
+          <w:lang w:eastAsia="en-GB"/>
+        </w:rPr>
+      </w:pPr>
+      <w:hyperlink w:anchor="_Toc229819165" w:history="1">
+        <w:r>
+          <w:rPr>
+            <w:rStyle w:val="Hyperlink"/>
+            <w:noProof/>
+          </w:rPr>
+          <w:t>Figure 5 - Dependency Injection of FileLogger</w:t>
+        </w:r>
+        <w:r>
+          <w:rPr>
+            <w:noProof/>
+            <w:webHidden/>
+          </w:rPr>
+          <w:tab/>
+        </w:r>
+        <w:r>
+          <w:rPr>
+            <w:noProof/>
+            <w:webHidden/>
+          </w:rPr>
+          <w:fldChar w:fldCharType="begin"/>
+        </w:r>
+        <w:r>
+          <w:rPr>
+            <w:noProof/>
+            <w:webHidden/>
+          </w:rPr>
+          <w:instrText xml:space="preserve"> PAGEREF _Toc229819165 \h </w:instrText>
+        </w:r>
+        <w:r>
+          <w:rPr>
+            <w:noProof/>
+            <w:webHidden/>
+          </w:rPr>
+        </w:r>
+        <w:r>
+          <w:rPr>
+            <w:noProof/>
+            <w:webHidden/>
+          </w:rPr>
+          <w:fldChar w:fldCharType="separate"/>
+        </w:r>
+        <w:r>
+          <w:rPr>
+            <w:noProof/>
+            <w:webHidden/>
+          </w:rPr>
+          <w:t>10</w:t>
+        </w:r>
+        <w:r>
+          <w:rPr>
+            <w:noProof/>
+            <w:webHidden/>
+          </w:rPr>
+          <w:fldChar w:fldCharType="end"/>
+        </w:r>
+      </w:hyperlink>
+    </w:p>
+    <w:p>
+      <w:pPr>
+        <w:pStyle w:val="TableofFigures"/>
+        <w:tabs>
+          <w:tab w:val="right" w:leader="dot" w:pos="9016"/>
+        </w:tabs>
+        <w:rPr>
+          <w:rFonts w:eastAsiaTheme="minorEastAsia"/>
+          <w:noProof/>
+          <w:sz w:val="24"/>
+          <w:szCs w:val="24"/>
+          <w:lang w:eastAsia="en-GB"/>
+        </w:rPr>
+      </w:pPr>
+      <w:hyperlink w:anchor="_Toc229819166" w:history="1">
+        <w:r>
+          <w:rPr>
+            <w:rStyle w:val="Hyperlink"/>
+            <w:noProof/>
+          </w:rPr>
+          <w:t>Figure 6 - ILogger Interface</w:t>
+        </w:r>
+        <w:r>
+          <w:rPr>
+            <w:noProof/>
+            <w:webHidden/>
+          </w:rPr>
+          <w:tab/>
+        </w:r>
+        <w:r>
+          <w:rPr>
+            <w:noProof/>
+            <w:webHidden/>
+          </w:rPr>
+          <w:fldChar w:fldCharType="begin"/>
+        </w:r>
+        <w:r>
+          <w:rPr>
+            <w:noProof/>
+            <w:webHidden/>
+          </w:rPr>
+          <w:instrText xml:space="preserve"> PAGEREF _Toc229819166 \h </w:instrText>
+        </w:r>
+        <w:r>
+          <w:rPr>
+            <w:noProof/>
+            <w:webHidden/>
+          </w:rPr>
+        </w:r>
+        <w:r>
+          <w:rPr>
+            <w:noProof/>
+            <w:webHidden/>
+          </w:rPr>
+          <w:fldChar w:fldCharType="separate"/>
+        </w:r>
+        <w:r>
+          <w:rPr>
+            <w:noProof/>
+            <w:webHidden/>
+          </w:rPr>
+          <w:t>11</w:t>
+        </w:r>
+        <w:r>
+          <w:rPr>
+            <w:noProof/>
+            <w:webHidden/>
+          </w:rPr>
+          <w:fldChar w:fldCharType="end"/>
+        </w:r>
+      </w:hyperlink>
+    </w:p>
+    <w:p>
+      <w:pPr>
+        <w:pStyle w:val="TableofFigures"/>
+        <w:tabs>
+          <w:tab w:val="right" w:leader="dot" w:pos="9016"/>
+        </w:tabs>
+        <w:rPr>
+          <w:rFonts w:eastAsiaTheme="minorEastAsia"/>
+          <w:noProof/>
+          <w:sz w:val="24"/>
+          <w:szCs w:val="24"/>
+          <w:lang w:eastAsia="en-GB"/>
+        </w:rPr>
+      </w:pPr>
+      <w:hyperlink w:anchor="_Toc229819167" w:history="1">
+        <w:r>
+          <w:rPr>
+            <w:rStyle w:val="Hyperlink"/>
+            <w:noProof/>
+          </w:rPr>
+          <w:t>Figure 7 - Index Dependency Injection</w:t>
+        </w:r>
+        <w:r>
+          <w:rPr>
+            <w:noProof/>
+            <w:webHidden/>
+          </w:rPr>
+          <w:tab/>
+        </w:r>
+        <w:r>
+          <w:rPr>
+            <w:noProof/>
+            <w:webHidden/>
+          </w:rPr>
+          <w:fldChar w:fldCharType="begin"/>
+        </w:r>
+        <w:r>
+          <w:rPr>
+            <w:noProof/>
+            <w:webHidden/>
+          </w:rPr>
+          <w:instrText xml:space="preserve"> PAGEREF _Toc229819167 \h </w:instrText>
+        </w:r>
+        <w:r>
+          <w:rPr>
+            <w:noProof/>
+            <w:webHidden/>
+          </w:rPr>
+        </w:r>
+        <w:r>
+          <w:rPr>
+            <w:noProof/>
+            <w:webHidden/>
+          </w:rPr>
+          <w:fldChar w:fldCharType="separate"/>
+        </w:r>
+        <w:r>
+          <w:rPr>
+            <w:noProof/>
+            <w:webHidden/>
+          </w:rPr>
+          <w:t>15</w:t>
+        </w:r>
+        <w:r>
+          <w:rPr>
+            <w:noProof/>
+            <w:webHidden/>
+          </w:rPr>
+          <w:fldChar w:fldCharType="end"/>
+        </w:r>
+      </w:hyperlink>
+    </w:p>
+    <w:p>
+      <w:pPr>
+        <w:pStyle w:val="TableofFigures"/>
+        <w:tabs>
+          <w:tab w:val="right" w:leader="dot" w:pos="9016"/>
+        </w:tabs>
+        <w:rPr>
+          <w:rFonts w:eastAsiaTheme="minorEastAsia"/>
+          <w:noProof/>
+          <w:sz w:val="24"/>
+          <w:szCs w:val="24"/>
+          <w:lang w:eastAsia="en-GB"/>
+        </w:rPr>
+      </w:pPr>
+      <w:hyperlink w:anchor="_Toc229819168" w:history="1">
+        <w:r>
+          <w:rPr>
+            <w:rStyle w:val="Hyperlink"/>
+            <w:noProof/>
+          </w:rPr>
+          <w:t>Figure 8 - Server Component</w:t>
+        </w:r>
+        <w:r>
+          <w:rPr>
+            <w:noProof/>
+            <w:webHidden/>
+          </w:rPr>
+          <w:tab/>
+        </w:r>
+        <w:r>
+          <w:rPr>
+            <w:noProof/>
+            <w:webHidden/>
+          </w:rPr>
+          <w:fldChar w:fldCharType="begin"/>
+        </w:r>
+        <w:r>
+          <w:rPr>
+            <w:noProof/>
+            <w:webHidden/>
+          </w:rPr>
+          <w:instrText xml:space="preserve"> PAGEREF _Toc229819168 \h </w:instrText>
+        </w:r>
+        <w:r>
+          <w:rPr>
+            <w:noProof/>
+            <w:webHidden/>
+          </w:rPr>
+        </w:r>
+        <w:r>
+          <w:rPr>
+            <w:noProof/>
+            <w:webHidden/>
+          </w:rPr>
+          <w:fldChar w:fldCharType="separate"/>
+        </w:r>
+        <w:r>
+          <w:rPr>
+            <w:noProof/>
+            <w:webHidden/>
+          </w:rPr>
+          <w:t>16</w:t>
+        </w:r>
+        <w:r>
+          <w:rPr>
+            <w:noProof/>
+            <w:webHidden/>
+          </w:rPr>
+          <w:fldChar w:fldCharType="end"/>
+        </w:r>
+      </w:hyperlink>
+    </w:p>
+    <w:p>
+      <w:pPr>
+        <w:pStyle w:val="TableofFigures"/>
+        <w:tabs>
+          <w:tab w:val="right" w:leader="dot" w:pos="9016"/>
+        </w:tabs>
+        <w:rPr>
+          <w:rFonts w:eastAsiaTheme="minorEastAsia"/>
+          <w:noProof/>
+          <w:sz w:val="24"/>
+          <w:szCs w:val="24"/>
+          <w:lang w:eastAsia="en-GB"/>
+        </w:rPr>
+      </w:pPr>
+      <w:hyperlink w:anchor="_Toc229819169" w:history="1">
+        <w:r>
+          <w:rPr>
+            <w:rStyle w:val="Hyperlink"/>
+            <w:noProof/>
+          </w:rPr>
+          <w:t>Figure 9 - RoleController Component</w:t>
+        </w:r>
+        <w:r>
+          <w:rPr>
+            <w:noProof/>
+            <w:webHidden/>
+          </w:rPr>
+          <w:tab/>
+        </w:r>
+        <w:r>
+          <w:rPr>
+            <w:noProof/>
+            <w:webHidden/>
+          </w:rPr>
+          <w:fldChar w:fldCharType="begin"/>
+        </w:r>
+        <w:r>
+          <w:rPr>
+            <w:noProof/>
+            <w:webHidden/>
+          </w:rPr>
+          <w:instrText xml:space="preserve"> PAGEREF _Toc229819169 \h </w:instrText>
+        </w:r>
+        <w:r>
+          <w:rPr>
+            <w:noProof/>
+            <w:webHidden/>
+          </w:rPr>
+        </w:r>
+        <w:r>
+          <w:rPr>
+            <w:noProof/>
+            <w:webHidden/>
+          </w:rPr>
+          <w:fldChar w:fldCharType="separate"/>
+        </w:r>
+        <w:r>
+          <w:rPr>
+            <w:noProof/>
+            <w:webHidden/>
+          </w:rPr>
+          <w:t>17</w:t>
+        </w:r>
+        <w:r>
+          <w:rPr>
+            <w:noProof/>
+            <w:webHidden/>
+          </w:rPr>
+          <w:fldChar w:fldCharType="end"/>
+        </w:r>
+      </w:hyperlink>
+    </w:p>
+    <w:p>
+      <w:pPr>
+        <w:pStyle w:val="TableofFigures"/>
+        <w:tabs>
+          <w:tab w:val="right" w:leader="dot" w:pos="9016"/>
+        </w:tabs>
+        <w:rPr>
+          <w:rFonts w:eastAsiaTheme="minorEastAsia"/>
+          <w:noProof/>
+          <w:sz w:val="24"/>
+          <w:szCs w:val="24"/>
+          <w:lang w:eastAsia="en-GB"/>
+        </w:rPr>
+      </w:pPr>
+      <w:hyperlink w:anchor="_Toc229819170" w:history="1">
+        <w:r>
+          <w:rPr>
+            <w:rStyle w:val="Hyperlink"/>
+            <w:noProof/>
+          </w:rPr>
+          <w:t>Figure 10 - StaffRequestController.createLeaveRequest() Method</w:t>
+        </w:r>
+        <w:r>
+          <w:rPr>
+            <w:noProof/>
+            <w:webHidden/>
+          </w:rPr>
+          <w:tab/>
+        </w:r>
+        <w:r>
+          <w:rPr>
+            <w:noProof/>
+            <w:webHidden/>
+          </w:rPr>
+          <w:fldChar w:fldCharType="begin"/>
+        </w:r>
+        <w:r>
+          <w:rPr>
+            <w:noProof/>
+            <w:webHidden/>
+          </w:rPr>
+          <w:instrText xml:space="preserve"> PAGEREF _Toc229819170 \h </w:instrText>
+        </w:r>
+        <w:r>
+          <w:rPr>
+            <w:noProof/>
+            <w:webHidden/>
+          </w:rPr>
+        </w:r>
+        <w:r>
+          <w:rPr>
+            <w:noProof/>
+            <w:webHidden/>
+          </w:rPr>
+          <w:fldChar w:fldCharType="separate"/>
+        </w:r>
+        <w:r>
+          <w:rPr>
+            <w:noProof/>
+            <w:webHidden/>
+          </w:rPr>
+          <w:t>18</w:t>
+        </w:r>
+        <w:r>
+          <w:rPr>
+            <w:noProof/>
+            <w:webHidden/>
+          </w:rPr>
+          <w:fldChar w:fldCharType="end"/>
+        </w:r>
+      </w:hyperlink>
+    </w:p>
+    <w:p>
+      <w:pPr>
+        <w:pStyle w:val="TableofFigures"/>
+        <w:tabs>
+          <w:tab w:val="right" w:leader="dot" w:pos="9016"/>
+        </w:tabs>
+        <w:rPr>
+          <w:rFonts w:eastAsiaTheme="minorEastAsia"/>
+          <w:noProof/>
+          <w:sz w:val="24"/>
+          <w:szCs w:val="24"/>
+          <w:lang w:eastAsia="en-GB"/>
+        </w:rPr>
+      </w:pPr>
+      <w:hyperlink w:anchor="_Toc229819171" w:history="1">
+        <w:r>
+          <w:rPr>
+            <w:rStyle w:val="Hyperlink"/>
+            <w:noProof/>
+          </w:rPr>
+          <w:t>Figure 11 - LeaveRequestState Interface</w:t>
+        </w:r>
+        <w:r>
+          <w:rPr>
+            <w:noProof/>
+            <w:webHidden/>
+          </w:rPr>
+          <w:tab/>
+        </w:r>
+        <w:r>
+          <w:rPr>
+            <w:noProof/>
+            <w:webHidden/>
+          </w:rPr>
+          <w:fldChar w:fldCharType="begin"/>
+        </w:r>
+        <w:r>
+          <w:rPr>
+            <w:noProof/>
+            <w:webHidden/>
+          </w:rPr>
+          <w:instrText xml:space="preserve"> PAGEREF _Toc229819171 \h </w:instrText>
+        </w:r>
+        <w:r>
+          <w:rPr>
+            <w:noProof/>
+            <w:webHidden/>
+          </w:rPr>
+        </w:r>
+        <w:r>
+          <w:rPr>
+            <w:noProof/>
+            <w:webHidden/>
+          </w:rPr>
+          <w:fldChar w:fldCharType="separate"/>
+        </w:r>
+        <w:r>
+          <w:rPr>
+            <w:noProof/>
+            <w:webHidden/>
+          </w:rPr>
+          <w:t>19</w:t>
+        </w:r>
+        <w:r>
+          <w:rPr>
+            <w:noProof/>
+            <w:webHidden/>
+          </w:rPr>
+          <w:fldChar w:fldCharType="end"/>
+        </w:r>
+      </w:hyperlink>
+    </w:p>
+    <w:p>
+      <w:pPr>
+        <w:pStyle w:val="TableofFigures"/>
+        <w:tabs>
+          <w:tab w:val="right" w:leader="dot" w:pos="9016"/>
+        </w:tabs>
+        <w:rPr>
+          <w:rFonts w:eastAsiaTheme="minorEastAsia"/>
+          <w:noProof/>
+          <w:sz w:val="24"/>
+          <w:szCs w:val="24"/>
+          <w:lang w:eastAsia="en-GB"/>
+        </w:rPr>
+      </w:pPr>
+      <w:hyperlink w:anchor="_Toc229819172" w:history="1">
+        <w:r>
+          <w:rPr>
+            <w:rStyle w:val="Hyperlink"/>
+            <w:noProof/>
+          </w:rPr>
+          <w:t>Figure 12 - Factory Classes</w:t>
+        </w:r>
+        <w:r>
+          <w:rPr>
+            <w:noProof/>
+            <w:webHidden/>
+          </w:rPr>
+          <w:tab/>
+        </w:r>
+        <w:r>
+          <w:rPr>
+            <w:noProof/>
+            <w:webHidden/>
+          </w:rPr>
+          <w:fldChar w:fldCharType="begin"/>
+        </w:r>
+        <w:r>
+          <w:rPr>
+            <w:noProof/>
+            <w:webHidden/>
+          </w:rPr>
+          <w:instrText xml:space="preserve"> PAGEREF _Toc229819172 \h </w:instrText>
+        </w:r>
+        <w:r>
+          <w:rPr>
+            <w:noProof/>
+            <w:webHidden/>
+          </w:rPr>
+        </w:r>
+        <w:r>
+          <w:rPr>
+            <w:noProof/>
+            <w:webHidden/>
+          </w:rPr>
+          <w:fldChar w:fldCharType="separate"/>
+        </w:r>
+        <w:r>
+          <w:rPr>
+            <w:noProof/>
+            <w:webHidden/>
+          </w:rPr>
+          <w:t>20</w:t>
+        </w:r>
+        <w:r>
+          <w:rPr>
+            <w:noProof/>
+            <w:webHidden/>
+          </w:rPr>
+          <w:fldChar w:fldCharType="end"/>
+        </w:r>
+      </w:hyperlink>
+    </w:p>
+    <w:p>
+      <w:pPr>
+        <w:pStyle w:val="TableofFigures"/>
+        <w:tabs>
+          <w:tab w:val="right" w:leader="dot" w:pos="9016"/>
+        </w:tabs>
+        <w:rPr>
+          <w:rFonts w:eastAsiaTheme="minorEastAsia"/>
+          <w:noProof/>
+          <w:sz w:val="24"/>
+          <w:szCs w:val="24"/>
+          <w:lang w:eastAsia="en-GB"/>
+        </w:rPr>
+      </w:pPr>
+      <w:hyperlink w:anchor="_Toc229819173" w:history="1">
+        <w:r>
+          <w:rPr>
+            <w:rStyle w:val="Hyperlink"/>
+            <w:noProof/>
+          </w:rPr>
+          <w:t>Figure 13 - LoggingMiddleware Component</w:t>
+        </w:r>
+        <w:r>
+          <w:rPr>
+            <w:noProof/>
+            <w:webHidden/>
+          </w:rPr>
+          <w:tab/>
+        </w:r>
+        <w:r>
+          <w:rPr>
+            <w:noProof/>
+            <w:webHidden/>
+          </w:rPr>
+          <w:fldChar w:fldCharType="begin"/>
+        </w:r>
+        <w:r>
+          <w:rPr>
+            <w:noProof/>
+            <w:webHidden/>
+          </w:rPr>
+          <w:instrText xml:space="preserve"> PAGEREF _Toc229819173 \h </w:instrText>
+        </w:r>
+        <w:r>
+          <w:rPr>
+            <w:noProof/>
+            <w:webHidden/>
+          </w:rPr>
+        </w:r>
+        <w:r>
+          <w:rPr>
+            <w:noProof/>
+            <w:webHidden/>
+          </w:rPr>
+          <w:fldChar w:fldCharType="separate"/>
+        </w:r>
+        <w:r>
+          <w:rPr>
+            <w:noProof/>
+            <w:webHidden/>
+          </w:rPr>
+          <w:t>22</w:t>
+        </w:r>
+        <w:r>
+          <w:rPr>
+            <w:noProof/>
+            <w:webHidden/>
+          </w:rPr>
+          <w:fldChar w:fldCharType="end"/>
+        </w:r>
+      </w:hyperlink>
+    </w:p>
+    <w:p>
+      <w:pPr>
+        <w:pStyle w:val="TableofFigures"/>
+        <w:tabs>
+          <w:tab w:val="right" w:leader="dot" w:pos="9016"/>
+        </w:tabs>
+        <w:rPr>
+          <w:rFonts w:eastAsiaTheme="minorEastAsia"/>
+          <w:noProof/>
+          <w:sz w:val="24"/>
+          <w:szCs w:val="24"/>
+          <w:lang w:eastAsia="en-GB"/>
+        </w:rPr>
+      </w:pPr>
+      <w:hyperlink w:anchor="_Toc229819174" w:history="1">
+        <w:r>
+          <w:rPr>
+            <w:rStyle w:val="Hyperlink"/>
+            <w:noProof/>
+          </w:rPr>
+          <w:t>Figure 14 - UML Diagram of ILogger and LoggingMiddleware Polymorphism</w:t>
+        </w:r>
+        <w:r>
+          <w:rPr>
+            <w:noProof/>
+            <w:webHidden/>
+          </w:rPr>
+          <w:tab/>
+        </w:r>
+        <w:r>
+          <w:rPr>
+            <w:noProof/>
+            <w:webHidden/>
+          </w:rPr>
+          <w:fldChar w:fldCharType="begin"/>
+        </w:r>
+        <w:r>
+          <w:rPr>
+            <w:noProof/>
+            <w:webHidden/>
+          </w:rPr>
+          <w:instrText xml:space="preserve"> PAGEREF _Toc229819174 \h </w:instrText>
+        </w:r>
+        <w:r>
+          <w:rPr>
+            <w:noProof/>
+            <w:webHidden/>
+          </w:rPr>
+        </w:r>
+        <w:r>
+          <w:rPr>
+            <w:noProof/>
+            <w:webHidden/>
+          </w:rPr>
+          <w:fldChar w:fldCharType="separate"/>
+        </w:r>
+        <w:r>
+          <w:rPr>
+            <w:noProof/>
+            <w:webHidden/>
+          </w:rPr>
+          <w:t>23</w:t>
+        </w:r>
+        <w:r>
+          <w:rPr>
+            <w:noProof/>
+            <w:webHidden/>
+          </w:rPr>
+          <w:fldChar w:fldCharType="end"/>
+        </w:r>
+      </w:hyperlink>
+    </w:p>
+    <w:p>
+      <w:pPr>
+        <w:pStyle w:val="TOCHeading"/>
+        <w:rPr>
+          <w:noProof/>
+        </w:rPr>
+      </w:pPr>
+      <w:r>
+        <w:fldChar w:fldCharType="end"/>
+      </w:r>
+      <w:r>
+        <w:t>List of Tables</w:t>
+      </w:r>
+      <w:r>
+        <w:fldChar w:fldCharType="begin"/>
+      </w:r>
+      <w:r>
+        <w:instrText xml:space="preserve"> TOC \h \z \c "Table" </w:instrText>
+      </w:r>
+      <w:r>
+        <w:fldChar w:fldCharType="separate"/>
+      </w:r>
+    </w:p>
+    <w:p>
+      <w:pPr>
+        <w:pStyle w:val="TableofFigures"/>
+        <w:tabs>
+          <w:tab w:val="right" w:leader="dot" w:pos="9016"/>
+        </w:tabs>
+        <w:rPr>
+          <w:rFonts w:eastAsiaTheme="minorEastAsia"/>
+          <w:noProof/>
+          <w:sz w:val="24"/>
+          <w:szCs w:val="24"/>
+          <w:lang w:eastAsia="en-GB"/>
+        </w:rPr>
+      </w:pPr>
+      <w:hyperlink w:anchor="_Toc229819175" w:history="1">
+        <w:r>
+          <w:rPr>
+            <w:rStyle w:val="Hyperlink"/>
+            <w:noProof/>
+          </w:rPr>
+          <w:t>Table 1 - SOLID Principles Definitions</w:t>
+        </w:r>
+        <w:r>
+          <w:rPr>
+            <w:noProof/>
+            <w:webHidden/>
+          </w:rPr>
+          <w:tab/>
+        </w:r>
+        <w:r>
+          <w:rPr>
+            <w:noProof/>
+            <w:webHidden/>
+          </w:rPr>
+          <w:fldChar w:fldCharType="begin"/>
+        </w:r>
+        <w:r>
+          <w:rPr>
+            <w:noProof/>
+            <w:webHidden/>
+          </w:rPr>
+          <w:instrText xml:space="preserve"> PAGEREF _Toc229819175 \h </w:instrText>
+        </w:r>
+        <w:r>
+          <w:rPr>
+            <w:noProof/>
+            <w:webHidden/>
+          </w:rPr>
+        </w:r>
+        <w:r>
+          <w:rPr>
+            <w:noProof/>
+            <w:webHidden/>
+          </w:rPr>
+          <w:fldChar w:fldCharType="separate"/>
+        </w:r>
+        <w:r>
+          <w:rPr>
+            <w:noProof/>
+            <w:webHidden/>
+          </w:rPr>
+          <w:t>6</w:t>
+        </w:r>
+        <w:r>
+          <w:rPr>
+            <w:noProof/>
+            <w:webHidden/>
+          </w:rPr>
+          <w:fldChar w:fldCharType="end"/>
+        </w:r>
+      </w:hyperlink>
+    </w:p>
+    <w:p>
+      <w:pPr>
+        <w:pStyle w:val="TableofFigures"/>
+        <w:tabs>
+          <w:tab w:val="right" w:leader="dot" w:pos="9016"/>
+        </w:tabs>
+        <w:rPr>
+          <w:rFonts w:eastAsiaTheme="minorEastAsia"/>
+          <w:noProof/>
+          <w:sz w:val="24"/>
+          <w:szCs w:val="24"/>
+          <w:lang w:eastAsia="en-GB"/>
+        </w:rPr>
+      </w:pPr>
+      <w:hyperlink w:anchor="_Toc229819176" w:history="1">
+        <w:r>
+          <w:rPr>
+            <w:rStyle w:val="Hyperlink"/>
+            <w:noProof/>
+          </w:rPr>
+          <w:t>Table 2 - GRASP Principles Definitions</w:t>
+        </w:r>
+        <w:r>
+          <w:rPr>
+            <w:noProof/>
+            <w:webHidden/>
+          </w:rPr>
+          <w:tab/>
+        </w:r>
+        <w:r>
+          <w:rPr>
+            <w:noProof/>
+            <w:webHidden/>
+          </w:rPr>
+          <w:fldChar w:fldCharType="begin"/>
+        </w:r>
+        <w:r>
+          <w:rPr>
+            <w:noProof/>
+            <w:webHidden/>
+          </w:rPr>
+          <w:instrText xml:space="preserve"> PAGEREF _Toc229819176 \h </w:instrText>
+        </w:r>
+        <w:r>
+          <w:rPr>
+            <w:noProof/>
+            <w:webHidden/>
+          </w:rPr>
+        </w:r>
+        <w:r>
+          <w:rPr>
+            <w:noProof/>
+            <w:webHidden/>
+          </w:rPr>
+          <w:fldChar w:fldCharType="separate"/>
+        </w:r>
+        <w:r>
+          <w:rPr>
+            <w:noProof/>
+            <w:webHidden/>
+          </w:rPr>
+          <w:t>14</w:t>
+        </w:r>
+        <w:r>
+          <w:rPr>
+            <w:noProof/>
+            <w:webHidden/>
+          </w:rPr>
+          <w:fldChar w:fldCharType="end"/>
+        </w:r>
+      </w:hyperlink>
+    </w:p>
+    <w:p>
+      <w:pPr>
+        <w:pStyle w:val="TableofFigures"/>
+        <w:tabs>
+          <w:tab w:val="right" w:leader="dot" w:pos="9016"/>
+        </w:tabs>
+        <w:rPr>
+          <w:rFonts w:eastAsiaTheme="minorEastAsia"/>
+          <w:noProof/>
+          <w:sz w:val="24"/>
+          <w:szCs w:val="24"/>
+          <w:lang w:eastAsia="en-GB"/>
+        </w:rPr>
+      </w:pPr>
+      <w:hyperlink w:anchor="_Toc229819177" w:history="1">
+        <w:r>
+          <w:rPr>
+            <w:rStyle w:val="Hyperlink"/>
+            <w:noProof/>
+          </w:rPr>
+          <w:t>Table 3 - Leave Request States</w:t>
+        </w:r>
+        <w:r>
+          <w:rPr>
+            <w:noProof/>
+            <w:webHidden/>
+          </w:rPr>
+          <w:tab/>
+        </w:r>
+        <w:r>
+          <w:rPr>
+            <w:noProof/>
+            <w:webHidden/>
+          </w:rPr>
+          <w:fldChar w:fldCharType="begin"/>
+        </w:r>
+        <w:r>
+          <w:rPr>
+            <w:noProof/>
+            <w:webHidden/>
+          </w:rPr>
+          <w:instrText xml:space="preserve"> PAGEREF _Toc229819177 \h </w:instrText>
+        </w:r>
+        <w:r>
+          <w:rPr>
+            <w:noProof/>
+            <w:webHidden/>
+          </w:rPr>
+        </w:r>
+        <w:r>
+          <w:rPr>
+            <w:noProof/>
+            <w:webHidden/>
+          </w:rPr>
+          <w:fldChar w:fldCharType="separate"/>
+        </w:r>
+        <w:r>
+          <w:rPr>
+            <w:noProof/>
+            <w:webHidden/>
+          </w:rPr>
+          <w:t>19</w:t>
+        </w:r>
+        <w:r>
+          <w:rPr>
+            <w:noProof/>
+            <w:webHidden/>
+          </w:rPr>
+          <w:fldChar w:fldCharType="end"/>
+        </w:r>
+      </w:hyperlink>
+    </w:p>
+    <w:p>
+      <w:pPr>
+        <w:pStyle w:val="TableofFigures"/>
+        <w:tabs>
+          <w:tab w:val="right" w:leader="dot" w:pos="9016"/>
+        </w:tabs>
+        <w:rPr>
+          <w:rFonts w:eastAsiaTheme="minorEastAsia"/>
+          <w:noProof/>
+          <w:sz w:val="24"/>
+          <w:szCs w:val="24"/>
+          <w:lang w:eastAsia="en-GB"/>
+        </w:rPr>
+      </w:pPr>
+      <w:hyperlink w:anchor="_Toc229819178" w:history="1">
+        <w:r>
+          <w:rPr>
+            <w:rStyle w:val="Hyperlink"/>
+            <w:noProof/>
+          </w:rPr>
+          <w:t>Table 4 - Use of AI in This Assignment</w:t>
+        </w:r>
+        <w:r>
+          <w:rPr>
+            <w:noProof/>
+            <w:webHidden/>
+          </w:rPr>
+          <w:tab/>
+        </w:r>
+        <w:r>
+          <w:rPr>
+            <w:noProof/>
+            <w:webHidden/>
+          </w:rPr>
+          <w:fldChar w:fldCharType="begin"/>
+        </w:r>
+        <w:r>
+          <w:rPr>
+            <w:noProof/>
+            <w:webHidden/>
+          </w:rPr>
+          <w:instrText xml:space="preserve"> PAGEREF _Toc229819178 \h </w:instrText>
+        </w:r>
+        <w:r>
+          <w:rPr>
+            <w:noProof/>
+            <w:webHidden/>
+          </w:rPr>
+        </w:r>
+        <w:r>
+          <w:rPr>
+            <w:noProof/>
+            <w:webHidden/>
+          </w:rPr>
+          <w:fldChar w:fldCharType="separate"/>
+        </w:r>
+        <w:r>
+          <w:rPr>
+            <w:noProof/>
+            <w:webHidden/>
+          </w:rPr>
+          <w:t>26</w:t>
+        </w:r>
+        <w:r>
+          <w:rPr>
+            <w:noProof/>
+            <w:webHidden/>
+          </w:rPr>
+          <w:fldChar w:fldCharType="end"/>
+        </w:r>
+      </w:hyperlink>
+    </w:p>
+    <w:p>
+      <w:pPr>
         <w:pStyle w:val="BodyText"/>
         <w:spacing w:line="360" w:lineRule="auto"/>
         <w:rPr>
@@ -1587,6 +3247,13 @@
           <w:sz w:val="28"/>
         </w:rPr>
       </w:pPr>
+      <w:r>
+        <w:rPr>
+          <w:rFonts w:ascii="Calibri" w:hAnsi="Calibri" w:cs="Calibri"/>
+          <w:sz w:val="28"/>
+        </w:rPr>
+        <w:fldChar w:fldCharType="end"/>
+      </w:r>
     </w:p>
     <w:p>
       <w:pPr>
@@ -1596,30 +3263,11 @@
           <w:u w:val="single"/>
         </w:rPr>
       </w:pPr>
-      <w:bookmarkStart w:id="0" w:name="_Toc222906891"/>
       <w:r>
         <w:rPr>
           <w:u w:val="single"/>
         </w:rPr>
-        <w:t>Introduction</w:t>
-      </w:r>
-      <w:bookmarkEnd w:id="0"/>
-    </w:p>
-    <w:p>
-      <w:r>
-        <w:t>The purpose of this report is to identify examples of SOLID and GRASP principles found in the Leave Booking System API.</w:t>
-      </w:r>
-    </w:p>
-    <w:p/>
-    <w:p>
-      <w:r>
-        <w:rPr>
-          <w:highlight w:val="yellow"/>
-        </w:rPr>
-        <w:t>References to include:</w:t>
-      </w:r>
-      <w:r>
-        <w:br/>
+        <w:br w:type="page"/>
       </w:r>
     </w:p>
     <w:p>
@@ -1630,18 +3278,179 @@
           <w:u w:val="single"/>
         </w:rPr>
       </w:pPr>
-      <w:bookmarkStart w:id="1" w:name="_Toc222906892"/>
+      <w:bookmarkStart w:id="0" w:name="_Toc229819139"/>
       <w:r>
         <w:rPr>
           <w:u w:val="single"/>
         </w:rPr>
+        <w:lastRenderedPageBreak/>
+        <w:t>Introduction</w:t>
+      </w:r>
+      <w:bookmarkEnd w:id="0"/>
+    </w:p>
+    <w:p>
+      <w:r>
+        <w:t>The purpose of this report is to identify examples of SOLID and GRASP principles found in the Leave Booking System API.</w:t>
+      </w:r>
+      <w:r>
+        <w:t xml:space="preserve"> Please note that some </w:t>
+      </w:r>
+      <w:r>
+        <w:t xml:space="preserve">of the </w:t>
+      </w:r>
+      <w:r>
+        <w:t xml:space="preserve">code shown in images in this report </w:t>
+      </w:r>
+      <w:r>
+        <w:t xml:space="preserve">has been formatted differently </w:t>
+      </w:r>
+      <w:r>
+        <w:t>to fit in</w:t>
+      </w:r>
+      <w:r>
+        <w:t>to</w:t>
+      </w:r>
+      <w:r>
+        <w:t xml:space="preserve"> a single image and this is not representative of the actual formatting of the code </w:t>
+      </w:r>
+      <w:r>
+        <w:t>in the project itself</w:t>
+      </w:r>
+      <w:r>
+        <w:t>.</w:t>
+      </w:r>
+    </w:p>
+    <w:p>
+      <w:pPr>
+        <w:pStyle w:val="Heading1"/>
+        <w:jc w:val="center"/>
+        <w:rPr>
+          <w:u w:val="single"/>
+        </w:rPr>
+      </w:pPr>
+      <w:bookmarkStart w:id="1" w:name="_Toc229819140"/>
+      <w:r>
+        <w:rPr>
+          <w:u w:val="single"/>
+        </w:rPr>
+        <w:t>Leave Booking System API Architecture</w:t>
+      </w:r>
+      <w:bookmarkEnd w:id="1"/>
+    </w:p>
+    <w:p>
+      <w:r>
+        <w:t>The following image (Figure 1) shows a high-level view of the architecture of the Leave Booking System API</w:t>
+      </w:r>
+      <w:r>
+        <w:t>. Requests begin at the HTTP Client level</w:t>
+      </w:r>
+      <w:r>
+        <w:t xml:space="preserve"> and are returned from other levels as Responses back to the HTTP Client.</w:t>
+      </w:r>
+    </w:p>
+    <w:p>
+      <w:pPr>
+        <w:keepNext/>
+      </w:pPr>
+      <w:r>
+        <w:rPr>
+          <w:noProof/>
+        </w:rPr>
+        <w:drawing>
+          <wp:inline distT="0" distB="0" distL="0" distR="0" wp14:anchorId="135ECC1B" wp14:editId="2594F6F1">
+            <wp:extent cx="5731510" cy="5264150"/>
+            <wp:effectExtent l="0" t="0" r="2540" b="0"/>
+            <wp:docPr id="170327593" name="Picture 1"/>
+            <wp:cNvGraphicFramePr>
+              <a:graphicFrameLocks xmlns:a="http://schemas.openxmlformats.org/drawingml/2006/main" noChangeAspect="1"/>
+            </wp:cNvGraphicFramePr>
+            <a:graphic xmlns:a="http://schemas.openxmlformats.org/drawingml/2006/main">
+              <a:graphicData uri="http://schemas.openxmlformats.org/drawingml/2006/picture">
+                <pic:pic xmlns:pic="http://schemas.openxmlformats.org/drawingml/2006/picture">
+                  <pic:nvPicPr>
+                    <pic:cNvPr id="170327593" name=""/>
+                    <pic:cNvPicPr/>
+                  </pic:nvPicPr>
+                  <pic:blipFill>
+                    <a:blip r:embed="rId6"/>
+                    <a:stretch>
+                      <a:fillRect/>
+                    </a:stretch>
+                  </pic:blipFill>
+                  <pic:spPr>
+                    <a:xfrm>
+                      <a:off x="0" y="0"/>
+                      <a:ext cx="5731510" cy="5264150"/>
+                    </a:xfrm>
+                    <a:prstGeom prst="rect">
+                      <a:avLst/>
+                    </a:prstGeom>
+                  </pic:spPr>
+                </pic:pic>
+              </a:graphicData>
+            </a:graphic>
+          </wp:inline>
+        </w:drawing>
+      </w:r>
+    </w:p>
+    <w:p>
+      <w:pPr>
+        <w:pStyle w:val="Caption"/>
+      </w:pPr>
+      <w:bookmarkStart w:id="2" w:name="_Toc229819161"/>
+      <w:r>
+        <w:t xml:space="preserve">Figure </w:t>
+      </w:r>
+      <w:r>
+        <w:fldChar w:fldCharType="begin"/>
+      </w:r>
+      <w:r>
+        <w:instrText xml:space="preserve"> SEQ Figure \* ARABIC </w:instrText>
+      </w:r>
+      <w:r>
+        <w:fldChar w:fldCharType="separate"/>
+      </w:r>
+      <w:r>
+        <w:rPr>
+          <w:noProof/>
+        </w:rPr>
+        <w:t>1</w:t>
+      </w:r>
+      <w:r>
+        <w:fldChar w:fldCharType="end"/>
+      </w:r>
+      <w:r>
+        <w:t xml:space="preserve"> - Leave Booking System API Architecture</w:t>
+      </w:r>
+      <w:bookmarkEnd w:id="2"/>
+    </w:p>
+    <w:p>
+      <w:pPr>
+        <w:pStyle w:val="Heading1"/>
+        <w:jc w:val="center"/>
+        <w:rPr>
+          <w:u w:val="single"/>
+        </w:rPr>
+      </w:pPr>
+      <w:bookmarkStart w:id="3" w:name="_Toc229819141"/>
+      <w:r>
+        <w:rPr>
+          <w:u w:val="single"/>
+        </w:rPr>
+        <w:lastRenderedPageBreak/>
         <w:t>SOLID Principles</w:t>
       </w:r>
-      <w:bookmarkEnd w:id="1"/>
+      <w:bookmarkEnd w:id="3"/>
     </w:p>
     <w:p>
       <w:r>
         <w:t>The SOLID principles are a set of five principles that are intended to make software</w:t>
+      </w:r>
+      <w:r>
+        <w:t xml:space="preserve"> modules</w:t>
+      </w:r>
+      <w:r>
+        <w:t xml:space="preserve"> and their interconnections</w:t>
       </w:r>
       <w:r>
         <w:t xml:space="preserve"> </w:t>
@@ -1682,13 +3491,16 @@
         </w:sdtContent>
       </w:sdt>
       <w:r>
-        <w:t xml:space="preserve"> </w:t>
-      </w:r>
-      <w:r>
-        <w:t xml:space="preserve">at the architectural level of modules and their interconnections. Modules </w:t>
-      </w:r>
-      <w:r>
-        <w:t xml:space="preserve">here are defined as the level between overall software architecture and </w:t>
+        <w:t xml:space="preserve">. Modules </w:t>
+      </w:r>
+      <w:r>
+        <w:t xml:space="preserve">here are defined as the level between </w:t>
+      </w:r>
+      <w:r>
+        <w:t>very high-level</w:t>
+      </w:r>
+      <w:r>
+        <w:t xml:space="preserve"> software architecture and </w:t>
       </w:r>
       <w:r>
         <w:t>lower-level</w:t>
@@ -1736,13 +3548,14 @@
         <w:tblLook w:val="04A0" w:firstRow="1" w:lastRow="0" w:firstColumn="1" w:lastColumn="0" w:noHBand="0" w:noVBand="1"/>
       </w:tblPr>
       <w:tblGrid>
-        <w:gridCol w:w="4508"/>
-        <w:gridCol w:w="4508"/>
+        <w:gridCol w:w="1129"/>
+        <w:gridCol w:w="3828"/>
+        <w:gridCol w:w="4059"/>
       </w:tblGrid>
       <w:tr>
         <w:tc>
           <w:tcPr>
-            <w:tcW w:w="4508" w:type="dxa"/>
+            <w:tcW w:w="1129" w:type="dxa"/>
           </w:tcPr>
           <w:p>
             <w:pPr>
@@ -1757,14 +3570,50 @@
                 <w:b/>
                 <w:bCs/>
               </w:rPr>
-              <w:lastRenderedPageBreak/>
-              <w:t>SOLID Principle</w:t>
+              <w:t xml:space="preserve">SOLID </w:t>
+            </w:r>
+            <w:proofErr w:type="gramStart"/>
+            <w:r>
+              <w:rPr>
+                <w:b/>
+                <w:bCs/>
+              </w:rPr>
+              <w:t>Principle</w:t>
+            </w:r>
+            <w:proofErr w:type="gramEnd"/>
+            <w:r>
+              <w:rPr>
+                <w:b/>
+                <w:bCs/>
+              </w:rPr>
+              <w:t xml:space="preserve"> ID</w:t>
             </w:r>
           </w:p>
         </w:tc>
         <w:tc>
           <w:tcPr>
-            <w:tcW w:w="4508" w:type="dxa"/>
+            <w:tcW w:w="3828" w:type="dxa"/>
+          </w:tcPr>
+          <w:p>
+            <w:pPr>
+              <w:jc w:val="center"/>
+              <w:rPr>
+                <w:b/>
+                <w:bCs/>
+              </w:rPr>
+            </w:pPr>
+            <w:r>
+              <w:rPr>
+                <w:b/>
+                <w:bCs/>
+              </w:rPr>
+              <w:t>SOLID Principle</w:t>
+            </w:r>
+          </w:p>
+        </w:tc>
+        <w:tc>
+          <w:tcPr>
+            <w:tcW w:w="4059" w:type="dxa"/>
           </w:tcPr>
           <w:p>
             <w:pPr>
@@ -1787,20 +3636,49 @@
       <w:tr>
         <w:tc>
           <w:tcPr>
-            <w:tcW w:w="4508" w:type="dxa"/>
+            <w:tcW w:w="1129" w:type="dxa"/>
           </w:tcPr>
           <w:p>
             <w:pPr>
               <w:jc w:val="center"/>
+              <w:rPr>
+                <w:b/>
+                <w:bCs/>
+              </w:rPr>
             </w:pPr>
             <w:r>
-              <w:t>Single Responsibility Principle</w:t>
+              <w:rPr>
+                <w:b/>
+                <w:bCs/>
+              </w:rPr>
+              <w:t>1</w:t>
             </w:r>
           </w:p>
         </w:tc>
         <w:tc>
           <w:tcPr>
-            <w:tcW w:w="4508" w:type="dxa"/>
+            <w:tcW w:w="3828" w:type="dxa"/>
+          </w:tcPr>
+          <w:p>
+            <w:pPr>
+              <w:jc w:val="center"/>
+              <w:rPr>
+                <w:b/>
+                <w:bCs/>
+              </w:rPr>
+            </w:pPr>
+            <w:r>
+              <w:rPr>
+                <w:b/>
+                <w:bCs/>
+              </w:rPr>
+              <w:t>Single Responsibility Principle</w:t>
+            </w:r>
+          </w:p>
+        </w:tc>
+        <w:tc>
+          <w:tcPr>
+            <w:tcW w:w="4059" w:type="dxa"/>
           </w:tcPr>
           <w:p>
             <w:r>
@@ -1844,10 +3722,13 @@
               <w:t xml:space="preserve"> and the term actor refers to a person or group of people who could want the software to change in some way. </w:t>
             </w:r>
             <w:r>
-              <w:rPr>
-                <w:highlight w:val="yellow"/>
-              </w:rPr>
-              <w:t>(should this be elaborated upon?)</w:t>
+              <w:t>An example could be that an e-commerce application could have both an TaxCalculator component and a ShippingCalculator component. The TaxCalculator component would be responsible to an actor who needs to calculate the tax on an item and the ShippingCalculator would be responsible to an actor who needs to calculate the shipping. This way, changes to one module should not affect the other</w:t>
+            </w:r>
+            <w:r>
+              <w:t>, reducing the possibility of unintended error</w:t>
+            </w:r>
+            <w:r>
+              <w:t>s.</w:t>
             </w:r>
           </w:p>
         </w:tc>
@@ -1855,20 +3736,49 @@
       <w:tr>
         <w:tc>
           <w:tcPr>
-            <w:tcW w:w="4508" w:type="dxa"/>
+            <w:tcW w:w="1129" w:type="dxa"/>
           </w:tcPr>
           <w:p>
             <w:pPr>
               <w:jc w:val="center"/>
+              <w:rPr>
+                <w:b/>
+                <w:bCs/>
+              </w:rPr>
             </w:pPr>
             <w:r>
-              <w:t>Open-Closed Principle</w:t>
+              <w:rPr>
+                <w:b/>
+                <w:bCs/>
+              </w:rPr>
+              <w:t>2</w:t>
             </w:r>
           </w:p>
         </w:tc>
         <w:tc>
           <w:tcPr>
-            <w:tcW w:w="4508" w:type="dxa"/>
+            <w:tcW w:w="3828" w:type="dxa"/>
+          </w:tcPr>
+          <w:p>
+            <w:pPr>
+              <w:jc w:val="center"/>
+              <w:rPr>
+                <w:b/>
+                <w:bCs/>
+              </w:rPr>
+            </w:pPr>
+            <w:r>
+              <w:rPr>
+                <w:b/>
+                <w:bCs/>
+              </w:rPr>
+              <w:t>Open-Closed Principle</w:t>
+            </w:r>
+          </w:p>
+        </w:tc>
+        <w:tc>
+          <w:tcPr>
+            <w:tcW w:w="4059" w:type="dxa"/>
           </w:tcPr>
           <w:p>
             <w:r>
@@ -1910,20 +3820,41 @@
       <w:tr>
         <w:tc>
           <w:tcPr>
-            <w:tcW w:w="4508" w:type="dxa"/>
+            <w:tcW w:w="1129" w:type="dxa"/>
           </w:tcPr>
           <w:p>
             <w:pPr>
               <w:jc w:val="center"/>
             </w:pPr>
             <w:r>
-              <w:t>Liskov Substitution Principle</w:t>
+              <w:t>3</w:t>
             </w:r>
           </w:p>
         </w:tc>
         <w:tc>
           <w:tcPr>
-            <w:tcW w:w="4508" w:type="dxa"/>
+            <w:tcW w:w="3828" w:type="dxa"/>
+          </w:tcPr>
+          <w:p>
+            <w:pPr>
+              <w:jc w:val="center"/>
+              <w:rPr>
+                <w:b/>
+                <w:bCs/>
+              </w:rPr>
+            </w:pPr>
+            <w:r>
+              <w:rPr>
+                <w:b/>
+                <w:bCs/>
+              </w:rPr>
+              <w:t>Liskov Substitution Principle</w:t>
+            </w:r>
+          </w:p>
+        </w:tc>
+        <w:tc>
+          <w:tcPr>
+            <w:tcW w:w="4059" w:type="dxa"/>
           </w:tcPr>
           <w:p>
             <w:r>
@@ -1956,31 +3887,29 @@
               </w:sdtContent>
             </w:sdt>
             <w:r>
-              <w:t xml:space="preserve">. What this means less formally is that a client that calls upon a base class should be able to call upon any of the base classes subclasses so that the program in the client class should not change. In practice, if a </w:t>
-            </w:r>
-            <w:proofErr w:type="gramStart"/>
-            <w:r>
-              <w:t>client class calls</w:t>
-            </w:r>
-            <w:proofErr w:type="gramEnd"/>
-            <w:r>
-              <w:t xml:space="preserve"> can call upon a </w:t>
-            </w:r>
-            <w:proofErr w:type="spellStart"/>
-            <w:r>
-              <w:t>DatabaseSaver</w:t>
-            </w:r>
-            <w:proofErr w:type="spellEnd"/>
-            <w:r>
-              <w:t xml:space="preserve"> class or a </w:t>
-            </w:r>
-            <w:proofErr w:type="spellStart"/>
-            <w:r>
-              <w:t>SpecificDatabaseSaver</w:t>
-            </w:r>
-            <w:proofErr w:type="spellEnd"/>
-            <w:r>
-              <w:t xml:space="preserve"> class to save data to databases, using the exact same code, then the Liskov Substitution Principle has been satisfied.</w:t>
+              <w:t xml:space="preserve">. </w:t>
+            </w:r>
+            <w:r>
+              <w:t xml:space="preserve">The informal meaning </w:t>
+            </w:r>
+            <w:r>
+              <w:lastRenderedPageBreak/>
+              <w:t xml:space="preserve">of this </w:t>
+            </w:r>
+            <w:r>
+              <w:t>is that a client that calls upon a base class should be able to call upon any of the base class</w:t>
+            </w:r>
+            <w:r>
+              <w:t>’s</w:t>
+            </w:r>
+            <w:r>
+              <w:t xml:space="preserve"> subclasses so that the program in the client class should not change. In practice, if a client class can call upon a DatabaseSaver class or a SpecificDatabaseSaver class using the exact same </w:t>
+            </w:r>
+            <w:r>
+              <w:t xml:space="preserve">calling </w:t>
+            </w:r>
+            <w:r>
+              <w:t>code then the Liskov Substitution Principle has been satisfied.</w:t>
             </w:r>
           </w:p>
         </w:tc>
@@ -1988,20 +3917,50 @@
       <w:tr>
         <w:tc>
           <w:tcPr>
-            <w:tcW w:w="4508" w:type="dxa"/>
+            <w:tcW w:w="1129" w:type="dxa"/>
           </w:tcPr>
           <w:p>
             <w:pPr>
               <w:jc w:val="center"/>
+              <w:rPr>
+                <w:b/>
+                <w:bCs/>
+              </w:rPr>
             </w:pPr>
             <w:r>
-              <w:t>Interface Segregation Principle</w:t>
+              <w:rPr>
+                <w:b/>
+                <w:bCs/>
+              </w:rPr>
+              <w:lastRenderedPageBreak/>
+              <w:t>4</w:t>
             </w:r>
           </w:p>
         </w:tc>
         <w:tc>
           <w:tcPr>
-            <w:tcW w:w="4508" w:type="dxa"/>
+            <w:tcW w:w="3828" w:type="dxa"/>
+          </w:tcPr>
+          <w:p>
+            <w:pPr>
+              <w:jc w:val="center"/>
+              <w:rPr>
+                <w:b/>
+                <w:bCs/>
+              </w:rPr>
+            </w:pPr>
+            <w:r>
+              <w:rPr>
+                <w:b/>
+                <w:bCs/>
+              </w:rPr>
+              <w:t>Interface Segregation Principle</w:t>
+            </w:r>
+          </w:p>
+        </w:tc>
+        <w:tc>
+          <w:tcPr>
+            <w:tcW w:w="4059" w:type="dxa"/>
           </w:tcPr>
           <w:p>
             <w:r>
@@ -2040,45 +3999,29 @@
               </w:sdtContent>
             </w:sdt>
             <w:r>
-              <w:t xml:space="preserve">. This means that clients should not be forced to implement interfaces that have functionality they do not want. For example, if a </w:t>
-            </w:r>
-            <w:proofErr w:type="gramStart"/>
-            <w:r>
-              <w:t>User</w:t>
-            </w:r>
-            <w:proofErr w:type="gramEnd"/>
-            <w:r>
-              <w:t xml:space="preserve"> class implements an </w:t>
-            </w:r>
-            <w:proofErr w:type="spellStart"/>
-            <w:r>
-              <w:t>IUser</w:t>
-            </w:r>
-            <w:proofErr w:type="spellEnd"/>
-            <w:r>
-              <w:t xml:space="preserve"> interface that contains the methods </w:t>
-            </w:r>
-            <w:proofErr w:type="spellStart"/>
-            <w:r>
-              <w:t>SaveWork</w:t>
-            </w:r>
-            <w:proofErr w:type="spellEnd"/>
-            <w:r>
-              <w:t xml:space="preserve"> and </w:t>
-            </w:r>
-            <w:proofErr w:type="spellStart"/>
-            <w:r>
-              <w:t>ChangeDetails</w:t>
-            </w:r>
-            <w:proofErr w:type="spellEnd"/>
-            <w:r>
-              <w:t xml:space="preserve"> but has no need for the </w:t>
-            </w:r>
-            <w:proofErr w:type="spellStart"/>
-            <w:r>
-              <w:t>SaveWork</w:t>
-            </w:r>
-            <w:proofErr w:type="spellEnd"/>
+              <w:t xml:space="preserve">. This means that clients should not be forced to implement interfaces that have functionality they do not </w:t>
+            </w:r>
+            <w:r>
+              <w:t>require</w:t>
+            </w:r>
+            <w:r>
+              <w:t>. For example, if a User class implements an IUser interface that contains the methods SaveWork</w:t>
+            </w:r>
+            <w:r>
+              <w:t>()</w:t>
+            </w:r>
+            <w:r>
+              <w:t xml:space="preserve"> and ChangeDetails</w:t>
+            </w:r>
+            <w:r>
+              <w:t>()</w:t>
+            </w:r>
+            <w:r>
+              <w:t xml:space="preserve"> but has no need for the SaveWork</w:t>
+            </w:r>
+            <w:r>
+              <w:t>()</w:t>
+            </w:r>
             <w:r>
               <w:t xml:space="preserve"> method then it would be better to split the interface into two separate interfaces: one that contains a method for saving work and one that contains a method for changing details.</w:t>
             </w:r>
@@ -2088,31 +4031,56 @@
       <w:tr>
         <w:tc>
           <w:tcPr>
-            <w:tcW w:w="4508" w:type="dxa"/>
+            <w:tcW w:w="1129" w:type="dxa"/>
           </w:tcPr>
           <w:p>
             <w:pPr>
               <w:jc w:val="center"/>
+              <w:rPr>
+                <w:b/>
+                <w:bCs/>
+              </w:rPr>
             </w:pPr>
             <w:r>
-              <w:t>Dependency Inversion Principle</w:t>
+              <w:rPr>
+                <w:b/>
+                <w:bCs/>
+              </w:rPr>
+              <w:t>5</w:t>
             </w:r>
           </w:p>
         </w:tc>
         <w:tc>
           <w:tcPr>
-            <w:tcW w:w="4508" w:type="dxa"/>
+            <w:tcW w:w="3828" w:type="dxa"/>
           </w:tcPr>
           <w:p>
+            <w:pPr>
+              <w:jc w:val="center"/>
+              <w:rPr>
+                <w:b/>
+                <w:bCs/>
+              </w:rPr>
+            </w:pPr>
+            <w:r>
+              <w:rPr>
+                <w:b/>
+                <w:bCs/>
+              </w:rPr>
+              <w:t>Dependency Inversion Principle</w:t>
+            </w:r>
+          </w:p>
+        </w:tc>
+        <w:tc>
+          <w:tcPr>
+            <w:tcW w:w="4059" w:type="dxa"/>
+          </w:tcPr>
+          <w:p>
             <w:r>
               <w:t>The Dependency Inversion Principle states: “</w:t>
             </w:r>
             <w:r>
-              <w:t xml:space="preserve">high-level components should not depend </w:t>
-            </w:r>
-            <w:r>
-              <w:lastRenderedPageBreak/>
-              <w:t>on our low-level components; rather, they should </w:t>
+              <w:t>high-level components should not depend on our low-level components; rather, they should </w:t>
             </w:r>
             <w:r>
               <w:rPr>
@@ -2158,21 +4126,101 @@
             </w:r>
           </w:p>
           <w:p>
-            <w:r>
-              <w:t xml:space="preserve">Instead of higher-level modules depending on lower-level modules, the use of interfaces should allow for lower-level modules to depend on higher-level modules. </w:t>
-            </w:r>
-            <w:r>
-              <w:rPr>
-                <w:highlight w:val="yellow"/>
-              </w:rPr>
-              <w:t>(explain better)</w:t>
+            <w:pPr>
+              <w:keepNext/>
+            </w:pPr>
+            <w:r>
+              <w:t>This means that core business logic should not be directly coupled to implementation details (for example, databases, file systems, or external cloud services).</w:t>
+            </w:r>
+            <w:r>
+              <w:t xml:space="preserve"> Concrete, low-level implementations should instead be easily configurable without affecting high-level business logic</w:t>
+            </w:r>
+            <w:r>
+              <w:t xml:space="preserve">, </w:t>
+            </w:r>
+            <w:r>
+              <w:t xml:space="preserve">thus </w:t>
+            </w:r>
+            <w:r>
+              <w:t>creating more flexible systems.</w:t>
             </w:r>
           </w:p>
         </w:tc>
       </w:tr>
     </w:tbl>
+    <w:p>
+      <w:pPr>
+        <w:pStyle w:val="Caption"/>
+      </w:pPr>
+      <w:bookmarkStart w:id="4" w:name="_Toc229819175"/>
+      <w:r>
+        <w:t xml:space="preserve">Table </w:t>
+      </w:r>
+      <w:r>
+        <w:fldChar w:fldCharType="begin"/>
+      </w:r>
+      <w:r>
+        <w:instrText xml:space="preserve"> SEQ Table \* ARABIC </w:instrText>
+      </w:r>
+      <w:r>
+        <w:fldChar w:fldCharType="separate"/>
+      </w:r>
+      <w:r>
+        <w:rPr>
+          <w:noProof/>
+        </w:rPr>
+        <w:t>1</w:t>
+      </w:r>
+      <w:r>
+        <w:fldChar w:fldCharType="end"/>
+      </w:r>
+      <w:r>
+        <w:t xml:space="preserve"> - SOLID Principle</w:t>
+      </w:r>
+      <w:r>
+        <w:t>s</w:t>
+      </w:r>
+      <w:r>
+        <w:t xml:space="preserve"> Definitions</w:t>
+      </w:r>
+      <w:bookmarkEnd w:id="4"/>
+    </w:p>
     <w:p/>
-    <w:p/>
+    <w:p>
+      <w:pPr>
+        <w:rPr>
+          <w:rFonts w:asciiTheme="majorHAnsi" w:eastAsiaTheme="majorEastAsia" w:hAnsiTheme="majorHAnsi" w:cstheme="majorBidi"/>
+          <w:color w:val="0F4761" w:themeColor="accent1" w:themeShade="BF"/>
+          <w:sz w:val="40"/>
+          <w:szCs w:val="40"/>
+          <w:u w:val="single"/>
+        </w:rPr>
+      </w:pPr>
+      <w:r>
+        <w:rPr>
+          <w:u w:val="single"/>
+        </w:rPr>
+        <w:br w:type="page"/>
+      </w:r>
+    </w:p>
+    <w:p>
+      <w:pPr>
+        <w:pStyle w:val="Heading1"/>
+        <w:jc w:val="center"/>
+        <w:rPr>
+          <w:u w:val="single"/>
+        </w:rPr>
+      </w:pPr>
+      <w:bookmarkStart w:id="5" w:name="_Toc229819142"/>
+      <w:r>
+        <w:rPr>
+          <w:u w:val="single"/>
+        </w:rPr>
+        <w:lastRenderedPageBreak/>
+        <w:t>SOLID Principles Implementation</w:t>
+      </w:r>
+      <w:bookmarkEnd w:id="5"/>
+    </w:p>
     <w:p>
       <w:pPr>
         <w:pStyle w:val="Heading2"/>
@@ -2181,14 +4229,225 @@
           <w:u w:val="single"/>
         </w:rPr>
       </w:pPr>
-      <w:bookmarkStart w:id="2" w:name="_Toc222906893"/>
+      <w:bookmarkStart w:id="6" w:name="_Toc229819143"/>
       <w:r>
         <w:rPr>
           <w:u w:val="single"/>
         </w:rPr>
-        <w:t>Implementation of the Single Responsibility Principle</w:t>
-      </w:r>
-      <w:bookmarkEnd w:id="2"/>
+        <w:t>Single Responsibility</w:t>
+      </w:r>
+      <w:bookmarkEnd w:id="6"/>
+    </w:p>
+    <w:p>
+      <w:r>
+        <w:t>T</w:t>
+      </w:r>
+      <w:r>
+        <w:t xml:space="preserve">he </w:t>
+      </w:r>
+      <w:r>
+        <w:t xml:space="preserve">Single Responsibility Principle was conformed to by </w:t>
+      </w:r>
+      <w:r>
+        <w:t>separating routing and request-handling responsibilities by actor.</w:t>
+      </w:r>
+      <w:r>
+        <w:t xml:space="preserve"> </w:t>
+      </w:r>
+      <w:r>
+        <w:t xml:space="preserve">Routers and controllers are organised so that each module is responsible for handling a single set of endpoints for one actor group. </w:t>
+      </w:r>
+      <w:r>
+        <w:t xml:space="preserve">This can be seen in </w:t>
+      </w:r>
+      <w:r>
+        <w:t>Figure 2</w:t>
+      </w:r>
+      <w:r>
+        <w:t>, which shows the file structure for the routers in the Leave Booking System API</w:t>
+      </w:r>
+      <w:r>
+        <w:t xml:space="preserve">, and </w:t>
+      </w:r>
+      <w:r>
+        <w:t>Figure 3</w:t>
+      </w:r>
+      <w:r>
+        <w:t>, which shows how some endpoints are resolved in the AdminRequestRouter</w:t>
+      </w:r>
+      <w:r>
+        <w:t>:</w:t>
+      </w:r>
+    </w:p>
+    <w:p>
+      <w:pPr>
+        <w:keepNext/>
+      </w:pPr>
+      <w:r>
+        <w:rPr>
+          <w:noProof/>
+        </w:rPr>
+        <w:drawing>
+          <wp:inline distT="0" distB="0" distL="0" distR="0" wp14:anchorId="5EF05816" wp14:editId="457035CF">
+            <wp:extent cx="3743847" cy="1314633"/>
+            <wp:effectExtent l="0" t="0" r="9525" b="0"/>
+            <wp:docPr id="1331788196" name="Picture 1"/>
+            <wp:cNvGraphicFramePr>
+              <a:graphicFrameLocks xmlns:a="http://schemas.openxmlformats.org/drawingml/2006/main" noChangeAspect="1"/>
+            </wp:cNvGraphicFramePr>
+            <a:graphic xmlns:a="http://schemas.openxmlformats.org/drawingml/2006/main">
+              <a:graphicData uri="http://schemas.openxmlformats.org/drawingml/2006/picture">
+                <pic:pic xmlns:pic="http://schemas.openxmlformats.org/drawingml/2006/picture">
+                  <pic:nvPicPr>
+                    <pic:cNvPr id="1331788196" name=""/>
+                    <pic:cNvPicPr/>
+                  </pic:nvPicPr>
+                  <pic:blipFill>
+                    <a:blip r:embed="rId7"/>
+                    <a:stretch>
+                      <a:fillRect/>
+                    </a:stretch>
+                  </pic:blipFill>
+                  <pic:spPr>
+                    <a:xfrm>
+                      <a:off x="0" y="0"/>
+                      <a:ext cx="3743847" cy="1314633"/>
+                    </a:xfrm>
+                    <a:prstGeom prst="rect">
+                      <a:avLst/>
+                    </a:prstGeom>
+                  </pic:spPr>
+                </pic:pic>
+              </a:graphicData>
+            </a:graphic>
+          </wp:inline>
+        </w:drawing>
+      </w:r>
+    </w:p>
+    <w:p>
+      <w:pPr>
+        <w:pStyle w:val="Caption"/>
+      </w:pPr>
+      <w:bookmarkStart w:id="7" w:name="_Toc229819162"/>
+      <w:r>
+        <w:t xml:space="preserve">Figure </w:t>
+      </w:r>
+      <w:r>
+        <w:fldChar w:fldCharType="begin"/>
+      </w:r>
+      <w:r>
+        <w:instrText xml:space="preserve"> SEQ Figure \* ARABIC </w:instrText>
+      </w:r>
+      <w:r>
+        <w:fldChar w:fldCharType="separate"/>
+      </w:r>
+      <w:r>
+        <w:rPr>
+          <w:noProof/>
+        </w:rPr>
+        <w:t>2</w:t>
+      </w:r>
+      <w:r>
+        <w:fldChar w:fldCharType="end"/>
+      </w:r>
+      <w:r>
+        <w:t xml:space="preserve"> </w:t>
+      </w:r>
+      <w:r>
+        <w:t>–</w:t>
+      </w:r>
+      <w:r>
+        <w:t xml:space="preserve"> Routers</w:t>
+      </w:r>
+      <w:bookmarkEnd w:id="7"/>
+    </w:p>
+    <w:p>
+      <w:pPr>
+        <w:keepNext/>
+      </w:pPr>
+      <w:r>
+        <w:rPr>
+          <w:noProof/>
+        </w:rPr>
+        <w:lastRenderedPageBreak/>
+        <w:drawing>
+          <wp:inline distT="0" distB="0" distL="0" distR="0" wp14:anchorId="62369715" wp14:editId="634EF60A">
+            <wp:extent cx="5611008" cy="7344800"/>
+            <wp:effectExtent l="0" t="0" r="8890" b="8890"/>
+            <wp:docPr id="1923496675" name="Picture 1"/>
+            <wp:cNvGraphicFramePr>
+              <a:graphicFrameLocks xmlns:a="http://schemas.openxmlformats.org/drawingml/2006/main" noChangeAspect="1"/>
+            </wp:cNvGraphicFramePr>
+            <a:graphic xmlns:a="http://schemas.openxmlformats.org/drawingml/2006/main">
+              <a:graphicData uri="http://schemas.openxmlformats.org/drawingml/2006/picture">
+                <pic:pic xmlns:pic="http://schemas.openxmlformats.org/drawingml/2006/picture">
+                  <pic:nvPicPr>
+                    <pic:cNvPr id="1923496675" name=""/>
+                    <pic:cNvPicPr/>
+                  </pic:nvPicPr>
+                  <pic:blipFill>
+                    <a:blip r:embed="rId8"/>
+                    <a:stretch>
+                      <a:fillRect/>
+                    </a:stretch>
+                  </pic:blipFill>
+                  <pic:spPr>
+                    <a:xfrm>
+                      <a:off x="0" y="0"/>
+                      <a:ext cx="5611008" cy="7344800"/>
+                    </a:xfrm>
+                    <a:prstGeom prst="rect">
+                      <a:avLst/>
+                    </a:prstGeom>
+                  </pic:spPr>
+                </pic:pic>
+              </a:graphicData>
+            </a:graphic>
+          </wp:inline>
+        </w:drawing>
+      </w:r>
+    </w:p>
+    <w:p>
+      <w:pPr>
+        <w:pStyle w:val="Caption"/>
+      </w:pPr>
+      <w:bookmarkStart w:id="8" w:name="_Toc229819163"/>
+      <w:r>
+        <w:t xml:space="preserve">Figure </w:t>
+      </w:r>
+      <w:r>
+        <w:fldChar w:fldCharType="begin"/>
+      </w:r>
+      <w:r>
+        <w:instrText xml:space="preserve"> SEQ Figure \* ARABIC </w:instrText>
+      </w:r>
+      <w:r>
+        <w:fldChar w:fldCharType="separate"/>
+      </w:r>
+      <w:r>
+        <w:rPr>
+          <w:noProof/>
+        </w:rPr>
+        <w:t>3</w:t>
+      </w:r>
+      <w:r>
+        <w:fldChar w:fldCharType="end"/>
+      </w:r>
+      <w:r>
+        <w:t xml:space="preserve"> - AdminRequestRouter Resolution</w:t>
+      </w:r>
+      <w:bookmarkEnd w:id="8"/>
+    </w:p>
+    <w:p>
+      <w:r>
+        <w:t>Each router resolves endpoints for a specific actor: administrators, managers, staff, a test actor (via the role router),</w:t>
+      </w:r>
+      <w:r>
+        <w:t xml:space="preserve"> or</w:t>
+      </w:r>
+      <w:r>
+        <w:t xml:space="preserve"> authorisation concerns (via the auth router). Because of this, changes to a single module should only affect the actor responsible for that module, reducing the likelihood of unintended changes causing issues for different actors.</w:t>
+      </w:r>
     </w:p>
     <w:p>
       <w:pPr>
@@ -2198,14 +4457,85 @@
           <w:u w:val="single"/>
         </w:rPr>
       </w:pPr>
-      <w:bookmarkStart w:id="3" w:name="_Toc222906894"/>
+      <w:bookmarkStart w:id="9" w:name="_Toc229819144"/>
       <w:r>
         <w:rPr>
           <w:u w:val="single"/>
         </w:rPr>
-        <w:t>Implementation of the Open-Closed Principle</w:t>
-      </w:r>
-      <w:bookmarkEnd w:id="3"/>
+        <w:lastRenderedPageBreak/>
+        <w:t>Open-Closed</w:t>
+      </w:r>
+      <w:bookmarkEnd w:id="9"/>
+    </w:p>
+    <w:p>
+      <w:r>
+        <w:t>The Open-Closed Principle was adhered to through the router and controller structure of the API</w:t>
+      </w:r>
+      <w:r>
+        <w:t xml:space="preserve"> (router structure can be seen in Figure 3)</w:t>
+      </w:r>
+      <w:r>
+        <w:t xml:space="preserve">. </w:t>
+      </w:r>
+      <w:r>
+        <w:t>All</w:t>
+      </w:r>
+      <w:r>
+        <w:t xml:space="preserve"> the endpoints for a specific actor were encapsulated in the router, meaning that new functionality can be added through </w:t>
+      </w:r>
+      <w:r>
+        <w:t xml:space="preserve">additional </w:t>
+      </w:r>
+      <w:r>
+        <w:t>endpoints to the router or additional methods in the controller</w:t>
+      </w:r>
+      <w:r>
+        <w:t xml:space="preserve"> for that actor</w:t>
+      </w:r>
+      <w:r>
+        <w:t xml:space="preserve"> while preserving existing public interfaces</w:t>
+      </w:r>
+      <w:r>
+        <w:t xml:space="preserve">. </w:t>
+      </w:r>
+      <w:r>
+        <w:t>Encapsulating the routing logic this way makes the application more maintainable as it allows you to “</w:t>
+      </w:r>
+      <w:r>
+        <w:t>make any change that you like to the implementation of a class without breaking dependent code</w:t>
+      </w:r>
+      <w:r>
+        <w:t xml:space="preserve">” </w:t>
+      </w:r>
+      <w:sdt>
+        <w:sdtPr>
+          <w:id w:val="1899088337"/>
+          <w:citation/>
+        </w:sdtPr>
+        <w:sdtContent>
+          <w:r>
+            <w:fldChar w:fldCharType="begin"/>
+          </w:r>
+          <w:r>
+            <w:instrText xml:space="preserve"> CITATION Sin01 \l 2057 </w:instrText>
+          </w:r>
+          <w:r>
+            <w:fldChar w:fldCharType="separate"/>
+          </w:r>
+          <w:r>
+            <w:rPr>
+              <w:noProof/>
+            </w:rPr>
+            <w:t>(Sintes, 2001)</w:t>
+          </w:r>
+          <w:r>
+            <w:fldChar w:fldCharType="end"/>
+          </w:r>
+        </w:sdtContent>
+      </w:sdt>
+      <w:r>
+        <w:t>.</w:t>
+      </w:r>
     </w:p>
     <w:p>
       <w:pPr>
@@ -2215,14 +4545,302 @@
           <w:u w:val="single"/>
         </w:rPr>
       </w:pPr>
-      <w:bookmarkStart w:id="4" w:name="_Toc222906895"/>
+      <w:bookmarkStart w:id="10" w:name="_Toc229819145"/>
       <w:r>
         <w:rPr>
           <w:u w:val="single"/>
         </w:rPr>
-        <w:t>Implementation of the Liskov Substitution Principle</w:t>
-      </w:r>
-      <w:bookmarkEnd w:id="4"/>
+        <w:t>Liskov Substitution</w:t>
+      </w:r>
+      <w:bookmarkEnd w:id="10"/>
+    </w:p>
+    <w:p>
+      <w:r>
+        <w:t>The Liskov Substitution Principle was</w:t>
+      </w:r>
+      <w:r>
+        <w:t xml:space="preserve"> demonstrated </w:t>
+      </w:r>
+      <w:r>
+        <w:t>by</w:t>
+      </w:r>
+      <w:r>
+        <w:t xml:space="preserve"> the LoggingMiddleware component and the ILogger abstraction</w:t>
+      </w:r>
+      <w:r>
+        <w:t xml:space="preserve">. The LoggingMiddleware component </w:t>
+      </w:r>
+      <w:r>
+        <w:t>defines</w:t>
+      </w:r>
+      <w:r>
+        <w:t xml:space="preserve"> a </w:t>
+      </w:r>
+      <w:proofErr w:type="gramStart"/>
+      <w:r>
+        <w:t>respons</w:t>
+      </w:r>
+      <w:r>
+        <w:t>e</w:t>
+      </w:r>
+      <w:r>
+        <w:t>Logger</w:t>
+      </w:r>
+      <w:r>
+        <w:t>(</w:t>
+      </w:r>
+      <w:proofErr w:type="gramEnd"/>
+      <w:r>
+        <w:t>)</w:t>
+      </w:r>
+      <w:r>
+        <w:t xml:space="preserve"> function </w:t>
+      </w:r>
+      <w:r>
+        <w:t xml:space="preserve">(see </w:t>
+      </w:r>
+      <w:r>
+        <w:t>Figure 4</w:t>
+      </w:r>
+      <w:r>
+        <w:t xml:space="preserve">) </w:t>
+      </w:r>
+      <w:r>
+        <w:t>which calls upon any class which implements the ILogger interface,</w:t>
+      </w:r>
+      <w:r>
+        <w:t xml:space="preserve"> invoking its error function without knowledge of any concrete implementation of that function</w:t>
+      </w:r>
+      <w:r>
+        <w:t>. Currently, a FileLogger, a class which implements the ILogger interface, is dependency injected into the Server component</w:t>
+      </w:r>
+      <w:r>
+        <w:t xml:space="preserve"> (see </w:t>
+      </w:r>
+      <w:r>
+        <w:t>Figure 5</w:t>
+      </w:r>
+      <w:r>
+        <w:t>)</w:t>
+      </w:r>
+      <w:r>
+        <w:t>.</w:t>
+      </w:r>
+    </w:p>
+    <w:p>
+      <w:pPr>
+        <w:keepNext/>
+      </w:pPr>
+      <w:r>
+        <w:rPr>
+          <w:noProof/>
+        </w:rPr>
+        <w:lastRenderedPageBreak/>
+        <w:drawing>
+          <wp:inline distT="0" distB="0" distL="0" distR="0" wp14:anchorId="6F06C684" wp14:editId="3061BA27">
+            <wp:extent cx="5731510" cy="5629275"/>
+            <wp:effectExtent l="0" t="0" r="2540" b="9525"/>
+            <wp:docPr id="1152091719" name="Picture 1"/>
+            <wp:cNvGraphicFramePr>
+              <a:graphicFrameLocks xmlns:a="http://schemas.openxmlformats.org/drawingml/2006/main" noChangeAspect="1"/>
+            </wp:cNvGraphicFramePr>
+            <a:graphic xmlns:a="http://schemas.openxmlformats.org/drawingml/2006/main">
+              <a:graphicData uri="http://schemas.openxmlformats.org/drawingml/2006/picture">
+                <pic:pic xmlns:pic="http://schemas.openxmlformats.org/drawingml/2006/picture">
+                  <pic:nvPicPr>
+                    <pic:cNvPr id="1152091719" name=""/>
+                    <pic:cNvPicPr/>
+                  </pic:nvPicPr>
+                  <pic:blipFill>
+                    <a:blip r:embed="rId9"/>
+                    <a:stretch>
+                      <a:fillRect/>
+                    </a:stretch>
+                  </pic:blipFill>
+                  <pic:spPr>
+                    <a:xfrm>
+                      <a:off x="0" y="0"/>
+                      <a:ext cx="5731510" cy="5629275"/>
+                    </a:xfrm>
+                    <a:prstGeom prst="rect">
+                      <a:avLst/>
+                    </a:prstGeom>
+                  </pic:spPr>
+                </pic:pic>
+              </a:graphicData>
+            </a:graphic>
+          </wp:inline>
+        </w:drawing>
+      </w:r>
+    </w:p>
+    <w:p>
+      <w:pPr>
+        <w:pStyle w:val="Caption"/>
+      </w:pPr>
+      <w:bookmarkStart w:id="11" w:name="_Toc229819164"/>
+      <w:r>
+        <w:t xml:space="preserve">Figure </w:t>
+      </w:r>
+      <w:r>
+        <w:fldChar w:fldCharType="begin"/>
+      </w:r>
+      <w:r>
+        <w:instrText xml:space="preserve"> SEQ Figure \* ARABIC </w:instrText>
+      </w:r>
+      <w:r>
+        <w:fldChar w:fldCharType="separate"/>
+      </w:r>
+      <w:r>
+        <w:rPr>
+          <w:noProof/>
+        </w:rPr>
+        <w:t>4</w:t>
+      </w:r>
+      <w:r>
+        <w:fldChar w:fldCharType="end"/>
+      </w:r>
+      <w:r>
+        <w:t xml:space="preserve"> </w:t>
+      </w:r>
+      <w:r>
+        <w:t>–</w:t>
+      </w:r>
+      <w:r>
+        <w:t xml:space="preserve"> </w:t>
+      </w:r>
+      <w:proofErr w:type="gramStart"/>
+      <w:r>
+        <w:t>responseLogger</w:t>
+      </w:r>
+      <w:r>
+        <w:t>(</w:t>
+      </w:r>
+      <w:proofErr w:type="gramEnd"/>
+      <w:r>
+        <w:t>)</w:t>
+      </w:r>
+      <w:r>
+        <w:t xml:space="preserve"> Function</w:t>
+      </w:r>
+      <w:bookmarkEnd w:id="11"/>
+    </w:p>
+    <w:p>
+      <w:pPr>
+        <w:keepNext/>
+      </w:pPr>
+      <w:r>
+        <w:rPr>
+          <w:noProof/>
+        </w:rPr>
+        <w:drawing>
+          <wp:inline distT="0" distB="0" distL="0" distR="0" wp14:anchorId="6031E0A8" wp14:editId="74846645">
+            <wp:extent cx="3982006" cy="876422"/>
+            <wp:effectExtent l="0" t="0" r="0" b="0"/>
+            <wp:docPr id="468705877" name="Picture 1"/>
+            <wp:cNvGraphicFramePr>
+              <a:graphicFrameLocks xmlns:a="http://schemas.openxmlformats.org/drawingml/2006/main" noChangeAspect="1"/>
+            </wp:cNvGraphicFramePr>
+            <a:graphic xmlns:a="http://schemas.openxmlformats.org/drawingml/2006/main">
+              <a:graphicData uri="http://schemas.openxmlformats.org/drawingml/2006/picture">
+                <pic:pic xmlns:pic="http://schemas.openxmlformats.org/drawingml/2006/picture">
+                  <pic:nvPicPr>
+                    <pic:cNvPr id="1861523449" name=""/>
+                    <pic:cNvPicPr/>
+                  </pic:nvPicPr>
+                  <pic:blipFill>
+                    <a:blip r:embed="rId10"/>
+                    <a:stretch>
+                      <a:fillRect/>
+                    </a:stretch>
+                  </pic:blipFill>
+                  <pic:spPr>
+                    <a:xfrm>
+                      <a:off x="0" y="0"/>
+                      <a:ext cx="3982006" cy="876422"/>
+                    </a:xfrm>
+                    <a:prstGeom prst="rect">
+                      <a:avLst/>
+                    </a:prstGeom>
+                  </pic:spPr>
+                </pic:pic>
+              </a:graphicData>
+            </a:graphic>
+          </wp:inline>
+        </w:drawing>
+      </w:r>
+    </w:p>
+    <w:p>
+      <w:pPr>
+        <w:pStyle w:val="Caption"/>
+      </w:pPr>
+      <w:bookmarkStart w:id="12" w:name="_Toc229819165"/>
+      <w:r>
+        <w:t xml:space="preserve">Figure </w:t>
+      </w:r>
+      <w:r>
+        <w:fldChar w:fldCharType="begin"/>
+      </w:r>
+      <w:r>
+        <w:instrText xml:space="preserve"> SEQ Figure \* ARABIC </w:instrText>
+      </w:r>
+      <w:r>
+        <w:fldChar w:fldCharType="separate"/>
+      </w:r>
+      <w:r>
+        <w:rPr>
+          <w:noProof/>
+        </w:rPr>
+        <w:t>5</w:t>
+      </w:r>
+      <w:r>
+        <w:fldChar w:fldCharType="end"/>
+      </w:r>
+      <w:r>
+        <w:t xml:space="preserve"> - Dependency Injection of FileLogger</w:t>
+      </w:r>
+      <w:bookmarkEnd w:id="12"/>
+    </w:p>
+    <w:p>
+      <w:r>
+        <w:t xml:space="preserve">This architecture conforms to the Liskov Substitution Principle because any number of </w:t>
+      </w:r>
+      <w:r>
+        <w:t xml:space="preserve">implementations of </w:t>
+      </w:r>
+      <w:r>
+        <w:t>the ILogger interface</w:t>
+      </w:r>
+      <w:r>
+        <w:t xml:space="preserve">, such as a </w:t>
+      </w:r>
+      <w:r>
+        <w:t xml:space="preserve">hypothetical </w:t>
+      </w:r>
+      <w:r>
+        <w:t xml:space="preserve">ConsoleLogger class, can be substituted with no changes to the LoggingMiddleware component. </w:t>
+      </w:r>
+      <w:r>
+        <w:t xml:space="preserve">In this architecture, the </w:t>
+      </w:r>
+      <w:proofErr w:type="gramStart"/>
+      <w:r>
+        <w:t>responseLogger</w:t>
+      </w:r>
+      <w:r>
+        <w:t>(</w:t>
+      </w:r>
+      <w:proofErr w:type="gramEnd"/>
+      <w:r>
+        <w:t>)</w:t>
+      </w:r>
+      <w:r>
+        <w:t xml:space="preserve"> function acts as a functional version of a client class calling the interface method.</w:t>
+      </w:r>
+    </w:p>
+    <w:p>
+      <w:pPr>
+        <w:keepNext/>
+      </w:pPr>
     </w:p>
     <w:p>
       <w:pPr>
@@ -2232,14 +4850,152 @@
           <w:u w:val="single"/>
         </w:rPr>
       </w:pPr>
-      <w:bookmarkStart w:id="5" w:name="_Toc222906896"/>
+      <w:bookmarkStart w:id="13" w:name="_Toc229819146"/>
       <w:r>
         <w:rPr>
           <w:u w:val="single"/>
         </w:rPr>
-        <w:t>Implementation of the Interface Segregation Principle</w:t>
-      </w:r>
-      <w:bookmarkEnd w:id="5"/>
+        <w:t>Interface Segregation</w:t>
+      </w:r>
+      <w:bookmarkEnd w:id="13"/>
+    </w:p>
+    <w:p>
+      <w:r>
+        <w:t>The Interface Segregation Principle was adhered to</w:t>
+      </w:r>
+      <w:r>
+        <w:t xml:space="preserve"> by using</w:t>
+      </w:r>
+      <w:r>
+        <w:t xml:space="preserve"> small, role-</w:t>
+      </w:r>
+      <w:r>
+        <w:t>specific interfaces that expose only the functionality required by their clients.</w:t>
+      </w:r>
+    </w:p>
+    <w:p>
+      <w:r>
+        <w:t xml:space="preserve">The best example of this is the ILogger interface, which only defines a single </w:t>
+      </w:r>
+      <w:proofErr w:type="gramStart"/>
+      <w:r>
+        <w:t>error</w:t>
+      </w:r>
+      <w:r>
+        <w:t>(</w:t>
+      </w:r>
+      <w:proofErr w:type="gramEnd"/>
+      <w:r>
+        <w:t xml:space="preserve">) </w:t>
+      </w:r>
+      <w:r>
+        <w:t>method currently (</w:t>
+      </w:r>
+      <w:r>
+        <w:t xml:space="preserve">see </w:t>
+      </w:r>
+      <w:r>
+        <w:t>Figure 6</w:t>
+      </w:r>
+      <w:r>
+        <w:t xml:space="preserve">). Although this could be extended via the Open-Closed Principle to include methods such as a </w:t>
+      </w:r>
+      <w:proofErr w:type="gramStart"/>
+      <w:r>
+        <w:t>warning</w:t>
+      </w:r>
+      <w:r>
+        <w:t>(</w:t>
+      </w:r>
+      <w:proofErr w:type="gramEnd"/>
+      <w:r>
+        <w:t>)</w:t>
+      </w:r>
+      <w:r>
+        <w:t xml:space="preserve"> </w:t>
+      </w:r>
+      <w:r>
+        <w:t>method</w:t>
+      </w:r>
+      <w:r>
+        <w:t>, client classes are not forced to implement or depend on methods which they do not use, reducing necessary coupling.</w:t>
+      </w:r>
+    </w:p>
+    <w:p>
+      <w:pPr>
+        <w:keepNext/>
+      </w:pPr>
+      <w:r>
+        <w:rPr>
+          <w:noProof/>
+        </w:rPr>
+        <w:drawing>
+          <wp:inline distT="0" distB="0" distL="0" distR="0" wp14:anchorId="67EEE1A0" wp14:editId="5252B348">
+            <wp:extent cx="3143689" cy="562053"/>
+            <wp:effectExtent l="0" t="0" r="0" b="9525"/>
+            <wp:docPr id="1653500361" name="Picture 1"/>
+            <wp:cNvGraphicFramePr>
+              <a:graphicFrameLocks xmlns:a="http://schemas.openxmlformats.org/drawingml/2006/main" noChangeAspect="1"/>
+            </wp:cNvGraphicFramePr>
+            <a:graphic xmlns:a="http://schemas.openxmlformats.org/drawingml/2006/main">
+              <a:graphicData uri="http://schemas.openxmlformats.org/drawingml/2006/picture">
+                <pic:pic xmlns:pic="http://schemas.openxmlformats.org/drawingml/2006/picture">
+                  <pic:nvPicPr>
+                    <pic:cNvPr id="1653500361" name=""/>
+                    <pic:cNvPicPr/>
+                  </pic:nvPicPr>
+                  <pic:blipFill>
+                    <a:blip r:embed="rId11"/>
+                    <a:stretch>
+                      <a:fillRect/>
+                    </a:stretch>
+                  </pic:blipFill>
+                  <pic:spPr>
+                    <a:xfrm>
+                      <a:off x="0" y="0"/>
+                      <a:ext cx="3143689" cy="562053"/>
+                    </a:xfrm>
+                    <a:prstGeom prst="rect">
+                      <a:avLst/>
+                    </a:prstGeom>
+                  </pic:spPr>
+                </pic:pic>
+              </a:graphicData>
+            </a:graphic>
+          </wp:inline>
+        </w:drawing>
+      </w:r>
+    </w:p>
+    <w:p>
+      <w:pPr>
+        <w:pStyle w:val="Caption"/>
+      </w:pPr>
+      <w:bookmarkStart w:id="14" w:name="_Toc229819166"/>
+      <w:r>
+        <w:t xml:space="preserve">Figure </w:t>
+      </w:r>
+      <w:r>
+        <w:fldChar w:fldCharType="begin"/>
+      </w:r>
+      <w:r>
+        <w:instrText xml:space="preserve"> SEQ Figure \* ARABIC </w:instrText>
+      </w:r>
+      <w:r>
+        <w:fldChar w:fldCharType="separate"/>
+      </w:r>
+      <w:r>
+        <w:rPr>
+          <w:noProof/>
+        </w:rPr>
+        <w:t>6</w:t>
+      </w:r>
+      <w:r>
+        <w:fldChar w:fldCharType="end"/>
+      </w:r>
+      <w:r>
+        <w:t xml:space="preserve"> - ILogger Interface</w:t>
+      </w:r>
+      <w:bookmarkEnd w:id="14"/>
     </w:p>
     <w:p>
       <w:pPr>
@@ -2249,14 +5005,95 @@
           <w:u w:val="single"/>
         </w:rPr>
       </w:pPr>
-      <w:bookmarkStart w:id="6" w:name="_Toc222906897"/>
+      <w:bookmarkStart w:id="15" w:name="_Toc229819147"/>
       <w:r>
         <w:rPr>
           <w:u w:val="single"/>
         </w:rPr>
-        <w:t>Implementation of the Dependency Inversion Principle</w:t>
-      </w:r>
-      <w:bookmarkEnd w:id="6"/>
+        <w:t>Dependency Inversio</w:t>
+      </w:r>
+      <w:r>
+        <w:rPr>
+          <w:u w:val="single"/>
+        </w:rPr>
+        <w:t>n</w:t>
+      </w:r>
+      <w:bookmarkEnd w:id="15"/>
+    </w:p>
+    <w:p>
+      <w:r>
+        <w:t xml:space="preserve">The Dependency Inversion Principle was adhered to </w:t>
+      </w:r>
+      <w:proofErr w:type="gramStart"/>
+      <w:r>
+        <w:t>through the use of</w:t>
+      </w:r>
+      <w:proofErr w:type="gramEnd"/>
+      <w:r>
+        <w:t xml:space="preserve"> abstractions and dependency injection. </w:t>
+      </w:r>
+      <w:r>
+        <w:t>High-level components, such as the LoggingMiddleware, do not depend on low-level components such as the FileLogger (discussed previously). Instead, the high-level LoggingMiddleware depends on the ILogger abstraction</w:t>
+      </w:r>
+      <w:r>
+        <w:t>. This allows for the dependency injection of any concrete implementations of ILogger at runtime,</w:t>
+      </w:r>
+      <w:r>
+        <w:t xml:space="preserve"> and dependency injection allows for “</w:t>
+      </w:r>
+      <w:r>
+        <w:t>loosely coupled code, making applications easier to maintain, extend, and test</w:t>
+      </w:r>
+      <w:r>
+        <w:t xml:space="preserve">” </w:t>
+      </w:r>
+      <w:sdt>
+        <w:sdtPr>
+          <w:id w:val="-1708021939"/>
+          <w:citation/>
+        </w:sdtPr>
+        <w:sdtContent>
+          <w:r>
+            <w:fldChar w:fldCharType="begin"/>
+          </w:r>
+          <w:r>
+            <w:instrText xml:space="preserve"> CITATION Ing18 \l 2057 </w:instrText>
+          </w:r>
+          <w:r>
+            <w:fldChar w:fldCharType="separate"/>
+          </w:r>
+          <w:r>
+            <w:rPr>
+              <w:noProof/>
+            </w:rPr>
+            <w:t>(Ingeno, 2018)</w:t>
+          </w:r>
+          <w:r>
+            <w:fldChar w:fldCharType="end"/>
+          </w:r>
+        </w:sdtContent>
+      </w:sdt>
+      <w:r>
+        <w:t xml:space="preserve"> as well as increasing the flexibility of the system overall.</w:t>
+      </w:r>
+    </w:p>
+    <w:p/>
+    <w:p>
+      <w:pPr>
+        <w:rPr>
+          <w:rFonts w:asciiTheme="majorHAnsi" w:eastAsiaTheme="majorEastAsia" w:hAnsiTheme="majorHAnsi" w:cstheme="majorBidi"/>
+          <w:color w:val="0F4761" w:themeColor="accent1" w:themeShade="BF"/>
+          <w:sz w:val="40"/>
+          <w:szCs w:val="40"/>
+          <w:u w:val="single"/>
+        </w:rPr>
+      </w:pPr>
+      <w:r>
+        <w:rPr>
+          <w:u w:val="single"/>
+        </w:rPr>
+        <w:br w:type="page"/>
+      </w:r>
     </w:p>
     <w:p>
       <w:pPr>
@@ -2266,11 +5103,12 @@
           <w:u w:val="single"/>
         </w:rPr>
       </w:pPr>
-      <w:bookmarkStart w:id="7" w:name="_Toc222906898"/>
+      <w:bookmarkStart w:id="16" w:name="_Toc229819148"/>
       <w:r>
         <w:rPr>
           <w:u w:val="single"/>
         </w:rPr>
+        <w:lastRenderedPageBreak/>
         <w:t>GRASP Principles</w:t>
       </w:r>
       <w:r>
@@ -2279,7 +5117,7 @@
         </w:rPr>
         <w:t xml:space="preserve"> and Patterns</w:t>
       </w:r>
-      <w:bookmarkEnd w:id="7"/>
+      <w:bookmarkEnd w:id="16"/>
     </w:p>
     <w:p>
       <w:r>
@@ -2313,7 +5151,7 @@
             <w:rPr>
               <w:noProof/>
             </w:rPr>
-            <w:t>(Larman, 2004)</w:t>
+            <w:t>(Larman, 2004a)</w:t>
           </w:r>
           <w:r>
             <w:fldChar w:fldCharType="end"/>
@@ -2328,16 +5166,18 @@
       <w:tblPr>
         <w:tblStyle w:val="TableGrid"/>
         <w:tblW w:w="0" w:type="auto"/>
+        <w:tblLayout w:type="fixed"/>
         <w:tblLook w:val="04A0" w:firstRow="1" w:lastRow="0" w:firstColumn="1" w:lastColumn="0" w:noHBand="0" w:noVBand="1"/>
       </w:tblPr>
       <w:tblGrid>
-        <w:gridCol w:w="2972"/>
-        <w:gridCol w:w="6044"/>
+        <w:gridCol w:w="1129"/>
+        <w:gridCol w:w="2745"/>
+        <w:gridCol w:w="5142"/>
       </w:tblGrid>
       <w:tr>
         <w:tc>
           <w:tcPr>
-            <w:tcW w:w="2972" w:type="dxa"/>
+            <w:tcW w:w="1129" w:type="dxa"/>
           </w:tcPr>
           <w:p>
             <w:pPr>
@@ -2352,13 +5192,50 @@
                 <w:b/>
                 <w:bCs/>
               </w:rPr>
-              <w:t>GRASP Principle or Pattern</w:t>
+              <w:t xml:space="preserve">GRASP </w:t>
+            </w:r>
+            <w:proofErr w:type="gramStart"/>
+            <w:r>
+              <w:rPr>
+                <w:b/>
+                <w:bCs/>
+              </w:rPr>
+              <w:t>Principle</w:t>
+            </w:r>
+            <w:proofErr w:type="gramEnd"/>
+            <w:r>
+              <w:rPr>
+                <w:b/>
+                <w:bCs/>
+              </w:rPr>
+              <w:t xml:space="preserve"> ID</w:t>
             </w:r>
           </w:p>
         </w:tc>
         <w:tc>
           <w:tcPr>
-            <w:tcW w:w="6044" w:type="dxa"/>
+            <w:tcW w:w="2745" w:type="dxa"/>
+          </w:tcPr>
+          <w:p>
+            <w:pPr>
+              <w:jc w:val="center"/>
+              <w:rPr>
+                <w:b/>
+                <w:bCs/>
+              </w:rPr>
+            </w:pPr>
+            <w:r>
+              <w:rPr>
+                <w:b/>
+                <w:bCs/>
+              </w:rPr>
+              <w:t>GRASP Principle or Pattern</w:t>
+            </w:r>
+          </w:p>
+        </w:tc>
+        <w:tc>
+          <w:tcPr>
+            <w:tcW w:w="5142" w:type="dxa"/>
           </w:tcPr>
           <w:p>
             <w:pPr>
@@ -2381,20 +5258,49 @@
       <w:tr>
         <w:tc>
           <w:tcPr>
-            <w:tcW w:w="2972" w:type="dxa"/>
+            <w:tcW w:w="1129" w:type="dxa"/>
           </w:tcPr>
           <w:p>
             <w:pPr>
               <w:jc w:val="center"/>
+              <w:rPr>
+                <w:b/>
+                <w:bCs/>
+              </w:rPr>
             </w:pPr>
             <w:r>
-              <w:t>Information Expert</w:t>
+              <w:rPr>
+                <w:b/>
+                <w:bCs/>
+              </w:rPr>
+              <w:t>1</w:t>
             </w:r>
           </w:p>
         </w:tc>
         <w:tc>
           <w:tcPr>
-            <w:tcW w:w="6044" w:type="dxa"/>
+            <w:tcW w:w="2745" w:type="dxa"/>
+          </w:tcPr>
+          <w:p>
+            <w:pPr>
+              <w:jc w:val="center"/>
+              <w:rPr>
+                <w:b/>
+                <w:bCs/>
+              </w:rPr>
+            </w:pPr>
+            <w:r>
+              <w:rPr>
+                <w:b/>
+                <w:bCs/>
+              </w:rPr>
+              <w:t>Information Expert</w:t>
+            </w:r>
+          </w:p>
+        </w:tc>
+        <w:tc>
+          <w:tcPr>
+            <w:tcW w:w="5142" w:type="dxa"/>
           </w:tcPr>
           <w:p>
             <w:r>
@@ -2410,7 +5316,7 @@
                   <w:fldChar w:fldCharType="begin"/>
                 </w:r>
                 <w:r>
-                  <w:instrText xml:space="preserve"> CITATION Lar04 \l 2057 </w:instrText>
+                  <w:instrText xml:space="preserve">CITATION Lar04 \l 2057 </w:instrText>
                 </w:r>
                 <w:r>
                   <w:fldChar w:fldCharType="separate"/>
@@ -2419,7 +5325,7 @@
                   <w:rPr>
                     <w:noProof/>
                   </w:rPr>
-                  <w:t>(Larman, 2004)</w:t>
+                  <w:t>(Larman, 2004a)</w:t>
                 </w:r>
                 <w:r>
                   <w:fldChar w:fldCharType="end"/>
@@ -2427,7 +5333,19 @@
               </w:sdtContent>
             </w:sdt>
             <w:r>
-              <w:t xml:space="preserve">. For example, if a Team object had an array of Players in it and a method to log all the players to a console was desired, then the Team object should be the place where the method is put. This is because each Player object may know its own Name property, but not the Name properties of the other Player </w:t>
+              <w:t xml:space="preserve">. For example, if a Team object had an array of Players in it and a method to log all the players to a console was desired, then the Team object should be the place where the method is put. This is because each Player object may know its own </w:t>
+            </w:r>
+            <w:r>
+              <w:t>n</w:t>
+            </w:r>
+            <w:r>
+              <w:t xml:space="preserve">ame property, but not the </w:t>
+            </w:r>
+            <w:r>
+              <w:t>n</w:t>
+            </w:r>
+            <w:r>
+              <w:t xml:space="preserve">ame properties of the other Player </w:t>
             </w:r>
             <w:proofErr w:type="gramStart"/>
             <w:r>
@@ -2443,20 +5361,49 @@
       <w:tr>
         <w:tc>
           <w:tcPr>
-            <w:tcW w:w="2972" w:type="dxa"/>
+            <w:tcW w:w="1129" w:type="dxa"/>
           </w:tcPr>
           <w:p>
             <w:pPr>
               <w:jc w:val="center"/>
+              <w:rPr>
+                <w:b/>
+                <w:bCs/>
+              </w:rPr>
             </w:pPr>
             <w:r>
-              <w:t>Creator</w:t>
+              <w:rPr>
+                <w:b/>
+                <w:bCs/>
+              </w:rPr>
+              <w:t>2</w:t>
             </w:r>
           </w:p>
         </w:tc>
         <w:tc>
           <w:tcPr>
-            <w:tcW w:w="6044" w:type="dxa"/>
+            <w:tcW w:w="2745" w:type="dxa"/>
+          </w:tcPr>
+          <w:p>
+            <w:pPr>
+              <w:jc w:val="center"/>
+              <w:rPr>
+                <w:b/>
+                <w:bCs/>
+              </w:rPr>
+            </w:pPr>
+            <w:r>
+              <w:rPr>
+                <w:b/>
+                <w:bCs/>
+              </w:rPr>
+              <w:t>Creator</w:t>
+            </w:r>
+          </w:p>
+        </w:tc>
+        <w:tc>
+          <w:tcPr>
+            <w:tcW w:w="5142" w:type="dxa"/>
           </w:tcPr>
           <w:p>
             <w:r>
@@ -2558,7 +5505,6 @@
                 <w:sz w:val="22"/>
                 <w:szCs w:val="22"/>
               </w:rPr>
-              <w:lastRenderedPageBreak/>
               <w:t>B is a </w:t>
             </w:r>
             <w:r>
@@ -2669,7 +5615,7 @@
                     <w:sz w:val="22"/>
                     <w:szCs w:val="22"/>
                   </w:rPr>
-                  <w:instrText xml:space="preserve"> CITATION Lar04 \l 2057 </w:instrText>
+                  <w:instrText xml:space="preserve">CITATION Lar04 \l 2057 </w:instrText>
                 </w:r>
                 <w:r>
                   <w:rPr>
@@ -2698,7 +5644,7 @@
                     <w:sz w:val="22"/>
                     <w:szCs w:val="22"/>
                   </w:rPr>
-                  <w:t>(Larman, 2004)</w:t>
+                  <w:t>(Larman, 2004a)</w:t>
                 </w:r>
                 <w:r>
                   <w:rPr>
@@ -2717,28 +5663,68 @@
       <w:tr>
         <w:tc>
           <w:tcPr>
-            <w:tcW w:w="2972" w:type="dxa"/>
+            <w:tcW w:w="1129" w:type="dxa"/>
           </w:tcPr>
           <w:p>
             <w:pPr>
               <w:jc w:val="center"/>
+              <w:rPr>
+                <w:b/>
+                <w:bCs/>
+              </w:rPr>
             </w:pPr>
             <w:r>
-              <w:lastRenderedPageBreak/>
-              <w:t>Controller</w:t>
+              <w:rPr>
+                <w:b/>
+                <w:bCs/>
+              </w:rPr>
+              <w:t>3</w:t>
             </w:r>
           </w:p>
         </w:tc>
         <w:tc>
           <w:tcPr>
-            <w:tcW w:w="6044" w:type="dxa"/>
+            <w:tcW w:w="2745" w:type="dxa"/>
           </w:tcPr>
           <w:p>
+            <w:pPr>
+              <w:jc w:val="center"/>
+              <w:rPr>
+                <w:b/>
+                <w:bCs/>
+              </w:rPr>
+            </w:pPr>
+            <w:r>
+              <w:rPr>
+                <w:b/>
+                <w:bCs/>
+              </w:rPr>
+              <w:t>Controller</w:t>
+            </w:r>
+          </w:p>
+        </w:tc>
+        <w:tc>
+          <w:tcPr>
+            <w:tcW w:w="5142" w:type="dxa"/>
+          </w:tcPr>
+          <w:p>
             <w:r>
               <w:t>The Controller pattern describes “</w:t>
             </w:r>
             <w:r>
-              <w:t>the first object beyond the UI layer that is responsible for receiving or handling a system operation message</w:t>
+              <w:t>the first object beyond the UI layer</w:t>
+            </w:r>
+            <w:r>
+              <w:t xml:space="preserve"> (usually the </w:t>
+            </w:r>
+            <w:r>
+              <w:t xml:space="preserve">HTTP interface </w:t>
+            </w:r>
+            <w:r>
+              <w:t>in a REST API)</w:t>
+            </w:r>
+            <w:r>
+              <w:t xml:space="preserve"> that is responsible for receiving or handling a system operation message</w:t>
             </w:r>
             <w:r>
               <w:t xml:space="preserve">” </w:t>
@@ -2753,7 +5739,7 @@
                   <w:fldChar w:fldCharType="begin"/>
                 </w:r>
                 <w:r>
-                  <w:instrText xml:space="preserve"> CITATION Lar04 \l 2057 </w:instrText>
+                  <w:instrText xml:space="preserve">CITATION Lar04 \l 2057 </w:instrText>
                 </w:r>
                 <w:r>
                   <w:fldChar w:fldCharType="separate"/>
@@ -2762,7 +5748,7 @@
                   <w:rPr>
                     <w:noProof/>
                   </w:rPr>
-                  <w:t>(Larman, 2004)</w:t>
+                  <w:t>(Larman, 2004a)</w:t>
                 </w:r>
                 <w:r>
                   <w:fldChar w:fldCharType="end"/>
@@ -2770,36 +5756,19 @@
               </w:sdtContent>
             </w:sdt>
             <w:r>
-              <w:t xml:space="preserve">. This means that it handles all the underlaying logic, including where which other objects to designate lower-level responsibilities to. </w:t>
-            </w:r>
-            <w:r>
-              <w:rPr>
-                <w:highlight w:val="yellow"/>
-              </w:rPr>
-              <w:t xml:space="preserve">An </w:t>
-            </w:r>
-            <w:proofErr w:type="spellStart"/>
-            <w:r>
-              <w:rPr>
-                <w:highlight w:val="yellow"/>
-              </w:rPr>
-              <w:t>ASP.NetCoreController</w:t>
-            </w:r>
-            <w:proofErr w:type="spellEnd"/>
-            <w:r>
-              <w:rPr>
-                <w:highlight w:val="yellow"/>
-              </w:rPr>
-              <w:t xml:space="preserve"> is NOT an example of a GRASP controller, but if it was to hand off to another controller afterwards, it would be.</w:t>
-            </w:r>
-            <w:r>
-              <w:t xml:space="preserve"> </w:t>
-            </w:r>
-            <w:r>
-              <w:rPr>
-                <w:highlight w:val="yellow"/>
-              </w:rPr>
-              <w:t>Better explanation needed</w:t>
+              <w:t>. This means that it</w:t>
+            </w:r>
+            <w:r>
+              <w:t xml:space="preserve"> coordinates and delegates</w:t>
+            </w:r>
+            <w:r>
+              <w:t xml:space="preserve">, </w:t>
+            </w:r>
+            <w:r>
+              <w:t>potentially using other services and repositories to carry out the</w:t>
+            </w:r>
+            <w:r>
+              <w:t xml:space="preserve"> specific business logic.</w:t>
             </w:r>
           </w:p>
         </w:tc>
@@ -2807,34 +5776,67 @@
       <w:tr>
         <w:tc>
           <w:tcPr>
-            <w:tcW w:w="2972" w:type="dxa"/>
+            <w:tcW w:w="1129" w:type="dxa"/>
           </w:tcPr>
           <w:p>
             <w:pPr>
               <w:jc w:val="center"/>
+              <w:rPr>
+                <w:b/>
+                <w:bCs/>
+              </w:rPr>
             </w:pPr>
             <w:r>
-              <w:t>Indirection</w:t>
+              <w:rPr>
+                <w:b/>
+                <w:bCs/>
+              </w:rPr>
+              <w:t>4</w:t>
             </w:r>
           </w:p>
         </w:tc>
         <w:tc>
           <w:tcPr>
-            <w:tcW w:w="6044" w:type="dxa"/>
+            <w:tcW w:w="2745" w:type="dxa"/>
           </w:tcPr>
           <w:p>
-            <w:r>
-              <w:t>Indirection is a GRASP principle that states that in order to de-couple objects you should: “</w:t>
-            </w:r>
-            <w:r>
-              <w:t>Assign the responsibility to an intermediate object to mediate between other components or services so that they are not directly coupled</w:t>
+            <w:pPr>
+              <w:jc w:val="center"/>
+              <w:rPr>
+                <w:b/>
+                <w:bCs/>
+              </w:rPr>
+            </w:pPr>
+            <w:r>
+              <w:rPr>
+                <w:b/>
+                <w:bCs/>
+              </w:rPr>
+              <w:t>Protected Variations</w:t>
+            </w:r>
+          </w:p>
+        </w:tc>
+        <w:tc>
+          <w:tcPr>
+            <w:tcW w:w="5142" w:type="dxa"/>
+          </w:tcPr>
+          <w:p>
+            <w:r>
+              <w:t>Protected Variation is a GRASP principle that states you should “</w:t>
+            </w:r>
+            <w:r>
+              <w:t xml:space="preserve">Identify points of predicted variation or instability; assign responsibilities to create a stable </w:t>
+            </w:r>
+            <w:r>
+              <w:lastRenderedPageBreak/>
+              <w:t>interface around them</w:t>
             </w:r>
             <w:r>
               <w:t xml:space="preserve">” </w:t>
             </w:r>
             <w:sdt>
               <w:sdtPr>
-                <w:id w:val="-303547826"/>
+                <w:id w:val="1608768744"/>
                 <w:citation/>
               </w:sdtPr>
               <w:sdtContent>
@@ -2842,7 +5844,7 @@
                   <w:fldChar w:fldCharType="begin"/>
                 </w:r>
                 <w:r>
-                  <w:instrText xml:space="preserve"> CITATION Lar041 \l 2057 </w:instrText>
+                  <w:instrText xml:space="preserve">CITATION Lar041 \l 2057 </w:instrText>
                 </w:r>
                 <w:r>
                   <w:fldChar w:fldCharType="separate"/>
@@ -2851,7 +5853,7 @@
                   <w:rPr>
                     <w:noProof/>
                   </w:rPr>
-                  <w:t>(Larman, 2004)</w:t>
+                  <w:t>(Larman, 2004b)</w:t>
                 </w:r>
                 <w:r>
                   <w:fldChar w:fldCharType="end"/>
@@ -2859,7 +5861,7 @@
               </w:sdtContent>
             </w:sdt>
             <w:r>
-              <w:t>. In practice, this means using objects such as adapters to protect the inner designs of your code against variations in external interfaces, such as external APIs over which you do not have control.</w:t>
+              <w:t>. In this context, interface refers to an access view around the point of predicted instability, not necessarily the programming language-specific definition of an interface. This can be achieved in many ways, with Polymorphism and Indirection being principles that can help achieve this by creating those points of stable abstraction.</w:t>
             </w:r>
           </w:p>
         </w:tc>
@@ -2867,24 +5869,60 @@
       <w:tr>
         <w:tc>
           <w:tcPr>
-            <w:tcW w:w="2972" w:type="dxa"/>
+            <w:tcW w:w="1129" w:type="dxa"/>
           </w:tcPr>
           <w:p>
             <w:pPr>
               <w:jc w:val="center"/>
+              <w:rPr>
+                <w:b/>
+                <w:bCs/>
+              </w:rPr>
             </w:pPr>
             <w:r>
-              <w:t>Low Coupling</w:t>
+              <w:rPr>
+                <w:b/>
+                <w:bCs/>
+              </w:rPr>
+              <w:lastRenderedPageBreak/>
+              <w:t>5</w:t>
             </w:r>
           </w:p>
         </w:tc>
         <w:tc>
           <w:tcPr>
-            <w:tcW w:w="6044" w:type="dxa"/>
+            <w:tcW w:w="2745" w:type="dxa"/>
           </w:tcPr>
           <w:p>
-            <w:r>
-              <w:t>Low Coupling is a GRASP principle that attempts to reduce coupling, which is defined as the “</w:t>
+            <w:pPr>
+              <w:jc w:val="center"/>
+              <w:rPr>
+                <w:b/>
+                <w:bCs/>
+              </w:rPr>
+            </w:pPr>
+            <w:r>
+              <w:rPr>
+                <w:b/>
+                <w:bCs/>
+              </w:rPr>
+              <w:t>Low Coupling</w:t>
+            </w:r>
+          </w:p>
+        </w:tc>
+        <w:tc>
+          <w:tcPr>
+            <w:tcW w:w="5142" w:type="dxa"/>
+          </w:tcPr>
+          <w:p>
+            <w:r>
+              <w:t>Low Coupling is a GRASP principle that attempts to reduce</w:t>
+            </w:r>
+            <w:r>
+              <w:t xml:space="preserve"> coupling</w:t>
+            </w:r>
+            <w:r>
+              <w:t>, which is defined as the “</w:t>
             </w:r>
             <w:r>
               <w:t>measure of how strongly one element is connected to, has knowledge of, or relies on other elements</w:t>
@@ -2902,7 +5940,7 @@
                   <w:fldChar w:fldCharType="begin"/>
                 </w:r>
                 <w:r>
-                  <w:instrText xml:space="preserve"> CITATION Lar04 \l 2057 </w:instrText>
+                  <w:instrText xml:space="preserve">CITATION Lar04 \l 2057 </w:instrText>
                 </w:r>
                 <w:r>
                   <w:fldChar w:fldCharType="separate"/>
@@ -2911,7 +5949,7 @@
                   <w:rPr>
                     <w:noProof/>
                   </w:rPr>
-                  <w:t>(Larman, 2004)</w:t>
+                  <w:t>(Larman, 2004a)</w:t>
                 </w:r>
                 <w:r>
                   <w:fldChar w:fldCharType="end"/>
@@ -2927,20 +5965,49 @@
       <w:tr>
         <w:tc>
           <w:tcPr>
-            <w:tcW w:w="2972" w:type="dxa"/>
+            <w:tcW w:w="1129" w:type="dxa"/>
           </w:tcPr>
           <w:p>
             <w:pPr>
               <w:jc w:val="center"/>
+              <w:rPr>
+                <w:b/>
+                <w:bCs/>
+              </w:rPr>
             </w:pPr>
             <w:r>
-              <w:t>High Cohesion</w:t>
+              <w:rPr>
+                <w:b/>
+                <w:bCs/>
+              </w:rPr>
+              <w:t>6</w:t>
             </w:r>
           </w:p>
         </w:tc>
         <w:tc>
           <w:tcPr>
-            <w:tcW w:w="6044" w:type="dxa"/>
+            <w:tcW w:w="2745" w:type="dxa"/>
+          </w:tcPr>
+          <w:p>
+            <w:pPr>
+              <w:jc w:val="center"/>
+              <w:rPr>
+                <w:b/>
+                <w:bCs/>
+              </w:rPr>
+            </w:pPr>
+            <w:r>
+              <w:rPr>
+                <w:b/>
+                <w:bCs/>
+              </w:rPr>
+              <w:t>High Cohesion</w:t>
+            </w:r>
+          </w:p>
+        </w:tc>
+        <w:tc>
+          <w:tcPr>
+            <w:tcW w:w="5142" w:type="dxa"/>
           </w:tcPr>
           <w:p>
             <w:r>
@@ -2991,7 +6058,7 @@
                   <w:fldChar w:fldCharType="begin"/>
                 </w:r>
                 <w:r>
-                  <w:instrText xml:space="preserve"> CITATION Lar04 \l 2057 </w:instrText>
+                  <w:instrText xml:space="preserve">CITATION Lar04 \l 2057 </w:instrText>
                 </w:r>
                 <w:r>
                   <w:fldChar w:fldCharType="separate"/>
@@ -3000,7 +6067,7 @@
                   <w:rPr>
                     <w:noProof/>
                   </w:rPr>
-                  <w:t>(Larman, 2004)</w:t>
+                  <w:t>(Larman, 2004a)</w:t>
                 </w:r>
                 <w:r>
                   <w:fldChar w:fldCharType="end"/>
@@ -3045,20 +6112,49 @@
       <w:tr>
         <w:tc>
           <w:tcPr>
-            <w:tcW w:w="2972" w:type="dxa"/>
+            <w:tcW w:w="1129" w:type="dxa"/>
           </w:tcPr>
           <w:p>
             <w:pPr>
               <w:jc w:val="center"/>
+              <w:rPr>
+                <w:b/>
+                <w:bCs/>
+              </w:rPr>
             </w:pPr>
             <w:r>
-              <w:t>Polymorphism</w:t>
+              <w:rPr>
+                <w:b/>
+                <w:bCs/>
+              </w:rPr>
+              <w:t>7</w:t>
             </w:r>
           </w:p>
         </w:tc>
         <w:tc>
           <w:tcPr>
-            <w:tcW w:w="6044" w:type="dxa"/>
+            <w:tcW w:w="2745" w:type="dxa"/>
+          </w:tcPr>
+          <w:p>
+            <w:pPr>
+              <w:jc w:val="center"/>
+              <w:rPr>
+                <w:b/>
+                <w:bCs/>
+              </w:rPr>
+            </w:pPr>
+            <w:r>
+              <w:rPr>
+                <w:b/>
+                <w:bCs/>
+              </w:rPr>
+              <w:t>Polymorphism</w:t>
+            </w:r>
+          </w:p>
+        </w:tc>
+        <w:tc>
+          <w:tcPr>
+            <w:tcW w:w="5142" w:type="dxa"/>
           </w:tcPr>
           <w:p>
             <w:r>
@@ -3091,17 +6187,17 @@
               </w:sdtContent>
             </w:sdt>
             <w:r>
-              <w:t xml:space="preserve">. In relation to the GRASP principles, Polymorphism is used to answer the question: “How do you create pluggable software components when external components may change?” The answer Polymorphism gives as a principle is to vary behaviour based on type, rather than use extensive if-else conditionals. This way, code can remain unchanged, and objects of different subclasses, each derived </w:t>
+              <w:t>. In relation to the GRASP principles, Polymorphism is used to answer the question: “How do you create pluggable software components when external components may change?” The answer Polymorphism gives as a principle is to vary behaviour based on type, rather than use extensive if-else conditionals. This way, code can remain unchanged, and objects of different subclasses, each derived from a base class, may be substituted for each other when external conditions change. Another benefit of Polymorphism is the ability to have varying behaviour in a collection of type A (A being the base class), where individual objects of the collection may be of different types of derived classes from type A. This principle is intimately related to the Liskov Substitution Principle of the SOLID principles</w:t>
+            </w:r>
+            <w:r>
+              <w:t xml:space="preserve"> because of the Liskov Substitution Principle’s focus </w:t>
             </w:r>
             <w:r>
               <w:lastRenderedPageBreak/>
-              <w:t xml:space="preserve">from a base class, may be substituted for each other when external conditions change. Another benefit of Polymorphism is the ability to have varying behaviour in a collection of type A (A being the base class), where individual objects of the collection may be of different types of derived classes from type A. This principle is intimately related to the Liskov Substitution Principle of the SOLID principles. </w:t>
-            </w:r>
-            <w:r>
-              <w:rPr>
-                <w:highlight w:val="yellow"/>
-              </w:rPr>
-              <w:t>(do I need another reference here?)</w:t>
+              <w:t>on the availability of substituting derived classes for base classes</w:t>
+            </w:r>
+            <w:r>
+              <w:t xml:space="preserve">. </w:t>
             </w:r>
           </w:p>
         </w:tc>
@@ -3109,35 +6205,64 @@
       <w:tr>
         <w:tc>
           <w:tcPr>
-            <w:tcW w:w="2972" w:type="dxa"/>
+            <w:tcW w:w="1129" w:type="dxa"/>
           </w:tcPr>
           <w:p>
             <w:pPr>
               <w:jc w:val="center"/>
+              <w:rPr>
+                <w:b/>
+                <w:bCs/>
+              </w:rPr>
             </w:pPr>
             <w:r>
+              <w:rPr>
+                <w:b/>
+                <w:bCs/>
+              </w:rPr>
               <w:lastRenderedPageBreak/>
-              <w:t>Protected Variations</w:t>
+              <w:t>8</w:t>
             </w:r>
           </w:p>
         </w:tc>
         <w:tc>
           <w:tcPr>
-            <w:tcW w:w="6044" w:type="dxa"/>
+            <w:tcW w:w="2745" w:type="dxa"/>
           </w:tcPr>
           <w:p>
-            <w:r>
-              <w:t>Protected Variation is a GRASP principle that states you should “</w:t>
-            </w:r>
-            <w:r>
-              <w:t>Identify points of predicted variation or instability; assign responsibilities to create a stable interface around them</w:t>
+            <w:pPr>
+              <w:jc w:val="center"/>
+              <w:rPr>
+                <w:b/>
+                <w:bCs/>
+              </w:rPr>
+            </w:pPr>
+            <w:r>
+              <w:rPr>
+                <w:b/>
+                <w:bCs/>
+              </w:rPr>
+              <w:t>Indirection</w:t>
+            </w:r>
+          </w:p>
+        </w:tc>
+        <w:tc>
+          <w:tcPr>
+            <w:tcW w:w="5142" w:type="dxa"/>
+          </w:tcPr>
+          <w:p>
+            <w:r>
+              <w:t>Indirection is a GRASP principle that states that in order to de-couple objects you should: “</w:t>
+            </w:r>
+            <w:r>
+              <w:t>Assign the responsibility to an intermediate object to mediate between other components or services so that they are not directly coupled</w:t>
             </w:r>
             <w:r>
               <w:t xml:space="preserve">” </w:t>
             </w:r>
             <w:sdt>
               <w:sdtPr>
-                <w:id w:val="1608768744"/>
+                <w:id w:val="-256448071"/>
                 <w:citation/>
               </w:sdtPr>
               <w:sdtContent>
@@ -3145,7 +6270,7 @@
                   <w:fldChar w:fldCharType="begin"/>
                 </w:r>
                 <w:r>
-                  <w:instrText xml:space="preserve"> CITATION Lar041 \l 2057 </w:instrText>
+                  <w:instrText xml:space="preserve">CITATION Lar041 \l 2057 </w:instrText>
                 </w:r>
                 <w:r>
                   <w:fldChar w:fldCharType="separate"/>
@@ -3154,7 +6279,7 @@
                   <w:rPr>
                     <w:noProof/>
                   </w:rPr>
-                  <w:t>(Larman, 2004)</w:t>
+                  <w:t>(Larman, 2004b)</w:t>
                 </w:r>
                 <w:r>
                   <w:fldChar w:fldCharType="end"/>
@@ -3162,55 +6287,7 @@
               </w:sdtContent>
             </w:sdt>
             <w:r>
-              <w:t>. In this context, interface refers to an access view around the point of predicted instability, not necessarily the programming language-specific definition of an interface. This can be achieved in many ways, with Polymorphism and Indirection being principles that can help achieve this, as Protected Variations is a “</w:t>
-            </w:r>
-            <w:r>
-              <w:rPr>
-                <w:i/>
-                <w:iCs/>
-              </w:rPr>
-              <w:t>very</w:t>
-            </w:r>
-            <w:r>
-              <w:t> important, fundamental principle of software design!</w:t>
-            </w:r>
-            <w:r>
-              <w:t xml:space="preserve">” </w:t>
-            </w:r>
-            <w:sdt>
-              <w:sdtPr>
-                <w:id w:val="221795854"/>
-                <w:citation/>
-              </w:sdtPr>
-              <w:sdtContent>
-                <w:r>
-                  <w:fldChar w:fldCharType="begin"/>
-                </w:r>
-                <w:r>
-                  <w:instrText xml:space="preserve"> CITATION Lar041 \l 2057 </w:instrText>
-                </w:r>
-                <w:r>
-                  <w:fldChar w:fldCharType="separate"/>
-                </w:r>
-                <w:r>
-                  <w:rPr>
-                    <w:noProof/>
-                  </w:rPr>
-                  <w:t>(Larman, 2004)</w:t>
-                </w:r>
-                <w:r>
-                  <w:fldChar w:fldCharType="end"/>
-                </w:r>
-              </w:sdtContent>
-            </w:sdt>
-            <w:r>
-              <w:t xml:space="preserve">. </w:t>
-            </w:r>
-            <w:r>
-              <w:rPr>
-                <w:highlight w:val="yellow"/>
-              </w:rPr>
-              <w:t>(maybe needs more explanation?)</w:t>
+              <w:t>. In practice, this means using objects such as adapters to protect the inner designs of your code against variations in external interfaces, such as external APIs over which you do not have control.</w:t>
             </w:r>
           </w:p>
         </w:tc>
@@ -3218,30 +6295,53 @@
       <w:tr>
         <w:tc>
           <w:tcPr>
-            <w:tcW w:w="2972" w:type="dxa"/>
+            <w:tcW w:w="1129" w:type="dxa"/>
           </w:tcPr>
           <w:p>
             <w:pPr>
               <w:jc w:val="center"/>
+              <w:rPr>
+                <w:b/>
+                <w:bCs/>
+              </w:rPr>
             </w:pPr>
             <w:r>
-              <w:t>Pure Fabrication</w:t>
+              <w:rPr>
+                <w:b/>
+                <w:bCs/>
+              </w:rPr>
+              <w:t>9</w:t>
             </w:r>
           </w:p>
         </w:tc>
         <w:tc>
           <w:tcPr>
-            <w:tcW w:w="6044" w:type="dxa"/>
+            <w:tcW w:w="2745" w:type="dxa"/>
           </w:tcPr>
           <w:p>
-            <w:r>
-              <w:t>Pure Fabrication is a GRASP p</w:t>
-            </w:r>
-            <w:r>
-              <w:t>attern</w:t>
-            </w:r>
-            <w:r>
-              <w:t xml:space="preserve"> that is used to handle poor cohesion or coupling by assigning a “</w:t>
+            <w:pPr>
+              <w:jc w:val="center"/>
+              <w:rPr>
+                <w:b/>
+                <w:bCs/>
+              </w:rPr>
+            </w:pPr>
+            <w:r>
+              <w:rPr>
+                <w:b/>
+                <w:bCs/>
+              </w:rPr>
+              <w:t>Pure Fabrication</w:t>
+            </w:r>
+          </w:p>
+        </w:tc>
+        <w:tc>
+          <w:tcPr>
+            <w:tcW w:w="5142" w:type="dxa"/>
+          </w:tcPr>
+          <w:p>
+            <w:r>
+              <w:t>Pure Fabrication is a GRASP pattern that is used to handle poor cohesion or coupling by assigning a “</w:t>
             </w:r>
             <w:r>
               <w:t>highly cohesive set of responsibilities to an artificial or convenience class that does not represent a problem domain concept—something made up, to support high cohesion, low coupling, and reuse</w:t>
@@ -3259,7 +6359,7 @@
                   <w:fldChar w:fldCharType="begin"/>
                 </w:r>
                 <w:r>
-                  <w:instrText xml:space="preserve"> CITATION Lar041 \l 2057 </w:instrText>
+                  <w:instrText xml:space="preserve">CITATION Lar041 \l 2057 </w:instrText>
                 </w:r>
                 <w:r>
                   <w:fldChar w:fldCharType="separate"/>
@@ -3268,7 +6368,7 @@
                   <w:rPr>
                     <w:noProof/>
                   </w:rPr>
-                  <w:t>(Larman, 2004)</w:t>
+                  <w:t>(Larman, 2004b)</w:t>
                 </w:r>
                 <w:r>
                   <w:fldChar w:fldCharType="end"/>
@@ -3280,6 +6380,9 @@
             </w:r>
           </w:p>
           <w:p>
+            <w:pPr>
+              <w:keepNext/>
+            </w:pPr>
             <w:r>
               <w:t>An example of this would be the creation of a builder object, the purpose of which is to “</w:t>
             </w:r>
@@ -3338,7 +6441,75 @@
         </w:tc>
       </w:tr>
     </w:tbl>
-    <w:p/>
+    <w:p>
+      <w:pPr>
+        <w:pStyle w:val="Caption"/>
+      </w:pPr>
+      <w:bookmarkStart w:id="17" w:name="_Toc229819176"/>
+      <w:r>
+        <w:t xml:space="preserve">Table </w:t>
+      </w:r>
+      <w:r>
+        <w:fldChar w:fldCharType="begin"/>
+      </w:r>
+      <w:r>
+        <w:instrText xml:space="preserve"> SEQ Table \* ARABIC </w:instrText>
+      </w:r>
+      <w:r>
+        <w:fldChar w:fldCharType="separate"/>
+      </w:r>
+      <w:r>
+        <w:rPr>
+          <w:noProof/>
+        </w:rPr>
+        <w:t>2</w:t>
+      </w:r>
+      <w:r>
+        <w:fldChar w:fldCharType="end"/>
+      </w:r>
+      <w:r>
+        <w:t xml:space="preserve"> - GRASP Principle</w:t>
+      </w:r>
+      <w:r>
+        <w:t>s</w:t>
+      </w:r>
+      <w:r>
+        <w:t xml:space="preserve"> Definitions</w:t>
+      </w:r>
+      <w:bookmarkEnd w:id="17"/>
+    </w:p>
+    <w:p>
+      <w:pPr>
+        <w:rPr>
+          <w:i/>
+          <w:iCs/>
+          <w:color w:val="0E2841" w:themeColor="text2"/>
+          <w:sz w:val="18"/>
+          <w:szCs w:val="18"/>
+        </w:rPr>
+      </w:pPr>
+      <w:r>
+        <w:br w:type="page"/>
+      </w:r>
+    </w:p>
+    <w:p>
+      <w:pPr>
+        <w:pStyle w:val="Heading1"/>
+        <w:jc w:val="center"/>
+        <w:rPr>
+          <w:u w:val="single"/>
+        </w:rPr>
+      </w:pPr>
+      <w:bookmarkStart w:id="18" w:name="_Toc229819149"/>
+      <w:r>
+        <w:rPr>
+          <w:u w:val="single"/>
+        </w:rPr>
+        <w:lastRenderedPageBreak/>
+        <w:t>GRASP Principles Implementation</w:t>
+      </w:r>
+      <w:bookmarkEnd w:id="18"/>
+    </w:p>
     <w:p>
       <w:pPr>
         <w:pStyle w:val="Heading2"/>
@@ -3347,15 +6518,353 @@
           <w:u w:val="single"/>
         </w:rPr>
       </w:pPr>
-      <w:bookmarkStart w:id="8" w:name="_Toc222906899"/>
+      <w:bookmarkStart w:id="19" w:name="_Toc229819150"/>
       <w:r>
         <w:rPr>
           <w:u w:val="single"/>
         </w:rPr>
+        <w:t>Information Exp</w:t>
+      </w:r>
+      <w:r>
+        <w:rPr>
+          <w:u w:val="single"/>
+        </w:rPr>
+        <w:t>e</w:t>
+      </w:r>
+      <w:r>
+        <w:rPr>
+          <w:u w:val="single"/>
+        </w:rPr>
+        <w:t>rt</w:t>
+      </w:r>
+      <w:bookmarkEnd w:id="19"/>
+    </w:p>
+    <w:p>
+      <w:r>
+        <w:t xml:space="preserve">The Information Expert Pattern is applied across multiple architectural levels in the Leave Booking System API. As can be seen in </w:t>
+      </w:r>
+      <w:r>
+        <w:t>Figure 7</w:t>
+      </w:r>
+      <w:r>
+        <w:t xml:space="preserve">, the index acts as the point of initialisation for the API, handling the dependency injection of services, the retrieval of the app’s data source, and the starting of the server. </w:t>
+      </w:r>
+    </w:p>
+    <w:p>
+      <w:pPr>
+        <w:keepNext/>
+      </w:pPr>
+      <w:r>
+        <w:rPr>
+          <w:noProof/>
+        </w:rPr>
+        <w:drawing>
+          <wp:inline distT="0" distB="0" distL="0" distR="0" wp14:anchorId="20B4C719" wp14:editId="0210FC81">
+            <wp:extent cx="5731510" cy="3558540"/>
+            <wp:effectExtent l="0" t="0" r="2540" b="3810"/>
+            <wp:docPr id="565009547" name="Picture 1"/>
+            <wp:cNvGraphicFramePr>
+              <a:graphicFrameLocks xmlns:a="http://schemas.openxmlformats.org/drawingml/2006/main" noChangeAspect="1"/>
+            </wp:cNvGraphicFramePr>
+            <a:graphic xmlns:a="http://schemas.openxmlformats.org/drawingml/2006/main">
+              <a:graphicData uri="http://schemas.openxmlformats.org/drawingml/2006/picture">
+                <pic:pic xmlns:pic="http://schemas.openxmlformats.org/drawingml/2006/picture">
+                  <pic:nvPicPr>
+                    <pic:cNvPr id="565009547" name=""/>
+                    <pic:cNvPicPr/>
+                  </pic:nvPicPr>
+                  <pic:blipFill>
+                    <a:blip r:embed="rId12"/>
+                    <a:stretch>
+                      <a:fillRect/>
+                    </a:stretch>
+                  </pic:blipFill>
+                  <pic:spPr>
+                    <a:xfrm>
+                      <a:off x="0" y="0"/>
+                      <a:ext cx="5731510" cy="3558540"/>
+                    </a:xfrm>
+                    <a:prstGeom prst="rect">
+                      <a:avLst/>
+                    </a:prstGeom>
+                  </pic:spPr>
+                </pic:pic>
+              </a:graphicData>
+            </a:graphic>
+          </wp:inline>
+        </w:drawing>
+      </w:r>
+    </w:p>
+    <w:p>
+      <w:pPr>
+        <w:pStyle w:val="Caption"/>
+      </w:pPr>
+      <w:bookmarkStart w:id="20" w:name="_Toc229819167"/>
+      <w:r>
+        <w:t xml:space="preserve">Figure </w:t>
+      </w:r>
+      <w:r>
+        <w:fldChar w:fldCharType="begin"/>
+      </w:r>
+      <w:r>
+        <w:instrText xml:space="preserve"> SEQ Figure \* ARABIC </w:instrText>
+      </w:r>
+      <w:r>
+        <w:fldChar w:fldCharType="separate"/>
+      </w:r>
+      <w:r>
+        <w:rPr>
+          <w:noProof/>
+        </w:rPr>
+        <w:t>7</w:t>
+      </w:r>
+      <w:r>
+        <w:fldChar w:fldCharType="end"/>
+      </w:r>
+      <w:r>
+        <w:t xml:space="preserve"> - Index Dependency Injection</w:t>
+      </w:r>
+      <w:bookmarkEnd w:id="20"/>
+    </w:p>
+    <w:p>
+      <w:r>
+        <w:t xml:space="preserve">As can be seen in </w:t>
+      </w:r>
+      <w:r>
+        <w:t>Figure 8</w:t>
+      </w:r>
+      <w:r>
+        <w:t xml:space="preserve">, the Server component handles the creation of the </w:t>
+      </w:r>
+      <w:r>
+        <w:t>E</w:t>
+      </w:r>
+      <w:r>
+        <w:t>xpress application, rate limiting, server obfuscation and the setting up of the route prefixes for the routers that were previously injected into the Server component by the index.</w:t>
+      </w:r>
+    </w:p>
+    <w:p>
+      <w:pPr>
+        <w:keepNext/>
+      </w:pPr>
+      <w:r>
+        <w:rPr>
+          <w:noProof/>
+        </w:rPr>
         <w:lastRenderedPageBreak/>
-        <w:t>Implementation of the Information Export Pattern</w:t>
-      </w:r>
-      <w:bookmarkEnd w:id="8"/>
+        <w:drawing>
+          <wp:inline distT="0" distB="0" distL="0" distR="0" wp14:anchorId="4E62E9C7" wp14:editId="2B4141BA">
+            <wp:extent cx="5731510" cy="4077970"/>
+            <wp:effectExtent l="0" t="0" r="2540" b="0"/>
+            <wp:docPr id="1420003910" name="Picture 1"/>
+            <wp:cNvGraphicFramePr>
+              <a:graphicFrameLocks xmlns:a="http://schemas.openxmlformats.org/drawingml/2006/main" noChangeAspect="1"/>
+            </wp:cNvGraphicFramePr>
+            <a:graphic xmlns:a="http://schemas.openxmlformats.org/drawingml/2006/main">
+              <a:graphicData uri="http://schemas.openxmlformats.org/drawingml/2006/picture">
+                <pic:pic xmlns:pic="http://schemas.openxmlformats.org/drawingml/2006/picture">
+                  <pic:nvPicPr>
+                    <pic:cNvPr id="1420003910" name=""/>
+                    <pic:cNvPicPr/>
+                  </pic:nvPicPr>
+                  <pic:blipFill>
+                    <a:blip r:embed="rId13"/>
+                    <a:stretch>
+                      <a:fillRect/>
+                    </a:stretch>
+                  </pic:blipFill>
+                  <pic:spPr>
+                    <a:xfrm>
+                      <a:off x="0" y="0"/>
+                      <a:ext cx="5731510" cy="4077970"/>
+                    </a:xfrm>
+                    <a:prstGeom prst="rect">
+                      <a:avLst/>
+                    </a:prstGeom>
+                  </pic:spPr>
+                </pic:pic>
+              </a:graphicData>
+            </a:graphic>
+          </wp:inline>
+        </w:drawing>
+      </w:r>
+    </w:p>
+    <w:p>
+      <w:pPr>
+        <w:pStyle w:val="Caption"/>
+      </w:pPr>
+      <w:bookmarkStart w:id="21" w:name="_Toc229819168"/>
+      <w:r>
+        <w:t xml:space="preserve">Figure </w:t>
+      </w:r>
+      <w:r>
+        <w:fldChar w:fldCharType="begin"/>
+      </w:r>
+      <w:r>
+        <w:instrText xml:space="preserve"> SEQ Figure \* ARABIC </w:instrText>
+      </w:r>
+      <w:r>
+        <w:fldChar w:fldCharType="separate"/>
+      </w:r>
+      <w:r>
+        <w:rPr>
+          <w:noProof/>
+        </w:rPr>
+        <w:t>8</w:t>
+      </w:r>
+      <w:r>
+        <w:fldChar w:fldCharType="end"/>
+      </w:r>
+      <w:r>
+        <w:t xml:space="preserve"> - Server Component</w:t>
+      </w:r>
+      <w:bookmarkEnd w:id="21"/>
+    </w:p>
+    <w:p>
+      <w:r>
+        <w:t>Figure 3 shows the AdminRequestRouter</w:t>
+      </w:r>
+      <w:r>
+        <w:t>,</w:t>
+      </w:r>
+      <w:r>
+        <w:t xml:space="preserve"> which follows the pattern of all the routers in the Leave Booking System API,</w:t>
+      </w:r>
+      <w:r>
+        <w:t xml:space="preserve"> handl</w:t>
+      </w:r>
+      <w:r>
+        <w:t>ing</w:t>
+      </w:r>
+      <w:r>
+        <w:t xml:space="preserve"> the mounting of full endpoints, the auth middleware for the individual router and then link</w:t>
+      </w:r>
+      <w:r>
+        <w:t>ing</w:t>
+      </w:r>
+      <w:r>
+        <w:t xml:space="preserve"> the endpoints to specific functions in the controllers. </w:t>
+      </w:r>
+    </w:p>
+    <w:p>
+      <w:r>
+        <w:t xml:space="preserve">Figure 9 shows the RoleController which is </w:t>
+      </w:r>
+      <w:proofErr w:type="gramStart"/>
+      <w:r>
+        <w:t>similar to</w:t>
+      </w:r>
+      <w:proofErr w:type="gramEnd"/>
+      <w:r>
+        <w:t xml:space="preserve"> all the other controllers</w:t>
+      </w:r>
+      <w:r>
+        <w:t xml:space="preserve"> in the Leave Booking System API</w:t>
+      </w:r>
+      <w:r>
+        <w:t xml:space="preserve">, handling </w:t>
+      </w:r>
+      <w:r>
+        <w:t xml:space="preserve">the </w:t>
+      </w:r>
+      <w:r>
+        <w:t>coordination of</w:t>
+      </w:r>
+      <w:r>
+        <w:t xml:space="preserve"> </w:t>
+      </w:r>
+      <w:r>
+        <w:t>logic</w:t>
+      </w:r>
+      <w:r>
+        <w:t xml:space="preserve"> to be carried out when the endpoints are hit by req</w:t>
+      </w:r>
+      <w:r>
+        <w:t xml:space="preserve">uests that are </w:t>
+      </w:r>
+      <w:r>
+        <w:t xml:space="preserve">both </w:t>
+      </w:r>
+      <w:r>
+        <w:t>valid and authorised.</w:t>
+      </w:r>
+    </w:p>
+    <w:p>
+      <w:pPr>
+        <w:keepNext/>
+      </w:pPr>
+      <w:r>
+        <w:rPr>
+          <w:noProof/>
+        </w:rPr>
+        <w:lastRenderedPageBreak/>
+        <w:drawing>
+          <wp:inline distT="0" distB="0" distL="0" distR="0" wp14:anchorId="34489CAA" wp14:editId="43610253">
+            <wp:extent cx="5731510" cy="3669665"/>
+            <wp:effectExtent l="0" t="0" r="2540" b="6985"/>
+            <wp:docPr id="2031330353" name="Picture 1"/>
+            <wp:cNvGraphicFramePr>
+              <a:graphicFrameLocks xmlns:a="http://schemas.openxmlformats.org/drawingml/2006/main" noChangeAspect="1"/>
+            </wp:cNvGraphicFramePr>
+            <a:graphic xmlns:a="http://schemas.openxmlformats.org/drawingml/2006/main">
+              <a:graphicData uri="http://schemas.openxmlformats.org/drawingml/2006/picture">
+                <pic:pic xmlns:pic="http://schemas.openxmlformats.org/drawingml/2006/picture">
+                  <pic:nvPicPr>
+                    <pic:cNvPr id="2031330353" name=""/>
+                    <pic:cNvPicPr/>
+                  </pic:nvPicPr>
+                  <pic:blipFill>
+                    <a:blip r:embed="rId14"/>
+                    <a:stretch>
+                      <a:fillRect/>
+                    </a:stretch>
+                  </pic:blipFill>
+                  <pic:spPr>
+                    <a:xfrm>
+                      <a:off x="0" y="0"/>
+                      <a:ext cx="5731510" cy="3669665"/>
+                    </a:xfrm>
+                    <a:prstGeom prst="rect">
+                      <a:avLst/>
+                    </a:prstGeom>
+                  </pic:spPr>
+                </pic:pic>
+              </a:graphicData>
+            </a:graphic>
+          </wp:inline>
+        </w:drawing>
+      </w:r>
+    </w:p>
+    <w:p>
+      <w:pPr>
+        <w:pStyle w:val="Caption"/>
+      </w:pPr>
+      <w:bookmarkStart w:id="22" w:name="_Toc229819169"/>
+      <w:r>
+        <w:t xml:space="preserve">Figure </w:t>
+      </w:r>
+      <w:r>
+        <w:fldChar w:fldCharType="begin"/>
+      </w:r>
+      <w:r>
+        <w:instrText xml:space="preserve"> SEQ Figure \* ARABIC </w:instrText>
+      </w:r>
+      <w:r>
+        <w:fldChar w:fldCharType="separate"/>
+      </w:r>
+      <w:r>
+        <w:rPr>
+          <w:noProof/>
+        </w:rPr>
+        <w:t>9</w:t>
+      </w:r>
+      <w:r>
+        <w:fldChar w:fldCharType="end"/>
+      </w:r>
+      <w:r>
+        <w:t xml:space="preserve"> - RoleController Component</w:t>
+      </w:r>
+      <w:bookmarkEnd w:id="22"/>
     </w:p>
     <w:p>
       <w:pPr>
@@ -3365,14 +6874,117 @@
           <w:u w:val="single"/>
         </w:rPr>
       </w:pPr>
-      <w:bookmarkStart w:id="9" w:name="_Toc222906900"/>
+      <w:bookmarkStart w:id="23" w:name="_Toc229819151"/>
       <w:r>
         <w:rPr>
           <w:u w:val="single"/>
         </w:rPr>
-        <w:t>Implementation of the Creator Pattern</w:t>
-      </w:r>
-      <w:bookmarkEnd w:id="9"/>
+        <w:t>Creator</w:t>
+      </w:r>
+      <w:bookmarkEnd w:id="23"/>
+    </w:p>
+    <w:p>
+      <w:r>
+        <w:t xml:space="preserve">The Creator Pattern is </w:t>
+      </w:r>
+      <w:r>
+        <w:t>realise</w:t>
+      </w:r>
+      <w:r>
+        <w:t>d</w:t>
+      </w:r>
+      <w:r>
+        <w:t xml:space="preserve"> along </w:t>
+      </w:r>
+      <w:r>
+        <w:t>with the Information Expert Pattern</w:t>
+      </w:r>
+      <w:r>
+        <w:t xml:space="preserve"> by assigning object instantiation or composition responsibilities to the components that have the necessary structural knowledge and data</w:t>
+      </w:r>
+      <w:r>
+        <w:t xml:space="preserve">. The index </w:t>
+      </w:r>
+      <w:r>
+        <w:t xml:space="preserve">(see Figure 7) </w:t>
+      </w:r>
+      <w:r>
+        <w:t xml:space="preserve">acts as the composition root </w:t>
+      </w:r>
+      <w:r>
+        <w:t>(defined here as a “</w:t>
+      </w:r>
+      <w:r>
+        <w:t>a (preferably) unique location in an application where modules are composed together</w:t>
+      </w:r>
+      <w:r>
+        <w:t xml:space="preserve">” </w:t>
+      </w:r>
+      <w:sdt>
+        <w:sdtPr>
+          <w:id w:val="-1098632804"/>
+          <w:citation/>
+        </w:sdtPr>
+        <w:sdtContent>
+          <w:r>
+            <w:fldChar w:fldCharType="begin"/>
+          </w:r>
+          <w:r>
+            <w:instrText xml:space="preserve"> CITATION See11 \l 2057 </w:instrText>
+          </w:r>
+          <w:r>
+            <w:fldChar w:fldCharType="separate"/>
+          </w:r>
+          <w:r>
+            <w:rPr>
+              <w:noProof/>
+            </w:rPr>
+            <w:t>(Seemann, 2011)</w:t>
+          </w:r>
+          <w:r>
+            <w:fldChar w:fldCharType="end"/>
+          </w:r>
+        </w:sdtContent>
+      </w:sdt>
+      <w:r>
+        <w:t>)</w:t>
+      </w:r>
+      <w:r>
+        <w:t>.</w:t>
+      </w:r>
+      <w:r>
+        <w:t xml:space="preserve"> </w:t>
+      </w:r>
+      <w:r>
+        <w:t>The index</w:t>
+      </w:r>
+      <w:r>
+        <w:t xml:space="preserve"> instantiates and wires together the Server</w:t>
+      </w:r>
+      <w:r>
+        <w:t xml:space="preserve"> (see Figure 8)</w:t>
+      </w:r>
+      <w:r>
+        <w:t>, routers</w:t>
+      </w:r>
+      <w:r>
+        <w:t xml:space="preserve"> (see Figure 3)</w:t>
+      </w:r>
+      <w:r>
+        <w:t>, controller</w:t>
+      </w:r>
+      <w:r>
+        <w:t>s (see Figure 9)</w:t>
+      </w:r>
+      <w:r>
+        <w:t xml:space="preserve">, services and middleware. Here the index acts as a sort of ‘overall creator’ for the application. Then the Server acts as the creator for the </w:t>
+      </w:r>
+      <w:r>
+        <w:t>E</w:t>
+      </w:r>
+      <w:r>
+        <w:t xml:space="preserve">xpress app instance, the global middleware and the route mounting. Then the routers act as the creator of the route handling and authorisation middleware. </w:t>
+      </w:r>
     </w:p>
     <w:p>
       <w:pPr>
@@ -3382,14 +6994,105 @@
           <w:u w:val="single"/>
         </w:rPr>
       </w:pPr>
-      <w:bookmarkStart w:id="10" w:name="_Toc222906901"/>
+      <w:bookmarkStart w:id="24" w:name="_Toc229819152"/>
       <w:r>
         <w:rPr>
           <w:u w:val="single"/>
         </w:rPr>
-        <w:t>Implementation of the Controller Pattern</w:t>
-      </w:r>
-      <w:bookmarkEnd w:id="10"/>
+        <w:t>Controller</w:t>
+      </w:r>
+      <w:bookmarkEnd w:id="24"/>
+    </w:p>
+    <w:p>
+      <w:r>
+        <w:t>The Controller Pattern is implemented in the Leave Booking System API through the dedicated controller classes. The Controller Pattern assigns responsibility to the controller classes for handling HTTP request</w:t>
+      </w:r>
+      <w:r>
+        <w:t>s from the routers. For example, when a staff member creates a leave request through a POST request to  the ‘/me/leave-requests’ endpoint, the StaffRequestController.createLeaveRequest() method acts</w:t>
+      </w:r>
+      <w:r>
+        <w:t xml:space="preserve"> (see Figure 10)</w:t>
+      </w:r>
+      <w:r>
+        <w:t xml:space="preserve"> as the controller by receiving the HTTP request, extracting the relevant data from the request object, delegating to the appropriate repositories to fetch or persist data, and then returning the HTTP response to the client.</w:t>
+      </w:r>
+    </w:p>
+    <w:p>
+      <w:pPr>
+        <w:keepNext/>
+      </w:pPr>
+      <w:r>
+        <w:rPr>
+          <w:noProof/>
+        </w:rPr>
+        <w:lastRenderedPageBreak/>
+        <w:drawing>
+          <wp:inline distT="0" distB="0" distL="0" distR="0" wp14:anchorId="198982FF" wp14:editId="5BD4FB4D">
+            <wp:extent cx="5731510" cy="7204075"/>
+            <wp:effectExtent l="0" t="0" r="2540" b="0"/>
+            <wp:docPr id="1650282923" name="Picture 1"/>
+            <wp:cNvGraphicFramePr>
+              <a:graphicFrameLocks xmlns:a="http://schemas.openxmlformats.org/drawingml/2006/main" noChangeAspect="1"/>
+            </wp:cNvGraphicFramePr>
+            <a:graphic xmlns:a="http://schemas.openxmlformats.org/drawingml/2006/main">
+              <a:graphicData uri="http://schemas.openxmlformats.org/drawingml/2006/picture">
+                <pic:pic xmlns:pic="http://schemas.openxmlformats.org/drawingml/2006/picture">
+                  <pic:nvPicPr>
+                    <pic:cNvPr id="1650282923" name=""/>
+                    <pic:cNvPicPr/>
+                  </pic:nvPicPr>
+                  <pic:blipFill>
+                    <a:blip r:embed="rId15"/>
+                    <a:stretch>
+                      <a:fillRect/>
+                    </a:stretch>
+                  </pic:blipFill>
+                  <pic:spPr>
+                    <a:xfrm>
+                      <a:off x="0" y="0"/>
+                      <a:ext cx="5731510" cy="7204075"/>
+                    </a:xfrm>
+                    <a:prstGeom prst="rect">
+                      <a:avLst/>
+                    </a:prstGeom>
+                  </pic:spPr>
+                </pic:pic>
+              </a:graphicData>
+            </a:graphic>
+          </wp:inline>
+        </w:drawing>
+      </w:r>
+    </w:p>
+    <w:p>
+      <w:pPr>
+        <w:pStyle w:val="Caption"/>
+      </w:pPr>
+      <w:bookmarkStart w:id="25" w:name="_Toc229819170"/>
+      <w:r>
+        <w:t xml:space="preserve">Figure </w:t>
+      </w:r>
+      <w:r>
+        <w:fldChar w:fldCharType="begin"/>
+      </w:r>
+      <w:r>
+        <w:instrText xml:space="preserve"> SEQ Figure \* ARABIC </w:instrText>
+      </w:r>
+      <w:r>
+        <w:fldChar w:fldCharType="separate"/>
+      </w:r>
+      <w:r>
+        <w:rPr>
+          <w:noProof/>
+        </w:rPr>
+        <w:t>10</w:t>
+      </w:r>
+      <w:r>
+        <w:fldChar w:fldCharType="end"/>
+      </w:r>
+      <w:r>
+        <w:t xml:space="preserve"> - StaffRequestController.createLeaveRequest() Method</w:t>
+      </w:r>
+      <w:bookmarkEnd w:id="25"/>
     </w:p>
     <w:p>
       <w:pPr>
@@ -3399,14 +7102,721 @@
           <w:u w:val="single"/>
         </w:rPr>
       </w:pPr>
-      <w:bookmarkStart w:id="11" w:name="_Toc222906902"/>
+      <w:bookmarkStart w:id="26" w:name="_Toc229819153"/>
       <w:r>
         <w:rPr>
           <w:u w:val="single"/>
         </w:rPr>
-        <w:t>Implementation of the Indirection Principle</w:t>
-      </w:r>
-      <w:bookmarkEnd w:id="11"/>
+        <w:t>Protected Variation</w:t>
+      </w:r>
+      <w:r>
+        <w:rPr>
+          <w:u w:val="single"/>
+        </w:rPr>
+        <w:t>s</w:t>
+      </w:r>
+      <w:bookmarkEnd w:id="26"/>
+    </w:p>
+    <w:p>
+      <w:r>
+        <w:t xml:space="preserve">The Protected Variations Principle is demonstrated in the Leave Booking System API </w:t>
+      </w:r>
+      <w:proofErr w:type="gramStart"/>
+      <w:r>
+        <w:t>through the use of</w:t>
+      </w:r>
+      <w:proofErr w:type="gramEnd"/>
+      <w:r>
+        <w:t xml:space="preserve"> the state design pattern. The state design pattern is where an object “can encapsulate multiple </w:t>
+      </w:r>
+      <w:proofErr w:type="spellStart"/>
+      <w:r>
+        <w:t>behaviors</w:t>
+      </w:r>
+      <w:proofErr w:type="spellEnd"/>
+      <w:r>
+        <w:t xml:space="preserve"> based on its internal state” </w:t>
+      </w:r>
+      <w:sdt>
+        <w:sdtPr>
+          <w:id w:val="-241723331"/>
+          <w:citation/>
+        </w:sdtPr>
+        <w:sdtContent>
+          <w:r>
+            <w:fldChar w:fldCharType="begin"/>
+          </w:r>
+          <w:r>
+            <w:instrText xml:space="preserve"> CITATION Phi16 \l 2057 </w:instrText>
+          </w:r>
+          <w:r>
+            <w:fldChar w:fldCharType="separate"/>
+          </w:r>
+          <w:r>
+            <w:rPr>
+              <w:noProof/>
+            </w:rPr>
+            <w:t>(Phillips, et al., 2016)</w:t>
+          </w:r>
+          <w:r>
+            <w:fldChar w:fldCharType="end"/>
+          </w:r>
+        </w:sdtContent>
+      </w:sdt>
+      <w:r>
+        <w:t xml:space="preserve"> and “Separate state classes each encapsulate the action behaviours of the object when it is in that state” </w:t>
+      </w:r>
+      <w:sdt>
+        <w:sdtPr>
+          <w:id w:val="1173069354"/>
+          <w:citation/>
+        </w:sdtPr>
+        <w:sdtContent>
+          <w:r>
+            <w:fldChar w:fldCharType="begin"/>
+          </w:r>
+          <w:r>
+            <w:instrText xml:space="preserve"> CITATION Mak26 \l 2057 </w:instrText>
+          </w:r>
+          <w:r>
+            <w:fldChar w:fldCharType="separate"/>
+          </w:r>
+          <w:r>
+            <w:rPr>
+              <w:noProof/>
+            </w:rPr>
+            <w:t>(Mak, 2026)</w:t>
+          </w:r>
+          <w:r>
+            <w:fldChar w:fldCharType="end"/>
+          </w:r>
+        </w:sdtContent>
+      </w:sdt>
+      <w:r>
+        <w:t xml:space="preserve">. The state design pattern helps implement the Protected Variations Principle by identifying how a </w:t>
+      </w:r>
+      <w:r>
+        <w:lastRenderedPageBreak/>
+        <w:t>leave request should behave as the point of variation. The variation is protected through a stable abstraction, the LeaveRequest</w:t>
+      </w:r>
+      <w:r>
+        <w:t>State</w:t>
+      </w:r>
+      <w:r>
+        <w:t xml:space="preserve"> interface</w:t>
+      </w:r>
+      <w:r>
+        <w:t xml:space="preserve"> (see </w:t>
+      </w:r>
+      <w:r>
+        <w:t>Figure 11</w:t>
+      </w:r>
+      <w:r>
+        <w:t>)</w:t>
+      </w:r>
+      <w:r>
+        <w:t xml:space="preserve">, which defines the contract methods: </w:t>
+      </w:r>
+      <w:proofErr w:type="gramStart"/>
+      <w:r>
+        <w:t>approve(</w:t>
+      </w:r>
+      <w:proofErr w:type="gramEnd"/>
+      <w:r>
+        <w:t xml:space="preserve">), </w:t>
+      </w:r>
+      <w:proofErr w:type="gramStart"/>
+      <w:r>
+        <w:t>reject(</w:t>
+      </w:r>
+      <w:proofErr w:type="gramEnd"/>
+      <w:r>
+        <w:t xml:space="preserve">), </w:t>
+      </w:r>
+      <w:proofErr w:type="gramStart"/>
+      <w:r>
+        <w:t>cancel(</w:t>
+      </w:r>
+      <w:proofErr w:type="gramEnd"/>
+      <w:r>
+        <w:t xml:space="preserve">) and </w:t>
+      </w:r>
+      <w:proofErr w:type="gramStart"/>
+      <w:r>
+        <w:t>getStatus(</w:t>
+      </w:r>
+      <w:proofErr w:type="gramEnd"/>
+      <w:r>
+        <w:t xml:space="preserve">). </w:t>
+      </w:r>
+    </w:p>
+    <w:p>
+      <w:pPr>
+        <w:keepNext/>
+      </w:pPr>
+      <w:r>
+        <w:rPr>
+          <w:noProof/>
+        </w:rPr>
+        <w:drawing>
+          <wp:inline distT="0" distB="0" distL="0" distR="0" wp14:anchorId="39D57DB8" wp14:editId="4E44C5F3">
+            <wp:extent cx="4725059" cy="1333686"/>
+            <wp:effectExtent l="0" t="0" r="0" b="0"/>
+            <wp:docPr id="8060254" name="Picture 1"/>
+            <wp:cNvGraphicFramePr>
+              <a:graphicFrameLocks xmlns:a="http://schemas.openxmlformats.org/drawingml/2006/main" noChangeAspect="1"/>
+            </wp:cNvGraphicFramePr>
+            <a:graphic xmlns:a="http://schemas.openxmlformats.org/drawingml/2006/main">
+              <a:graphicData uri="http://schemas.openxmlformats.org/drawingml/2006/picture">
+                <pic:pic xmlns:pic="http://schemas.openxmlformats.org/drawingml/2006/picture">
+                  <pic:nvPicPr>
+                    <pic:cNvPr id="8060254" name=""/>
+                    <pic:cNvPicPr/>
+                  </pic:nvPicPr>
+                  <pic:blipFill>
+                    <a:blip r:embed="rId16"/>
+                    <a:stretch>
+                      <a:fillRect/>
+                    </a:stretch>
+                  </pic:blipFill>
+                  <pic:spPr>
+                    <a:xfrm>
+                      <a:off x="0" y="0"/>
+                      <a:ext cx="4725059" cy="1333686"/>
+                    </a:xfrm>
+                    <a:prstGeom prst="rect">
+                      <a:avLst/>
+                    </a:prstGeom>
+                  </pic:spPr>
+                </pic:pic>
+              </a:graphicData>
+            </a:graphic>
+          </wp:inline>
+        </w:drawing>
+      </w:r>
+    </w:p>
+    <w:p>
+      <w:pPr>
+        <w:pStyle w:val="Caption"/>
+      </w:pPr>
+      <w:bookmarkStart w:id="27" w:name="_Toc229819171"/>
+      <w:r>
+        <w:t xml:space="preserve">Figure </w:t>
+      </w:r>
+      <w:r>
+        <w:fldChar w:fldCharType="begin"/>
+      </w:r>
+      <w:r>
+        <w:instrText xml:space="preserve"> SEQ Figure \* ARABIC </w:instrText>
+      </w:r>
+      <w:r>
+        <w:fldChar w:fldCharType="separate"/>
+      </w:r>
+      <w:r>
+        <w:rPr>
+          <w:noProof/>
+        </w:rPr>
+        <w:t>11</w:t>
+      </w:r>
+      <w:r>
+        <w:fldChar w:fldCharType="end"/>
+      </w:r>
+      <w:r>
+        <w:t xml:space="preserve"> - LeaveRequestState Interface</w:t>
+      </w:r>
+      <w:bookmarkEnd w:id="27"/>
+    </w:p>
+    <w:p>
+      <w:r>
+        <w:t xml:space="preserve">The domain logic for the </w:t>
+      </w:r>
+      <w:r>
+        <w:t>leave request</w:t>
+      </w:r>
+      <w:r>
+        <w:t xml:space="preserve"> states it</w:t>
+      </w:r>
+      <w:r>
+        <w:t xml:space="preserve"> can go through four potential states: pending, approved, rejected and cancelled.</w:t>
+      </w:r>
+      <w:r>
+        <w:t xml:space="preserve"> </w:t>
+      </w:r>
+      <w:r>
+        <w:t>See Table 3</w:t>
+      </w:r>
+      <w:r>
+        <w:t xml:space="preserve"> </w:t>
+      </w:r>
+      <w:r>
+        <w:t xml:space="preserve">below </w:t>
+      </w:r>
+      <w:r>
+        <w:t>explaining the states and the how each state reacts to the contract methods:</w:t>
+      </w:r>
+    </w:p>
+    <w:tbl>
+      <w:tblPr>
+        <w:tblStyle w:val="TableGrid"/>
+        <w:tblW w:w="0" w:type="auto"/>
+        <w:tblLook w:val="04A0" w:firstRow="1" w:lastRow="0" w:firstColumn="1" w:lastColumn="0" w:noHBand="0" w:noVBand="1"/>
+      </w:tblPr>
+      <w:tblGrid>
+        <w:gridCol w:w="1803"/>
+        <w:gridCol w:w="1803"/>
+        <w:gridCol w:w="1803"/>
+        <w:gridCol w:w="1803"/>
+        <w:gridCol w:w="1804"/>
+      </w:tblGrid>
+      <w:tr>
+        <w:tc>
+          <w:tcPr>
+            <w:tcW w:w="1803" w:type="dxa"/>
+          </w:tcPr>
+          <w:p>
+            <w:pPr>
+              <w:jc w:val="center"/>
+              <w:rPr>
+                <w:b/>
+                <w:bCs/>
+              </w:rPr>
+            </w:pPr>
+            <w:r>
+              <w:rPr>
+                <w:b/>
+                <w:bCs/>
+              </w:rPr>
+              <w:t>State</w:t>
+            </w:r>
+          </w:p>
+        </w:tc>
+        <w:tc>
+          <w:tcPr>
+            <w:tcW w:w="1803" w:type="dxa"/>
+          </w:tcPr>
+          <w:p>
+            <w:pPr>
+              <w:jc w:val="center"/>
+              <w:rPr>
+                <w:b/>
+                <w:bCs/>
+              </w:rPr>
+            </w:pPr>
+            <w:proofErr w:type="gramStart"/>
+            <w:r>
+              <w:rPr>
+                <w:b/>
+                <w:bCs/>
+              </w:rPr>
+              <w:t>approve(</w:t>
+            </w:r>
+            <w:proofErr w:type="gramEnd"/>
+            <w:r>
+              <w:rPr>
+                <w:b/>
+                <w:bCs/>
+              </w:rPr>
+              <w:t>)</w:t>
+            </w:r>
+          </w:p>
+        </w:tc>
+        <w:tc>
+          <w:tcPr>
+            <w:tcW w:w="1803" w:type="dxa"/>
+          </w:tcPr>
+          <w:p>
+            <w:pPr>
+              <w:jc w:val="center"/>
+              <w:rPr>
+                <w:b/>
+                <w:bCs/>
+              </w:rPr>
+            </w:pPr>
+            <w:proofErr w:type="gramStart"/>
+            <w:r>
+              <w:rPr>
+                <w:b/>
+                <w:bCs/>
+              </w:rPr>
+              <w:t>reject(</w:t>
+            </w:r>
+            <w:proofErr w:type="gramEnd"/>
+            <w:r>
+              <w:rPr>
+                <w:b/>
+                <w:bCs/>
+              </w:rPr>
+              <w:t>)</w:t>
+            </w:r>
+          </w:p>
+        </w:tc>
+        <w:tc>
+          <w:tcPr>
+            <w:tcW w:w="1803" w:type="dxa"/>
+          </w:tcPr>
+          <w:p>
+            <w:pPr>
+              <w:jc w:val="center"/>
+              <w:rPr>
+                <w:b/>
+                <w:bCs/>
+              </w:rPr>
+            </w:pPr>
+            <w:proofErr w:type="gramStart"/>
+            <w:r>
+              <w:rPr>
+                <w:b/>
+                <w:bCs/>
+              </w:rPr>
+              <w:t>cancel(</w:t>
+            </w:r>
+            <w:proofErr w:type="gramEnd"/>
+            <w:r>
+              <w:rPr>
+                <w:b/>
+                <w:bCs/>
+              </w:rPr>
+              <w:t>)</w:t>
+            </w:r>
+          </w:p>
+        </w:tc>
+        <w:tc>
+          <w:tcPr>
+            <w:tcW w:w="1804" w:type="dxa"/>
+          </w:tcPr>
+          <w:p>
+            <w:pPr>
+              <w:jc w:val="center"/>
+              <w:rPr>
+                <w:b/>
+                <w:bCs/>
+              </w:rPr>
+            </w:pPr>
+            <w:proofErr w:type="gramStart"/>
+            <w:r>
+              <w:rPr>
+                <w:b/>
+                <w:bCs/>
+              </w:rPr>
+              <w:t>getStatus(</w:t>
+            </w:r>
+            <w:proofErr w:type="gramEnd"/>
+            <w:r>
+              <w:rPr>
+                <w:b/>
+                <w:bCs/>
+              </w:rPr>
+              <w:t>)</w:t>
+            </w:r>
+          </w:p>
+        </w:tc>
+      </w:tr>
+      <w:tr>
+        <w:tc>
+          <w:tcPr>
+            <w:tcW w:w="1803" w:type="dxa"/>
+          </w:tcPr>
+          <w:p>
+            <w:pPr>
+              <w:jc w:val="center"/>
+            </w:pPr>
+            <w:r>
+              <w:t>Pending</w:t>
+            </w:r>
+          </w:p>
+        </w:tc>
+        <w:tc>
+          <w:tcPr>
+            <w:tcW w:w="1803" w:type="dxa"/>
+          </w:tcPr>
+          <w:p>
+            <w:r>
+              <w:t>Approves the leave request and reduces the leave balance of the user.</w:t>
+            </w:r>
+          </w:p>
+        </w:tc>
+        <w:tc>
+          <w:tcPr>
+            <w:tcW w:w="1803" w:type="dxa"/>
+          </w:tcPr>
+          <w:p>
+            <w:r>
+              <w:t>Rejects the leave request</w:t>
+            </w:r>
+            <w:r>
+              <w:t>.</w:t>
+            </w:r>
+          </w:p>
+        </w:tc>
+        <w:tc>
+          <w:tcPr>
+            <w:tcW w:w="1803" w:type="dxa"/>
+          </w:tcPr>
+          <w:p>
+            <w:r>
+              <w:t>Cancels the leave request</w:t>
+            </w:r>
+          </w:p>
+        </w:tc>
+        <w:tc>
+          <w:tcPr>
+            <w:tcW w:w="1804" w:type="dxa"/>
+          </w:tcPr>
+          <w:p>
+            <w:r>
+              <w:t>Returns the status ‘Pending’.</w:t>
+            </w:r>
+          </w:p>
+        </w:tc>
+      </w:tr>
+      <w:tr>
+        <w:tc>
+          <w:tcPr>
+            <w:tcW w:w="1803" w:type="dxa"/>
+          </w:tcPr>
+          <w:p>
+            <w:pPr>
+              <w:jc w:val="center"/>
+            </w:pPr>
+            <w:r>
+              <w:t>Approved</w:t>
+            </w:r>
+          </w:p>
+        </w:tc>
+        <w:tc>
+          <w:tcPr>
+            <w:tcW w:w="1803" w:type="dxa"/>
+          </w:tcPr>
+          <w:p>
+            <w:r>
+              <w:t>Throws an error because an already approved request cannot be reapproved.</w:t>
+            </w:r>
+          </w:p>
+        </w:tc>
+        <w:tc>
+          <w:tcPr>
+            <w:tcW w:w="1803" w:type="dxa"/>
+          </w:tcPr>
+          <w:p>
+            <w:r>
+              <w:t>Throws an error because an already approved request cannot be rejected.</w:t>
+            </w:r>
+          </w:p>
+        </w:tc>
+        <w:tc>
+          <w:tcPr>
+            <w:tcW w:w="1803" w:type="dxa"/>
+          </w:tcPr>
+          <w:p>
+            <w:r>
+              <w:t>Cancels the leave request and</w:t>
+            </w:r>
+            <w:r>
+              <w:t xml:space="preserve"> restores the leave balance of the user.</w:t>
+            </w:r>
+          </w:p>
+        </w:tc>
+        <w:tc>
+          <w:tcPr>
+            <w:tcW w:w="1804" w:type="dxa"/>
+          </w:tcPr>
+          <w:p>
+            <w:r>
+              <w:t>Returns the status ‘Approved’.</w:t>
+            </w:r>
+          </w:p>
+        </w:tc>
+      </w:tr>
+      <w:tr>
+        <w:tc>
+          <w:tcPr>
+            <w:tcW w:w="1803" w:type="dxa"/>
+          </w:tcPr>
+          <w:p>
+            <w:pPr>
+              <w:jc w:val="center"/>
+            </w:pPr>
+            <w:r>
+              <w:t>Rejected</w:t>
+            </w:r>
+          </w:p>
+        </w:tc>
+        <w:tc>
+          <w:tcPr>
+            <w:tcW w:w="1803" w:type="dxa"/>
+          </w:tcPr>
+          <w:p>
+            <w:r>
+              <w:t>Throws an error because an already rejected request cannot be approved.</w:t>
+            </w:r>
+          </w:p>
+        </w:tc>
+        <w:tc>
+          <w:tcPr>
+            <w:tcW w:w="1803" w:type="dxa"/>
+          </w:tcPr>
+          <w:p>
+            <w:r>
+              <w:t>Throws an error because an already rejected request cannot be rejected</w:t>
+            </w:r>
+            <w:r>
+              <w:t xml:space="preserve"> again</w:t>
+            </w:r>
+            <w:r>
+              <w:t>.</w:t>
+            </w:r>
+          </w:p>
+        </w:tc>
+        <w:tc>
+          <w:tcPr>
+            <w:tcW w:w="1803" w:type="dxa"/>
+          </w:tcPr>
+          <w:p>
+            <w:r>
+              <w:t>Th</w:t>
+            </w:r>
+            <w:r>
+              <w:t>rows an error because an already rejected request cannot be cancelled.</w:t>
+            </w:r>
+          </w:p>
+        </w:tc>
+        <w:tc>
+          <w:tcPr>
+            <w:tcW w:w="1804" w:type="dxa"/>
+          </w:tcPr>
+          <w:p>
+            <w:r>
+              <w:t>Returns the status ‘Rejected’.</w:t>
+            </w:r>
+          </w:p>
+        </w:tc>
+      </w:tr>
+      <w:tr>
+        <w:tc>
+          <w:tcPr>
+            <w:tcW w:w="1803" w:type="dxa"/>
+          </w:tcPr>
+          <w:p>
+            <w:pPr>
+              <w:jc w:val="center"/>
+            </w:pPr>
+            <w:r>
+              <w:t>Cancelled</w:t>
+            </w:r>
+          </w:p>
+        </w:tc>
+        <w:tc>
+          <w:tcPr>
+            <w:tcW w:w="1803" w:type="dxa"/>
+          </w:tcPr>
+          <w:p>
+            <w:r>
+              <w:t>Throws an error because an already cancelled request cannot be approved.</w:t>
+            </w:r>
+          </w:p>
+        </w:tc>
+        <w:tc>
+          <w:tcPr>
+            <w:tcW w:w="1803" w:type="dxa"/>
+          </w:tcPr>
+          <w:p>
+            <w:r>
+              <w:t>Throws an error because an already cancelled request cannot be rejected.</w:t>
+            </w:r>
+          </w:p>
+        </w:tc>
+        <w:tc>
+          <w:tcPr>
+            <w:tcW w:w="1803" w:type="dxa"/>
+          </w:tcPr>
+          <w:p>
+            <w:r>
+              <w:t xml:space="preserve">Throws an error because an already cancelled request cannot be </w:t>
+            </w:r>
+            <w:proofErr w:type="spellStart"/>
+            <w:r>
+              <w:t>recancelled</w:t>
+            </w:r>
+            <w:proofErr w:type="spellEnd"/>
+            <w:r>
+              <w:t>.</w:t>
+            </w:r>
+          </w:p>
+        </w:tc>
+        <w:tc>
+          <w:tcPr>
+            <w:tcW w:w="1804" w:type="dxa"/>
+          </w:tcPr>
+          <w:p>
+            <w:pPr>
+              <w:keepNext/>
+            </w:pPr>
+            <w:r>
+              <w:t>Returns the status ‘Cancelled’.</w:t>
+            </w:r>
+          </w:p>
+        </w:tc>
+      </w:tr>
+    </w:tbl>
+    <w:p>
+      <w:pPr>
+        <w:pStyle w:val="Caption"/>
+      </w:pPr>
+      <w:bookmarkStart w:id="28" w:name="_Toc229819177"/>
+      <w:r>
+        <w:t xml:space="preserve">Table </w:t>
+      </w:r>
+      <w:r>
+        <w:fldChar w:fldCharType="begin"/>
+      </w:r>
+      <w:r>
+        <w:instrText xml:space="preserve"> SEQ Table \* ARABIC </w:instrText>
+      </w:r>
+      <w:r>
+        <w:fldChar w:fldCharType="separate"/>
+      </w:r>
+      <w:r>
+        <w:rPr>
+          <w:noProof/>
+        </w:rPr>
+        <w:t>3</w:t>
+      </w:r>
+      <w:r>
+        <w:fldChar w:fldCharType="end"/>
+      </w:r>
+      <w:r>
+        <w:t xml:space="preserve"> - Leave Request States</w:t>
+      </w:r>
+      <w:bookmarkEnd w:id="28"/>
+    </w:p>
+    <w:p>
+      <w:r>
+        <w:t>Rather than embedding all state logic within the LeaveRequest entity class using conditional statements, the system delegates to concrete state objects</w:t>
+      </w:r>
+      <w:r>
+        <w:t xml:space="preserve"> which implement the LeaveRequestState interface</w:t>
+      </w:r>
+      <w:r>
+        <w:t xml:space="preserve"> </w:t>
+      </w:r>
+      <w:r>
+        <w:t>(PendingState, ApprovedState, RejectedState</w:t>
+      </w:r>
+      <w:r>
+        <w:t xml:space="preserve"> </w:t>
+      </w:r>
+      <w:r>
+        <w:t xml:space="preserve">or </w:t>
+      </w:r>
+      <w:r>
+        <w:t>CancelledState</w:t>
+      </w:r>
+      <w:r>
+        <w:t>)</w:t>
+      </w:r>
+      <w:r>
+        <w:t>. When a client calls these methods on a LeaveRequest object, the request delegates to whichever state object it currently holds. The specific functionality varies based on state. This polymorphic behaviour protects the client code from needing to know the state of the object, with the correct behaviour being executed through the stable interface.</w:t>
+      </w:r>
     </w:p>
     <w:p>
       <w:pPr>
@@ -3416,14 +7826,220 @@
           <w:u w:val="single"/>
         </w:rPr>
       </w:pPr>
-      <w:bookmarkStart w:id="12" w:name="_Toc222906903"/>
+      <w:bookmarkStart w:id="29" w:name="_Toc229819154"/>
       <w:r>
         <w:rPr>
           <w:u w:val="single"/>
         </w:rPr>
-        <w:t>Implementation of the Low Coupling Principle</w:t>
-      </w:r>
-      <w:bookmarkEnd w:id="12"/>
+        <w:lastRenderedPageBreak/>
+        <w:t>Low Coupling</w:t>
+      </w:r>
+      <w:bookmarkEnd w:id="29"/>
+    </w:p>
+    <w:p>
+      <w:r>
+        <w:t xml:space="preserve">The Low Coupling Principle was </w:t>
+      </w:r>
+      <w:r>
+        <w:t>adhered to</w:t>
+      </w:r>
+      <w:r>
+        <w:t xml:space="preserve"> by using factory classes to remove coupling between the controller functions and the specific implementation of repositories.</w:t>
+      </w:r>
+      <w:r>
+        <w:t xml:space="preserve"> A factory class is a class that implements the factory design pattern, which is defined as a class which “</w:t>
+      </w:r>
+      <w:r>
+        <w:t>hides the actual logic of the implementation of an object, how to create it, and which class to instantiate it in</w:t>
+      </w:r>
+      <w:r>
+        <w:t xml:space="preserve">” </w:t>
+      </w:r>
+      <w:sdt>
+        <w:sdtPr>
+          <w:id w:val="-360045021"/>
+          <w:citation/>
+        </w:sdtPr>
+        <w:sdtContent>
+          <w:r>
+            <w:fldChar w:fldCharType="begin"/>
+          </w:r>
+          <w:r>
+            <w:instrText xml:space="preserve"> CITATION Raj18 \l 2057 </w:instrText>
+          </w:r>
+          <w:r>
+            <w:fldChar w:fldCharType="separate"/>
+          </w:r>
+          <w:r>
+            <w:rPr>
+              <w:noProof/>
+            </w:rPr>
+            <w:t>(Rajput &amp; R, 2018)</w:t>
+          </w:r>
+          <w:r>
+            <w:fldChar w:fldCharType="end"/>
+          </w:r>
+        </w:sdtContent>
+      </w:sdt>
+      <w:r>
+        <w:t>.</w:t>
+      </w:r>
+      <w:r>
+        <w:t xml:space="preserve"> </w:t>
+      </w:r>
+      <w:r>
+        <w:t>The factory classes</w:t>
+      </w:r>
+      <w:r>
+        <w:t xml:space="preserve"> (see </w:t>
+      </w:r>
+      <w:r>
+        <w:t>Figure 12</w:t>
+      </w:r>
+      <w:r>
+        <w:t>)</w:t>
+      </w:r>
+      <w:r>
+        <w:t xml:space="preserve"> were </w:t>
+      </w:r>
+      <w:r>
+        <w:t>dependency inject</w:t>
+      </w:r>
+      <w:r>
+        <w:t>ed</w:t>
+      </w:r>
+      <w:r>
+        <w:t xml:space="preserve"> into controllers in the composition root</w:t>
+      </w:r>
+      <w:r>
+        <w:t xml:space="preserve"> (see Figure 7)</w:t>
+      </w:r>
+      <w:r>
+        <w:t>.</w:t>
+      </w:r>
+    </w:p>
+    <w:p>
+      <w:pPr>
+        <w:keepNext/>
+      </w:pPr>
+      <w:r>
+        <w:rPr>
+          <w:noProof/>
+        </w:rPr>
+        <w:drawing>
+          <wp:inline distT="0" distB="0" distL="0" distR="0" wp14:anchorId="6EAADD0B" wp14:editId="7F3B21B5">
+            <wp:extent cx="5731510" cy="6882765"/>
+            <wp:effectExtent l="0" t="0" r="2540" b="0"/>
+            <wp:docPr id="1924647821" name="Picture 1"/>
+            <wp:cNvGraphicFramePr>
+              <a:graphicFrameLocks xmlns:a="http://schemas.openxmlformats.org/drawingml/2006/main" noChangeAspect="1"/>
+            </wp:cNvGraphicFramePr>
+            <a:graphic xmlns:a="http://schemas.openxmlformats.org/drawingml/2006/main">
+              <a:graphicData uri="http://schemas.openxmlformats.org/drawingml/2006/picture">
+                <pic:pic xmlns:pic="http://schemas.openxmlformats.org/drawingml/2006/picture">
+                  <pic:nvPicPr>
+                    <pic:cNvPr id="1469129810" name=""/>
+                    <pic:cNvPicPr/>
+                  </pic:nvPicPr>
+                  <pic:blipFill>
+                    <a:blip r:embed="rId17"/>
+                    <a:stretch>
+                      <a:fillRect/>
+                    </a:stretch>
+                  </pic:blipFill>
+                  <pic:spPr>
+                    <a:xfrm>
+                      <a:off x="0" y="0"/>
+                      <a:ext cx="5731510" cy="6882765"/>
+                    </a:xfrm>
+                    <a:prstGeom prst="rect">
+                      <a:avLst/>
+                    </a:prstGeom>
+                  </pic:spPr>
+                </pic:pic>
+              </a:graphicData>
+            </a:graphic>
+          </wp:inline>
+        </w:drawing>
+      </w:r>
+    </w:p>
+    <w:p>
+      <w:pPr>
+        <w:pStyle w:val="Caption"/>
+      </w:pPr>
+      <w:bookmarkStart w:id="30" w:name="_Toc229819172"/>
+      <w:r>
+        <w:t xml:space="preserve">Figure </w:t>
+      </w:r>
+      <w:r>
+        <w:fldChar w:fldCharType="begin"/>
+      </w:r>
+      <w:r>
+        <w:instrText xml:space="preserve"> SEQ Figure \* ARABIC </w:instrText>
+      </w:r>
+      <w:r>
+        <w:fldChar w:fldCharType="separate"/>
+      </w:r>
+      <w:r>
+        <w:rPr>
+          <w:noProof/>
+        </w:rPr>
+        <w:t>12</w:t>
+      </w:r>
+      <w:r>
+        <w:fldChar w:fldCharType="end"/>
+      </w:r>
+      <w:r>
+        <w:t xml:space="preserve"> - Factory Classes</w:t>
+      </w:r>
+      <w:bookmarkEnd w:id="30"/>
+    </w:p>
+    <w:p>
+      <w:r>
+        <w:lastRenderedPageBreak/>
+        <w:t>In this way, controller coordination logic relie</w:t>
+      </w:r>
+      <w:r>
+        <w:t>d</w:t>
+      </w:r>
+      <w:r>
+        <w:t xml:space="preserve"> on </w:t>
+      </w:r>
+      <w:r>
+        <w:t>repository abstractions</w:t>
+      </w:r>
+      <w:r>
+        <w:t>, not the concrete implementations of those methods. This l</w:t>
+      </w:r>
+      <w:r>
+        <w:t>ed</w:t>
+      </w:r>
+      <w:r>
+        <w:t xml:space="preserve"> to controllers </w:t>
+      </w:r>
+      <w:r>
+        <w:t>having less knowledge of concrete classes,</w:t>
+      </w:r>
+      <w:r>
+        <w:t xml:space="preserve"> as only the type of repository returned from the factory would need to be amended</w:t>
+      </w:r>
+      <w:r>
+        <w:t xml:space="preserve"> </w:t>
+      </w:r>
+      <w:proofErr w:type="gramStart"/>
+      <w:r>
+        <w:t>in the event that</w:t>
+      </w:r>
+      <w:proofErr w:type="gramEnd"/>
+      <w:r>
+        <w:t xml:space="preserve"> data-access implementation needs to change</w:t>
+      </w:r>
+      <w:r>
+        <w:t xml:space="preserve"> in the future</w:t>
+      </w:r>
+      <w:r>
+        <w:t>.</w:t>
+      </w:r>
     </w:p>
     <w:p>
       <w:pPr>
@@ -3433,14 +8049,49 @@
           <w:u w:val="single"/>
         </w:rPr>
       </w:pPr>
-      <w:bookmarkStart w:id="13" w:name="_Toc222906904"/>
+      <w:bookmarkStart w:id="31" w:name="_Toc229819155"/>
       <w:r>
         <w:rPr>
           <w:u w:val="single"/>
         </w:rPr>
-        <w:t>Implementation of the High Cohesion Principle</w:t>
-      </w:r>
-      <w:bookmarkEnd w:id="13"/>
+        <w:t>High Cohesion</w:t>
+      </w:r>
+      <w:bookmarkEnd w:id="31"/>
+    </w:p>
+    <w:p>
+      <w:r>
+        <w:t>In the Leave Booking System API, the High Cohesion Principle was adhered to through each of the controllers and routers being grouped per actor</w:t>
+      </w:r>
+      <w:r>
+        <w:t xml:space="preserve"> (see </w:t>
+      </w:r>
+      <w:r>
+        <w:t>Figure 9</w:t>
+      </w:r>
+      <w:r>
+        <w:t xml:space="preserve"> and </w:t>
+      </w:r>
+      <w:r>
+        <w:t>Figure 3</w:t>
+      </w:r>
+      <w:r>
+        <w:t xml:space="preserve"> for examples of these)</w:t>
+      </w:r>
+      <w:r>
+        <w:t xml:space="preserve">. So, the StaffRequestRouter only handles the routing for staff requests, whereas the AdminRequestRouter only handles the routing for administrative requests etc. </w:t>
+      </w:r>
+      <w:r>
+        <w:t>Another way that the High Cohesion Principle was demonstrated is at the architectural level, where each ‘level’ of architecture is highly cohesive: the index handles composition and dependency injection, the Server initialises the Express application</w:t>
+      </w:r>
+      <w:r>
+        <w:t xml:space="preserve"> and global middleware, routers define the route mapping and controllers coordinate requests and delegate domain work to repositories</w:t>
+      </w:r>
+      <w:r>
+        <w:t xml:space="preserve"> which then deal with entities which deal with the database</w:t>
+      </w:r>
+      <w:r>
+        <w:t>.</w:t>
+      </w:r>
     </w:p>
     <w:p>
       <w:pPr>
@@ -3450,14 +8101,280 @@
           <w:u w:val="single"/>
         </w:rPr>
       </w:pPr>
-      <w:bookmarkStart w:id="14" w:name="_Toc222906905"/>
+      <w:bookmarkStart w:id="32" w:name="_Toc229819156"/>
       <w:r>
         <w:rPr>
           <w:u w:val="single"/>
         </w:rPr>
-        <w:t>Implementation of the Polymorphism Principle</w:t>
-      </w:r>
-      <w:bookmarkEnd w:id="14"/>
+        <w:t>Polymorphism</w:t>
+      </w:r>
+      <w:bookmarkEnd w:id="32"/>
+    </w:p>
+    <w:p>
+      <w:r>
+        <w:t xml:space="preserve">The Polymorphism Principle is demonstrated </w:t>
+      </w:r>
+      <w:proofErr w:type="gramStart"/>
+      <w:r>
+        <w:t>through the use of</w:t>
+      </w:r>
+      <w:proofErr w:type="gramEnd"/>
+      <w:r>
+        <w:t xml:space="preserve"> the</w:t>
+      </w:r>
+      <w:r>
+        <w:t xml:space="preserve"> ILogger abstraction</w:t>
+      </w:r>
+      <w:r>
+        <w:t xml:space="preserve"> (see Figure 6)</w:t>
+      </w:r>
+      <w:r>
+        <w:t>. Using this abstraction, the LoggingMiddleware solely</w:t>
+      </w:r>
+      <w:r>
+        <w:t xml:space="preserve"> calls</w:t>
+      </w:r>
+      <w:r>
+        <w:t xml:space="preserve"> on the ILogger interface, without knowing any of the concrete implementations of that interface</w:t>
+      </w:r>
+      <w:r>
+        <w:t xml:space="preserve"> (see Figure 13)</w:t>
+      </w:r>
+      <w:r>
+        <w:t xml:space="preserve">. </w:t>
+      </w:r>
+    </w:p>
+    <w:p>
+      <w:pPr>
+        <w:keepNext/>
+      </w:pPr>
+      <w:r>
+        <w:rPr>
+          <w:noProof/>
+        </w:rPr>
+        <w:lastRenderedPageBreak/>
+        <w:drawing>
+          <wp:inline distT="0" distB="0" distL="0" distR="0" wp14:anchorId="1DEF337B" wp14:editId="7C96ABDA">
+            <wp:extent cx="5725324" cy="8306959"/>
+            <wp:effectExtent l="0" t="0" r="8890" b="0"/>
+            <wp:docPr id="2140280782" name="Picture 1"/>
+            <wp:cNvGraphicFramePr>
+              <a:graphicFrameLocks xmlns:a="http://schemas.openxmlformats.org/drawingml/2006/main" noChangeAspect="1"/>
+            </wp:cNvGraphicFramePr>
+            <a:graphic xmlns:a="http://schemas.openxmlformats.org/drawingml/2006/main">
+              <a:graphicData uri="http://schemas.openxmlformats.org/drawingml/2006/picture">
+                <pic:pic xmlns:pic="http://schemas.openxmlformats.org/drawingml/2006/picture">
+                  <pic:nvPicPr>
+                    <pic:cNvPr id="2140280782" name=""/>
+                    <pic:cNvPicPr/>
+                  </pic:nvPicPr>
+                  <pic:blipFill>
+                    <a:blip r:embed="rId18"/>
+                    <a:stretch>
+                      <a:fillRect/>
+                    </a:stretch>
+                  </pic:blipFill>
+                  <pic:spPr>
+                    <a:xfrm>
+                      <a:off x="0" y="0"/>
+                      <a:ext cx="5725324" cy="8306959"/>
+                    </a:xfrm>
+                    <a:prstGeom prst="rect">
+                      <a:avLst/>
+                    </a:prstGeom>
+                  </pic:spPr>
+                </pic:pic>
+              </a:graphicData>
+            </a:graphic>
+          </wp:inline>
+        </w:drawing>
+      </w:r>
+    </w:p>
+    <w:p>
+      <w:pPr>
+        <w:pStyle w:val="Caption"/>
+      </w:pPr>
+      <w:bookmarkStart w:id="33" w:name="_Toc229819173"/>
+      <w:r>
+        <w:t xml:space="preserve">Figure </w:t>
+      </w:r>
+      <w:r>
+        <w:fldChar w:fldCharType="begin"/>
+      </w:r>
+      <w:r>
+        <w:instrText xml:space="preserve"> SEQ Figure \* ARABIC </w:instrText>
+      </w:r>
+      <w:r>
+        <w:fldChar w:fldCharType="separate"/>
+      </w:r>
+      <w:r>
+        <w:rPr>
+          <w:noProof/>
+        </w:rPr>
+        <w:t>13</w:t>
+      </w:r>
+      <w:r>
+        <w:fldChar w:fldCharType="end"/>
+      </w:r>
+      <w:r>
+        <w:t xml:space="preserve"> - LoggingMiddleware Component</w:t>
+      </w:r>
+      <w:bookmarkEnd w:id="33"/>
+    </w:p>
+    <w:p>
+      <w:r>
+        <w:lastRenderedPageBreak/>
+        <w:t xml:space="preserve">This way, the dependency injection of an ILogger implementation in the composition root and the specific concrete implementation of a new ILogger implementation are all that need to change in the code </w:t>
+      </w:r>
+      <w:r>
+        <w:t xml:space="preserve">to change the behaviour of the logging ‘subsystem’. </w:t>
+      </w:r>
+      <w:r>
+        <w:t>P</w:t>
+      </w:r>
+      <w:r>
+        <w:t>olymorphism is used instead of having to write explicit conditional logic in the LoggingMiddleware</w:t>
+      </w:r>
+      <w:r>
+        <w:t xml:space="preserve"> that runs after dependency injection and would make the system more difficult to test in an object-oriented fashion.</w:t>
+      </w:r>
+      <w:r>
+        <w:t xml:space="preserve"> </w:t>
+      </w:r>
+    </w:p>
+    <w:p>
+      <w:r>
+        <w:t xml:space="preserve">See </w:t>
+      </w:r>
+      <w:r>
+        <w:t>Figure 14</w:t>
+      </w:r>
+      <w:r>
+        <w:t xml:space="preserve"> </w:t>
+      </w:r>
+      <w:r>
+        <w:t>for</w:t>
+      </w:r>
+      <w:r>
+        <w:t xml:space="preserve"> an example of a UML diagram showing how the polymorphism of the ILogger interface works</w:t>
+      </w:r>
+      <w:r>
+        <w:t xml:space="preserve"> </w:t>
+      </w:r>
+      <w:r>
+        <w:t>in conjunction with the LoggingMiddleware component</w:t>
+      </w:r>
+      <w:r>
+        <w:t>.</w:t>
+      </w:r>
+      <w:r>
+        <w:t xml:space="preserve"> </w:t>
+      </w:r>
+      <w:r>
+        <w:t>An</w:t>
+      </w:r>
+      <w:r>
+        <w:t xml:space="preserve"> actual concrete </w:t>
+      </w:r>
+      <w:proofErr w:type="gramStart"/>
+      <w:r>
+        <w:t xml:space="preserve">implementation </w:t>
+      </w:r>
+      <w:r>
+        <w:t xml:space="preserve"> in</w:t>
+      </w:r>
+      <w:proofErr w:type="gramEnd"/>
+      <w:r>
+        <w:t xml:space="preserve"> the Leave Booking System API </w:t>
+      </w:r>
+      <w:r>
+        <w:t>(FileLogger) and a hypothetical concrete implementation</w:t>
+      </w:r>
+      <w:r>
+        <w:t xml:space="preserve"> (ConsoleLogger)</w:t>
+      </w:r>
+      <w:r>
+        <w:t xml:space="preserve"> are displayed</w:t>
+      </w:r>
+      <w:r>
+        <w:t>.</w:t>
+      </w:r>
+    </w:p>
+    <w:p>
+      <w:pPr>
+        <w:keepNext/>
+      </w:pPr>
+      <w:r>
+        <w:rPr>
+          <w:noProof/>
+        </w:rPr>
+        <w:drawing>
+          <wp:inline distT="0" distB="0" distL="0" distR="0" wp14:anchorId="146B38E9" wp14:editId="28385D43">
+            <wp:extent cx="5731510" cy="3134360"/>
+            <wp:effectExtent l="0" t="0" r="2540" b="8890"/>
+            <wp:docPr id="1642439710" name="Picture 1"/>
+            <wp:cNvGraphicFramePr>
+              <a:graphicFrameLocks xmlns:a="http://schemas.openxmlformats.org/drawingml/2006/main" noChangeAspect="1"/>
+            </wp:cNvGraphicFramePr>
+            <a:graphic xmlns:a="http://schemas.openxmlformats.org/drawingml/2006/main">
+              <a:graphicData uri="http://schemas.openxmlformats.org/drawingml/2006/picture">
+                <pic:pic xmlns:pic="http://schemas.openxmlformats.org/drawingml/2006/picture">
+                  <pic:nvPicPr>
+                    <pic:cNvPr id="1642439710" name=""/>
+                    <pic:cNvPicPr/>
+                  </pic:nvPicPr>
+                  <pic:blipFill>
+                    <a:blip r:embed="rId19"/>
+                    <a:stretch>
+                      <a:fillRect/>
+                    </a:stretch>
+                  </pic:blipFill>
+                  <pic:spPr>
+                    <a:xfrm>
+                      <a:off x="0" y="0"/>
+                      <a:ext cx="5731510" cy="3134360"/>
+                    </a:xfrm>
+                    <a:prstGeom prst="rect">
+                      <a:avLst/>
+                    </a:prstGeom>
+                  </pic:spPr>
+                </pic:pic>
+              </a:graphicData>
+            </a:graphic>
+          </wp:inline>
+        </w:drawing>
+      </w:r>
+    </w:p>
+    <w:p>
+      <w:pPr>
+        <w:pStyle w:val="Caption"/>
+      </w:pPr>
+      <w:bookmarkStart w:id="34" w:name="_Toc229819174"/>
+      <w:r>
+        <w:t xml:space="preserve">Figure </w:t>
+      </w:r>
+      <w:r>
+        <w:fldChar w:fldCharType="begin"/>
+      </w:r>
+      <w:r>
+        <w:instrText xml:space="preserve"> SEQ Figure \* ARABIC </w:instrText>
+      </w:r>
+      <w:r>
+        <w:fldChar w:fldCharType="separate"/>
+      </w:r>
+      <w:r>
+        <w:rPr>
+          <w:noProof/>
+        </w:rPr>
+        <w:t>14</w:t>
+      </w:r>
+      <w:r>
+        <w:fldChar w:fldCharType="end"/>
+      </w:r>
+      <w:r>
+        <w:t xml:space="preserve"> - UML Diagram of ILogger and LoggingMiddleware Polymorphism</w:t>
+      </w:r>
+      <w:bookmarkEnd w:id="34"/>
     </w:p>
     <w:p>
       <w:pPr>
@@ -3467,14 +8384,43 @@
           <w:u w:val="single"/>
         </w:rPr>
       </w:pPr>
-      <w:bookmarkStart w:id="15" w:name="_Toc222906906"/>
+      <w:bookmarkStart w:id="35" w:name="_Toc229819157"/>
       <w:r>
         <w:rPr>
           <w:u w:val="single"/>
         </w:rPr>
-        <w:t>Implementation of the Protected Variations Principle</w:t>
-      </w:r>
-      <w:bookmarkEnd w:id="15"/>
+        <w:t>Indirection</w:t>
+      </w:r>
+      <w:bookmarkEnd w:id="35"/>
+    </w:p>
+    <w:p>
+      <w:r>
+        <w:t>The Indirection Principle is applied through the LeaveRequestState interface</w:t>
+      </w:r>
+      <w:r>
+        <w:t xml:space="preserve"> (see Figure 11)</w:t>
+      </w:r>
+      <w:r>
+        <w:t>, which acts as an intermediary between the LeaveRequest entity and the concrete state implementations (PendingState, ApprovedState, RejectedState and CancelledState).</w:t>
+      </w:r>
+      <w:r>
+        <w:t xml:space="preserve"> Rather than having the LeaveRequest </w:t>
+      </w:r>
+      <w:r>
+        <w:t xml:space="preserve">entity </w:t>
+      </w:r>
+      <w:r>
+        <w:t>class directly manage state transitions with conditional logic, the LeaveRequestState abstraction is used as an indirection, reducing tight coupling in the system and allowing for future changes to the concrete implementations (although this would violate the Open-Closed Principle).</w:t>
+      </w:r>
+      <w:r>
+        <w:t xml:space="preserve"> This also allows new concrete implementations to be </w:t>
+      </w:r>
+      <w:r>
+        <w:t xml:space="preserve">easily </w:t>
+      </w:r>
+      <w:r>
+        <w:t>implemented if the domain logic changes.</w:t>
+      </w:r>
     </w:p>
     <w:p>
       <w:pPr>
@@ -3484,52 +8430,95 @@
           <w:u w:val="single"/>
         </w:rPr>
       </w:pPr>
-      <w:bookmarkStart w:id="16" w:name="_Toc222906907"/>
+      <w:bookmarkStart w:id="36" w:name="_Toc229819158"/>
       <w:r>
         <w:rPr>
           <w:u w:val="single"/>
         </w:rPr>
-        <w:t>Implementation of the Pure Fabrication Pattern</w:t>
-      </w:r>
-      <w:bookmarkEnd w:id="16"/>
-    </w:p>
-    <w:p>
-      <w:pPr>
-        <w:jc w:val="center"/>
-        <w:rPr>
-          <w:u w:val="single"/>
-        </w:rPr>
-      </w:pPr>
-    </w:p>
-    <w:p>
-      <w:r>
-        <w:rPr>
-          <w:highlight w:val="yellow"/>
-        </w:rPr>
-        <w:t>Might need references to be changed to As and Bs</w:t>
-      </w:r>
-      <w:r>
-        <w:rPr>
-          <w:highlight w:val="yellow"/>
-        </w:rPr>
-        <w:t xml:space="preserve"> for some references</w:t>
-      </w:r>
-      <w:r>
-        <w:rPr>
-          <w:highlight w:val="yellow"/>
-        </w:rPr>
-        <w:t>?</w:t>
-      </w:r>
-    </w:p>
-    <w:p>
-      <w:r>
-        <w:rPr>
-          <w:highlight w:val="yellow"/>
-        </w:rPr>
-        <w:t>Add captions to tables</w:t>
-      </w:r>
-    </w:p>
-    <w:bookmarkStart w:id="17" w:name="_Toc222906908" w:displacedByCustomXml="next"/>
+        <w:t>Pure Fabrication</w:t>
+      </w:r>
+      <w:bookmarkEnd w:id="36"/>
+    </w:p>
+    <w:p>
+      <w:r>
+        <w:t xml:space="preserve">The Pure Fabrication Pattern is demonstrated </w:t>
+      </w:r>
+      <w:proofErr w:type="gramStart"/>
+      <w:r>
+        <w:t>through the use of</w:t>
+      </w:r>
+      <w:proofErr w:type="gramEnd"/>
+      <w:r>
+        <w:t xml:space="preserve"> factory classes</w:t>
+      </w:r>
+      <w:r>
+        <w:t xml:space="preserve"> that are</w:t>
+      </w:r>
+      <w:r>
+        <w:t xml:space="preserve"> dependency injected into the controllers</w:t>
+      </w:r>
+      <w:r>
+        <w:t xml:space="preserve"> during endpoint handling</w:t>
+      </w:r>
+      <w:r>
+        <w:t xml:space="preserve"> (see Figure 7 for an example of the factories being injected, and </w:t>
+      </w:r>
+      <w:r>
+        <w:t>Figure 12</w:t>
+      </w:r>
+      <w:r>
+        <w:t xml:space="preserve"> which shows the code for the factories)</w:t>
+      </w:r>
+      <w:r>
+        <w:t xml:space="preserve">. </w:t>
+      </w:r>
+      <w:r>
+        <w:t xml:space="preserve">A repository factory is not something that exists in the business domain of the Leave Booking System API, but it does have value as an artificial construct. This is because the factories </w:t>
+      </w:r>
+      <w:r>
+        <w:lastRenderedPageBreak/>
+        <w:t xml:space="preserve">decouple the controller’s delegation responsibilities from a repository’s </w:t>
+      </w:r>
+      <w:r>
+        <w:t>data-access implementation details</w:t>
+      </w:r>
+      <w:r>
+        <w:t xml:space="preserve">. In this way, </w:t>
+      </w:r>
+      <w:r>
+        <w:t>controller logic can remain agnostic to repository construction</w:t>
+      </w:r>
+      <w:r>
+        <w:t>,</w:t>
+      </w:r>
+      <w:r>
+        <w:t xml:space="preserve"> configuration</w:t>
+      </w:r>
+      <w:r>
+        <w:t xml:space="preserve"> and implementation</w:t>
+      </w:r>
+      <w:r>
+        <w:t>, reducing</w:t>
+      </w:r>
+      <w:r>
+        <w:t xml:space="preserve"> the amount of code that must change when </w:t>
+      </w:r>
+      <w:r>
+        <w:t xml:space="preserve">business </w:t>
+      </w:r>
+      <w:r>
+        <w:t>requirements evolve</w:t>
+      </w:r>
+      <w:r>
+        <w:t>.</w:t>
+      </w:r>
+    </w:p>
+    <w:p>
+      <w:r>
+        <w:br w:type="page"/>
+      </w:r>
+    </w:p>
+    <w:bookmarkStart w:id="37" w:name="_Toc229819159" w:displacedByCustomXml="next"/>
     <w:sdt>
       <w:sdtPr>
         <w:rPr>
@@ -3552,7 +8541,7 @@
           <w:r>
             <w:t>References</w:t>
           </w:r>
-          <w:bookmarkEnd w:id="17"/>
+          <w:bookmarkEnd w:id="37"/>
         </w:p>
         <w:sdt>
           <w:sdtPr>
@@ -3668,7 +8657,35 @@
                 <w:rPr>
                   <w:noProof/>
                 </w:rPr>
-                <w:t xml:space="preserve">Larman, C., 2004. </w:t>
+                <w:t xml:space="preserve">Ingeno, J., 2018. </w:t>
+              </w:r>
+              <w:r>
+                <w:rPr>
+                  <w:i/>
+                  <w:iCs/>
+                  <w:noProof/>
+                </w:rPr>
+                <w:t xml:space="preserve">Software Architect's Handbook. </w:t>
+              </w:r>
+              <w:r>
+                <w:rPr>
+                  <w:noProof/>
+                </w:rPr>
+                <w:t>s.l.:Packt Publishing.</w:t>
+              </w:r>
+            </w:p>
+            <w:p>
+              <w:pPr>
+                <w:pStyle w:val="Bibliography"/>
+                <w:rPr>
+                  <w:noProof/>
+                </w:rPr>
+              </w:pPr>
+              <w:r>
+                <w:rPr>
+                  <w:noProof/>
+                </w:rPr>
+                <w:t xml:space="preserve">Larman, C., 2004a. </w:t>
               </w:r>
               <w:r>
                 <w:rPr>
@@ -3696,7 +8713,7 @@
                 <w:rPr>
                   <w:noProof/>
                 </w:rPr>
-                <w:t xml:space="preserve">Larman, C., 2004. </w:t>
+                <w:t xml:space="preserve">Larman, C., 2004b. </w:t>
               </w:r>
               <w:r>
                 <w:rPr>
@@ -3711,6 +8728,34 @@
                   <w:noProof/>
                 </w:rPr>
                 <w:t>3rd ed. s.l.:Pearson.</w:t>
+              </w:r>
+            </w:p>
+            <w:p>
+              <w:pPr>
+                <w:pStyle w:val="Bibliography"/>
+                <w:rPr>
+                  <w:noProof/>
+                </w:rPr>
+              </w:pPr>
+              <w:r>
+                <w:rPr>
+                  <w:noProof/>
+                </w:rPr>
+                <w:t xml:space="preserve">Mak, R., 2026. </w:t>
+              </w:r>
+              <w:r>
+                <w:rPr>
+                  <w:i/>
+                  <w:iCs/>
+                  <w:noProof/>
+                </w:rPr>
+                <w:t xml:space="preserve">Software Design for Python Programmers. </w:t>
+              </w:r>
+              <w:r>
+                <w:rPr>
+                  <w:noProof/>
+                </w:rPr>
+                <w:t>s.l.:Manning Publications.</w:t>
               </w:r>
             </w:p>
             <w:p>
@@ -3794,7 +8839,6 @@
                 <w:rPr>
                   <w:noProof/>
                 </w:rPr>
-                <w:lastRenderedPageBreak/>
                 <w:t xml:space="preserve">Meyer, B., 1997. </w:t>
               </w:r>
               <w:r>
@@ -3921,6 +8965,62 @@
                 <w:rPr>
                   <w:noProof/>
                 </w:rPr>
+                <w:t xml:space="preserve">Phillips, D., Giridhar, C. &amp; Kasampalis, S., 2016. </w:t>
+              </w:r>
+              <w:r>
+                <w:rPr>
+                  <w:i/>
+                  <w:iCs/>
+                  <w:noProof/>
+                </w:rPr>
+                <w:t xml:space="preserve">Python: Master the Art of Design Patterns. </w:t>
+              </w:r>
+              <w:r>
+                <w:rPr>
+                  <w:noProof/>
+                </w:rPr>
+                <w:t>s.l.:Packt Publishing.</w:t>
+              </w:r>
+            </w:p>
+            <w:p>
+              <w:pPr>
+                <w:pStyle w:val="Bibliography"/>
+                <w:rPr>
+                  <w:noProof/>
+                </w:rPr>
+              </w:pPr>
+              <w:r>
+                <w:rPr>
+                  <w:noProof/>
+                </w:rPr>
+                <w:t xml:space="preserve">Rajput, D. &amp; R, V. R., 2018. </w:t>
+              </w:r>
+              <w:r>
+                <w:rPr>
+                  <w:i/>
+                  <w:iCs/>
+                  <w:noProof/>
+                </w:rPr>
+                <w:t xml:space="preserve">Building Microservices with Spring. </w:t>
+              </w:r>
+              <w:r>
+                <w:rPr>
+                  <w:noProof/>
+                </w:rPr>
+                <w:t>s.l.:Packt Publishing.</w:t>
+              </w:r>
+            </w:p>
+            <w:p>
+              <w:pPr>
+                <w:pStyle w:val="Bibliography"/>
+                <w:rPr>
+                  <w:noProof/>
+                </w:rPr>
+              </w:pPr>
+              <w:r>
+                <w:rPr>
+                  <w:noProof/>
+                </w:rPr>
                 <w:t xml:space="preserve">Richards, M. &amp; Ford, N., 2025. </w:t>
               </w:r>
               <w:r>
@@ -3939,12 +9039,69 @@
               </w:r>
             </w:p>
             <w:p>
+              <w:pPr>
+                <w:pStyle w:val="Bibliography"/>
+                <w:rPr>
+                  <w:noProof/>
+                </w:rPr>
+              </w:pPr>
+              <w:r>
+                <w:rPr>
+                  <w:noProof/>
+                </w:rPr>
+                <w:t xml:space="preserve">Seemann, M., 2011. </w:t>
+              </w:r>
+              <w:r>
+                <w:rPr>
+                  <w:i/>
+                  <w:iCs/>
+                  <w:noProof/>
+                </w:rPr>
+                <w:t xml:space="preserve">Dependency Injection in .NET. </w:t>
+              </w:r>
+              <w:r>
+                <w:rPr>
+                  <w:noProof/>
+                </w:rPr>
+                <w:t>s.l.:Manning Publications.</w:t>
+              </w:r>
+            </w:p>
+            <w:p>
+              <w:pPr>
+                <w:pStyle w:val="Bibliography"/>
+                <w:rPr>
+                  <w:noProof/>
+                </w:rPr>
+              </w:pPr>
+              <w:r>
+                <w:rPr>
+                  <w:noProof/>
+                </w:rPr>
+                <w:t xml:space="preserve">Sintes, A., 2001. </w:t>
+              </w:r>
+              <w:r>
+                <w:rPr>
+                  <w:i/>
+                  <w:iCs/>
+                  <w:noProof/>
+                </w:rPr>
+                <w:t xml:space="preserve">Sams Teach Yourself Object Oriented Programming in 21 Days. </w:t>
+              </w:r>
+              <w:r>
+                <w:rPr>
+                  <w:noProof/>
+                </w:rPr>
+                <w:t>2nd ed. s.l.:Sams.</w:t>
+              </w:r>
+            </w:p>
+            <w:p>
               <w:r>
                 <w:rPr>
                   <w:b/>
                   <w:bCs/>
                   <w:noProof/>
                 </w:rPr>
+                <w:lastRenderedPageBreak/>
                 <w:fldChar w:fldCharType="end"/>
               </w:r>
             </w:p>
@@ -3952,6 +9109,409 @@
         </w:sdt>
       </w:sdtContent>
     </w:sdt>
+    <w:p>
+      <w:pPr>
+        <w:pStyle w:val="Heading1"/>
+        <w:jc w:val="center"/>
+        <w:rPr>
+          <w:u w:val="single"/>
+        </w:rPr>
+      </w:pPr>
+      <w:bookmarkStart w:id="38" w:name="_Toc229819160"/>
+      <w:r>
+        <w:rPr>
+          <w:u w:val="single"/>
+        </w:rPr>
+        <w:t>Use of AI in This Assignment</w:t>
+      </w:r>
+      <w:bookmarkEnd w:id="38"/>
+    </w:p>
+    <w:p>
+      <w:r>
+        <w:t>For this assignment, I have used AI in the following ways:</w:t>
+      </w:r>
+    </w:p>
+    <w:tbl>
+      <w:tblPr>
+        <w:tblStyle w:val="TableGrid"/>
+        <w:tblW w:w="0" w:type="auto"/>
+        <w:tblLook w:val="04A0" w:firstRow="1" w:lastRow="0" w:firstColumn="1" w:lastColumn="0" w:noHBand="0" w:noVBand="1"/>
+      </w:tblPr>
+      <w:tblGrid>
+        <w:gridCol w:w="1914"/>
+        <w:gridCol w:w="4602"/>
+        <w:gridCol w:w="2500"/>
+      </w:tblGrid>
+      <w:tr>
+        <w:tc>
+          <w:tcPr>
+            <w:tcW w:w="1914" w:type="dxa"/>
+          </w:tcPr>
+          <w:p>
+            <w:pPr>
+              <w:jc w:val="center"/>
+              <w:rPr>
+                <w:b/>
+                <w:bCs/>
+              </w:rPr>
+            </w:pPr>
+            <w:r>
+              <w:rPr>
+                <w:b/>
+                <w:bCs/>
+              </w:rPr>
+              <w:t>Use of AI</w:t>
+            </w:r>
+          </w:p>
+        </w:tc>
+        <w:tc>
+          <w:tcPr>
+            <w:tcW w:w="4602" w:type="dxa"/>
+          </w:tcPr>
+          <w:p>
+            <w:pPr>
+              <w:jc w:val="center"/>
+              <w:rPr>
+                <w:b/>
+                <w:bCs/>
+              </w:rPr>
+            </w:pPr>
+            <w:r>
+              <w:rPr>
+                <w:b/>
+                <w:bCs/>
+              </w:rPr>
+              <w:t>How it Was Used</w:t>
+            </w:r>
+          </w:p>
+        </w:tc>
+        <w:tc>
+          <w:tcPr>
+            <w:tcW w:w="2500" w:type="dxa"/>
+          </w:tcPr>
+          <w:p>
+            <w:pPr>
+              <w:jc w:val="center"/>
+              <w:rPr>
+                <w:b/>
+                <w:bCs/>
+              </w:rPr>
+            </w:pPr>
+            <w:r>
+              <w:rPr>
+                <w:b/>
+                <w:bCs/>
+              </w:rPr>
+              <w:t>Models Used</w:t>
+            </w:r>
+          </w:p>
+        </w:tc>
+      </w:tr>
+      <w:tr>
+        <w:tc>
+          <w:tcPr>
+            <w:tcW w:w="1914" w:type="dxa"/>
+          </w:tcPr>
+          <w:p>
+            <w:pPr>
+              <w:jc w:val="center"/>
+              <w:rPr>
+                <w:b/>
+                <w:bCs/>
+              </w:rPr>
+            </w:pPr>
+            <w:r>
+              <w:rPr>
+                <w:b/>
+                <w:bCs/>
+              </w:rPr>
+              <w:t>Researching</w:t>
+            </w:r>
+          </w:p>
+        </w:tc>
+        <w:tc>
+          <w:tcPr>
+            <w:tcW w:w="4602" w:type="dxa"/>
+          </w:tcPr>
+          <w:p>
+            <w:r>
+              <w:t>For research, I used a browser-based M365 Copilot (Basic) model to brainstorm ideas related to how I could implement design patterns through specification for the API. I also used O’Reilly’s Answers model when trying to research specific topics where I wanted concrete references to ensure that any hallucinations from the M365 Copilot (Basic) model were minimised.</w:t>
+            </w:r>
+          </w:p>
+        </w:tc>
+        <w:tc>
+          <w:tcPr>
+            <w:tcW w:w="2500" w:type="dxa"/>
+          </w:tcPr>
+          <w:p>
+            <w:r>
+              <w:t>M365 Copilot (Basic), O’Reilly’s Answers</w:t>
+            </w:r>
+          </w:p>
+        </w:tc>
+      </w:tr>
+      <w:tr>
+        <w:tc>
+          <w:tcPr>
+            <w:tcW w:w="1914" w:type="dxa"/>
+          </w:tcPr>
+          <w:p>
+            <w:pPr>
+              <w:jc w:val="center"/>
+              <w:rPr>
+                <w:b/>
+                <w:bCs/>
+              </w:rPr>
+            </w:pPr>
+            <w:r>
+              <w:rPr>
+                <w:b/>
+                <w:bCs/>
+              </w:rPr>
+              <w:t>Structuring</w:t>
+            </w:r>
+          </w:p>
+        </w:tc>
+        <w:tc>
+          <w:tcPr>
+            <w:tcW w:w="4602" w:type="dxa"/>
+          </w:tcPr>
+          <w:p>
+            <w:r>
+              <w:t>I did not use generative AI for any of the structuring of this assignment.</w:t>
+            </w:r>
+          </w:p>
+        </w:tc>
+        <w:tc>
+          <w:tcPr>
+            <w:tcW w:w="2500" w:type="dxa"/>
+          </w:tcPr>
+          <w:p>
+            <w:r>
+              <w:t>None</w:t>
+            </w:r>
+          </w:p>
+        </w:tc>
+      </w:tr>
+      <w:tr>
+        <w:tc>
+          <w:tcPr>
+            <w:tcW w:w="1914" w:type="dxa"/>
+          </w:tcPr>
+          <w:p>
+            <w:pPr>
+              <w:jc w:val="center"/>
+              <w:rPr>
+                <w:b/>
+                <w:bCs/>
+              </w:rPr>
+            </w:pPr>
+            <w:r>
+              <w:rPr>
+                <w:b/>
+                <w:bCs/>
+              </w:rPr>
+              <w:t>Writing</w:t>
+            </w:r>
+          </w:p>
+        </w:tc>
+        <w:tc>
+          <w:tcPr>
+            <w:tcW w:w="4602" w:type="dxa"/>
+          </w:tcPr>
+          <w:p>
+            <w:r>
+              <w:t xml:space="preserve">I did not use generative AI for any of the initial </w:t>
+            </w:r>
+            <w:r>
+              <w:t>drafts of this assignment;</w:t>
+            </w:r>
+            <w:r>
+              <w:t xml:space="preserve"> however, I did use generative AI for proofreading and refinement. Please see the Proofreading section of this table.</w:t>
+            </w:r>
+          </w:p>
+        </w:tc>
+        <w:tc>
+          <w:tcPr>
+            <w:tcW w:w="2500" w:type="dxa"/>
+          </w:tcPr>
+          <w:p>
+            <w:r>
+              <w:t>None</w:t>
+            </w:r>
+          </w:p>
+        </w:tc>
+      </w:tr>
+      <w:tr>
+        <w:tc>
+          <w:tcPr>
+            <w:tcW w:w="1914" w:type="dxa"/>
+          </w:tcPr>
+          <w:p>
+            <w:pPr>
+              <w:jc w:val="center"/>
+              <w:rPr>
+                <w:b/>
+                <w:bCs/>
+              </w:rPr>
+            </w:pPr>
+            <w:r>
+              <w:rPr>
+                <w:b/>
+                <w:bCs/>
+              </w:rPr>
+              <w:t>Creative</w:t>
+            </w:r>
+          </w:p>
+        </w:tc>
+        <w:tc>
+          <w:tcPr>
+            <w:tcW w:w="4602" w:type="dxa"/>
+          </w:tcPr>
+          <w:p>
+            <w:r>
+              <w:t>I did not use generative AI to produce any images for this assignment.</w:t>
+            </w:r>
+          </w:p>
+        </w:tc>
+        <w:tc>
+          <w:tcPr>
+            <w:tcW w:w="2500" w:type="dxa"/>
+          </w:tcPr>
+          <w:p>
+            <w:r>
+              <w:t>None</w:t>
+            </w:r>
+          </w:p>
+        </w:tc>
+      </w:tr>
+      <w:tr>
+        <w:tc>
+          <w:tcPr>
+            <w:tcW w:w="1914" w:type="dxa"/>
+          </w:tcPr>
+          <w:p>
+            <w:pPr>
+              <w:jc w:val="center"/>
+              <w:rPr>
+                <w:b/>
+                <w:bCs/>
+              </w:rPr>
+            </w:pPr>
+            <w:r>
+              <w:rPr>
+                <w:b/>
+                <w:bCs/>
+              </w:rPr>
+              <w:t>Programming</w:t>
+            </w:r>
+          </w:p>
+        </w:tc>
+        <w:tc>
+          <w:tcPr>
+            <w:tcW w:w="4602" w:type="dxa"/>
+          </w:tcPr>
+          <w:p>
+            <w:r>
+              <w:t xml:space="preserve">I used generative AI in Visual Studio Code to help create boilerplate code and to help speed up repetitive coding tasks (such as adding routes to routers with already defined endpoints). I also used it in the process of debugging issues when trying to initially start up the API server, to create </w:t>
+            </w:r>
+            <w:r>
+              <w:t>HTTP</w:t>
+            </w:r>
+            <w:r>
+              <w:t xml:space="preserve"> request bodies for generating data through Bruno (based on non-generated data entities passed in) and to highlight syntax and issues with incorrect imports of external code libraries. Any code generated was reviewed by myself, and all code other than noted above was produced by me.</w:t>
+            </w:r>
+          </w:p>
+        </w:tc>
+        <w:tc>
+          <w:tcPr>
+            <w:tcW w:w="2500" w:type="dxa"/>
+          </w:tcPr>
+          <w:p>
+            <w:r>
+              <w:t>Claude Haiku 4.5</w:t>
+            </w:r>
+          </w:p>
+        </w:tc>
+      </w:tr>
+      <w:tr>
+        <w:tc>
+          <w:tcPr>
+            <w:tcW w:w="1914" w:type="dxa"/>
+          </w:tcPr>
+          <w:p>
+            <w:pPr>
+              <w:jc w:val="center"/>
+              <w:rPr>
+                <w:b/>
+                <w:bCs/>
+              </w:rPr>
+            </w:pPr>
+            <w:r>
+              <w:rPr>
+                <w:b/>
+                <w:bCs/>
+              </w:rPr>
+              <w:t>Proofreading</w:t>
+            </w:r>
+          </w:p>
+        </w:tc>
+        <w:tc>
+          <w:tcPr>
+            <w:tcW w:w="4602" w:type="dxa"/>
+          </w:tcPr>
+          <w:p>
+            <w:r>
+              <w:t>I used generative AI to proofread my assignment report and to advise me on how to make the wording sound more formal. No additional ideas or writing was done by generative AI outside except to reword what had been already written.</w:t>
+            </w:r>
+          </w:p>
+        </w:tc>
+        <w:tc>
+          <w:tcPr>
+            <w:tcW w:w="2500" w:type="dxa"/>
+          </w:tcPr>
+          <w:p>
+            <w:pPr>
+              <w:keepNext/>
+            </w:pPr>
+            <w:r>
+              <w:t>M365 Copilot (Word)</w:t>
+            </w:r>
+          </w:p>
+        </w:tc>
+      </w:tr>
+    </w:tbl>
+    <w:p>
+      <w:pPr>
+        <w:pStyle w:val="Caption"/>
+      </w:pPr>
+      <w:bookmarkStart w:id="39" w:name="_Toc229819178"/>
+      <w:r>
+        <w:t xml:space="preserve">Table </w:t>
+      </w:r>
+      <w:r>
+        <w:fldChar w:fldCharType="begin"/>
+      </w:r>
+      <w:r>
+        <w:instrText xml:space="preserve"> SEQ Table \* ARABIC </w:instrText>
+      </w:r>
+      <w:r>
+        <w:fldChar w:fldCharType="separate"/>
+      </w:r>
+      <w:r>
+        <w:rPr>
+          <w:noProof/>
+        </w:rPr>
+        <w:t>4</w:t>
+      </w:r>
+      <w:r>
+        <w:fldChar w:fldCharType="end"/>
+      </w:r>
+      <w:r>
+        <w:t xml:space="preserve"> - Use of AI in This Assignment</w:t>
+      </w:r>
+      <w:bookmarkEnd w:id="39"/>
+    </w:p>
     <w:p/>
     <w:sectPr>
       <w:pgSz w:w="11906" w:h="16838"/>
@@ -4722,6 +10282,7 @@
   <w:style w:type="character" w:default="1" w:styleId="DefaultParagraphFont">
     <w:name w:val="Default Paragraph Font"/>
     <w:uiPriority w:val="1"/>
+    <w:semiHidden/>
     <w:unhideWhenUsed/>
   </w:style>
   <w:style w:type="table" w:default="1" w:styleId="TableNormal">
@@ -5202,6 +10763,36 @@
       </w:tblBorders>
     </w:tblPr>
   </w:style>
+  <w:style w:type="paragraph" w:styleId="Caption">
+    <w:name w:val="caption"/>
+    <w:basedOn w:val="Normal"/>
+    <w:next w:val="Normal"/>
+    <w:uiPriority w:val="35"/>
+    <w:unhideWhenUsed/>
+    <w:qFormat/>
+    <w:rsid w:val="00A13F1B"/>
+    <w:pPr>
+      <w:spacing w:after="200" w:line="240" w:lineRule="auto"/>
+    </w:pPr>
+    <w:rPr>
+      <w:i/>
+      <w:iCs/>
+      <w:color w:val="0E2841" w:themeColor="text2"/>
+      <w:sz w:val="18"/>
+      <w:szCs w:val="18"/>
+    </w:rPr>
+  </w:style>
+  <w:style w:type="paragraph" w:styleId="TableofFigures">
+    <w:name w:val="table of figures"/>
+    <w:basedOn w:val="Normal"/>
+    <w:next w:val="Normal"/>
+    <w:uiPriority w:val="99"/>
+    <w:unhideWhenUsed/>
+    <w:rsid w:val="004B1ACB"/>
+    <w:pPr>
+      <w:spacing w:after="0"/>
+    </w:pPr>
+  </w:style>
 </w:styles>
 </file>
 
@@ -5614,46 +11205,6 @@
     <b:RefOrder>5</b:RefOrder>
   </b:Source>
   <b:Source>
-    <b:Tag>Lar04</b:Tag>
-    <b:SourceType>Book</b:SourceType>
-    <b:Guid>{F5E10B83-2224-481B-84AA-C9FE4DF9961E}</b:Guid>
-    <b:Author>
-      <b:Author>
-        <b:NameList>
-          <b:Person>
-            <b:Last>Larman</b:Last>
-            <b:First>Craig</b:First>
-          </b:Person>
-        </b:NameList>
-      </b:Author>
-    </b:Author>
-    <b:Title>Applying UML and Patterns: An Introduction to Object-Oriented Analysis and Design and Iterative Development, 17. GRASP: Designing Objects with Responsibilities</b:Title>
-    <b:Year>2004</b:Year>
-    <b:Publisher>Pearson</b:Publisher>
-    <b:Edition>3rd</b:Edition>
-    <b:RefOrder>6</b:RefOrder>
-  </b:Source>
-  <b:Source>
-    <b:Tag>Lar041</b:Tag>
-    <b:SourceType>Book</b:SourceType>
-    <b:Guid>{22B13E06-48A8-4C0E-B198-4CFCF775A26A}</b:Guid>
-    <b:Author>
-      <b:Author>
-        <b:NameList>
-          <b:Person>
-            <b:Last>Larman</b:Last>
-            <b:First>Craig</b:First>
-          </b:Person>
-        </b:NameList>
-      </b:Author>
-    </b:Author>
-    <b:Title>Applying UML and Patterns: An Introduction to Object-Oriented Analysis and Design and Iterative Development, 25. GRASP: More Objects with Responsibilities</b:Title>
-    <b:Year>2004</b:Year>
-    <b:Publisher>Pearson</b:Publisher>
-    <b:Edition>3rd</b:Edition>
-    <b:RefOrder>7</b:RefOrder>
-  </b:Source>
-  <b:Source>
     <b:Tag>Ric25</b:Tag>
     <b:SourceType>Book</b:SourceType>
     <b:Guid>{409B5021-5776-4C29-BEC4-C01E6998A1D4}</b:Guid>
@@ -5675,7 +11226,7 @@
     <b:Year>2025</b:Year>
     <b:Publisher>O'Reilly Media, Inc.</b:Publisher>
     <b:Edition>2nd</b:Edition>
-    <b:RefOrder>8</b:RefOrder>
+    <b:RefOrder>10</b:RefOrder>
   </b:Source>
   <b:Source>
     <b:Tag>Pfl23</b:Tag>
@@ -5703,7 +11254,7 @@
     <b:Year>2023</b:Year>
     <b:Publisher>Addison-Wesley Professional</b:Publisher>
     <b:Edition>6th</b:Edition>
-    <b:RefOrder>9</b:RefOrder>
+    <b:RefOrder>11</b:RefOrder>
   </b:Source>
   <b:Source>
     <b:Tag>Mic262</b:Tag>
@@ -5720,7 +11271,7 @@
     <b:MonthAccessed>February</b:MonthAccessed>
     <b:DayAccessed>21st</b:DayAccessed>
     <b:URL>https://learn.microsoft.com/en-us/dotnet/csharp/fundamentals/object-oriented/polymorphism</b:URL>
-    <b:RefOrder>10</b:RefOrder>
+    <b:RefOrder>12</b:RefOrder>
   </b:Source>
   <b:Source>
     <b:Tag>Gam94</b:Tag>
@@ -5751,13 +11302,181 @@
         </b:NameList>
       </b:Author>
     </b:Author>
-    <b:RefOrder>11</b:RefOrder>
+    <b:RefOrder>13</b:RefOrder>
+  </b:Source>
+  <b:Source>
+    <b:Tag>Sin01</b:Tag>
+    <b:SourceType>Book</b:SourceType>
+    <b:Guid>{D61F2DC2-EC44-4197-9B88-81834CAE5DED}</b:Guid>
+    <b:Title>Sams Teach Yourself Object Oriented Programming in 21 Days</b:Title>
+    <b:Year>2001</b:Year>
+    <b:Author>
+      <b:Author>
+        <b:NameList>
+          <b:Person>
+            <b:Last>Sintes</b:Last>
+            <b:First>Anthony</b:First>
+          </b:Person>
+        </b:NameList>
+      </b:Author>
+    </b:Author>
+    <b:Publisher>Sams</b:Publisher>
+    <b:Edition>2nd</b:Edition>
+    <b:RefOrder>6</b:RefOrder>
+  </b:Source>
+  <b:Source>
+    <b:Tag>Ing18</b:Tag>
+    <b:SourceType>Book</b:SourceType>
+    <b:Guid>{47A1C22D-62F5-4C24-AF61-BC0520A8E68F}</b:Guid>
+    <b:Author>
+      <b:Author>
+        <b:NameList>
+          <b:Person>
+            <b:Last>Ingeno</b:Last>
+            <b:First>Joseph</b:First>
+          </b:Person>
+        </b:NameList>
+      </b:Author>
+    </b:Author>
+    <b:Title>Software Architect's Handbook</b:Title>
+    <b:Year>2018</b:Year>
+    <b:Publisher>Packt Publishing</b:Publisher>
+    <b:RefOrder>7</b:RefOrder>
+  </b:Source>
+  <b:Source>
+    <b:Tag>See11</b:Tag>
+    <b:SourceType>Book</b:SourceType>
+    <b:Guid>{E0CCF896-6697-4693-9B82-665DEF57B38F}</b:Guid>
+    <b:Author>
+      <b:Author>
+        <b:NameList>
+          <b:Person>
+            <b:Last>Seemann</b:Last>
+            <b:First>Mark</b:First>
+          </b:Person>
+        </b:NameList>
+      </b:Author>
+    </b:Author>
+    <b:Title>Dependency Injection in .NET</b:Title>
+    <b:Year>2011</b:Year>
+    <b:Publisher>Manning Publications</b:Publisher>
+    <b:RefOrder>14</b:RefOrder>
+  </b:Source>
+  <b:Source>
+    <b:Tag>Raj18</b:Tag>
+    <b:SourceType>Book</b:SourceType>
+    <b:Guid>{5B5C80E3-E019-4509-9C1C-7352793F89D0}</b:Guid>
+    <b:Author>
+      <b:Author>
+        <b:NameList>
+          <b:Person>
+            <b:Last>Rajput</b:Last>
+            <b:First>Dinesh</b:First>
+          </b:Person>
+          <b:Person>
+            <b:Last>R</b:Last>
+            <b:First>V,</b:First>
+            <b:Middle>Rajesh</b:Middle>
+          </b:Person>
+        </b:NameList>
+      </b:Author>
+    </b:Author>
+    <b:Title>Building Microservices with Spring</b:Title>
+    <b:Year>2018</b:Year>
+    <b:Publisher>Packt Publishing</b:Publisher>
+    <b:RefOrder>17</b:RefOrder>
+  </b:Source>
+  <b:Source>
+    <b:Tag>Phi16</b:Tag>
+    <b:SourceType>Book</b:SourceType>
+    <b:Guid>{74D559DE-1EB6-44DE-9AA2-377CEE51FBBE}</b:Guid>
+    <b:Author>
+      <b:Author>
+        <b:NameList>
+          <b:Person>
+            <b:Last>Phillips</b:Last>
+            <b:First>Dusty</b:First>
+          </b:Person>
+          <b:Person>
+            <b:Last>Giridhar</b:Last>
+            <b:First>Chethan</b:First>
+          </b:Person>
+          <b:Person>
+            <b:Last>Kasampalis</b:Last>
+            <b:First>Sakis</b:First>
+          </b:Person>
+        </b:NameList>
+      </b:Author>
+    </b:Author>
+    <b:Title>Python: Master the Art of Design Patterns</b:Title>
+    <b:Year>2016</b:Year>
+    <b:Publisher>Packt Publishing</b:Publisher>
+    <b:RefOrder>15</b:RefOrder>
+  </b:Source>
+  <b:Source>
+    <b:Tag>Mak26</b:Tag>
+    <b:SourceType>Book</b:SourceType>
+    <b:Guid>{9CB67C0A-8562-4169-89EE-465D87AB21F0}</b:Guid>
+    <b:Author>
+      <b:Author>
+        <b:NameList>
+          <b:Person>
+            <b:Last>Mak</b:Last>
+            <b:First>Ron</b:First>
+          </b:Person>
+        </b:NameList>
+      </b:Author>
+    </b:Author>
+    <b:Title>Software Design for Python Programmers</b:Title>
+    <b:Year>2026</b:Year>
+    <b:Publisher>Manning Publications</b:Publisher>
+    <b:RefOrder>16</b:RefOrder>
+  </b:Source>
+  <b:Source>
+    <b:Tag>Lar04</b:Tag>
+    <b:SourceType>Book</b:SourceType>
+    <b:Guid>{29DF17A7-B4EC-49CB-95F8-AD549B0BC485}</b:Guid>
+    <b:Author>
+      <b:Author>
+        <b:NameList>
+          <b:Person>
+            <b:Last>Larman</b:Last>
+            <b:First>Craig</b:First>
+          </b:Person>
+        </b:NameList>
+      </b:Author>
+    </b:Author>
+    <b:Title>Applying UML and Patterns: An Introduction to Object-Oriented Analysis and Design and Iterative Development, 17. GRASP: Designing Objects with Responsibilities</b:Title>
+    <b:Year>2004a</b:Year>
+    <b:Publisher>Pearson</b:Publisher>
+    <b:Edition>3rd</b:Edition>
+    <b:RefOrder>8</b:RefOrder>
+  </b:Source>
+  <b:Source>
+    <b:Tag>Lar041</b:Tag>
+    <b:SourceType>Book</b:SourceType>
+    <b:Guid>{AAB458FE-8F1A-4410-903B-A0F9CB8D8FF7}</b:Guid>
+    <b:Author>
+      <b:Author>
+        <b:NameList>
+          <b:Person>
+            <b:Last>Larman</b:Last>
+            <b:First>Craig</b:First>
+          </b:Person>
+        </b:NameList>
+      </b:Author>
+    </b:Author>
+    <b:Title>Applying UML and Patterns: An Introduction to Object-Oriented Analysis and Design and Iterative Development, 25. GRASP: More Objects with Responsibilities</b:Title>
+    <b:Year>2004b</b:Year>
+    <b:Publisher>Pearson</b:Publisher>
+    <b:Edition>3rd</b:Edition>
+    <b:RefOrder>9</b:RefOrder>
   </b:Source>
 </b:Sources>
 </file>
 
 <file path=customXml/itemProps1.xml><?xml version="1.0" encoding="utf-8"?>
-<ds:datastoreItem xmlns:ds="http://schemas.openxmlformats.org/officeDocument/2006/customXml" ds:itemID="{45A5ABB1-9F37-4821-9362-5240251BB71E}">
+<ds:datastoreItem xmlns:ds="http://schemas.openxmlformats.org/officeDocument/2006/customXml" ds:itemID="{E791ABCB-2B34-4ADF-A9FB-484D7CFC02B5}">
   <ds:schemaRefs>
     <ds:schemaRef ds:uri="http://schemas.openxmlformats.org/officeDocument/2006/bibliography"/>
   </ds:schemaRefs>
